--- a/documentacion/RICORA_de_conforme_a_nativo_en_RiC.docx
+++ b/documentacion/RICORA_de_conforme_a_nativo_en_RiC.docx
@@ -42,7 +42,7 @@
           <w:sz w:val="30"/>
           <w:szCs w:val="30"/>
         </w:rPr>
-        <w:t xml:space="preserve">Lo que le falta al sistema y qué agregarle</w:t>
+        <w:t xml:space="preserve">Qué es RiC, qué le falta a RICORA y cómo corregirlo</w:t>
       </w:r>
     </w:p>
     <w:p>
@@ -140,39 +140,69 @@
       </w:r>
     </w:p>
     <w:p>
+      <w:r>
+        <w:br w:type="page"/>
+      </w:r>
+    </w:p>
+    <w:p>
+      <w:pPr>
+        <w:spacing w:after="120" w:before="600"/>
+      </w:pPr>
+      <w:r>
+        <w:rPr>
+          <w:b/>
+          <w:bCs/>
+          <w:color w:val="2F5FD0"/>
+          <w:sz w:val="40"/>
+          <w:szCs w:val="40"/>
+        </w:rPr>
+        <w:t xml:space="preserve">Parte A · Entender RiC</w:t>
+      </w:r>
+    </w:p>
+    <w:p>
+      <w:pPr>
+        <w:spacing w:after="400"/>
+      </w:pPr>
+      <w:r>
+        <w:rPr>
+          <w:color w:val="5B6477"/>
+          <w:sz w:val="24"/>
+          <w:szCs w:val="24"/>
+        </w:rPr>
+        <w:t xml:space="preserve">Qué es, para qué sirve, en qué se diferencia de la descripción tradicional y cómo se usa</w:t>
+      </w:r>
+    </w:p>
+    <w:p>
       <w:pPr>
         <w:pStyle w:val="Heading1"/>
       </w:pPr>
       <w:r>
-        <w:t xml:space="preserve">1. Respuesta corta</w:t>
+        <w:t xml:space="preserve">A1. Qué es RiC</w:t>
       </w:r>
     </w:p>
     <w:p>
       <w:pPr>
         <w:spacing w:after="120" w:line="276"/>
       </w:pPr>
-      <w:r>
-        <w:t xml:space="preserve">RICORA </w:t>
-      </w:r>
       <w:r>
         <w:rPr>
           <w:b/>
           <w:bCs/>
         </w:rPr>
-        <w:t xml:space="preserve">produce RiC conforme</w:t>
-      </w:r>
-      <w:r>
-        <w:t xml:space="preserve">: todo lo que exporta existe en la ontología oficial, se valida contra el OWL y contra un perfil SHACL antes de salir, y cada descripción tiene una URI propia. Pero </w:t>
+        <w:t xml:space="preserve">Records in Contexts (RiC)</w:t>
+      </w:r>
+      <w:r>
+        <w:t xml:space="preserve"> —«Documentos en sus contextos»— es la norma de descripción archivística del </w:t>
       </w:r>
       <w:r>
         <w:rPr>
           <w:b/>
           <w:bCs/>
         </w:rPr>
-        <w:t xml:space="preserve">todavía no es nativo en RiC</w:t>
-      </w:r>
-      <w:r>
-        <w:t xml:space="preserve">: por dentro sigue organizado como ISAD(G), por fondos y jerarquías, y el grafo RiC es una vista que se calcula al exportar.</w:t>
+        <w:t xml:space="preserve">Consejo Internacional de Archivos (ICA)</w:t>
+      </w:r>
+      <w:r>
+        <w:t xml:space="preserve">, elaborada por su Grupo de Expertos en Descripción Archivística (EGAD), que la trabaja desde 2012.</w:t>
       </w:r>
     </w:p>
     <w:p>
@@ -180,7 +210,2282 @@
         <w:spacing w:after="120" w:line="276"/>
       </w:pPr>
       <w:r>
-        <w:t xml:space="preserve">Las tres diferencias de fondo son:</w:t>
+        <w:t xml:space="preserve">Su idea central cabe en una frase: </w:t>
+      </w:r>
+      <w:r>
+        <w:rPr>
+          <w:i/>
+          <w:iCs/>
+        </w:rPr>
+        <w:t xml:space="preserve">un documento no se entiende solo, se entiende por sus relaciones</w:t>
+      </w:r>
+      <w:r>
+        <w:t xml:space="preserve"> — quién lo produjo, en ejercicio de qué función, bajo qué norma, en qué lugar y fecha, con qué otros documentos se vincula y en qué soportes existe. RiC describe esas relaciones de forma explícita, como una red, en lugar de deducirlas de la posición del documento en un árbol.</w:t>
+      </w:r>
+    </w:p>
+    <w:p>
+      <w:pPr>
+        <w:spacing w:after="120" w:line="276"/>
+      </w:pPr>
+      <w:r>
+        <w:t xml:space="preserve">RiC integra en un solo modelo lo que antes estaba repartido en cuatro normas del ICA: ISAD(G) (descripción de documentos), ISAAR(CPF) (registros de autoridad de instituciones, personas y familias), ISDF (funciones) e ISDIAH (instituciones que custodian archivos).</w:t>
+      </w:r>
+    </w:p>
+    <w:p>
+      <w:pPr>
+        <w:pStyle w:val="Heading1"/>
+      </w:pPr>
+      <w:r>
+        <w:t xml:space="preserve">A2. Sus componentes</w:t>
+      </w:r>
+    </w:p>
+    <w:tbl>
+      <w:tblPr>
+        <w:tblW w:type="dxa" w:w="9360"/>
+        <w:tblBorders>
+          <w:top w:val="single" w:color="auto" w:sz="4"/>
+          <w:left w:val="single" w:color="auto" w:sz="4"/>
+          <w:bottom w:val="single" w:color="auto" w:sz="4"/>
+          <w:right w:val="single" w:color="auto" w:sz="4"/>
+          <w:insideH w:val="single" w:color="auto" w:sz="4"/>
+          <w:insideV w:val="single" w:color="auto" w:sz="4"/>
+        </w:tblBorders>
+      </w:tblPr>
+      <w:tblGrid>
+        <w:gridCol w:w="1400"/>
+        <w:gridCol w:w="4960"/>
+        <w:gridCol w:w="3000"/>
+      </w:tblGrid>
+      <w:tr>
+        <w:trPr>
+          <w:tblHeader/>
+        </w:trPr>
+        <w:tc>
+          <w:tcPr>
+            <w:tcW w:type="dxa" w:w="1400"/>
+            <w:tcBorders>
+              <w:top w:val="single" w:color="CFD6E1" w:sz="4"/>
+              <w:left w:val="single" w:color="CFD6E1" w:sz="4"/>
+              <w:bottom w:val="single" w:color="CFD6E1" w:sz="4"/>
+              <w:right w:val="single" w:color="CFD6E1" w:sz="4"/>
+            </w:tcBorders>
+            <w:shd w:fill="DDE6FA" w:color="auto" w:val="clear"/>
+            <w:tcMar>
+              <w:top w:type="dxa" w:w="60"/>
+              <w:left w:type="dxa" w:w="100"/>
+              <w:bottom w:type="dxa" w:w="60"/>
+              <w:right w:type="dxa" w:w="100"/>
+            </w:tcMar>
+          </w:tcPr>
+          <w:p>
+            <w:pPr>
+              <w:spacing w:after="40"/>
+            </w:pPr>
+            <w:r>
+              <w:rPr>
+                <w:b/>
+                <w:bCs/>
+                <w:color w:val="1C2333"/>
+                <w:sz w:val="18"/>
+                <w:szCs w:val="18"/>
+              </w:rPr>
+              <w:t xml:space="preserve">Parte</w:t>
+            </w:r>
+          </w:p>
+        </w:tc>
+        <w:tc>
+          <w:tcPr>
+            <w:tcW w:type="dxa" w:w="4960"/>
+            <w:tcBorders>
+              <w:top w:val="single" w:color="CFD6E1" w:sz="4"/>
+              <w:left w:val="single" w:color="CFD6E1" w:sz="4"/>
+              <w:bottom w:val="single" w:color="CFD6E1" w:sz="4"/>
+              <w:right w:val="single" w:color="CFD6E1" w:sz="4"/>
+            </w:tcBorders>
+            <w:shd w:fill="DDE6FA" w:color="auto" w:val="clear"/>
+            <w:tcMar>
+              <w:top w:type="dxa" w:w="60"/>
+              <w:left w:type="dxa" w:w="100"/>
+              <w:bottom w:type="dxa" w:w="60"/>
+              <w:right w:type="dxa" w:w="100"/>
+            </w:tcMar>
+          </w:tcPr>
+          <w:p>
+            <w:pPr>
+              <w:spacing w:after="40"/>
+            </w:pPr>
+            <w:r>
+              <w:rPr>
+                <w:b/>
+                <w:bCs/>
+                <w:color w:val="1C2333"/>
+                <w:sz w:val="18"/>
+                <w:szCs w:val="18"/>
+              </w:rPr>
+              <w:t xml:space="preserve">Qué es</w:t>
+            </w:r>
+          </w:p>
+        </w:tc>
+        <w:tc>
+          <w:tcPr>
+            <w:tcW w:type="dxa" w:w="3000"/>
+            <w:tcBorders>
+              <w:top w:val="single" w:color="CFD6E1" w:sz="4"/>
+              <w:left w:val="single" w:color="CFD6E1" w:sz="4"/>
+              <w:bottom w:val="single" w:color="CFD6E1" w:sz="4"/>
+              <w:right w:val="single" w:color="CFD6E1" w:sz="4"/>
+            </w:tcBorders>
+            <w:shd w:fill="DDE6FA" w:color="auto" w:val="clear"/>
+            <w:tcMar>
+              <w:top w:type="dxa" w:w="60"/>
+              <w:left w:type="dxa" w:w="100"/>
+              <w:bottom w:type="dxa" w:w="60"/>
+              <w:right w:type="dxa" w:w="100"/>
+            </w:tcMar>
+          </w:tcPr>
+          <w:p>
+            <w:pPr>
+              <w:spacing w:after="40"/>
+            </w:pPr>
+            <w:r>
+              <w:rPr>
+                <w:b/>
+                <w:bCs/>
+                <w:color w:val="1C2333"/>
+                <w:sz w:val="18"/>
+                <w:szCs w:val="18"/>
+              </w:rPr>
+              <w:t xml:space="preserve">Estado verificado</w:t>
+            </w:r>
+          </w:p>
+        </w:tc>
+      </w:tr>
+      <w:tr>
+        <w:tc>
+          <w:tcPr>
+            <w:tcW w:type="dxa" w:w="1400"/>
+            <w:tcBorders>
+              <w:top w:val="single" w:color="CFD6E1" w:sz="4"/>
+              <w:left w:val="single" w:color="CFD6E1" w:sz="4"/>
+              <w:bottom w:val="single" w:color="CFD6E1" w:sz="4"/>
+              <w:right w:val="single" w:color="CFD6E1" w:sz="4"/>
+            </w:tcBorders>
+            <w:tcMar>
+              <w:top w:type="dxa" w:w="60"/>
+              <w:left w:type="dxa" w:w="100"/>
+              <w:bottom w:type="dxa" w:w="60"/>
+              <w:right w:type="dxa" w:w="100"/>
+            </w:tcMar>
+          </w:tcPr>
+          <w:p>
+            <w:pPr>
+              <w:spacing w:after="40"/>
+            </w:pPr>
+            <w:r>
+              <w:rPr>
+                <w:b/>
+                <w:bCs/>
+                <w:sz w:val="18"/>
+                <w:szCs w:val="18"/>
+              </w:rPr>
+              <w:t xml:space="preserve">RiC-FAD</w:t>
+            </w:r>
+          </w:p>
+        </w:tc>
+        <w:tc>
+          <w:tcPr>
+            <w:tcW w:type="dxa" w:w="4960"/>
+            <w:tcBorders>
+              <w:top w:val="single" w:color="CFD6E1" w:sz="4"/>
+              <w:left w:val="single" w:color="CFD6E1" w:sz="4"/>
+              <w:bottom w:val="single" w:color="CFD6E1" w:sz="4"/>
+              <w:right w:val="single" w:color="CFD6E1" w:sz="4"/>
+            </w:tcBorders>
+            <w:tcMar>
+              <w:top w:type="dxa" w:w="60"/>
+              <w:left w:type="dxa" w:w="100"/>
+              <w:bottom w:type="dxa" w:w="60"/>
+              <w:right w:type="dxa" w:w="100"/>
+            </w:tcMar>
+          </w:tcPr>
+          <w:p>
+            <w:pPr>
+              <w:spacing w:after="40"/>
+            </w:pPr>
+            <w:r>
+              <w:rPr>
+                <w:sz w:val="18"/>
+                <w:szCs w:val="18"/>
+              </w:rPr>
+              <w:t xml:space="preserve">Fundamentos de la descripción archivística: los principios y el vocabulario sobre los que se construye el modelo.</w:t>
+            </w:r>
+          </w:p>
+        </w:tc>
+        <w:tc>
+          <w:tcPr>
+            <w:tcW w:type="dxa" w:w="3000"/>
+            <w:tcBorders>
+              <w:top w:val="single" w:color="CFD6E1" w:sz="4"/>
+              <w:left w:val="single" w:color="CFD6E1" w:sz="4"/>
+              <w:bottom w:val="single" w:color="CFD6E1" w:sz="4"/>
+              <w:right w:val="single" w:color="CFD6E1" w:sz="4"/>
+            </w:tcBorders>
+            <w:tcMar>
+              <w:top w:type="dxa" w:w="60"/>
+              <w:left w:type="dxa" w:w="100"/>
+              <w:bottom w:type="dxa" w:w="60"/>
+              <w:right w:type="dxa" w:w="100"/>
+            </w:tcMar>
+          </w:tcPr>
+          <w:p>
+            <w:pPr>
+              <w:spacing w:after="40"/>
+            </w:pPr>
+            <w:r>
+              <w:rPr>
+                <w:sz w:val="18"/>
+                <w:szCs w:val="18"/>
+              </w:rPr>
+              <w:t xml:space="preserve">Documento de fundamentos del EGAD; verificar su versión vigente en el sitio del ICA antes de citarlo.</w:t>
+            </w:r>
+          </w:p>
+        </w:tc>
+      </w:tr>
+      <w:tr>
+        <w:tc>
+          <w:tcPr>
+            <w:tcW w:type="dxa" w:w="1400"/>
+            <w:tcBorders>
+              <w:top w:val="single" w:color="CFD6E1" w:sz="4"/>
+              <w:left w:val="single" w:color="CFD6E1" w:sz="4"/>
+              <w:bottom w:val="single" w:color="CFD6E1" w:sz="4"/>
+              <w:right w:val="single" w:color="CFD6E1" w:sz="4"/>
+            </w:tcBorders>
+            <w:tcMar>
+              <w:top w:type="dxa" w:w="60"/>
+              <w:left w:type="dxa" w:w="100"/>
+              <w:bottom w:type="dxa" w:w="60"/>
+              <w:right w:type="dxa" w:w="100"/>
+            </w:tcMar>
+          </w:tcPr>
+          <w:p>
+            <w:pPr>
+              <w:spacing w:after="40"/>
+            </w:pPr>
+            <w:r>
+              <w:rPr>
+                <w:b/>
+                <w:bCs/>
+                <w:sz w:val="18"/>
+                <w:szCs w:val="18"/>
+              </w:rPr>
+              <w:t xml:space="preserve">RiC-CM</w:t>
+            </w:r>
+          </w:p>
+        </w:tc>
+        <w:tc>
+          <w:tcPr>
+            <w:tcW w:type="dxa" w:w="4960"/>
+            <w:tcBorders>
+              <w:top w:val="single" w:color="CFD6E1" w:sz="4"/>
+              <w:left w:val="single" w:color="CFD6E1" w:sz="4"/>
+              <w:bottom w:val="single" w:color="CFD6E1" w:sz="4"/>
+              <w:right w:val="single" w:color="CFD6E1" w:sz="4"/>
+            </w:tcBorders>
+            <w:tcMar>
+              <w:top w:type="dxa" w:w="60"/>
+              <w:left w:type="dxa" w:w="100"/>
+              <w:bottom w:type="dxa" w:w="60"/>
+              <w:right w:type="dxa" w:w="100"/>
+            </w:tcMar>
+          </w:tcPr>
+          <w:p>
+            <w:pPr>
+              <w:spacing w:after="40"/>
+            </w:pPr>
+            <w:r>
+              <w:rPr>
+                <w:sz w:val="18"/>
+                <w:szCs w:val="18"/>
+              </w:rPr>
+              <w:t xml:space="preserve">Modelo conceptual: qué entidades existen (documento, agente, actividad…), qué atributos tienen y qué relaciones las unen. Es independiente de cualquier tecnología.</w:t>
+            </w:r>
+          </w:p>
+        </w:tc>
+        <w:tc>
+          <w:tcPr>
+            <w:tcW w:type="dxa" w:w="3000"/>
+            <w:tcBorders>
+              <w:top w:val="single" w:color="CFD6E1" w:sz="4"/>
+              <w:left w:val="single" w:color="CFD6E1" w:sz="4"/>
+              <w:bottom w:val="single" w:color="CFD6E1" w:sz="4"/>
+              <w:right w:val="single" w:color="CFD6E1" w:sz="4"/>
+            </w:tcBorders>
+            <w:tcMar>
+              <w:top w:type="dxa" w:w="60"/>
+              <w:left w:type="dxa" w:w="100"/>
+              <w:bottom w:type="dxa" w:w="60"/>
+              <w:right w:type="dxa" w:w="100"/>
+            </w:tcMar>
+          </w:tcPr>
+          <w:p>
+            <w:pPr>
+              <w:spacing w:after="40"/>
+            </w:pPr>
+            <w:r>
+              <w:rPr>
+                <w:sz w:val="18"/>
+                <w:szCs w:val="18"/>
+              </w:rPr>
+              <w:t xml:space="preserve">Versión 1.0, publicada por el EGAD el 30 de noviembre de 2023.</w:t>
+            </w:r>
+          </w:p>
+        </w:tc>
+      </w:tr>
+      <w:tr>
+        <w:tc>
+          <w:tcPr>
+            <w:tcW w:type="dxa" w:w="1400"/>
+            <w:tcBorders>
+              <w:top w:val="single" w:color="CFD6E1" w:sz="4"/>
+              <w:left w:val="single" w:color="CFD6E1" w:sz="4"/>
+              <w:bottom w:val="single" w:color="CFD6E1" w:sz="4"/>
+              <w:right w:val="single" w:color="CFD6E1" w:sz="4"/>
+            </w:tcBorders>
+            <w:tcMar>
+              <w:top w:type="dxa" w:w="60"/>
+              <w:left w:type="dxa" w:w="100"/>
+              <w:bottom w:type="dxa" w:w="60"/>
+              <w:right w:type="dxa" w:w="100"/>
+            </w:tcMar>
+          </w:tcPr>
+          <w:p>
+            <w:pPr>
+              <w:spacing w:after="40"/>
+            </w:pPr>
+            <w:r>
+              <w:rPr>
+                <w:b/>
+                <w:bCs/>
+                <w:sz w:val="18"/>
+                <w:szCs w:val="18"/>
+              </w:rPr>
+              <w:t xml:space="preserve">RiC-O</w:t>
+            </w:r>
+          </w:p>
+        </w:tc>
+        <w:tc>
+          <w:tcPr>
+            <w:tcW w:type="dxa" w:w="4960"/>
+            <w:tcBorders>
+              <w:top w:val="single" w:color="CFD6E1" w:sz="4"/>
+              <w:left w:val="single" w:color="CFD6E1" w:sz="4"/>
+              <w:bottom w:val="single" w:color="CFD6E1" w:sz="4"/>
+              <w:right w:val="single" w:color="CFD6E1" w:sz="4"/>
+            </w:tcBorders>
+            <w:tcMar>
+              <w:top w:type="dxa" w:w="60"/>
+              <w:left w:type="dxa" w:w="100"/>
+              <w:bottom w:type="dxa" w:w="60"/>
+              <w:right w:type="dxa" w:w="100"/>
+            </w:tcMar>
+          </w:tcPr>
+          <w:p>
+            <w:pPr>
+              <w:spacing w:after="40"/>
+            </w:pPr>
+            <w:r>
+              <w:rPr>
+                <w:sz w:val="18"/>
+                <w:szCs w:val="18"/>
+              </w:rPr>
+              <w:t xml:space="preserve">Ontología: la traducción técnica del modelo al lenguaje de la web semántica (OWL/RDF), para que las máquinas lo procesen, se publique como datos enlazados y se consulte con SPARQL.</w:t>
+            </w:r>
+          </w:p>
+        </w:tc>
+        <w:tc>
+          <w:tcPr>
+            <w:tcW w:type="dxa" w:w="3000"/>
+            <w:tcBorders>
+              <w:top w:val="single" w:color="CFD6E1" w:sz="4"/>
+              <w:left w:val="single" w:color="CFD6E1" w:sz="4"/>
+              <w:bottom w:val="single" w:color="CFD6E1" w:sz="4"/>
+              <w:right w:val="single" w:color="CFD6E1" w:sz="4"/>
+            </w:tcBorders>
+            <w:tcMar>
+              <w:top w:type="dxa" w:w="60"/>
+              <w:left w:type="dxa" w:w="100"/>
+              <w:bottom w:type="dxa" w:w="60"/>
+              <w:right w:type="dxa" w:w="100"/>
+            </w:tcMar>
+          </w:tcPr>
+          <w:p>
+            <w:pPr>
+              <w:spacing w:after="40"/>
+            </w:pPr>
+            <w:r>
+              <w:rPr>
+                <w:sz w:val="18"/>
+                <w:szCs w:val="18"/>
+              </w:rPr>
+              <w:t xml:space="preserve">Versión 1.1 del 22 de mayo de 2025; el propio archivo se declara «tercera parte» del estándar y conforme con RiC-CM 1.0.</w:t>
+            </w:r>
+          </w:p>
+        </w:tc>
+      </w:tr>
+      <w:tr>
+        <w:tc>
+          <w:tcPr>
+            <w:tcW w:type="dxa" w:w="1400"/>
+            <w:tcBorders>
+              <w:top w:val="single" w:color="CFD6E1" w:sz="4"/>
+              <w:left w:val="single" w:color="CFD6E1" w:sz="4"/>
+              <w:bottom w:val="single" w:color="CFD6E1" w:sz="4"/>
+              <w:right w:val="single" w:color="CFD6E1" w:sz="4"/>
+            </w:tcBorders>
+            <w:tcMar>
+              <w:top w:type="dxa" w:w="60"/>
+              <w:left w:type="dxa" w:w="100"/>
+              <w:bottom w:type="dxa" w:w="60"/>
+              <w:right w:type="dxa" w:w="100"/>
+            </w:tcMar>
+          </w:tcPr>
+          <w:p>
+            <w:pPr>
+              <w:spacing w:after="40"/>
+            </w:pPr>
+            <w:r>
+              <w:rPr>
+                <w:b/>
+                <w:bCs/>
+                <w:sz w:val="18"/>
+                <w:szCs w:val="18"/>
+              </w:rPr>
+              <w:t xml:space="preserve">RiC-AG</w:t>
+            </w:r>
+          </w:p>
+        </w:tc>
+        <w:tc>
+          <w:tcPr>
+            <w:tcW w:type="dxa" w:w="4960"/>
+            <w:tcBorders>
+              <w:top w:val="single" w:color="CFD6E1" w:sz="4"/>
+              <w:left w:val="single" w:color="CFD6E1" w:sz="4"/>
+              <w:bottom w:val="single" w:color="CFD6E1" w:sz="4"/>
+              <w:right w:val="single" w:color="CFD6E1" w:sz="4"/>
+            </w:tcBorders>
+            <w:tcMar>
+              <w:top w:type="dxa" w:w="60"/>
+              <w:left w:type="dxa" w:w="100"/>
+              <w:bottom w:type="dxa" w:w="60"/>
+              <w:right w:type="dxa" w:w="100"/>
+            </w:tcMar>
+          </w:tcPr>
+          <w:p>
+            <w:pPr>
+              <w:spacing w:after="40"/>
+            </w:pPr>
+            <w:r>
+              <w:rPr>
+                <w:sz w:val="18"/>
+                <w:szCs w:val="18"/>
+              </w:rPr>
+              <w:t xml:space="preserve">Guías de aplicación: orientación práctica para aplicar el modelo en instituciones concretas.</w:t>
+            </w:r>
+          </w:p>
+        </w:tc>
+        <w:tc>
+          <w:tcPr>
+            <w:tcW w:type="dxa" w:w="3000"/>
+            <w:tcBorders>
+              <w:top w:val="single" w:color="CFD6E1" w:sz="4"/>
+              <w:left w:val="single" w:color="CFD6E1" w:sz="4"/>
+              <w:bottom w:val="single" w:color="CFD6E1" w:sz="4"/>
+              <w:right w:val="single" w:color="CFD6E1" w:sz="4"/>
+            </w:tcBorders>
+            <w:tcMar>
+              <w:top w:type="dxa" w:w="60"/>
+              <w:left w:type="dxa" w:w="100"/>
+              <w:bottom w:type="dxa" w:w="60"/>
+              <w:right w:type="dxa" w:w="100"/>
+            </w:tcMar>
+          </w:tcPr>
+          <w:p>
+            <w:pPr>
+              <w:spacing w:after="40"/>
+            </w:pPr>
+            <w:r>
+              <w:rPr>
+                <w:sz w:val="18"/>
+                <w:szCs w:val="18"/>
+              </w:rPr>
+              <w:t xml:space="preserve">Anunciadas por el EGAD; verificar su estado al momento de citarlas.</w:t>
+            </w:r>
+          </w:p>
+        </w:tc>
+      </w:tr>
+    </w:tbl>
+    <w:p>
+      <w:pPr>
+        <w:spacing w:before="120"/>
+      </w:pPr>
+      <w:r>
+        <w:rPr>
+          <w:i/>
+          <w:iCs/>
+        </w:rPr>
+        <w:t xml:space="preserve">RICORA usa RiC-CM 1.0 como modelo y RiC-O 1.1 como formato de exportación, verificado contra el archivo oficial en cada ejecución de pruebas.</w:t>
+      </w:r>
+    </w:p>
+    <w:p>
+      <w:pPr>
+        <w:pStyle w:val="Heading2"/>
+      </w:pPr>
+      <w:r>
+        <w:t xml:space="preserve">Las piezas del modelo</w:t>
+      </w:r>
+    </w:p>
+    <w:p>
+      <w:pPr>
+        <w:spacing w:after="120" w:line="276"/>
+      </w:pPr>
+      <w:r>
+        <w:rPr>
+          <w:b/>
+          <w:bCs/>
+        </w:rPr>
+        <w:t xml:space="preserve">Entidades</w:t>
+      </w:r>
+      <w:r>
+        <w:t xml:space="preserve"> (las «cosas» que se describen). RiC-CM 1.0 tiene 19, numeradas de E01 a E22; la numeración salta de E18 a E22 porque las antiguas E19 a E21 (fecha simple, rango y conjunto) se retiraron. Con su etiqueta oficial en español:</w:t>
+      </w:r>
+    </w:p>
+    <w:tbl>
+      <w:tblPr>
+        <w:tblW w:type="dxa" w:w="9360"/>
+        <w:tblBorders>
+          <w:top w:val="single" w:color="auto" w:sz="4"/>
+          <w:left w:val="single" w:color="auto" w:sz="4"/>
+          <w:bottom w:val="single" w:color="auto" w:sz="4"/>
+          <w:right w:val="single" w:color="auto" w:sz="4"/>
+          <w:insideH w:val="single" w:color="auto" w:sz="4"/>
+          <w:insideV w:val="single" w:color="auto" w:sz="4"/>
+        </w:tblBorders>
+      </w:tblPr>
+      <w:tblGrid>
+        <w:gridCol w:w="900"/>
+        <w:gridCol w:w="2200"/>
+        <w:gridCol w:w="3800"/>
+        <w:gridCol w:w="2460"/>
+      </w:tblGrid>
+      <w:tr>
+        <w:trPr>
+          <w:tblHeader/>
+        </w:trPr>
+        <w:tc>
+          <w:tcPr>
+            <w:tcW w:type="dxa" w:w="900"/>
+            <w:tcBorders>
+              <w:top w:val="single" w:color="CFD6E1" w:sz="4"/>
+              <w:left w:val="single" w:color="CFD6E1" w:sz="4"/>
+              <w:bottom w:val="single" w:color="CFD6E1" w:sz="4"/>
+              <w:right w:val="single" w:color="CFD6E1" w:sz="4"/>
+            </w:tcBorders>
+            <w:shd w:fill="DDE6FA" w:color="auto" w:val="clear"/>
+            <w:tcMar>
+              <w:top w:type="dxa" w:w="60"/>
+              <w:left w:type="dxa" w:w="100"/>
+              <w:bottom w:type="dxa" w:w="60"/>
+              <w:right w:type="dxa" w:w="100"/>
+            </w:tcMar>
+          </w:tcPr>
+          <w:p>
+            <w:pPr>
+              <w:spacing w:after="40"/>
+            </w:pPr>
+            <w:r>
+              <w:rPr>
+                <w:b/>
+                <w:bCs/>
+                <w:color w:val="1C2333"/>
+                <w:sz w:val="18"/>
+                <w:szCs w:val="18"/>
+              </w:rPr>
+              <w:t xml:space="preserve">Código</w:t>
+            </w:r>
+          </w:p>
+        </w:tc>
+        <w:tc>
+          <w:tcPr>
+            <w:tcW w:type="dxa" w:w="2200"/>
+            <w:tcBorders>
+              <w:top w:val="single" w:color="CFD6E1" w:sz="4"/>
+              <w:left w:val="single" w:color="CFD6E1" w:sz="4"/>
+              <w:bottom w:val="single" w:color="CFD6E1" w:sz="4"/>
+              <w:right w:val="single" w:color="CFD6E1" w:sz="4"/>
+            </w:tcBorders>
+            <w:shd w:fill="DDE6FA" w:color="auto" w:val="clear"/>
+            <w:tcMar>
+              <w:top w:type="dxa" w:w="60"/>
+              <w:left w:type="dxa" w:w="100"/>
+              <w:bottom w:type="dxa" w:w="60"/>
+              <w:right w:type="dxa" w:w="100"/>
+            </w:tcMar>
+          </w:tcPr>
+          <w:p>
+            <w:pPr>
+              <w:spacing w:after="40"/>
+            </w:pPr>
+            <w:r>
+              <w:rPr>
+                <w:b/>
+                <w:bCs/>
+                <w:color w:val="1C2333"/>
+                <w:sz w:val="18"/>
+                <w:szCs w:val="18"/>
+              </w:rPr>
+              <w:t xml:space="preserve">Entidad (etiqueta oficial)</w:t>
+            </w:r>
+          </w:p>
+        </w:tc>
+        <w:tc>
+          <w:tcPr>
+            <w:tcW w:type="dxa" w:w="3800"/>
+            <w:tcBorders>
+              <w:top w:val="single" w:color="CFD6E1" w:sz="4"/>
+              <w:left w:val="single" w:color="CFD6E1" w:sz="4"/>
+              <w:bottom w:val="single" w:color="CFD6E1" w:sz="4"/>
+              <w:right w:val="single" w:color="CFD6E1" w:sz="4"/>
+            </w:tcBorders>
+            <w:shd w:fill="DDE6FA" w:color="auto" w:val="clear"/>
+            <w:tcMar>
+              <w:top w:type="dxa" w:w="60"/>
+              <w:left w:type="dxa" w:w="100"/>
+              <w:bottom w:type="dxa" w:w="60"/>
+              <w:right w:type="dxa" w:w="100"/>
+            </w:tcMar>
+          </w:tcPr>
+          <w:p>
+            <w:pPr>
+              <w:spacing w:after="40"/>
+            </w:pPr>
+            <w:r>
+              <w:rPr>
+                <w:b/>
+                <w:bCs/>
+                <w:color w:val="1C2333"/>
+                <w:sz w:val="18"/>
+                <w:szCs w:val="18"/>
+              </w:rPr>
+              <w:t xml:space="preserve">Qué es</w:t>
+            </w:r>
+          </w:p>
+        </w:tc>
+        <w:tc>
+          <w:tcPr>
+            <w:tcW w:type="dxa" w:w="2460"/>
+            <w:tcBorders>
+              <w:top w:val="single" w:color="CFD6E1" w:sz="4"/>
+              <w:left w:val="single" w:color="CFD6E1" w:sz="4"/>
+              <w:bottom w:val="single" w:color="CFD6E1" w:sz="4"/>
+              <w:right w:val="single" w:color="CFD6E1" w:sz="4"/>
+            </w:tcBorders>
+            <w:shd w:fill="DDE6FA" w:color="auto" w:val="clear"/>
+            <w:tcMar>
+              <w:top w:type="dxa" w:w="60"/>
+              <w:left w:type="dxa" w:w="100"/>
+              <w:bottom w:type="dxa" w:w="60"/>
+              <w:right w:type="dxa" w:w="100"/>
+            </w:tcMar>
+          </w:tcPr>
+          <w:p>
+            <w:pPr>
+              <w:spacing w:after="40"/>
+            </w:pPr>
+            <w:r>
+              <w:rPr>
+                <w:b/>
+                <w:bCs/>
+                <w:color w:val="1C2333"/>
+                <w:sz w:val="18"/>
+                <w:szCs w:val="18"/>
+              </w:rPr>
+              <w:t xml:space="preserve">En RICORA se llama</w:t>
+            </w:r>
+          </w:p>
+        </w:tc>
+      </w:tr>
+      <w:tr>
+        <w:tc>
+          <w:tcPr>
+            <w:tcW w:type="dxa" w:w="900"/>
+            <w:tcBorders>
+              <w:top w:val="single" w:color="CFD6E1" w:sz="4"/>
+              <w:left w:val="single" w:color="CFD6E1" w:sz="4"/>
+              <w:bottom w:val="single" w:color="CFD6E1" w:sz="4"/>
+              <w:right w:val="single" w:color="CFD6E1" w:sz="4"/>
+            </w:tcBorders>
+            <w:tcMar>
+              <w:top w:type="dxa" w:w="60"/>
+              <w:left w:type="dxa" w:w="100"/>
+              <w:bottom w:type="dxa" w:w="60"/>
+              <w:right w:type="dxa" w:w="100"/>
+            </w:tcMar>
+          </w:tcPr>
+          <w:p>
+            <w:pPr>
+              <w:spacing w:after="40"/>
+            </w:pPr>
+            <w:r>
+              <w:rPr>
+                <w:sz w:val="18"/>
+                <w:szCs w:val="18"/>
+              </w:rPr>
+              <w:t xml:space="preserve">E02</w:t>
+            </w:r>
+          </w:p>
+        </w:tc>
+        <w:tc>
+          <w:tcPr>
+            <w:tcW w:type="dxa" w:w="2200"/>
+            <w:tcBorders>
+              <w:top w:val="single" w:color="CFD6E1" w:sz="4"/>
+              <w:left w:val="single" w:color="CFD6E1" w:sz="4"/>
+              <w:bottom w:val="single" w:color="CFD6E1" w:sz="4"/>
+              <w:right w:val="single" w:color="CFD6E1" w:sz="4"/>
+            </w:tcBorders>
+            <w:tcMar>
+              <w:top w:type="dxa" w:w="60"/>
+              <w:left w:type="dxa" w:w="100"/>
+              <w:bottom w:type="dxa" w:w="60"/>
+              <w:right w:type="dxa" w:w="100"/>
+            </w:tcMar>
+          </w:tcPr>
+          <w:p>
+            <w:pPr>
+              <w:spacing w:after="40"/>
+            </w:pPr>
+            <w:r>
+              <w:rPr>
+                <w:sz w:val="18"/>
+                <w:szCs w:val="18"/>
+              </w:rPr>
+              <w:t xml:space="preserve">Recurso documental</w:t>
+            </w:r>
+          </w:p>
+        </w:tc>
+        <w:tc>
+          <w:tcPr>
+            <w:tcW w:type="dxa" w:w="3800"/>
+            <w:tcBorders>
+              <w:top w:val="single" w:color="CFD6E1" w:sz="4"/>
+              <w:left w:val="single" w:color="CFD6E1" w:sz="4"/>
+              <w:bottom w:val="single" w:color="CFD6E1" w:sz="4"/>
+              <w:right w:val="single" w:color="CFD6E1" w:sz="4"/>
+            </w:tcBorders>
+            <w:tcMar>
+              <w:top w:type="dxa" w:w="60"/>
+              <w:left w:type="dxa" w:w="100"/>
+              <w:bottom w:type="dxa" w:w="60"/>
+              <w:right w:type="dxa" w:w="100"/>
+            </w:tcMar>
+          </w:tcPr>
+          <w:p>
+            <w:pPr>
+              <w:spacing w:after="40"/>
+            </w:pPr>
+            <w:r>
+              <w:rPr>
+                <w:sz w:val="18"/>
+                <w:szCs w:val="18"/>
+              </w:rPr>
+              <w:t xml:space="preserve">Información producida o recibida y conservada por un agente en su actividad. Agrupa las tres siguientes.</w:t>
+            </w:r>
+          </w:p>
+        </w:tc>
+        <w:tc>
+          <w:tcPr>
+            <w:tcW w:type="dxa" w:w="2460"/>
+            <w:tcBorders>
+              <w:top w:val="single" w:color="CFD6E1" w:sz="4"/>
+              <w:left w:val="single" w:color="CFD6E1" w:sz="4"/>
+              <w:bottom w:val="single" w:color="CFD6E1" w:sz="4"/>
+              <w:right w:val="single" w:color="CFD6E1" w:sz="4"/>
+            </w:tcBorders>
+            <w:tcMar>
+              <w:top w:type="dxa" w:w="60"/>
+              <w:left w:type="dxa" w:w="100"/>
+              <w:bottom w:type="dxa" w:w="60"/>
+              <w:right w:type="dxa" w:w="100"/>
+            </w:tcMar>
+          </w:tcPr>
+          <w:p>
+            <w:pPr>
+              <w:spacing w:after="40"/>
+            </w:pPr>
+            <w:r>
+              <w:rPr>
+                <w:sz w:val="18"/>
+                <w:szCs w:val="18"/>
+              </w:rPr>
+              <w:t xml:space="preserve">—</w:t>
+            </w:r>
+          </w:p>
+        </w:tc>
+      </w:tr>
+      <w:tr>
+        <w:tc>
+          <w:tcPr>
+            <w:tcW w:type="dxa" w:w="900"/>
+            <w:tcBorders>
+              <w:top w:val="single" w:color="CFD6E1" w:sz="4"/>
+              <w:left w:val="single" w:color="CFD6E1" w:sz="4"/>
+              <w:bottom w:val="single" w:color="CFD6E1" w:sz="4"/>
+              <w:right w:val="single" w:color="CFD6E1" w:sz="4"/>
+            </w:tcBorders>
+            <w:tcMar>
+              <w:top w:type="dxa" w:w="60"/>
+              <w:left w:type="dxa" w:w="100"/>
+              <w:bottom w:type="dxa" w:w="60"/>
+              <w:right w:type="dxa" w:w="100"/>
+            </w:tcMar>
+          </w:tcPr>
+          <w:p>
+            <w:pPr>
+              <w:spacing w:after="40"/>
+            </w:pPr>
+            <w:r>
+              <w:rPr>
+                <w:sz w:val="18"/>
+                <w:szCs w:val="18"/>
+              </w:rPr>
+              <w:t xml:space="preserve">E03</w:t>
+            </w:r>
+          </w:p>
+        </w:tc>
+        <w:tc>
+          <w:tcPr>
+            <w:tcW w:type="dxa" w:w="2200"/>
+            <w:tcBorders>
+              <w:top w:val="single" w:color="CFD6E1" w:sz="4"/>
+              <w:left w:val="single" w:color="CFD6E1" w:sz="4"/>
+              <w:bottom w:val="single" w:color="CFD6E1" w:sz="4"/>
+              <w:right w:val="single" w:color="CFD6E1" w:sz="4"/>
+            </w:tcBorders>
+            <w:tcMar>
+              <w:top w:type="dxa" w:w="60"/>
+              <w:left w:type="dxa" w:w="100"/>
+              <w:bottom w:type="dxa" w:w="60"/>
+              <w:right w:type="dxa" w:w="100"/>
+            </w:tcMar>
+          </w:tcPr>
+          <w:p>
+            <w:pPr>
+              <w:spacing w:after="40"/>
+            </w:pPr>
+            <w:r>
+              <w:rPr>
+                <w:sz w:val="18"/>
+                <w:szCs w:val="18"/>
+              </w:rPr>
+              <w:t xml:space="preserve">Agrupación documental</w:t>
+            </w:r>
+          </w:p>
+        </w:tc>
+        <w:tc>
+          <w:tcPr>
+            <w:tcW w:type="dxa" w:w="3800"/>
+            <w:tcBorders>
+              <w:top w:val="single" w:color="CFD6E1" w:sz="4"/>
+              <w:left w:val="single" w:color="CFD6E1" w:sz="4"/>
+              <w:bottom w:val="single" w:color="CFD6E1" w:sz="4"/>
+              <w:right w:val="single" w:color="CFD6E1" w:sz="4"/>
+            </w:tcBorders>
+            <w:tcMar>
+              <w:top w:type="dxa" w:w="60"/>
+              <w:left w:type="dxa" w:w="100"/>
+              <w:bottom w:type="dxa" w:w="60"/>
+              <w:right w:type="dxa" w:w="100"/>
+            </w:tcMar>
+          </w:tcPr>
+          <w:p>
+            <w:pPr>
+              <w:spacing w:after="40"/>
+            </w:pPr>
+            <w:r>
+              <w:rPr>
+                <w:sz w:val="18"/>
+                <w:szCs w:val="18"/>
+              </w:rPr>
+              <w:t xml:space="preserve">Documentos agrupados por compartir atributos o relaciones: fondo, serie, expediente…</w:t>
+            </w:r>
+          </w:p>
+        </w:tc>
+        <w:tc>
+          <w:tcPr>
+            <w:tcW w:type="dxa" w:w="2460"/>
+            <w:tcBorders>
+              <w:top w:val="single" w:color="CFD6E1" w:sz="4"/>
+              <w:left w:val="single" w:color="CFD6E1" w:sz="4"/>
+              <w:bottom w:val="single" w:color="CFD6E1" w:sz="4"/>
+              <w:right w:val="single" w:color="CFD6E1" w:sz="4"/>
+            </w:tcBorders>
+            <w:tcMar>
+              <w:top w:type="dxa" w:w="60"/>
+              <w:left w:type="dxa" w:w="100"/>
+              <w:bottom w:type="dxa" w:w="60"/>
+              <w:right w:type="dxa" w:w="100"/>
+            </w:tcMar>
+          </w:tcPr>
+          <w:p>
+            <w:pPr>
+              <w:spacing w:after="40"/>
+            </w:pPr>
+            <w:r>
+              <w:rPr>
+                <w:sz w:val="18"/>
+                <w:szCs w:val="18"/>
+              </w:rPr>
+              <w:t xml:space="preserve">Fondo, sección, serie, subserie, expediente</w:t>
+            </w:r>
+          </w:p>
+        </w:tc>
+      </w:tr>
+      <w:tr>
+        <w:tc>
+          <w:tcPr>
+            <w:tcW w:type="dxa" w:w="900"/>
+            <w:tcBorders>
+              <w:top w:val="single" w:color="CFD6E1" w:sz="4"/>
+              <w:left w:val="single" w:color="CFD6E1" w:sz="4"/>
+              <w:bottom w:val="single" w:color="CFD6E1" w:sz="4"/>
+              <w:right w:val="single" w:color="CFD6E1" w:sz="4"/>
+            </w:tcBorders>
+            <w:tcMar>
+              <w:top w:type="dxa" w:w="60"/>
+              <w:left w:type="dxa" w:w="100"/>
+              <w:bottom w:type="dxa" w:w="60"/>
+              <w:right w:type="dxa" w:w="100"/>
+            </w:tcMar>
+          </w:tcPr>
+          <w:p>
+            <w:pPr>
+              <w:spacing w:after="40"/>
+            </w:pPr>
+            <w:r>
+              <w:rPr>
+                <w:sz w:val="18"/>
+                <w:szCs w:val="18"/>
+              </w:rPr>
+              <w:t xml:space="preserve">E04</w:t>
+            </w:r>
+          </w:p>
+        </w:tc>
+        <w:tc>
+          <w:tcPr>
+            <w:tcW w:type="dxa" w:w="2200"/>
+            <w:tcBorders>
+              <w:top w:val="single" w:color="CFD6E1" w:sz="4"/>
+              <w:left w:val="single" w:color="CFD6E1" w:sz="4"/>
+              <w:bottom w:val="single" w:color="CFD6E1" w:sz="4"/>
+              <w:right w:val="single" w:color="CFD6E1" w:sz="4"/>
+            </w:tcBorders>
+            <w:tcMar>
+              <w:top w:type="dxa" w:w="60"/>
+              <w:left w:type="dxa" w:w="100"/>
+              <w:bottom w:type="dxa" w:w="60"/>
+              <w:right w:type="dxa" w:w="100"/>
+            </w:tcMar>
+          </w:tcPr>
+          <w:p>
+            <w:pPr>
+              <w:spacing w:after="40"/>
+            </w:pPr>
+            <w:r>
+              <w:rPr>
+                <w:sz w:val="18"/>
+                <w:szCs w:val="18"/>
+              </w:rPr>
+              <w:t xml:space="preserve">Documento</w:t>
+            </w:r>
+          </w:p>
+        </w:tc>
+        <w:tc>
+          <w:tcPr>
+            <w:tcW w:type="dxa" w:w="3800"/>
+            <w:tcBorders>
+              <w:top w:val="single" w:color="CFD6E1" w:sz="4"/>
+              <w:left w:val="single" w:color="CFD6E1" w:sz="4"/>
+              <w:bottom w:val="single" w:color="CFD6E1" w:sz="4"/>
+              <w:right w:val="single" w:color="CFD6E1" w:sz="4"/>
+            </w:tcBorders>
+            <w:tcMar>
+              <w:top w:type="dxa" w:w="60"/>
+              <w:left w:type="dxa" w:w="100"/>
+              <w:bottom w:type="dxa" w:w="60"/>
+              <w:right w:type="dxa" w:w="100"/>
+            </w:tcMar>
+          </w:tcPr>
+          <w:p>
+            <w:pPr>
+              <w:spacing w:after="40"/>
+            </w:pPr>
+            <w:r>
+              <w:rPr>
+                <w:sz w:val="18"/>
+                <w:szCs w:val="18"/>
+              </w:rPr>
+              <w:t xml:space="preserve">Contenido de información fijado al menos una vez en un soporte.</w:t>
+            </w:r>
+          </w:p>
+        </w:tc>
+        <w:tc>
+          <w:tcPr>
+            <w:tcW w:type="dxa" w:w="2460"/>
+            <w:tcBorders>
+              <w:top w:val="single" w:color="CFD6E1" w:sz="4"/>
+              <w:left w:val="single" w:color="CFD6E1" w:sz="4"/>
+              <w:bottom w:val="single" w:color="CFD6E1" w:sz="4"/>
+              <w:right w:val="single" w:color="CFD6E1" w:sz="4"/>
+            </w:tcBorders>
+            <w:tcMar>
+              <w:top w:type="dxa" w:w="60"/>
+              <w:left w:type="dxa" w:w="100"/>
+              <w:bottom w:type="dxa" w:w="60"/>
+              <w:right w:type="dxa" w:w="100"/>
+            </w:tcMar>
+          </w:tcPr>
+          <w:p>
+            <w:pPr>
+              <w:spacing w:after="40"/>
+            </w:pPr>
+            <w:r>
+              <w:rPr>
+                <w:sz w:val="18"/>
+                <w:szCs w:val="18"/>
+              </w:rPr>
+              <w:t xml:space="preserve">Unidad documental</w:t>
+            </w:r>
+          </w:p>
+        </w:tc>
+      </w:tr>
+      <w:tr>
+        <w:tc>
+          <w:tcPr>
+            <w:tcW w:type="dxa" w:w="900"/>
+            <w:tcBorders>
+              <w:top w:val="single" w:color="CFD6E1" w:sz="4"/>
+              <w:left w:val="single" w:color="CFD6E1" w:sz="4"/>
+              <w:bottom w:val="single" w:color="CFD6E1" w:sz="4"/>
+              <w:right w:val="single" w:color="CFD6E1" w:sz="4"/>
+            </w:tcBorders>
+            <w:tcMar>
+              <w:top w:type="dxa" w:w="60"/>
+              <w:left w:type="dxa" w:w="100"/>
+              <w:bottom w:type="dxa" w:w="60"/>
+              <w:right w:type="dxa" w:w="100"/>
+            </w:tcMar>
+          </w:tcPr>
+          <w:p>
+            <w:pPr>
+              <w:spacing w:after="40"/>
+            </w:pPr>
+            <w:r>
+              <w:rPr>
+                <w:sz w:val="18"/>
+                <w:szCs w:val="18"/>
+              </w:rPr>
+              <w:t xml:space="preserve">E05</w:t>
+            </w:r>
+          </w:p>
+        </w:tc>
+        <w:tc>
+          <w:tcPr>
+            <w:tcW w:type="dxa" w:w="2200"/>
+            <w:tcBorders>
+              <w:top w:val="single" w:color="CFD6E1" w:sz="4"/>
+              <w:left w:val="single" w:color="CFD6E1" w:sz="4"/>
+              <w:bottom w:val="single" w:color="CFD6E1" w:sz="4"/>
+              <w:right w:val="single" w:color="CFD6E1" w:sz="4"/>
+            </w:tcBorders>
+            <w:tcMar>
+              <w:top w:type="dxa" w:w="60"/>
+              <w:left w:type="dxa" w:w="100"/>
+              <w:bottom w:type="dxa" w:w="60"/>
+              <w:right w:type="dxa" w:w="100"/>
+            </w:tcMar>
+          </w:tcPr>
+          <w:p>
+            <w:pPr>
+              <w:spacing w:after="40"/>
+            </w:pPr>
+            <w:r>
+              <w:rPr>
+                <w:sz w:val="18"/>
+                <w:szCs w:val="18"/>
+              </w:rPr>
+              <w:t xml:space="preserve">Componente documental</w:t>
+            </w:r>
+          </w:p>
+        </w:tc>
+        <w:tc>
+          <w:tcPr>
+            <w:tcW w:type="dxa" w:w="3800"/>
+            <w:tcBorders>
+              <w:top w:val="single" w:color="CFD6E1" w:sz="4"/>
+              <w:left w:val="single" w:color="CFD6E1" w:sz="4"/>
+              <w:bottom w:val="single" w:color="CFD6E1" w:sz="4"/>
+              <w:right w:val="single" w:color="CFD6E1" w:sz="4"/>
+            </w:tcBorders>
+            <w:tcMar>
+              <w:top w:type="dxa" w:w="60"/>
+              <w:left w:type="dxa" w:w="100"/>
+              <w:bottom w:type="dxa" w:w="60"/>
+              <w:right w:type="dxa" w:w="100"/>
+            </w:tcMar>
+          </w:tcPr>
+          <w:p>
+            <w:pPr>
+              <w:spacing w:after="40"/>
+            </w:pPr>
+            <w:r>
+              <w:rPr>
+                <w:sz w:val="18"/>
+                <w:szCs w:val="18"/>
+              </w:rPr>
+              <w:t xml:space="preserve">Parte de un documento con contenido propio (un anexo, un sello).</w:t>
+            </w:r>
+          </w:p>
+        </w:tc>
+        <w:tc>
+          <w:tcPr>
+            <w:tcW w:type="dxa" w:w="2460"/>
+            <w:tcBorders>
+              <w:top w:val="single" w:color="CFD6E1" w:sz="4"/>
+              <w:left w:val="single" w:color="CFD6E1" w:sz="4"/>
+              <w:bottom w:val="single" w:color="CFD6E1" w:sz="4"/>
+              <w:right w:val="single" w:color="CFD6E1" w:sz="4"/>
+            </w:tcBorders>
+            <w:tcMar>
+              <w:top w:type="dxa" w:w="60"/>
+              <w:left w:type="dxa" w:w="100"/>
+              <w:bottom w:type="dxa" w:w="60"/>
+              <w:right w:type="dxa" w:w="100"/>
+            </w:tcMar>
+          </w:tcPr>
+          <w:p>
+            <w:pPr>
+              <w:spacing w:after="40"/>
+            </w:pPr>
+            <w:r>
+              <w:rPr>
+                <w:sz w:val="18"/>
+                <w:szCs w:val="18"/>
+              </w:rPr>
+              <w:t xml:space="preserve">Parte documental</w:t>
+            </w:r>
+          </w:p>
+        </w:tc>
+      </w:tr>
+      <w:tr>
+        <w:tc>
+          <w:tcPr>
+            <w:tcW w:type="dxa" w:w="900"/>
+            <w:tcBorders>
+              <w:top w:val="single" w:color="CFD6E1" w:sz="4"/>
+              <w:left w:val="single" w:color="CFD6E1" w:sz="4"/>
+              <w:bottom w:val="single" w:color="CFD6E1" w:sz="4"/>
+              <w:right w:val="single" w:color="CFD6E1" w:sz="4"/>
+            </w:tcBorders>
+            <w:tcMar>
+              <w:top w:type="dxa" w:w="60"/>
+              <w:left w:type="dxa" w:w="100"/>
+              <w:bottom w:type="dxa" w:w="60"/>
+              <w:right w:type="dxa" w:w="100"/>
+            </w:tcMar>
+          </w:tcPr>
+          <w:p>
+            <w:pPr>
+              <w:spacing w:after="40"/>
+            </w:pPr>
+            <w:r>
+              <w:rPr>
+                <w:sz w:val="18"/>
+                <w:szCs w:val="18"/>
+              </w:rPr>
+              <w:t xml:space="preserve">E06</w:t>
+            </w:r>
+          </w:p>
+        </w:tc>
+        <w:tc>
+          <w:tcPr>
+            <w:tcW w:type="dxa" w:w="2200"/>
+            <w:tcBorders>
+              <w:top w:val="single" w:color="CFD6E1" w:sz="4"/>
+              <w:left w:val="single" w:color="CFD6E1" w:sz="4"/>
+              <w:bottom w:val="single" w:color="CFD6E1" w:sz="4"/>
+              <w:right w:val="single" w:color="CFD6E1" w:sz="4"/>
+            </w:tcBorders>
+            <w:tcMar>
+              <w:top w:type="dxa" w:w="60"/>
+              <w:left w:type="dxa" w:w="100"/>
+              <w:bottom w:type="dxa" w:w="60"/>
+              <w:right w:type="dxa" w:w="100"/>
+            </w:tcMar>
+          </w:tcPr>
+          <w:p>
+            <w:pPr>
+              <w:spacing w:after="40"/>
+            </w:pPr>
+            <w:r>
+              <w:rPr>
+                <w:sz w:val="18"/>
+                <w:szCs w:val="18"/>
+              </w:rPr>
+              <w:t xml:space="preserve">Instanciación</w:t>
+            </w:r>
+          </w:p>
+        </w:tc>
+        <w:tc>
+          <w:tcPr>
+            <w:tcW w:type="dxa" w:w="3800"/>
+            <w:tcBorders>
+              <w:top w:val="single" w:color="CFD6E1" w:sz="4"/>
+              <w:left w:val="single" w:color="CFD6E1" w:sz="4"/>
+              <w:bottom w:val="single" w:color="CFD6E1" w:sz="4"/>
+              <w:right w:val="single" w:color="CFD6E1" w:sz="4"/>
+            </w:tcBorders>
+            <w:tcMar>
+              <w:top w:type="dxa" w:w="60"/>
+              <w:left w:type="dxa" w:w="100"/>
+              <w:bottom w:type="dxa" w:w="60"/>
+              <w:right w:type="dxa" w:w="100"/>
+            </w:tcMar>
+          </w:tcPr>
+          <w:p>
+            <w:pPr>
+              <w:spacing w:after="40"/>
+            </w:pPr>
+            <w:r>
+              <w:rPr>
+                <w:sz w:val="18"/>
+                <w:szCs w:val="18"/>
+              </w:rPr>
+              <w:t xml:space="preserve">Cada inscripción del documento en un soporte: el original en papel, el PDF digitalizado, la copia PDF/A.</w:t>
+            </w:r>
+          </w:p>
+        </w:tc>
+        <w:tc>
+          <w:tcPr>
+            <w:tcW w:type="dxa" w:w="2460"/>
+            <w:tcBorders>
+              <w:top w:val="single" w:color="CFD6E1" w:sz="4"/>
+              <w:left w:val="single" w:color="CFD6E1" w:sz="4"/>
+              <w:bottom w:val="single" w:color="CFD6E1" w:sz="4"/>
+              <w:right w:val="single" w:color="CFD6E1" w:sz="4"/>
+            </w:tcBorders>
+            <w:tcMar>
+              <w:top w:type="dxa" w:w="60"/>
+              <w:left w:type="dxa" w:w="100"/>
+              <w:bottom w:type="dxa" w:w="60"/>
+              <w:right w:type="dxa" w:w="100"/>
+            </w:tcMar>
+          </w:tcPr>
+          <w:p>
+            <w:pPr>
+              <w:spacing w:after="40"/>
+            </w:pPr>
+            <w:r>
+              <w:rPr>
+                <w:sz w:val="18"/>
+                <w:szCs w:val="18"/>
+              </w:rPr>
+              <w:t xml:space="preserve">Archivo / original físico</w:t>
+            </w:r>
+          </w:p>
+        </w:tc>
+      </w:tr>
+      <w:tr>
+        <w:tc>
+          <w:tcPr>
+            <w:tcW w:type="dxa" w:w="900"/>
+            <w:tcBorders>
+              <w:top w:val="single" w:color="CFD6E1" w:sz="4"/>
+              <w:left w:val="single" w:color="CFD6E1" w:sz="4"/>
+              <w:bottom w:val="single" w:color="CFD6E1" w:sz="4"/>
+              <w:right w:val="single" w:color="CFD6E1" w:sz="4"/>
+            </w:tcBorders>
+            <w:tcMar>
+              <w:top w:type="dxa" w:w="60"/>
+              <w:left w:type="dxa" w:w="100"/>
+              <w:bottom w:type="dxa" w:w="60"/>
+              <w:right w:type="dxa" w:w="100"/>
+            </w:tcMar>
+          </w:tcPr>
+          <w:p>
+            <w:pPr>
+              <w:spacing w:after="40"/>
+            </w:pPr>
+            <w:r>
+              <w:rPr>
+                <w:sz w:val="18"/>
+                <w:szCs w:val="18"/>
+              </w:rPr>
+              <w:t xml:space="preserve">E07</w:t>
+            </w:r>
+          </w:p>
+        </w:tc>
+        <w:tc>
+          <w:tcPr>
+            <w:tcW w:type="dxa" w:w="2200"/>
+            <w:tcBorders>
+              <w:top w:val="single" w:color="CFD6E1" w:sz="4"/>
+              <w:left w:val="single" w:color="CFD6E1" w:sz="4"/>
+              <w:bottom w:val="single" w:color="CFD6E1" w:sz="4"/>
+              <w:right w:val="single" w:color="CFD6E1" w:sz="4"/>
+            </w:tcBorders>
+            <w:tcMar>
+              <w:top w:type="dxa" w:w="60"/>
+              <w:left w:type="dxa" w:w="100"/>
+              <w:bottom w:type="dxa" w:w="60"/>
+              <w:right w:type="dxa" w:w="100"/>
+            </w:tcMar>
+          </w:tcPr>
+          <w:p>
+            <w:pPr>
+              <w:spacing w:after="40"/>
+            </w:pPr>
+            <w:r>
+              <w:rPr>
+                <w:sz w:val="18"/>
+                <w:szCs w:val="18"/>
+              </w:rPr>
+              <w:t xml:space="preserve">Agente</w:t>
+            </w:r>
+          </w:p>
+        </w:tc>
+        <w:tc>
+          <w:tcPr>
+            <w:tcW w:type="dxa" w:w="3800"/>
+            <w:tcBorders>
+              <w:top w:val="single" w:color="CFD6E1" w:sz="4"/>
+              <w:left w:val="single" w:color="CFD6E1" w:sz="4"/>
+              <w:bottom w:val="single" w:color="CFD6E1" w:sz="4"/>
+              <w:right w:val="single" w:color="CFD6E1" w:sz="4"/>
+            </w:tcBorders>
+            <w:tcMar>
+              <w:top w:type="dxa" w:w="60"/>
+              <w:left w:type="dxa" w:w="100"/>
+              <w:bottom w:type="dxa" w:w="60"/>
+              <w:right w:type="dxa" w:w="100"/>
+            </w:tcMar>
+          </w:tcPr>
+          <w:p>
+            <w:pPr>
+              <w:spacing w:after="40"/>
+            </w:pPr>
+            <w:r>
+              <w:rPr>
+                <w:sz w:val="18"/>
+                <w:szCs w:val="18"/>
+              </w:rPr>
+              <w:t xml:space="preserve">Quien actúa: persona, grupo, puesto o mecanismo.</w:t>
+            </w:r>
+          </w:p>
+        </w:tc>
+        <w:tc>
+          <w:tcPr>
+            <w:tcW w:type="dxa" w:w="2460"/>
+            <w:tcBorders>
+              <w:top w:val="single" w:color="CFD6E1" w:sz="4"/>
+              <w:left w:val="single" w:color="CFD6E1" w:sz="4"/>
+              <w:bottom w:val="single" w:color="CFD6E1" w:sz="4"/>
+              <w:right w:val="single" w:color="CFD6E1" w:sz="4"/>
+            </w:tcBorders>
+            <w:tcMar>
+              <w:top w:type="dxa" w:w="60"/>
+              <w:left w:type="dxa" w:w="100"/>
+              <w:bottom w:type="dxa" w:w="60"/>
+              <w:right w:type="dxa" w:w="100"/>
+            </w:tcMar>
+          </w:tcPr>
+          <w:p>
+            <w:pPr>
+              <w:spacing w:after="40"/>
+            </w:pPr>
+            <w:r>
+              <w:rPr>
+                <w:sz w:val="18"/>
+                <w:szCs w:val="18"/>
+              </w:rPr>
+              <w:t xml:space="preserve">Agente</w:t>
+            </w:r>
+          </w:p>
+        </w:tc>
+      </w:tr>
+      <w:tr>
+        <w:tc>
+          <w:tcPr>
+            <w:tcW w:type="dxa" w:w="900"/>
+            <w:tcBorders>
+              <w:top w:val="single" w:color="CFD6E1" w:sz="4"/>
+              <w:left w:val="single" w:color="CFD6E1" w:sz="4"/>
+              <w:bottom w:val="single" w:color="CFD6E1" w:sz="4"/>
+              <w:right w:val="single" w:color="CFD6E1" w:sz="4"/>
+            </w:tcBorders>
+            <w:tcMar>
+              <w:top w:type="dxa" w:w="60"/>
+              <w:left w:type="dxa" w:w="100"/>
+              <w:bottom w:type="dxa" w:w="60"/>
+              <w:right w:type="dxa" w:w="100"/>
+            </w:tcMar>
+          </w:tcPr>
+          <w:p>
+            <w:pPr>
+              <w:spacing w:after="40"/>
+            </w:pPr>
+            <w:r>
+              <w:rPr>
+                <w:sz w:val="18"/>
+                <w:szCs w:val="18"/>
+              </w:rPr>
+              <w:t xml:space="preserve">E08–E11</w:t>
+            </w:r>
+          </w:p>
+        </w:tc>
+        <w:tc>
+          <w:tcPr>
+            <w:tcW w:type="dxa" w:w="2200"/>
+            <w:tcBorders>
+              <w:top w:val="single" w:color="CFD6E1" w:sz="4"/>
+              <w:left w:val="single" w:color="CFD6E1" w:sz="4"/>
+              <w:bottom w:val="single" w:color="CFD6E1" w:sz="4"/>
+              <w:right w:val="single" w:color="CFD6E1" w:sz="4"/>
+            </w:tcBorders>
+            <w:tcMar>
+              <w:top w:type="dxa" w:w="60"/>
+              <w:left w:type="dxa" w:w="100"/>
+              <w:bottom w:type="dxa" w:w="60"/>
+              <w:right w:type="dxa" w:w="100"/>
+            </w:tcMar>
+          </w:tcPr>
+          <w:p>
+            <w:pPr>
+              <w:spacing w:after="40"/>
+            </w:pPr>
+            <w:r>
+              <w:rPr>
+                <w:sz w:val="18"/>
+                <w:szCs w:val="18"/>
+              </w:rPr>
+              <w:t xml:space="preserve">Persona · Grupo de agentes · Familia · Institución</w:t>
+            </w:r>
+          </w:p>
+        </w:tc>
+        <w:tc>
+          <w:tcPr>
+            <w:tcW w:type="dxa" w:w="3800"/>
+            <w:tcBorders>
+              <w:top w:val="single" w:color="CFD6E1" w:sz="4"/>
+              <w:left w:val="single" w:color="CFD6E1" w:sz="4"/>
+              <w:bottom w:val="single" w:color="CFD6E1" w:sz="4"/>
+              <w:right w:val="single" w:color="CFD6E1" w:sz="4"/>
+            </w:tcBorders>
+            <w:tcMar>
+              <w:top w:type="dxa" w:w="60"/>
+              <w:left w:type="dxa" w:w="100"/>
+              <w:bottom w:type="dxa" w:w="60"/>
+              <w:right w:type="dxa" w:w="100"/>
+            </w:tcMar>
+          </w:tcPr>
+          <w:p>
+            <w:pPr>
+              <w:spacing w:after="40"/>
+            </w:pPr>
+            <w:r>
+              <w:rPr>
+                <w:sz w:val="18"/>
+                <w:szCs w:val="18"/>
+              </w:rPr>
+              <w:t xml:space="preserve">Los tipos de agente humano y colectivo.</w:t>
+            </w:r>
+          </w:p>
+        </w:tc>
+        <w:tc>
+          <w:tcPr>
+            <w:tcW w:type="dxa" w:w="2460"/>
+            <w:tcBorders>
+              <w:top w:val="single" w:color="CFD6E1" w:sz="4"/>
+              <w:left w:val="single" w:color="CFD6E1" w:sz="4"/>
+              <w:bottom w:val="single" w:color="CFD6E1" w:sz="4"/>
+              <w:right w:val="single" w:color="CFD6E1" w:sz="4"/>
+            </w:tcBorders>
+            <w:tcMar>
+              <w:top w:type="dxa" w:w="60"/>
+              <w:left w:type="dxa" w:w="100"/>
+              <w:bottom w:type="dxa" w:w="60"/>
+              <w:right w:type="dxa" w:w="100"/>
+            </w:tcMar>
+          </w:tcPr>
+          <w:p>
+            <w:pPr>
+              <w:spacing w:after="40"/>
+            </w:pPr>
+            <w:r>
+              <w:rPr>
+                <w:sz w:val="18"/>
+                <w:szCs w:val="18"/>
+              </w:rPr>
+              <w:t xml:space="preserve">Persona · grupo · familia · entidad corporativa</w:t>
+            </w:r>
+          </w:p>
+        </w:tc>
+      </w:tr>
+      <w:tr>
+        <w:tc>
+          <w:tcPr>
+            <w:tcW w:type="dxa" w:w="900"/>
+            <w:tcBorders>
+              <w:top w:val="single" w:color="CFD6E1" w:sz="4"/>
+              <w:left w:val="single" w:color="CFD6E1" w:sz="4"/>
+              <w:bottom w:val="single" w:color="CFD6E1" w:sz="4"/>
+              <w:right w:val="single" w:color="CFD6E1" w:sz="4"/>
+            </w:tcBorders>
+            <w:tcMar>
+              <w:top w:type="dxa" w:w="60"/>
+              <w:left w:type="dxa" w:w="100"/>
+              <w:bottom w:type="dxa" w:w="60"/>
+              <w:right w:type="dxa" w:w="100"/>
+            </w:tcMar>
+          </w:tcPr>
+          <w:p>
+            <w:pPr>
+              <w:spacing w:after="40"/>
+            </w:pPr>
+            <w:r>
+              <w:rPr>
+                <w:sz w:val="18"/>
+                <w:szCs w:val="18"/>
+              </w:rPr>
+              <w:t xml:space="preserve">E12</w:t>
+            </w:r>
+          </w:p>
+        </w:tc>
+        <w:tc>
+          <w:tcPr>
+            <w:tcW w:type="dxa" w:w="2200"/>
+            <w:tcBorders>
+              <w:top w:val="single" w:color="CFD6E1" w:sz="4"/>
+              <w:left w:val="single" w:color="CFD6E1" w:sz="4"/>
+              <w:bottom w:val="single" w:color="CFD6E1" w:sz="4"/>
+              <w:right w:val="single" w:color="CFD6E1" w:sz="4"/>
+            </w:tcBorders>
+            <w:tcMar>
+              <w:top w:type="dxa" w:w="60"/>
+              <w:left w:type="dxa" w:w="100"/>
+              <w:bottom w:type="dxa" w:w="60"/>
+              <w:right w:type="dxa" w:w="100"/>
+            </w:tcMar>
+          </w:tcPr>
+          <w:p>
+            <w:pPr>
+              <w:spacing w:after="40"/>
+            </w:pPr>
+            <w:r>
+              <w:rPr>
+                <w:sz w:val="18"/>
+                <w:szCs w:val="18"/>
+              </w:rPr>
+              <w:t xml:space="preserve">Puesto</w:t>
+            </w:r>
+          </w:p>
+        </w:tc>
+        <w:tc>
+          <w:tcPr>
+            <w:tcW w:type="dxa" w:w="3800"/>
+            <w:tcBorders>
+              <w:top w:val="single" w:color="CFD6E1" w:sz="4"/>
+              <w:left w:val="single" w:color="CFD6E1" w:sz="4"/>
+              <w:bottom w:val="single" w:color="CFD6E1" w:sz="4"/>
+              <w:right w:val="single" w:color="CFD6E1" w:sz="4"/>
+            </w:tcBorders>
+            <w:tcMar>
+              <w:top w:type="dxa" w:w="60"/>
+              <w:left w:type="dxa" w:w="100"/>
+              <w:bottom w:type="dxa" w:w="60"/>
+              <w:right w:type="dxa" w:w="100"/>
+            </w:tcMar>
+          </w:tcPr>
+          <w:p>
+            <w:pPr>
+              <w:spacing w:after="40"/>
+            </w:pPr>
+            <w:r>
+              <w:rPr>
+                <w:sz w:val="18"/>
+                <w:szCs w:val="18"/>
+              </w:rPr>
+              <w:t xml:space="preserve">El papel funcional de una persona dentro de un grupo (el «alcalde», no la persona que lo ocupa).</w:t>
+            </w:r>
+          </w:p>
+        </w:tc>
+        <w:tc>
+          <w:tcPr>
+            <w:tcW w:type="dxa" w:w="2460"/>
+            <w:tcBorders>
+              <w:top w:val="single" w:color="CFD6E1" w:sz="4"/>
+              <w:left w:val="single" w:color="CFD6E1" w:sz="4"/>
+              <w:bottom w:val="single" w:color="CFD6E1" w:sz="4"/>
+              <w:right w:val="single" w:color="CFD6E1" w:sz="4"/>
+            </w:tcBorders>
+            <w:tcMar>
+              <w:top w:type="dxa" w:w="60"/>
+              <w:left w:type="dxa" w:w="100"/>
+              <w:bottom w:type="dxa" w:w="60"/>
+              <w:right w:type="dxa" w:w="100"/>
+            </w:tcMar>
+          </w:tcPr>
+          <w:p>
+            <w:pPr>
+              <w:spacing w:after="40"/>
+            </w:pPr>
+            <w:r>
+              <w:rPr>
+                <w:sz w:val="18"/>
+                <w:szCs w:val="18"/>
+              </w:rPr>
+              <w:t xml:space="preserve">Cargo</w:t>
+            </w:r>
+          </w:p>
+        </w:tc>
+      </w:tr>
+      <w:tr>
+        <w:tc>
+          <w:tcPr>
+            <w:tcW w:type="dxa" w:w="900"/>
+            <w:tcBorders>
+              <w:top w:val="single" w:color="CFD6E1" w:sz="4"/>
+              <w:left w:val="single" w:color="CFD6E1" w:sz="4"/>
+              <w:bottom w:val="single" w:color="CFD6E1" w:sz="4"/>
+              <w:right w:val="single" w:color="CFD6E1" w:sz="4"/>
+            </w:tcBorders>
+            <w:tcMar>
+              <w:top w:type="dxa" w:w="60"/>
+              <w:left w:type="dxa" w:w="100"/>
+              <w:bottom w:type="dxa" w:w="60"/>
+              <w:right w:type="dxa" w:w="100"/>
+            </w:tcMar>
+          </w:tcPr>
+          <w:p>
+            <w:pPr>
+              <w:spacing w:after="40"/>
+            </w:pPr>
+            <w:r>
+              <w:rPr>
+                <w:sz w:val="18"/>
+                <w:szCs w:val="18"/>
+              </w:rPr>
+              <w:t xml:space="preserve">E13</w:t>
+            </w:r>
+          </w:p>
+        </w:tc>
+        <w:tc>
+          <w:tcPr>
+            <w:tcW w:type="dxa" w:w="2200"/>
+            <w:tcBorders>
+              <w:top w:val="single" w:color="CFD6E1" w:sz="4"/>
+              <w:left w:val="single" w:color="CFD6E1" w:sz="4"/>
+              <w:bottom w:val="single" w:color="CFD6E1" w:sz="4"/>
+              <w:right w:val="single" w:color="CFD6E1" w:sz="4"/>
+            </w:tcBorders>
+            <w:tcMar>
+              <w:top w:type="dxa" w:w="60"/>
+              <w:left w:type="dxa" w:w="100"/>
+              <w:bottom w:type="dxa" w:w="60"/>
+              <w:right w:type="dxa" w:w="100"/>
+            </w:tcMar>
+          </w:tcPr>
+          <w:p>
+            <w:pPr>
+              <w:spacing w:after="40"/>
+            </w:pPr>
+            <w:r>
+              <w:rPr>
+                <w:sz w:val="18"/>
+                <w:szCs w:val="18"/>
+              </w:rPr>
+              <w:t xml:space="preserve">Mecanismo</w:t>
+            </w:r>
+          </w:p>
+        </w:tc>
+        <w:tc>
+          <w:tcPr>
+            <w:tcW w:type="dxa" w:w="3800"/>
+            <w:tcBorders>
+              <w:top w:val="single" w:color="CFD6E1" w:sz="4"/>
+              <w:left w:val="single" w:color="CFD6E1" w:sz="4"/>
+              <w:bottom w:val="single" w:color="CFD6E1" w:sz="4"/>
+              <w:right w:val="single" w:color="CFD6E1" w:sz="4"/>
+            </w:tcBorders>
+            <w:tcMar>
+              <w:top w:type="dxa" w:w="60"/>
+              <w:left w:type="dxa" w:w="100"/>
+              <w:bottom w:type="dxa" w:w="60"/>
+              <w:right w:type="dxa" w:w="100"/>
+            </w:tcMar>
+          </w:tcPr>
+          <w:p>
+            <w:pPr>
+              <w:spacing w:after="40"/>
+            </w:pPr>
+            <w:r>
+              <w:rPr>
+                <w:sz w:val="18"/>
+                <w:szCs w:val="18"/>
+              </w:rPr>
+              <w:t xml:space="preserve">Un proceso o sistema que realiza una actividad (un programa de OCR, un motor de IA).</w:t>
+            </w:r>
+          </w:p>
+        </w:tc>
+        <w:tc>
+          <w:tcPr>
+            <w:tcW w:type="dxa" w:w="2460"/>
+            <w:tcBorders>
+              <w:top w:val="single" w:color="CFD6E1" w:sz="4"/>
+              <w:left w:val="single" w:color="CFD6E1" w:sz="4"/>
+              <w:bottom w:val="single" w:color="CFD6E1" w:sz="4"/>
+              <w:right w:val="single" w:color="CFD6E1" w:sz="4"/>
+            </w:tcBorders>
+            <w:tcMar>
+              <w:top w:type="dxa" w:w="60"/>
+              <w:left w:type="dxa" w:w="100"/>
+              <w:bottom w:type="dxa" w:w="60"/>
+              <w:right w:type="dxa" w:w="100"/>
+            </w:tcMar>
+          </w:tcPr>
+          <w:p>
+            <w:pPr>
+              <w:spacing w:after="40"/>
+            </w:pPr>
+            <w:r>
+              <w:rPr>
+                <w:sz w:val="18"/>
+                <w:szCs w:val="18"/>
+              </w:rPr>
+              <w:t xml:space="preserve">Mecanismo (software)</w:t>
+            </w:r>
+          </w:p>
+        </w:tc>
+      </w:tr>
+      <w:tr>
+        <w:tc>
+          <w:tcPr>
+            <w:tcW w:type="dxa" w:w="900"/>
+            <w:tcBorders>
+              <w:top w:val="single" w:color="CFD6E1" w:sz="4"/>
+              <w:left w:val="single" w:color="CFD6E1" w:sz="4"/>
+              <w:bottom w:val="single" w:color="CFD6E1" w:sz="4"/>
+              <w:right w:val="single" w:color="CFD6E1" w:sz="4"/>
+            </w:tcBorders>
+            <w:tcMar>
+              <w:top w:type="dxa" w:w="60"/>
+              <w:left w:type="dxa" w:w="100"/>
+              <w:bottom w:type="dxa" w:w="60"/>
+              <w:right w:type="dxa" w:w="100"/>
+            </w:tcMar>
+          </w:tcPr>
+          <w:p>
+            <w:pPr>
+              <w:spacing w:after="40"/>
+            </w:pPr>
+            <w:r>
+              <w:rPr>
+                <w:sz w:val="18"/>
+                <w:szCs w:val="18"/>
+              </w:rPr>
+              <w:t xml:space="preserve">E14–E15</w:t>
+            </w:r>
+          </w:p>
+        </w:tc>
+        <w:tc>
+          <w:tcPr>
+            <w:tcW w:type="dxa" w:w="2200"/>
+            <w:tcBorders>
+              <w:top w:val="single" w:color="CFD6E1" w:sz="4"/>
+              <w:left w:val="single" w:color="CFD6E1" w:sz="4"/>
+              <w:bottom w:val="single" w:color="CFD6E1" w:sz="4"/>
+              <w:right w:val="single" w:color="CFD6E1" w:sz="4"/>
+            </w:tcBorders>
+            <w:tcMar>
+              <w:top w:type="dxa" w:w="60"/>
+              <w:left w:type="dxa" w:w="100"/>
+              <w:bottom w:type="dxa" w:w="60"/>
+              <w:right w:type="dxa" w:w="100"/>
+            </w:tcMar>
+          </w:tcPr>
+          <w:p>
+            <w:pPr>
+              <w:spacing w:after="40"/>
+            </w:pPr>
+            <w:r>
+              <w:rPr>
+                <w:sz w:val="18"/>
+                <w:szCs w:val="18"/>
+              </w:rPr>
+              <w:t xml:space="preserve">Evento · Actividad</w:t>
+            </w:r>
+          </w:p>
+        </w:tc>
+        <w:tc>
+          <w:tcPr>
+            <w:tcW w:type="dxa" w:w="3800"/>
+            <w:tcBorders>
+              <w:top w:val="single" w:color="CFD6E1" w:sz="4"/>
+              <w:left w:val="single" w:color="CFD6E1" w:sz="4"/>
+              <w:bottom w:val="single" w:color="CFD6E1" w:sz="4"/>
+              <w:right w:val="single" w:color="CFD6E1" w:sz="4"/>
+            </w:tcBorders>
+            <w:tcMar>
+              <w:top w:type="dxa" w:w="60"/>
+              <w:left w:type="dxa" w:w="100"/>
+              <w:bottom w:type="dxa" w:w="60"/>
+              <w:right w:type="dxa" w:w="100"/>
+            </w:tcMar>
+          </w:tcPr>
+          <w:p>
+            <w:pPr>
+              <w:spacing w:after="40"/>
+            </w:pPr>
+            <w:r>
+              <w:rPr>
+                <w:sz w:val="18"/>
+                <w:szCs w:val="18"/>
+              </w:rPr>
+              <w:t xml:space="preserve">Algo que ocurre; una actividad es lo que se hace con un propósito (una función, un trámite).</w:t>
+            </w:r>
+          </w:p>
+        </w:tc>
+        <w:tc>
+          <w:tcPr>
+            <w:tcW w:type="dxa" w:w="2460"/>
+            <w:tcBorders>
+              <w:top w:val="single" w:color="CFD6E1" w:sz="4"/>
+              <w:left w:val="single" w:color="CFD6E1" w:sz="4"/>
+              <w:bottom w:val="single" w:color="CFD6E1" w:sz="4"/>
+              <w:right w:val="single" w:color="CFD6E1" w:sz="4"/>
+            </w:tcBorders>
+            <w:tcMar>
+              <w:top w:type="dxa" w:w="60"/>
+              <w:left w:type="dxa" w:w="100"/>
+              <w:bottom w:type="dxa" w:w="60"/>
+              <w:right w:type="dxa" w:w="100"/>
+            </w:tcMar>
+          </w:tcPr>
+          <w:p>
+            <w:pPr>
+              <w:spacing w:after="40"/>
+            </w:pPr>
+            <w:r>
+              <w:rPr>
+                <w:sz w:val="18"/>
+                <w:szCs w:val="18"/>
+              </w:rPr>
+              <w:t xml:space="preserve">Hito · actividad y tipo de actividad (función)</w:t>
+            </w:r>
+          </w:p>
+        </w:tc>
+      </w:tr>
+      <w:tr>
+        <w:tc>
+          <w:tcPr>
+            <w:tcW w:type="dxa" w:w="900"/>
+            <w:tcBorders>
+              <w:top w:val="single" w:color="CFD6E1" w:sz="4"/>
+              <w:left w:val="single" w:color="CFD6E1" w:sz="4"/>
+              <w:bottom w:val="single" w:color="CFD6E1" w:sz="4"/>
+              <w:right w:val="single" w:color="CFD6E1" w:sz="4"/>
+            </w:tcBorders>
+            <w:tcMar>
+              <w:top w:type="dxa" w:w="60"/>
+              <w:left w:type="dxa" w:w="100"/>
+              <w:bottom w:type="dxa" w:w="60"/>
+              <w:right w:type="dxa" w:w="100"/>
+            </w:tcMar>
+          </w:tcPr>
+          <w:p>
+            <w:pPr>
+              <w:spacing w:after="40"/>
+            </w:pPr>
+            <w:r>
+              <w:rPr>
+                <w:sz w:val="18"/>
+                <w:szCs w:val="18"/>
+              </w:rPr>
+              <w:t xml:space="preserve">E16–E17</w:t>
+            </w:r>
+          </w:p>
+        </w:tc>
+        <w:tc>
+          <w:tcPr>
+            <w:tcW w:type="dxa" w:w="2200"/>
+            <w:tcBorders>
+              <w:top w:val="single" w:color="CFD6E1" w:sz="4"/>
+              <w:left w:val="single" w:color="CFD6E1" w:sz="4"/>
+              <w:bottom w:val="single" w:color="CFD6E1" w:sz="4"/>
+              <w:right w:val="single" w:color="CFD6E1" w:sz="4"/>
+            </w:tcBorders>
+            <w:tcMar>
+              <w:top w:type="dxa" w:w="60"/>
+              <w:left w:type="dxa" w:w="100"/>
+              <w:bottom w:type="dxa" w:w="60"/>
+              <w:right w:type="dxa" w:w="100"/>
+            </w:tcMar>
+          </w:tcPr>
+          <w:p>
+            <w:pPr>
+              <w:spacing w:after="40"/>
+            </w:pPr>
+            <w:r>
+              <w:rPr>
+                <w:sz w:val="18"/>
+                <w:szCs w:val="18"/>
+              </w:rPr>
+              <w:t xml:space="preserve">Regla · Norma</w:t>
+            </w:r>
+          </w:p>
+        </w:tc>
+        <w:tc>
+          <w:tcPr>
+            <w:tcW w:type="dxa" w:w="3800"/>
+            <w:tcBorders>
+              <w:top w:val="single" w:color="CFD6E1" w:sz="4"/>
+              <w:left w:val="single" w:color="CFD6E1" w:sz="4"/>
+              <w:bottom w:val="single" w:color="CFD6E1" w:sz="4"/>
+              <w:right w:val="single" w:color="CFD6E1" w:sz="4"/>
+            </w:tcBorders>
+            <w:tcMar>
+              <w:top w:type="dxa" w:w="60"/>
+              <w:left w:type="dxa" w:w="100"/>
+              <w:bottom w:type="dxa" w:w="60"/>
+              <w:right w:type="dxa" w:w="100"/>
+            </w:tcMar>
+          </w:tcPr>
+          <w:p>
+            <w:pPr>
+              <w:spacing w:after="40"/>
+            </w:pPr>
+            <w:r>
+              <w:rPr>
+                <w:sz w:val="18"/>
+                <w:szCs w:val="18"/>
+              </w:rPr>
+              <w:t xml:space="preserve">Las condiciones que rigen a un agente o una actividad; la norma delega autoridad para actuar.</w:t>
+            </w:r>
+          </w:p>
+        </w:tc>
+        <w:tc>
+          <w:tcPr>
+            <w:tcW w:type="dxa" w:w="2460"/>
+            <w:tcBorders>
+              <w:top w:val="single" w:color="CFD6E1" w:sz="4"/>
+              <w:left w:val="single" w:color="CFD6E1" w:sz="4"/>
+              <w:bottom w:val="single" w:color="CFD6E1" w:sz="4"/>
+              <w:right w:val="single" w:color="CFD6E1" w:sz="4"/>
+            </w:tcBorders>
+            <w:tcMar>
+              <w:top w:type="dxa" w:w="60"/>
+              <w:left w:type="dxa" w:w="100"/>
+              <w:bottom w:type="dxa" w:w="60"/>
+              <w:right w:type="dxa" w:w="100"/>
+            </w:tcMar>
+          </w:tcPr>
+          <w:p>
+            <w:pPr>
+              <w:spacing w:after="40"/>
+            </w:pPr>
+            <w:r>
+              <w:rPr>
+                <w:sz w:val="18"/>
+                <w:szCs w:val="18"/>
+              </w:rPr>
+              <w:t xml:space="preserve">Regla · mandato</w:t>
+            </w:r>
+          </w:p>
+        </w:tc>
+      </w:tr>
+      <w:tr>
+        <w:tc>
+          <w:tcPr>
+            <w:tcW w:type="dxa" w:w="900"/>
+            <w:tcBorders>
+              <w:top w:val="single" w:color="CFD6E1" w:sz="4"/>
+              <w:left w:val="single" w:color="CFD6E1" w:sz="4"/>
+              <w:bottom w:val="single" w:color="CFD6E1" w:sz="4"/>
+              <w:right w:val="single" w:color="CFD6E1" w:sz="4"/>
+            </w:tcBorders>
+            <w:tcMar>
+              <w:top w:type="dxa" w:w="60"/>
+              <w:left w:type="dxa" w:w="100"/>
+              <w:bottom w:type="dxa" w:w="60"/>
+              <w:right w:type="dxa" w:w="100"/>
+            </w:tcMar>
+          </w:tcPr>
+          <w:p>
+            <w:pPr>
+              <w:spacing w:after="40"/>
+            </w:pPr>
+            <w:r>
+              <w:rPr>
+                <w:sz w:val="18"/>
+                <w:szCs w:val="18"/>
+              </w:rPr>
+              <w:t xml:space="preserve">E18</w:t>
+            </w:r>
+          </w:p>
+        </w:tc>
+        <w:tc>
+          <w:tcPr>
+            <w:tcW w:type="dxa" w:w="2200"/>
+            <w:tcBorders>
+              <w:top w:val="single" w:color="CFD6E1" w:sz="4"/>
+              <w:left w:val="single" w:color="CFD6E1" w:sz="4"/>
+              <w:bottom w:val="single" w:color="CFD6E1" w:sz="4"/>
+              <w:right w:val="single" w:color="CFD6E1" w:sz="4"/>
+            </w:tcBorders>
+            <w:tcMar>
+              <w:top w:type="dxa" w:w="60"/>
+              <w:left w:type="dxa" w:w="100"/>
+              <w:bottom w:type="dxa" w:w="60"/>
+              <w:right w:type="dxa" w:w="100"/>
+            </w:tcMar>
+          </w:tcPr>
+          <w:p>
+            <w:pPr>
+              <w:spacing w:after="40"/>
+            </w:pPr>
+            <w:r>
+              <w:rPr>
+                <w:sz w:val="18"/>
+                <w:szCs w:val="18"/>
+              </w:rPr>
+              <w:t xml:space="preserve">Fecha</w:t>
+            </w:r>
+          </w:p>
+        </w:tc>
+        <w:tc>
+          <w:tcPr>
+            <w:tcW w:type="dxa" w:w="3800"/>
+            <w:tcBorders>
+              <w:top w:val="single" w:color="CFD6E1" w:sz="4"/>
+              <w:left w:val="single" w:color="CFD6E1" w:sz="4"/>
+              <w:bottom w:val="single" w:color="CFD6E1" w:sz="4"/>
+              <w:right w:val="single" w:color="CFD6E1" w:sz="4"/>
+            </w:tcBorders>
+            <w:tcMar>
+              <w:top w:type="dxa" w:w="60"/>
+              <w:left w:type="dxa" w:w="100"/>
+              <w:bottom w:type="dxa" w:w="60"/>
+              <w:right w:type="dxa" w:w="100"/>
+            </w:tcMar>
+          </w:tcPr>
+          <w:p>
+            <w:pPr>
+              <w:spacing w:after="40"/>
+            </w:pPr>
+            <w:r>
+              <w:rPr>
+                <w:sz w:val="18"/>
+                <w:szCs w:val="18"/>
+              </w:rPr>
+              <w:t xml:space="preserve">Información cronológica, con forma normalizada.</w:t>
+            </w:r>
+          </w:p>
+        </w:tc>
+        <w:tc>
+          <w:tcPr>
+            <w:tcW w:type="dxa" w:w="2460"/>
+            <w:tcBorders>
+              <w:top w:val="single" w:color="CFD6E1" w:sz="4"/>
+              <w:left w:val="single" w:color="CFD6E1" w:sz="4"/>
+              <w:bottom w:val="single" w:color="CFD6E1" w:sz="4"/>
+              <w:right w:val="single" w:color="CFD6E1" w:sz="4"/>
+            </w:tcBorders>
+            <w:tcMar>
+              <w:top w:type="dxa" w:w="60"/>
+              <w:left w:type="dxa" w:w="100"/>
+              <w:bottom w:type="dxa" w:w="60"/>
+              <w:right w:type="dxa" w:w="100"/>
+            </w:tcMar>
+          </w:tcPr>
+          <w:p>
+            <w:pPr>
+              <w:spacing w:after="40"/>
+            </w:pPr>
+            <w:r>
+              <w:rPr>
+                <w:sz w:val="18"/>
+                <w:szCs w:val="18"/>
+              </w:rPr>
+              <w:t xml:space="preserve">Fecha (EDTF)</w:t>
+            </w:r>
+          </w:p>
+        </w:tc>
+      </w:tr>
+      <w:tr>
+        <w:tc>
+          <w:tcPr>
+            <w:tcW w:type="dxa" w:w="900"/>
+            <w:tcBorders>
+              <w:top w:val="single" w:color="CFD6E1" w:sz="4"/>
+              <w:left w:val="single" w:color="CFD6E1" w:sz="4"/>
+              <w:bottom w:val="single" w:color="CFD6E1" w:sz="4"/>
+              <w:right w:val="single" w:color="CFD6E1" w:sz="4"/>
+            </w:tcBorders>
+            <w:tcMar>
+              <w:top w:type="dxa" w:w="60"/>
+              <w:left w:type="dxa" w:w="100"/>
+              <w:bottom w:type="dxa" w:w="60"/>
+              <w:right w:type="dxa" w:w="100"/>
+            </w:tcMar>
+          </w:tcPr>
+          <w:p>
+            <w:pPr>
+              <w:spacing w:after="40"/>
+            </w:pPr>
+            <w:r>
+              <w:rPr>
+                <w:sz w:val="18"/>
+                <w:szCs w:val="18"/>
+              </w:rPr>
+              <w:t xml:space="preserve">E22</w:t>
+            </w:r>
+          </w:p>
+        </w:tc>
+        <w:tc>
+          <w:tcPr>
+            <w:tcW w:type="dxa" w:w="2200"/>
+            <w:tcBorders>
+              <w:top w:val="single" w:color="CFD6E1" w:sz="4"/>
+              <w:left w:val="single" w:color="CFD6E1" w:sz="4"/>
+              <w:bottom w:val="single" w:color="CFD6E1" w:sz="4"/>
+              <w:right w:val="single" w:color="CFD6E1" w:sz="4"/>
+            </w:tcBorders>
+            <w:tcMar>
+              <w:top w:type="dxa" w:w="60"/>
+              <w:left w:type="dxa" w:w="100"/>
+              <w:bottom w:type="dxa" w:w="60"/>
+              <w:right w:type="dxa" w:w="100"/>
+            </w:tcMar>
+          </w:tcPr>
+          <w:p>
+            <w:pPr>
+              <w:spacing w:after="40"/>
+            </w:pPr>
+            <w:r>
+              <w:rPr>
+                <w:sz w:val="18"/>
+                <w:szCs w:val="18"/>
+              </w:rPr>
+              <w:t xml:space="preserve">Lugar</w:t>
+            </w:r>
+          </w:p>
+        </w:tc>
+        <w:tc>
+          <w:tcPr>
+            <w:tcW w:type="dxa" w:w="3800"/>
+            <w:tcBorders>
+              <w:top w:val="single" w:color="CFD6E1" w:sz="4"/>
+              <w:left w:val="single" w:color="CFD6E1" w:sz="4"/>
+              <w:bottom w:val="single" w:color="CFD6E1" w:sz="4"/>
+              <w:right w:val="single" w:color="CFD6E1" w:sz="4"/>
+            </w:tcBorders>
+            <w:tcMar>
+              <w:top w:type="dxa" w:w="60"/>
+              <w:left w:type="dxa" w:w="100"/>
+              <w:bottom w:type="dxa" w:w="60"/>
+              <w:right w:type="dxa" w:w="100"/>
+            </w:tcMar>
+          </w:tcPr>
+          <w:p>
+            <w:pPr>
+              <w:spacing w:after="40"/>
+            </w:pPr>
+            <w:r>
+              <w:rPr>
+                <w:sz w:val="18"/>
+                <w:szCs w:val="18"/>
+              </w:rPr>
+              <w:t xml:space="preserve">Área geográfica con nombre.</w:t>
+            </w:r>
+          </w:p>
+        </w:tc>
+        <w:tc>
+          <w:tcPr>
+            <w:tcW w:type="dxa" w:w="2460"/>
+            <w:tcBorders>
+              <w:top w:val="single" w:color="CFD6E1" w:sz="4"/>
+              <w:left w:val="single" w:color="CFD6E1" w:sz="4"/>
+              <w:bottom w:val="single" w:color="CFD6E1" w:sz="4"/>
+              <w:right w:val="single" w:color="CFD6E1" w:sz="4"/>
+            </w:tcBorders>
+            <w:tcMar>
+              <w:top w:type="dxa" w:w="60"/>
+              <w:left w:type="dxa" w:w="100"/>
+              <w:bottom w:type="dxa" w:w="60"/>
+              <w:right w:type="dxa" w:w="100"/>
+            </w:tcMar>
+          </w:tcPr>
+          <w:p>
+            <w:pPr>
+              <w:spacing w:after="40"/>
+            </w:pPr>
+            <w:r>
+              <w:rPr>
+                <w:sz w:val="18"/>
+                <w:szCs w:val="18"/>
+              </w:rPr>
+              <w:t xml:space="preserve">Lugar</w:t>
+            </w:r>
+          </w:p>
+        </w:tc>
+      </w:tr>
+    </w:tbl>
+    <w:p>
+      <w:pPr>
+        <w:spacing w:before="160"/>
+      </w:pPr>
+      <w:r>
+        <w:rPr>
+          <w:b/>
+          <w:bCs/>
+        </w:rPr>
+        <w:t xml:space="preserve">Atributos</w:t>
+      </w:r>
+      <w:r>
+        <w:t xml:space="preserve"> (las características de cada entidad): título, alcance y contenido, condiciones de acceso, historia, identificador, extensión… El OWL cita 42 (A01 a A45). Son el equivalente a los «elementos» de ISAD(G).</w:t>
+      </w:r>
+    </w:p>
+    <w:p>
+      <w:pPr>
+        <w:spacing w:after="120" w:line="276"/>
+      </w:pPr>
+      <w:r>
+        <w:rPr>
+          <w:b/>
+          <w:bCs/>
+        </w:rPr>
+        <w:t xml:space="preserve">Relaciones</w:t>
+      </w:r>
+      <w:r>
+        <w:t xml:space="preserve"> (lo que une a las entidades): RiC-CM 1.0 define 86 códigos (RiC-R001 a RiC-R086). Cada una tiene nombre, dirección y puede llevar fechas, rol, fuente y certeza. Ejemplos: «tiene productor» (R027), «documenta» una actividad (R033), «ocupa o ocupó» un puesto, «incluye» (R024, la antigua jerarquía), «tiene instanciación» (R025), «fue migrado a» (R015).</w:t>
+      </w:r>
+    </w:p>
+    <w:p>
+      <w:pPr>
+        <w:pStyle w:val="Heading1"/>
+      </w:pPr>
+      <w:r>
+        <w:t xml:space="preserve">A3. Para qué sirve</w:t>
       </w:r>
     </w:p>
     <w:p>
@@ -197,10 +2502,10 @@
           <w:b/>
           <w:bCs/>
         </w:rPr>
-        <w:t xml:space="preserve">No recibe RiC, solo lo emite</w:t>
-      </w:r>
-      <w:r>
-        <w:t xml:space="preserve"> (N1).</w:t>
+        <w:t xml:space="preserve">Contexto completo: </w:t>
+      </w:r>
+      <w:r>
+        <w:t xml:space="preserve">describir no solo el documento sino la red que lo explica (quién, en qué función, bajo qué norma, cuándo, dónde).</w:t>
       </w:r>
     </w:p>
     <w:p>
@@ -217,10 +2522,10 @@
           <w:b/>
           <w:bCs/>
         </w:rPr>
-        <w:t xml:space="preserve">El fondo parte todo el sistema</w:t>
-      </w:r>
-      <w:r>
-        <w:t xml:space="preserve">: agentes, permisos y exportación (N2).</w:t>
+        <w:t xml:space="preserve">Procedencia múltiple: </w:t>
+      </w:r>
+      <w:r>
+        <w:t xml:space="preserve">un documento puede tener varios productores, y un agente actúa en muchos fondos a lo largo del tiempo, con sus cambios de nombre, de estructura y de funciones.</w:t>
       </w:r>
     </w:p>
     <w:p>
@@ -237,6 +2542,2566 @@
           <w:b/>
           <w:bCs/>
         </w:rPr>
+        <w:t xml:space="preserve">Describir una vez, reutilizar siempre: </w:t>
+      </w:r>
+      <w:r>
+        <w:t xml:space="preserve">cada agente, función o lugar se describe una sola vez y se enlaza desde todos los documentos que lo involucran.</w:t>
+      </w:r>
+    </w:p>
+    <w:p>
+      <w:pPr>
+        <w:pStyle w:val="ListParagraph"/>
+        <w:numPr>
+          <w:ilvl w:val="0"/>
+          <w:numId w:val="2"/>
+        </w:numPr>
+        <w:spacing w:after="60"/>
+      </w:pPr>
+      <w:r>
+        <w:rPr>
+          <w:b/>
+          <w:bCs/>
+        </w:rPr>
+        <w:t xml:space="preserve">Separar contenido y soporte: </w:t>
+      </w:r>
+      <w:r>
+        <w:t xml:space="preserve">el documento (lo que dice) se distingue de cada una de sus instanciaciones (papel, digitalización, migración), lo que une la descripción con la preservación digital.</w:t>
+      </w:r>
+    </w:p>
+    <w:p>
+      <w:pPr>
+        <w:pStyle w:val="ListParagraph"/>
+        <w:numPr>
+          <w:ilvl w:val="0"/>
+          <w:numId w:val="2"/>
+        </w:numPr>
+        <w:spacing w:after="60"/>
+      </w:pPr>
+      <w:r>
+        <w:rPr>
+          <w:b/>
+          <w:bCs/>
+        </w:rPr>
+        <w:t xml:space="preserve">Datos abiertos y enlazados: </w:t>
+      </w:r>
+      <w:r>
+        <w:t xml:space="preserve">cada entidad tiene una URI; otros archivos, bibliotecas o Wikidata pueden enlazarla, y el acervo se consulta con SPARQL.</w:t>
+      </w:r>
+    </w:p>
+    <w:p>
+      <w:pPr>
+        <w:pStyle w:val="ListParagraph"/>
+        <w:numPr>
+          <w:ilvl w:val="0"/>
+          <w:numId w:val="2"/>
+        </w:numPr>
+        <w:spacing w:after="60"/>
+      </w:pPr>
+      <w:r>
+        <w:rPr>
+          <w:b/>
+          <w:bCs/>
+        </w:rPr>
+        <w:t xml:space="preserve">Preguntas que la descripción tradicional no responde: </w:t>
+      </w:r>
+      <w:r>
+        <w:t xml:space="preserve">«todo lo que firmó quien ocupó la alcaldía entre 1946 y 1950, en cualquier fondo», «qué documentos produjo esta función después de la reforma de 1960».</w:t>
+      </w:r>
+    </w:p>
+    <w:p>
+      <w:pPr>
+        <w:pStyle w:val="Heading1"/>
+      </w:pPr>
+      <w:r>
+        <w:t xml:space="preserve">A4. Diferencia con la descripción tradicional</w:t>
+      </w:r>
+    </w:p>
+    <w:tbl>
+      <w:tblPr>
+        <w:tblW w:type="dxa" w:w="9360"/>
+        <w:tblBorders>
+          <w:top w:val="single" w:color="auto" w:sz="4"/>
+          <w:left w:val="single" w:color="auto" w:sz="4"/>
+          <w:bottom w:val="single" w:color="auto" w:sz="4"/>
+          <w:right w:val="single" w:color="auto" w:sz="4"/>
+          <w:insideH w:val="single" w:color="auto" w:sz="4"/>
+          <w:insideV w:val="single" w:color="auto" w:sz="4"/>
+        </w:tblBorders>
+      </w:tblPr>
+      <w:tblGrid>
+        <w:gridCol w:w="1600"/>
+        <w:gridCol w:w="3880"/>
+        <w:gridCol w:w="3880"/>
+      </w:tblGrid>
+      <w:tr>
+        <w:trPr>
+          <w:tblHeader/>
+        </w:trPr>
+        <w:tc>
+          <w:tcPr>
+            <w:tcW w:type="dxa" w:w="1600"/>
+            <w:tcBorders>
+              <w:top w:val="single" w:color="CFD6E1" w:sz="4"/>
+              <w:left w:val="single" w:color="CFD6E1" w:sz="4"/>
+              <w:bottom w:val="single" w:color="CFD6E1" w:sz="4"/>
+              <w:right w:val="single" w:color="CFD6E1" w:sz="4"/>
+            </w:tcBorders>
+            <w:shd w:fill="DDE6FA" w:color="auto" w:val="clear"/>
+            <w:tcMar>
+              <w:top w:type="dxa" w:w="60"/>
+              <w:left w:type="dxa" w:w="100"/>
+              <w:bottom w:type="dxa" w:w="60"/>
+              <w:right w:type="dxa" w:w="100"/>
+            </w:tcMar>
+          </w:tcPr>
+          <w:p>
+            <w:pPr>
+              <w:spacing w:after="40"/>
+            </w:pPr>
+            <w:r>
+              <w:rPr>
+                <w:b/>
+                <w:bCs/>
+                <w:color w:val="1C2333"/>
+                <w:sz w:val="18"/>
+                <w:szCs w:val="18"/>
+              </w:rPr>
+              <w:t xml:space="preserve">Aspecto</w:t>
+            </w:r>
+          </w:p>
+        </w:tc>
+        <w:tc>
+          <w:tcPr>
+            <w:tcW w:type="dxa" w:w="3880"/>
+            <w:tcBorders>
+              <w:top w:val="single" w:color="CFD6E1" w:sz="4"/>
+              <w:left w:val="single" w:color="CFD6E1" w:sz="4"/>
+              <w:bottom w:val="single" w:color="CFD6E1" w:sz="4"/>
+              <w:right w:val="single" w:color="CFD6E1" w:sz="4"/>
+            </w:tcBorders>
+            <w:shd w:fill="DDE6FA" w:color="auto" w:val="clear"/>
+            <w:tcMar>
+              <w:top w:type="dxa" w:w="60"/>
+              <w:left w:type="dxa" w:w="100"/>
+              <w:bottom w:type="dxa" w:w="60"/>
+              <w:right w:type="dxa" w:w="100"/>
+            </w:tcMar>
+          </w:tcPr>
+          <w:p>
+            <w:pPr>
+              <w:spacing w:after="40"/>
+            </w:pPr>
+            <w:r>
+              <w:rPr>
+                <w:b/>
+                <w:bCs/>
+                <w:color w:val="1C2333"/>
+                <w:sz w:val="18"/>
+                <w:szCs w:val="18"/>
+              </w:rPr>
+              <w:t xml:space="preserve">Descripción tradicional (ISAD(G) y normas afines)</w:t>
+            </w:r>
+          </w:p>
+        </w:tc>
+        <w:tc>
+          <w:tcPr>
+            <w:tcW w:type="dxa" w:w="3880"/>
+            <w:tcBorders>
+              <w:top w:val="single" w:color="CFD6E1" w:sz="4"/>
+              <w:left w:val="single" w:color="CFD6E1" w:sz="4"/>
+              <w:bottom w:val="single" w:color="CFD6E1" w:sz="4"/>
+              <w:right w:val="single" w:color="CFD6E1" w:sz="4"/>
+            </w:tcBorders>
+            <w:shd w:fill="DDE6FA" w:color="auto" w:val="clear"/>
+            <w:tcMar>
+              <w:top w:type="dxa" w:w="60"/>
+              <w:left w:type="dxa" w:w="100"/>
+              <w:bottom w:type="dxa" w:w="60"/>
+              <w:right w:type="dxa" w:w="100"/>
+            </w:tcMar>
+          </w:tcPr>
+          <w:p>
+            <w:pPr>
+              <w:spacing w:after="40"/>
+            </w:pPr>
+            <w:r>
+              <w:rPr>
+                <w:b/>
+                <w:bCs/>
+                <w:color w:val="1C2333"/>
+                <w:sz w:val="18"/>
+                <w:szCs w:val="18"/>
+              </w:rPr>
+              <w:t xml:space="preserve">RiC</w:t>
+            </w:r>
+          </w:p>
+        </w:tc>
+      </w:tr>
+      <w:tr>
+        <w:tc>
+          <w:tcPr>
+            <w:tcW w:type="dxa" w:w="1600"/>
+            <w:tcBorders>
+              <w:top w:val="single" w:color="CFD6E1" w:sz="4"/>
+              <w:left w:val="single" w:color="CFD6E1" w:sz="4"/>
+              <w:bottom w:val="single" w:color="CFD6E1" w:sz="4"/>
+              <w:right w:val="single" w:color="CFD6E1" w:sz="4"/>
+            </w:tcBorders>
+            <w:tcMar>
+              <w:top w:type="dxa" w:w="60"/>
+              <w:left w:type="dxa" w:w="100"/>
+              <w:bottom w:type="dxa" w:w="60"/>
+              <w:right w:type="dxa" w:w="100"/>
+            </w:tcMar>
+          </w:tcPr>
+          <w:p>
+            <w:pPr>
+              <w:spacing w:after="40"/>
+            </w:pPr>
+            <w:r>
+              <w:rPr>
+                <w:b/>
+                <w:bCs/>
+                <w:sz w:val="18"/>
+                <w:szCs w:val="18"/>
+              </w:rPr>
+              <w:t xml:space="preserve">Forma</w:t>
+            </w:r>
+          </w:p>
+        </w:tc>
+        <w:tc>
+          <w:tcPr>
+            <w:tcW w:type="dxa" w:w="3880"/>
+            <w:tcBorders>
+              <w:top w:val="single" w:color="CFD6E1" w:sz="4"/>
+              <w:left w:val="single" w:color="CFD6E1" w:sz="4"/>
+              <w:bottom w:val="single" w:color="CFD6E1" w:sz="4"/>
+              <w:right w:val="single" w:color="CFD6E1" w:sz="4"/>
+            </w:tcBorders>
+            <w:tcMar>
+              <w:top w:type="dxa" w:w="60"/>
+              <w:left w:type="dxa" w:w="100"/>
+              <w:bottom w:type="dxa" w:w="60"/>
+              <w:right w:type="dxa" w:w="100"/>
+            </w:tcMar>
+          </w:tcPr>
+          <w:p>
+            <w:pPr>
+              <w:spacing w:after="40"/>
+            </w:pPr>
+            <w:r>
+              <w:rPr>
+                <w:sz w:val="18"/>
+                <w:szCs w:val="18"/>
+              </w:rPr>
+              <w:t xml:space="preserve">Árbol multinivel: fondo → sección → serie → expediente → unidad. Se describe de lo general a lo particular.</w:t>
+            </w:r>
+          </w:p>
+        </w:tc>
+        <w:tc>
+          <w:tcPr>
+            <w:tcW w:type="dxa" w:w="3880"/>
+            <w:tcBorders>
+              <w:top w:val="single" w:color="CFD6E1" w:sz="4"/>
+              <w:left w:val="single" w:color="CFD6E1" w:sz="4"/>
+              <w:bottom w:val="single" w:color="CFD6E1" w:sz="4"/>
+              <w:right w:val="single" w:color="CFD6E1" w:sz="4"/>
+            </w:tcBorders>
+            <w:tcMar>
+              <w:top w:type="dxa" w:w="60"/>
+              <w:left w:type="dxa" w:w="100"/>
+              <w:bottom w:type="dxa" w:w="60"/>
+              <w:right w:type="dxa" w:w="100"/>
+            </w:tcMar>
+          </w:tcPr>
+          <w:p>
+            <w:pPr>
+              <w:spacing w:after="40"/>
+            </w:pPr>
+            <w:r>
+              <w:rPr>
+                <w:sz w:val="18"/>
+                <w:szCs w:val="18"/>
+              </w:rPr>
+              <w:t xml:space="preserve">Red (grafo) de entidades conectadas. La jerarquía sigue existiendo, pero es una relación más («incluye»).</w:t>
+            </w:r>
+          </w:p>
+        </w:tc>
+      </w:tr>
+      <w:tr>
+        <w:tc>
+          <w:tcPr>
+            <w:tcW w:type="dxa" w:w="1600"/>
+            <w:tcBorders>
+              <w:top w:val="single" w:color="CFD6E1" w:sz="4"/>
+              <w:left w:val="single" w:color="CFD6E1" w:sz="4"/>
+              <w:bottom w:val="single" w:color="CFD6E1" w:sz="4"/>
+              <w:right w:val="single" w:color="CFD6E1" w:sz="4"/>
+            </w:tcBorders>
+            <w:tcMar>
+              <w:top w:type="dxa" w:w="60"/>
+              <w:left w:type="dxa" w:w="100"/>
+              <w:bottom w:type="dxa" w:w="60"/>
+              <w:right w:type="dxa" w:w="100"/>
+            </w:tcMar>
+          </w:tcPr>
+          <w:p>
+            <w:pPr>
+              <w:spacing w:after="40"/>
+            </w:pPr>
+            <w:r>
+              <w:rPr>
+                <w:b/>
+                <w:bCs/>
+                <w:sz w:val="18"/>
+                <w:szCs w:val="18"/>
+              </w:rPr>
+              <w:t xml:space="preserve">Centro</w:t>
+            </w:r>
+          </w:p>
+        </w:tc>
+        <w:tc>
+          <w:tcPr>
+            <w:tcW w:type="dxa" w:w="3880"/>
+            <w:tcBorders>
+              <w:top w:val="single" w:color="CFD6E1" w:sz="4"/>
+              <w:left w:val="single" w:color="CFD6E1" w:sz="4"/>
+              <w:bottom w:val="single" w:color="CFD6E1" w:sz="4"/>
+              <w:right w:val="single" w:color="CFD6E1" w:sz="4"/>
+            </w:tcBorders>
+            <w:tcMar>
+              <w:top w:type="dxa" w:w="60"/>
+              <w:left w:type="dxa" w:w="100"/>
+              <w:bottom w:type="dxa" w:w="60"/>
+              <w:right w:type="dxa" w:w="100"/>
+            </w:tcMar>
+          </w:tcPr>
+          <w:p>
+            <w:pPr>
+              <w:spacing w:after="40"/>
+            </w:pPr>
+            <w:r>
+              <w:rPr>
+                <w:sz w:val="18"/>
+                <w:szCs w:val="18"/>
+              </w:rPr>
+              <w:t xml:space="preserve">El fondo: una procedencia por descripción.</w:t>
+            </w:r>
+          </w:p>
+        </w:tc>
+        <w:tc>
+          <w:tcPr>
+            <w:tcW w:type="dxa" w:w="3880"/>
+            <w:tcBorders>
+              <w:top w:val="single" w:color="CFD6E1" w:sz="4"/>
+              <w:left w:val="single" w:color="CFD6E1" w:sz="4"/>
+              <w:bottom w:val="single" w:color="CFD6E1" w:sz="4"/>
+              <w:right w:val="single" w:color="CFD6E1" w:sz="4"/>
+            </w:tcBorders>
+            <w:tcMar>
+              <w:top w:type="dxa" w:w="60"/>
+              <w:left w:type="dxa" w:w="100"/>
+              <w:bottom w:type="dxa" w:w="60"/>
+              <w:right w:type="dxa" w:w="100"/>
+            </w:tcMar>
+          </w:tcPr>
+          <w:p>
+            <w:pPr>
+              <w:spacing w:after="40"/>
+            </w:pPr>
+            <w:r>
+              <w:rPr>
+                <w:sz w:val="18"/>
+                <w:szCs w:val="18"/>
+              </w:rPr>
+              <w:t xml:space="preserve">Cada entidad tiene identidad propia; la procedencia puede ser múltiple.</w:t>
+            </w:r>
+          </w:p>
+        </w:tc>
+      </w:tr>
+      <w:tr>
+        <w:tc>
+          <w:tcPr>
+            <w:tcW w:type="dxa" w:w="1600"/>
+            <w:tcBorders>
+              <w:top w:val="single" w:color="CFD6E1" w:sz="4"/>
+              <w:left w:val="single" w:color="CFD6E1" w:sz="4"/>
+              <w:bottom w:val="single" w:color="CFD6E1" w:sz="4"/>
+              <w:right w:val="single" w:color="CFD6E1" w:sz="4"/>
+            </w:tcBorders>
+            <w:tcMar>
+              <w:top w:type="dxa" w:w="60"/>
+              <w:left w:type="dxa" w:w="100"/>
+              <w:bottom w:type="dxa" w:w="60"/>
+              <w:right w:type="dxa" w:w="100"/>
+            </w:tcMar>
+          </w:tcPr>
+          <w:p>
+            <w:pPr>
+              <w:spacing w:after="40"/>
+            </w:pPr>
+            <w:r>
+              <w:rPr>
+                <w:b/>
+                <w:bCs/>
+                <w:sz w:val="18"/>
+                <w:szCs w:val="18"/>
+              </w:rPr>
+              <w:t xml:space="preserve">Agentes</w:t>
+            </w:r>
+          </w:p>
+        </w:tc>
+        <w:tc>
+          <w:tcPr>
+            <w:tcW w:type="dxa" w:w="3880"/>
+            <w:tcBorders>
+              <w:top w:val="single" w:color="CFD6E1" w:sz="4"/>
+              <w:left w:val="single" w:color="CFD6E1" w:sz="4"/>
+              <w:bottom w:val="single" w:color="CFD6E1" w:sz="4"/>
+              <w:right w:val="single" w:color="CFD6E1" w:sz="4"/>
+            </w:tcBorders>
+            <w:tcMar>
+              <w:top w:type="dxa" w:w="60"/>
+              <w:left w:type="dxa" w:w="100"/>
+              <w:bottom w:type="dxa" w:w="60"/>
+              <w:right w:type="dxa" w:w="100"/>
+            </w:tcMar>
+          </w:tcPr>
+          <w:p>
+            <w:pPr>
+              <w:spacing w:after="40"/>
+            </w:pPr>
+            <w:r>
+              <w:rPr>
+                <w:sz w:val="18"/>
+                <w:szCs w:val="18"/>
+              </w:rPr>
+              <w:t xml:space="preserve">Nombre del productor e historia institucional en texto, o en un registro ISAAR aparte, unido por el nombre.</w:t>
+            </w:r>
+          </w:p>
+        </w:tc>
+        <w:tc>
+          <w:tcPr>
+            <w:tcW w:type="dxa" w:w="3880"/>
+            <w:tcBorders>
+              <w:top w:val="single" w:color="CFD6E1" w:sz="4"/>
+              <w:left w:val="single" w:color="CFD6E1" w:sz="4"/>
+              <w:bottom w:val="single" w:color="CFD6E1" w:sz="4"/>
+              <w:right w:val="single" w:color="CFD6E1" w:sz="4"/>
+            </w:tcBorders>
+            <w:tcMar>
+              <w:top w:type="dxa" w:w="60"/>
+              <w:left w:type="dxa" w:w="100"/>
+              <w:bottom w:type="dxa" w:w="60"/>
+              <w:right w:type="dxa" w:w="100"/>
+            </w:tcMar>
+          </w:tcPr>
+          <w:p>
+            <w:pPr>
+              <w:spacing w:after="40"/>
+            </w:pPr>
+            <w:r>
+              <w:rPr>
+                <w:sz w:val="18"/>
+                <w:szCs w:val="18"/>
+              </w:rPr>
+              <w:t xml:space="preserve">Entidades con relaciones tipadas y fechadas: productor, autor, remitente, ocupa un puesto, es subordinado de…</w:t>
+            </w:r>
+          </w:p>
+        </w:tc>
+      </w:tr>
+      <w:tr>
+        <w:tc>
+          <w:tcPr>
+            <w:tcW w:type="dxa" w:w="1600"/>
+            <w:tcBorders>
+              <w:top w:val="single" w:color="CFD6E1" w:sz="4"/>
+              <w:left w:val="single" w:color="CFD6E1" w:sz="4"/>
+              <w:bottom w:val="single" w:color="CFD6E1" w:sz="4"/>
+              <w:right w:val="single" w:color="CFD6E1" w:sz="4"/>
+            </w:tcBorders>
+            <w:tcMar>
+              <w:top w:type="dxa" w:w="60"/>
+              <w:left w:type="dxa" w:w="100"/>
+              <w:bottom w:type="dxa" w:w="60"/>
+              <w:right w:type="dxa" w:w="100"/>
+            </w:tcMar>
+          </w:tcPr>
+          <w:p>
+            <w:pPr>
+              <w:spacing w:after="40"/>
+            </w:pPr>
+            <w:r>
+              <w:rPr>
+                <w:b/>
+                <w:bCs/>
+                <w:sz w:val="18"/>
+                <w:szCs w:val="18"/>
+              </w:rPr>
+              <w:t xml:space="preserve">Funciones</w:t>
+            </w:r>
+          </w:p>
+        </w:tc>
+        <w:tc>
+          <w:tcPr>
+            <w:tcW w:type="dxa" w:w="3880"/>
+            <w:tcBorders>
+              <w:top w:val="single" w:color="CFD6E1" w:sz="4"/>
+              <w:left w:val="single" w:color="CFD6E1" w:sz="4"/>
+              <w:bottom w:val="single" w:color="CFD6E1" w:sz="4"/>
+              <w:right w:val="single" w:color="CFD6E1" w:sz="4"/>
+            </w:tcBorders>
+            <w:tcMar>
+              <w:top w:type="dxa" w:w="60"/>
+              <w:left w:type="dxa" w:w="100"/>
+              <w:bottom w:type="dxa" w:w="60"/>
+              <w:right w:type="dxa" w:w="100"/>
+            </w:tcMar>
+          </w:tcPr>
+          <w:p>
+            <w:pPr>
+              <w:spacing w:after="40"/>
+            </w:pPr>
+            <w:r>
+              <w:rPr>
+                <w:sz w:val="18"/>
+                <w:szCs w:val="18"/>
+              </w:rPr>
+              <w:t xml:space="preserve">En otra norma (ISDF), o en notas.</w:t>
+            </w:r>
+          </w:p>
+        </w:tc>
+        <w:tc>
+          <w:tcPr>
+            <w:tcW w:type="dxa" w:w="3880"/>
+            <w:tcBorders>
+              <w:top w:val="single" w:color="CFD6E1" w:sz="4"/>
+              <w:left w:val="single" w:color="CFD6E1" w:sz="4"/>
+              <w:bottom w:val="single" w:color="CFD6E1" w:sz="4"/>
+              <w:right w:val="single" w:color="CFD6E1" w:sz="4"/>
+            </w:tcBorders>
+            <w:tcMar>
+              <w:top w:type="dxa" w:w="60"/>
+              <w:left w:type="dxa" w:w="100"/>
+              <w:bottom w:type="dxa" w:w="60"/>
+              <w:right w:type="dxa" w:w="100"/>
+            </w:tcMar>
+          </w:tcPr>
+          <w:p>
+            <w:pPr>
+              <w:spacing w:after="40"/>
+            </w:pPr>
+            <w:r>
+              <w:rPr>
+                <w:sz w:val="18"/>
+                <w:szCs w:val="18"/>
+              </w:rPr>
+              <w:t xml:space="preserve">Actividad y tipo de actividad, conectados a los documentos que las documentan y a los agentes que las ejercen.</w:t>
+            </w:r>
+          </w:p>
+        </w:tc>
+      </w:tr>
+      <w:tr>
+        <w:tc>
+          <w:tcPr>
+            <w:tcW w:type="dxa" w:w="1600"/>
+            <w:tcBorders>
+              <w:top w:val="single" w:color="CFD6E1" w:sz="4"/>
+              <w:left w:val="single" w:color="CFD6E1" w:sz="4"/>
+              <w:bottom w:val="single" w:color="CFD6E1" w:sz="4"/>
+              <w:right w:val="single" w:color="CFD6E1" w:sz="4"/>
+            </w:tcBorders>
+            <w:tcMar>
+              <w:top w:type="dxa" w:w="60"/>
+              <w:left w:type="dxa" w:w="100"/>
+              <w:bottom w:type="dxa" w:w="60"/>
+              <w:right w:type="dxa" w:w="100"/>
+            </w:tcMar>
+          </w:tcPr>
+          <w:p>
+            <w:pPr>
+              <w:spacing w:after="40"/>
+            </w:pPr>
+            <w:r>
+              <w:rPr>
+                <w:b/>
+                <w:bCs/>
+                <w:sz w:val="18"/>
+                <w:szCs w:val="18"/>
+              </w:rPr>
+              <w:t xml:space="preserve">Contenido y soporte</w:t>
+            </w:r>
+          </w:p>
+        </w:tc>
+        <w:tc>
+          <w:tcPr>
+            <w:tcW w:type="dxa" w:w="3880"/>
+            <w:tcBorders>
+              <w:top w:val="single" w:color="CFD6E1" w:sz="4"/>
+              <w:left w:val="single" w:color="CFD6E1" w:sz="4"/>
+              <w:bottom w:val="single" w:color="CFD6E1" w:sz="4"/>
+              <w:right w:val="single" w:color="CFD6E1" w:sz="4"/>
+            </w:tcBorders>
+            <w:tcMar>
+              <w:top w:type="dxa" w:w="60"/>
+              <w:left w:type="dxa" w:w="100"/>
+              <w:bottom w:type="dxa" w:w="60"/>
+              <w:right w:type="dxa" w:w="100"/>
+            </w:tcMar>
+          </w:tcPr>
+          <w:p>
+            <w:pPr>
+              <w:spacing w:after="40"/>
+            </w:pPr>
+            <w:r>
+              <w:rPr>
+                <w:sz w:val="18"/>
+                <w:szCs w:val="18"/>
+              </w:rPr>
+              <w:t xml:space="preserve">Mezclados en «volumen y soporte» (3.1.5).</w:t>
+            </w:r>
+          </w:p>
+        </w:tc>
+        <w:tc>
+          <w:tcPr>
+            <w:tcW w:type="dxa" w:w="3880"/>
+            <w:tcBorders>
+              <w:top w:val="single" w:color="CFD6E1" w:sz="4"/>
+              <w:left w:val="single" w:color="CFD6E1" w:sz="4"/>
+              <w:bottom w:val="single" w:color="CFD6E1" w:sz="4"/>
+              <w:right w:val="single" w:color="CFD6E1" w:sz="4"/>
+            </w:tcBorders>
+            <w:tcMar>
+              <w:top w:type="dxa" w:w="60"/>
+              <w:left w:type="dxa" w:w="100"/>
+              <w:bottom w:type="dxa" w:w="60"/>
+              <w:right w:type="dxa" w:w="100"/>
+            </w:tcMar>
+          </w:tcPr>
+          <w:p>
+            <w:pPr>
+              <w:spacing w:after="40"/>
+            </w:pPr>
+            <w:r>
+              <w:rPr>
+                <w:sz w:val="18"/>
+                <w:szCs w:val="18"/>
+              </w:rPr>
+              <w:t xml:space="preserve">Documento por un lado, cada instanciación por otro.</w:t>
+            </w:r>
+          </w:p>
+        </w:tc>
+      </w:tr>
+      <w:tr>
+        <w:tc>
+          <w:tcPr>
+            <w:tcW w:type="dxa" w:w="1600"/>
+            <w:tcBorders>
+              <w:top w:val="single" w:color="CFD6E1" w:sz="4"/>
+              <w:left w:val="single" w:color="CFD6E1" w:sz="4"/>
+              <w:bottom w:val="single" w:color="CFD6E1" w:sz="4"/>
+              <w:right w:val="single" w:color="CFD6E1" w:sz="4"/>
+            </w:tcBorders>
+            <w:tcMar>
+              <w:top w:type="dxa" w:w="60"/>
+              <w:left w:type="dxa" w:w="100"/>
+              <w:bottom w:type="dxa" w:w="60"/>
+              <w:right w:type="dxa" w:w="100"/>
+            </w:tcMar>
+          </w:tcPr>
+          <w:p>
+            <w:pPr>
+              <w:spacing w:after="40"/>
+            </w:pPr>
+            <w:r>
+              <w:rPr>
+                <w:b/>
+                <w:bCs/>
+                <w:sz w:val="18"/>
+                <w:szCs w:val="18"/>
+              </w:rPr>
+              <w:t xml:space="preserve">Fechas</w:t>
+            </w:r>
+          </w:p>
+        </w:tc>
+        <w:tc>
+          <w:tcPr>
+            <w:tcW w:type="dxa" w:w="3880"/>
+            <w:tcBorders>
+              <w:top w:val="single" w:color="CFD6E1" w:sz="4"/>
+              <w:left w:val="single" w:color="CFD6E1" w:sz="4"/>
+              <w:bottom w:val="single" w:color="CFD6E1" w:sz="4"/>
+              <w:right w:val="single" w:color="CFD6E1" w:sz="4"/>
+            </w:tcBorders>
+            <w:tcMar>
+              <w:top w:type="dxa" w:w="60"/>
+              <w:left w:type="dxa" w:w="100"/>
+              <w:bottom w:type="dxa" w:w="60"/>
+              <w:right w:type="dxa" w:w="100"/>
+            </w:tcMar>
+          </w:tcPr>
+          <w:p>
+            <w:pPr>
+              <w:spacing w:after="40"/>
+            </w:pPr>
+            <w:r>
+              <w:rPr>
+                <w:sz w:val="18"/>
+                <w:szCs w:val="18"/>
+              </w:rPr>
+              <w:t xml:space="preserve">Texto («c. 1948», «1940-1950»).</w:t>
+            </w:r>
+          </w:p>
+        </w:tc>
+        <w:tc>
+          <w:tcPr>
+            <w:tcW w:type="dxa" w:w="3880"/>
+            <w:tcBorders>
+              <w:top w:val="single" w:color="CFD6E1" w:sz="4"/>
+              <w:left w:val="single" w:color="CFD6E1" w:sz="4"/>
+              <w:bottom w:val="single" w:color="CFD6E1" w:sz="4"/>
+              <w:right w:val="single" w:color="CFD6E1" w:sz="4"/>
+            </w:tcBorders>
+            <w:tcMar>
+              <w:top w:type="dxa" w:w="60"/>
+              <w:left w:type="dxa" w:w="100"/>
+              <w:bottom w:type="dxa" w:w="60"/>
+              <w:right w:type="dxa" w:w="100"/>
+            </w:tcMar>
+          </w:tcPr>
+          <w:p>
+            <w:pPr>
+              <w:spacing w:after="40"/>
+            </w:pPr>
+            <w:r>
+              <w:rPr>
+                <w:sz w:val="18"/>
+                <w:szCs w:val="18"/>
+              </w:rPr>
+              <w:t xml:space="preserve">Entidad Fecha con su expresión, su forma normalizada (EDTF) y su tipo.</w:t>
+            </w:r>
+          </w:p>
+        </w:tc>
+      </w:tr>
+      <w:tr>
+        <w:tc>
+          <w:tcPr>
+            <w:tcW w:type="dxa" w:w="1600"/>
+            <w:tcBorders>
+              <w:top w:val="single" w:color="CFD6E1" w:sz="4"/>
+              <w:left w:val="single" w:color="CFD6E1" w:sz="4"/>
+              <w:bottom w:val="single" w:color="CFD6E1" w:sz="4"/>
+              <w:right w:val="single" w:color="CFD6E1" w:sz="4"/>
+            </w:tcBorders>
+            <w:tcMar>
+              <w:top w:type="dxa" w:w="60"/>
+              <w:left w:type="dxa" w:w="100"/>
+              <w:bottom w:type="dxa" w:w="60"/>
+              <w:right w:type="dxa" w:w="100"/>
+            </w:tcMar>
+          </w:tcPr>
+          <w:p>
+            <w:pPr>
+              <w:spacing w:after="40"/>
+            </w:pPr>
+            <w:r>
+              <w:rPr>
+                <w:b/>
+                <w:bCs/>
+                <w:sz w:val="18"/>
+                <w:szCs w:val="18"/>
+              </w:rPr>
+              <w:t xml:space="preserve">Relaciones</w:t>
+            </w:r>
+          </w:p>
+        </w:tc>
+        <w:tc>
+          <w:tcPr>
+            <w:tcW w:type="dxa" w:w="3880"/>
+            <w:tcBorders>
+              <w:top w:val="single" w:color="CFD6E1" w:sz="4"/>
+              <w:left w:val="single" w:color="CFD6E1" w:sz="4"/>
+              <w:bottom w:val="single" w:color="CFD6E1" w:sz="4"/>
+              <w:right w:val="single" w:color="CFD6E1" w:sz="4"/>
+            </w:tcBorders>
+            <w:tcMar>
+              <w:top w:type="dxa" w:w="60"/>
+              <w:left w:type="dxa" w:w="100"/>
+              <w:bottom w:type="dxa" w:w="60"/>
+              <w:right w:type="dxa" w:w="100"/>
+            </w:tcMar>
+          </w:tcPr>
+          <w:p>
+            <w:pPr>
+              <w:spacing w:after="40"/>
+            </w:pPr>
+            <w:r>
+              <w:rPr>
+                <w:sz w:val="18"/>
+                <w:szCs w:val="18"/>
+              </w:rPr>
+              <w:t xml:space="preserve">Implícitas en el árbol o en notas («véase también»).</w:t>
+            </w:r>
+          </w:p>
+        </w:tc>
+        <w:tc>
+          <w:tcPr>
+            <w:tcW w:type="dxa" w:w="3880"/>
+            <w:tcBorders>
+              <w:top w:val="single" w:color="CFD6E1" w:sz="4"/>
+              <w:left w:val="single" w:color="CFD6E1" w:sz="4"/>
+              <w:bottom w:val="single" w:color="CFD6E1" w:sz="4"/>
+              <w:right w:val="single" w:color="CFD6E1" w:sz="4"/>
+            </w:tcBorders>
+            <w:tcMar>
+              <w:top w:type="dxa" w:w="60"/>
+              <w:left w:type="dxa" w:w="100"/>
+              <w:bottom w:type="dxa" w:w="60"/>
+              <w:right w:type="dxa" w:w="100"/>
+            </w:tcMar>
+          </w:tcPr>
+          <w:p>
+            <w:pPr>
+              <w:spacing w:after="40"/>
+            </w:pPr>
+            <w:r>
+              <w:rPr>
+                <w:sz w:val="18"/>
+                <w:szCs w:val="18"/>
+              </w:rPr>
+              <w:t xml:space="preserve">Explícitas: 86 tipos, con dirección, fechas, rol, fuente y certeza.</w:t>
+            </w:r>
+          </w:p>
+        </w:tc>
+      </w:tr>
+      <w:tr>
+        <w:tc>
+          <w:tcPr>
+            <w:tcW w:type="dxa" w:w="1600"/>
+            <w:tcBorders>
+              <w:top w:val="single" w:color="CFD6E1" w:sz="4"/>
+              <w:left w:val="single" w:color="CFD6E1" w:sz="4"/>
+              <w:bottom w:val="single" w:color="CFD6E1" w:sz="4"/>
+              <w:right w:val="single" w:color="CFD6E1" w:sz="4"/>
+            </w:tcBorders>
+            <w:tcMar>
+              <w:top w:type="dxa" w:w="60"/>
+              <w:left w:type="dxa" w:w="100"/>
+              <w:bottom w:type="dxa" w:w="60"/>
+              <w:right w:type="dxa" w:w="100"/>
+            </w:tcMar>
+          </w:tcPr>
+          <w:p>
+            <w:pPr>
+              <w:spacing w:after="40"/>
+            </w:pPr>
+            <w:r>
+              <w:rPr>
+                <w:b/>
+                <w:bCs/>
+                <w:sz w:val="18"/>
+                <w:szCs w:val="18"/>
+              </w:rPr>
+              <w:t xml:space="preserve">Salida técnica</w:t>
+            </w:r>
+          </w:p>
+        </w:tc>
+        <w:tc>
+          <w:tcPr>
+            <w:tcW w:type="dxa" w:w="3880"/>
+            <w:tcBorders>
+              <w:top w:val="single" w:color="CFD6E1" w:sz="4"/>
+              <w:left w:val="single" w:color="CFD6E1" w:sz="4"/>
+              <w:bottom w:val="single" w:color="CFD6E1" w:sz="4"/>
+              <w:right w:val="single" w:color="CFD6E1" w:sz="4"/>
+            </w:tcBorders>
+            <w:tcMar>
+              <w:top w:type="dxa" w:w="60"/>
+              <w:left w:type="dxa" w:w="100"/>
+              <w:bottom w:type="dxa" w:w="60"/>
+              <w:right w:type="dxa" w:w="100"/>
+            </w:tcMar>
+          </w:tcPr>
+          <w:p>
+            <w:pPr>
+              <w:spacing w:after="40"/>
+            </w:pPr>
+            <w:r>
+              <w:rPr>
+                <w:sz w:val="18"/>
+                <w:szCs w:val="18"/>
+              </w:rPr>
+              <w:t xml:space="preserve">Documentos XML (EAD, EAC-CPF), instrumentos impresos.</w:t>
+            </w:r>
+          </w:p>
+        </w:tc>
+        <w:tc>
+          <w:tcPr>
+            <w:tcW w:type="dxa" w:w="3880"/>
+            <w:tcBorders>
+              <w:top w:val="single" w:color="CFD6E1" w:sz="4"/>
+              <w:left w:val="single" w:color="CFD6E1" w:sz="4"/>
+              <w:bottom w:val="single" w:color="CFD6E1" w:sz="4"/>
+              <w:right w:val="single" w:color="CFD6E1" w:sz="4"/>
+            </w:tcBorders>
+            <w:tcMar>
+              <w:top w:type="dxa" w:w="60"/>
+              <w:left w:type="dxa" w:w="100"/>
+              <w:bottom w:type="dxa" w:w="60"/>
+              <w:right w:type="dxa" w:w="100"/>
+            </w:tcMar>
+          </w:tcPr>
+          <w:p>
+            <w:pPr>
+              <w:spacing w:after="40"/>
+            </w:pPr>
+            <w:r>
+              <w:rPr>
+                <w:sz w:val="18"/>
+                <w:szCs w:val="18"/>
+              </w:rPr>
+              <w:t xml:space="preserve">Datos enlazados RDF (RiC-O), URIs, SPARQL; el instrumento impreso se genera desde la red.</w:t>
+            </w:r>
+          </w:p>
+        </w:tc>
+      </w:tr>
+      <w:tr>
+        <w:tc>
+          <w:tcPr>
+            <w:tcW w:type="dxa" w:w="1600"/>
+            <w:tcBorders>
+              <w:top w:val="single" w:color="CFD6E1" w:sz="4"/>
+              <w:left w:val="single" w:color="CFD6E1" w:sz="4"/>
+              <w:bottom w:val="single" w:color="CFD6E1" w:sz="4"/>
+              <w:right w:val="single" w:color="CFD6E1" w:sz="4"/>
+            </w:tcBorders>
+            <w:tcMar>
+              <w:top w:type="dxa" w:w="60"/>
+              <w:left w:type="dxa" w:w="100"/>
+              <w:bottom w:type="dxa" w:w="60"/>
+              <w:right w:type="dxa" w:w="100"/>
+            </w:tcMar>
+          </w:tcPr>
+          <w:p>
+            <w:pPr>
+              <w:spacing w:after="40"/>
+            </w:pPr>
+            <w:r>
+              <w:rPr>
+                <w:b/>
+                <w:bCs/>
+                <w:sz w:val="18"/>
+                <w:szCs w:val="18"/>
+              </w:rPr>
+              <w:t xml:space="preserve">Lo que NO cambia</w:t>
+            </w:r>
+          </w:p>
+        </w:tc>
+        <w:tc>
+          <w:tcPr>
+            <w:tcW w:type="dxa" w:w="3880"/>
+            <w:tcBorders>
+              <w:top w:val="single" w:color="CFD6E1" w:sz="4"/>
+              <w:left w:val="single" w:color="CFD6E1" w:sz="4"/>
+              <w:bottom w:val="single" w:color="CFD6E1" w:sz="4"/>
+              <w:right w:val="single" w:color="CFD6E1" w:sz="4"/>
+            </w:tcBorders>
+            <w:tcMar>
+              <w:top w:type="dxa" w:w="60"/>
+              <w:left w:type="dxa" w:w="100"/>
+              <w:bottom w:type="dxa" w:w="60"/>
+              <w:right w:type="dxa" w:w="100"/>
+            </w:tcMar>
+          </w:tcPr>
+          <w:p>
+            <w:pPr>
+              <w:spacing w:after="40"/>
+            </w:pPr>
+            <w:r>
+              <w:rPr>
+                <w:sz w:val="18"/>
+                <w:szCs w:val="18"/>
+              </w:rPr>
+              <w:t xml:space="preserve">Los principios de procedencia y orden original.</w:t>
+            </w:r>
+          </w:p>
+        </w:tc>
+        <w:tc>
+          <w:tcPr>
+            <w:tcW w:type="dxa" w:w="3880"/>
+            <w:tcBorders>
+              <w:top w:val="single" w:color="CFD6E1" w:sz="4"/>
+              <w:left w:val="single" w:color="CFD6E1" w:sz="4"/>
+              <w:bottom w:val="single" w:color="CFD6E1" w:sz="4"/>
+              <w:right w:val="single" w:color="CFD6E1" w:sz="4"/>
+            </w:tcBorders>
+            <w:tcMar>
+              <w:top w:type="dxa" w:w="60"/>
+              <w:left w:type="dxa" w:w="100"/>
+              <w:bottom w:type="dxa" w:w="60"/>
+              <w:right w:type="dxa" w:w="100"/>
+            </w:tcMar>
+          </w:tcPr>
+          <w:p>
+            <w:pPr>
+              <w:spacing w:after="40"/>
+            </w:pPr>
+            <w:r>
+              <w:rPr>
+                <w:sz w:val="18"/>
+                <w:szCs w:val="18"/>
+              </w:rPr>
+              <w:t xml:space="preserve">Se conservan: RiC no los elimina, los representa como relaciones explícitas y verificables.</w:t>
+            </w:r>
+          </w:p>
+        </w:tc>
+      </w:tr>
+    </w:tbl>
+    <w:p>
+      <w:pPr>
+        <w:pStyle w:val="Heading1"/>
+      </w:pPr>
+      <w:r>
+        <w:t xml:space="preserve">A5. Cómo se usa: un ejemplo</w:t>
+      </w:r>
+    </w:p>
+    <w:p>
+      <w:pPr>
+        <w:spacing w:after="120" w:line="276"/>
+      </w:pPr>
+      <w:r>
+        <w:t xml:space="preserve">Un oficio de 1948 de la Alcaldía de Tunja sobre permisos de policía, descrito en RiC:</w:t>
+      </w:r>
+    </w:p>
+    <w:p>
+      <w:pPr>
+        <w:shd w:fill="F3F5F9" w:color="auto" w:val="clear"/>
+        <w:spacing w:after="0" w:line="240"/>
+      </w:pPr>
+      <w:r>
+        <w:rPr>
+          <w:rFonts w:ascii="Consolas" w:cs="Consolas" w:eastAsia="Consolas" w:hAnsi="Consolas"/>
+          <w:color w:val="1C2333"/>
+          <w:sz w:val="17"/>
+          <w:szCs w:val="17"/>
+        </w:rPr>
+        <w:t xml:space="preserve">  [Alcaldía de Tunja] ──es productor de──▶ [Oficio 114]  (Documento)</w:t>
+      </w:r>
+    </w:p>
+    <w:p>
+      <w:pPr>
+        <w:shd w:fill="F3F5F9" w:color="auto" w:val="clear"/>
+        <w:spacing w:after="0" w:line="240"/>
+      </w:pPr>
+      <w:r>
+        <w:rPr>
+          <w:rFonts w:ascii="Consolas" w:cs="Consolas" w:eastAsia="Consolas" w:hAnsi="Consolas"/>
+          <w:color w:val="1C2333"/>
+          <w:sz w:val="17"/>
+          <w:szCs w:val="17"/>
+        </w:rPr>
+        <w:t xml:space="preserve">        │                                     │</w:t>
+      </w:r>
+    </w:p>
+    <w:p>
+      <w:pPr>
+        <w:shd w:fill="F3F5F9" w:color="auto" w:val="clear"/>
+        <w:spacing w:after="0" w:line="240"/>
+      </w:pPr>
+      <w:r>
+        <w:rPr>
+          <w:rFonts w:ascii="Consolas" w:cs="Consolas" w:eastAsia="Consolas" w:hAnsi="Consolas"/>
+          <w:color w:val="1C2333"/>
+          <w:sz w:val="17"/>
+          <w:szCs w:val="17"/>
+        </w:rPr>
+        <w:t xml:space="preserve">   existe en                           tiene instanciación</w:t>
+      </w:r>
+    </w:p>
+    <w:p>
+      <w:pPr>
+        <w:shd w:fill="F3F5F9" w:color="auto" w:val="clear"/>
+        <w:spacing w:after="0" w:line="240"/>
+      </w:pPr>
+      <w:r>
+        <w:rPr>
+          <w:rFonts w:ascii="Consolas" w:cs="Consolas" w:eastAsia="Consolas" w:hAnsi="Consolas"/>
+          <w:color w:val="1C2333"/>
+          <w:sz w:val="17"/>
+          <w:szCs w:val="17"/>
+        </w:rPr>
+        <w:t xml:space="preserve">        ▼                                     ▼</w:t>
+      </w:r>
+    </w:p>
+    <w:p>
+      <w:pPr>
+        <w:shd w:fill="F3F5F9" w:color="auto" w:val="clear"/>
+        <w:spacing w:after="0" w:line="240"/>
+      </w:pPr>
+      <w:r>
+        <w:rPr>
+          <w:rFonts w:ascii="Consolas" w:cs="Consolas" w:eastAsia="Consolas" w:hAnsi="Consolas"/>
+          <w:color w:val="1C2333"/>
+          <w:sz w:val="17"/>
+          <w:szCs w:val="17"/>
+        </w:rPr>
+        <w:t xml:space="preserve">  [Alcalde] (Puesto) ◀──ocupa (1946–1950)── [J. E. Gaitán] (Persona)</w:t>
+      </w:r>
+    </w:p>
+    <w:p>
+      <w:pPr>
+        <w:shd w:fill="F3F5F9" w:color="auto" w:val="clear"/>
+        <w:spacing w:after="0" w:line="240"/>
+      </w:pPr>
+      <w:r>
+        <w:rPr>
+          <w:rFonts w:ascii="Consolas" w:cs="Consolas" w:eastAsia="Consolas" w:hAnsi="Consolas"/>
+          <w:color w:val="1C2333"/>
+          <w:sz w:val="17"/>
+          <w:szCs w:val="17"/>
+        </w:rPr>
+        <w:t xml:space="preserve">                                    [original en papel] · [PDF digitalizado] · [PDF/A]</w:t>
+      </w:r>
+    </w:p>
+    <w:p>
+      <w:pPr>
+        <w:shd w:fill="F3F5F9" w:color="auto" w:val="clear"/>
+        <w:spacing w:after="0" w:line="240"/>
+      </w:pPr>
+      <w:r>
+        <w:rPr>
+          <w:rFonts w:ascii="Consolas" w:cs="Consolas" w:eastAsia="Consolas" w:hAnsi="Consolas"/>
+          <w:color w:val="1C2333"/>
+          <w:sz w:val="17"/>
+          <w:szCs w:val="17"/>
+        </w:rPr>
+        <w:t xml:space="preserve">  [Oficio 114] ──documenta──▶ [Expedición de permisos] (Actividad)</w:t>
+      </w:r>
+    </w:p>
+    <w:p>
+      <w:pPr>
+        <w:shd w:fill="F3F5F9" w:color="auto" w:val="clear"/>
+        <w:spacing w:after="0" w:line="240"/>
+      </w:pPr>
+      <w:r>
+        <w:rPr>
+          <w:rFonts w:ascii="Consolas" w:cs="Consolas" w:eastAsia="Consolas" w:hAnsi="Consolas"/>
+          <w:color w:val="1C2333"/>
+          <w:sz w:val="17"/>
+          <w:szCs w:val="17"/>
+        </w:rPr>
+        <w:t xml:space="preserve">                                   └──es del tipo──▶ [Policía local] (función)</w:t>
+      </w:r>
+    </w:p>
+    <w:p>
+      <w:pPr>
+        <w:shd w:fill="F3F5F9" w:color="auto" w:val="clear"/>
+        <w:spacing w:after="0" w:line="240"/>
+      </w:pPr>
+      <w:r>
+        <w:rPr>
+          <w:rFonts w:ascii="Consolas" w:cs="Consolas" w:eastAsia="Consolas" w:hAnsi="Consolas"/>
+          <w:color w:val="1C2333"/>
+          <w:sz w:val="17"/>
+          <w:szCs w:val="17"/>
+        </w:rPr>
+        <w:t xml:space="preserve">  [Acuerdo 3 de 1946] (Norma) ──regula──▶ [Expedición de permisos]</w:t>
+      </w:r>
+    </w:p>
+    <w:p>
+      <w:pPr>
+        <w:shd w:fill="F3F5F9" w:color="auto" w:val="clear"/>
+        <w:spacing w:after="0" w:line="240"/>
+      </w:pPr>
+      <w:r>
+        <w:rPr>
+          <w:rFonts w:ascii="Consolas" w:cs="Consolas" w:eastAsia="Consolas" w:hAnsi="Consolas"/>
+          <w:color w:val="1C2333"/>
+          <w:sz w:val="17"/>
+          <w:szCs w:val="17"/>
+        </w:rPr>
+        <w:t xml:space="preserve">  [Oficio 114] ──fecha de creación──▶ [8 de marzo de 1948] (Fecha, EDTF 1948-03-08)</w:t>
+      </w:r>
+    </w:p>
+    <w:p>
+      <w:pPr>
+        <w:shd w:fill="F3F5F9" w:color="auto" w:val="clear"/>
+        <w:spacing w:after="0" w:line="240"/>
+      </w:pPr>
+      <w:r>
+        <w:rPr>
+          <w:rFonts w:ascii="Consolas" w:cs="Consolas" w:eastAsia="Consolas" w:hAnsi="Consolas"/>
+          <w:color w:val="1C2333"/>
+          <w:sz w:val="17"/>
+          <w:szCs w:val="17"/>
+        </w:rPr>
+        <w:t xml:space="preserve">  [Expediente de permisos 1948] ──incluye──▶ [Oficio 114]</w:t>
+      </w:r>
+    </w:p>
+    <w:p>
+      <w:pPr>
+        <w:spacing w:before="160"/>
+      </w:pPr>
+      <w:r>
+        <w:t xml:space="preserve">Lo mismo, en RiC-O (formato Turtle), que es lo que el sistema exporta:</w:t>
+      </w:r>
+    </w:p>
+    <w:p>
+      <w:pPr>
+        <w:shd w:fill="F3F5F9" w:color="auto" w:val="clear"/>
+        <w:spacing w:after="0" w:line="240"/>
+      </w:pPr>
+      <w:r>
+        <w:rPr>
+          <w:rFonts w:ascii="Consolas" w:cs="Consolas" w:eastAsia="Consolas" w:hAnsi="Consolas"/>
+          <w:color w:val="1C2333"/>
+          <w:sz w:val="17"/>
+          <w:szCs w:val="17"/>
+        </w:rPr>
+        <w:t xml:space="preserve">ricora:oficio-114  a rico:Record ;</w:t>
+      </w:r>
+    </w:p>
+    <w:p>
+      <w:pPr>
+        <w:shd w:fill="F3F5F9" w:color="auto" w:val="clear"/>
+        <w:spacing w:after="0" w:line="240"/>
+      </w:pPr>
+      <w:r>
+        <w:rPr>
+          <w:rFonts w:ascii="Consolas" w:cs="Consolas" w:eastAsia="Consolas" w:hAnsi="Consolas"/>
+          <w:color w:val="1C2333"/>
+          <w:sz w:val="17"/>
+          <w:szCs w:val="17"/>
+        </w:rPr>
+        <w:t xml:space="preserve">    rico:title  "Oficio 114 sobre permisos de policía" ;</w:t>
+      </w:r>
+    </w:p>
+    <w:p>
+      <w:pPr>
+        <w:shd w:fill="F3F5F9" w:color="auto" w:val="clear"/>
+        <w:spacing w:after="0" w:line="240"/>
+      </w:pPr>
+      <w:r>
+        <w:rPr>
+          <w:rFonts w:ascii="Consolas" w:cs="Consolas" w:eastAsia="Consolas" w:hAnsi="Consolas"/>
+          <w:color w:val="1C2333"/>
+          <w:sz w:val="17"/>
+          <w:szCs w:val="17"/>
+        </w:rPr>
+        <w:t xml:space="preserve">    rico:hasCreator  ricora:alcaldia-tunja ;</w:t>
+      </w:r>
+    </w:p>
+    <w:p>
+      <w:pPr>
+        <w:shd w:fill="F3F5F9" w:color="auto" w:val="clear"/>
+        <w:spacing w:after="0" w:line="240"/>
+      </w:pPr>
+      <w:r>
+        <w:rPr>
+          <w:rFonts w:ascii="Consolas" w:cs="Consolas" w:eastAsia="Consolas" w:hAnsi="Consolas"/>
+          <w:color w:val="1C2333"/>
+          <w:sz w:val="17"/>
+          <w:szCs w:val="17"/>
+        </w:rPr>
+        <w:t xml:space="preserve">    rico:hasOrHadInstantiation  ricora:oficio-114-papel , ricora:oficio-114-pdfa ;</w:t>
+      </w:r>
+    </w:p>
+    <w:p>
+      <w:pPr>
+        <w:shd w:fill="F3F5F9" w:color="auto" w:val="clear"/>
+        <w:spacing w:after="0" w:line="240"/>
+      </w:pPr>
+      <w:r>
+        <w:rPr>
+          <w:rFonts w:ascii="Consolas" w:cs="Consolas" w:eastAsia="Consolas" w:hAnsi="Consolas"/>
+          <w:color w:val="1C2333"/>
+          <w:sz w:val="17"/>
+          <w:szCs w:val="17"/>
+        </w:rPr>
+        <w:t xml:space="preserve">    rico:documents  ricora:expedicion-permisos .</w:t>
+      </w:r>
+    </w:p>
+    <w:p>
+      <w:pPr>
+        <w:shd w:fill="F3F5F9" w:color="auto" w:val="clear"/>
+        <w:spacing w:after="0" w:line="240"/>
+      </w:pPr>
+      <w:r>
+        <w:rPr>
+          <w:rFonts w:ascii="Consolas" w:cs="Consolas" w:eastAsia="Consolas" w:hAnsi="Consolas"/>
+          <w:color w:val="1C2333"/>
+          <w:sz w:val="17"/>
+          <w:szCs w:val="17"/>
+        </w:rPr>
+        <w:t xml:space="preserve">ricora:alcaldia-tunja  a rico:CorporateBody ;  rico:name "Alcaldía de Tunja" .</w:t>
+      </w:r>
+    </w:p>
+    <w:p>
+      <w:pPr>
+        <w:shd w:fill="F3F5F9" w:color="auto" w:val="clear"/>
+        <w:spacing w:after="0" w:line="240"/>
+      </w:pPr>
+      <w:r>
+        <w:rPr>
+          <w:rFonts w:ascii="Consolas" w:cs="Consolas" w:eastAsia="Consolas" w:hAnsi="Consolas"/>
+          <w:color w:val="1C2333"/>
+          <w:sz w:val="17"/>
+          <w:szCs w:val="17"/>
+        </w:rPr>
+        <w:t xml:space="preserve">ricora:gaitan  a rico:Person ;  rico:occupiesOrOccupied  ricora:alcalde .</w:t>
+      </w:r>
+    </w:p>
+    <w:p>
+      <w:pPr>
+        <w:shd w:fill="F3F5F9" w:color="auto" w:val="clear"/>
+        <w:spacing w:after="0" w:line="240"/>
+      </w:pPr>
+      <w:r>
+        <w:rPr>
+          <w:rFonts w:ascii="Consolas" w:cs="Consolas" w:eastAsia="Consolas" w:hAnsi="Consolas"/>
+          <w:color w:val="1C2333"/>
+          <w:sz w:val="17"/>
+          <w:szCs w:val="17"/>
+        </w:rPr>
+        <w:t xml:space="preserve">ricora:expedicion-permisos  a rico:Activity ;  rico:hasActivityType  ricora:policia-local .</w:t>
+      </w:r>
+    </w:p>
+    <w:p>
+      <w:pPr>
+        <w:pStyle w:val="Heading3"/>
+      </w:pPr>
+      <w:r>
+        <w:t xml:space="preserve">Cómo se hace en RICORA</w:t>
+      </w:r>
+    </w:p>
+    <w:p>
+      <w:pPr>
+        <w:pStyle w:val="ListParagraph"/>
+        <w:numPr>
+          <w:ilvl w:val="0"/>
+          <w:numId w:val="3"/>
+        </w:numPr>
+        <w:spacing w:after="60"/>
+      </w:pPr>
+      <w:r>
+        <w:t xml:space="preserve">Se </w:t>
+      </w:r>
+      <w:r>
+        <w:rPr>
+          <w:b/>
+          <w:bCs/>
+        </w:rPr>
+        <w:t xml:space="preserve">ingresa</w:t>
+      </w:r>
+      <w:r>
+        <w:t xml:space="preserve"> el archivo: el sistema calcula su huella, identifica el formato y extrae el texto (cada programa queda como Mecanismo).</w:t>
+      </w:r>
+    </w:p>
+    <w:p>
+      <w:pPr>
+        <w:pStyle w:val="ListParagraph"/>
+        <w:numPr>
+          <w:ilvl w:val="0"/>
+          <w:numId w:val="3"/>
+        </w:numPr>
+        <w:spacing w:after="60"/>
+      </w:pPr>
+      <w:r>
+        <w:t xml:space="preserve">Al </w:t>
+      </w:r>
+      <w:r>
+        <w:rPr>
+          <w:b/>
+          <w:bCs/>
+        </w:rPr>
+        <w:t xml:space="preserve">describir</w:t>
+      </w:r>
+      <w:r>
+        <w:t xml:space="preserve">, el motor de análisis propone agentes, fechas, lugares y actividades; la archivista confirma, corrige o descarta cada propuesta.</w:t>
+      </w:r>
+    </w:p>
+    <w:p>
+      <w:pPr>
+        <w:pStyle w:val="ListParagraph"/>
+        <w:numPr>
+          <w:ilvl w:val="0"/>
+          <w:numId w:val="3"/>
+        </w:numPr>
+        <w:spacing w:after="60"/>
+      </w:pPr>
+      <w:r>
+        <w:t xml:space="preserve">Cada entidad confirmada va al </w:t>
+      </w:r>
+      <w:r>
+        <w:rPr>
+          <w:b/>
+          <w:bCs/>
+        </w:rPr>
+        <w:t xml:space="preserve">vocabulario del fondo</w:t>
+      </w:r>
+      <w:r>
+        <w:t xml:space="preserve"> una sola vez y se reutiliza; cada vínculo queda como una relación RiC con su código.</w:t>
+      </w:r>
+    </w:p>
+    <w:p>
+      <w:pPr>
+        <w:pStyle w:val="ListParagraph"/>
+        <w:numPr>
+          <w:ilvl w:val="0"/>
+          <w:numId w:val="3"/>
+        </w:numPr>
+        <w:spacing w:after="60"/>
+      </w:pPr>
+      <w:r>
+        <w:t xml:space="preserve">Al publicar, la descripción se puede </w:t>
+      </w:r>
+      <w:r>
+        <w:rPr>
+          <w:b/>
+          <w:bCs/>
+        </w:rPr>
+        <w:t xml:space="preserve">ver como grafo</w:t>
+      </w:r>
+      <w:r>
+        <w:t xml:space="preserve">, exportar en RiC-O (validado contra el OWL y el perfil SHACL) y consultar con SPARQL.</w:t>
+      </w:r>
+    </w:p>
+    <w:p>
+      <w:pPr>
+        <w:pStyle w:val="Heading1"/>
+      </w:pPr>
+      <w:r>
+        <w:t xml:space="preserve">A6. Qué debe aprender, y en qué orden</w:t>
+      </w:r>
+    </w:p>
+    <w:tbl>
+      <w:tblPr>
+        <w:tblW w:type="dxa" w:w="9360"/>
+        <w:tblBorders>
+          <w:top w:val="single" w:color="auto" w:sz="4"/>
+          <w:left w:val="single" w:color="auto" w:sz="4"/>
+          <w:bottom w:val="single" w:color="auto" w:sz="4"/>
+          <w:right w:val="single" w:color="auto" w:sz="4"/>
+          <w:insideH w:val="single" w:color="auto" w:sz="4"/>
+          <w:insideV w:val="single" w:color="auto" w:sz="4"/>
+        </w:tblBorders>
+      </w:tblPr>
+      <w:tblGrid>
+        <w:gridCol w:w="450"/>
+        <w:gridCol w:w="2300"/>
+        <w:gridCol w:w="3600"/>
+        <w:gridCol w:w="3010"/>
+      </w:tblGrid>
+      <w:tr>
+        <w:trPr>
+          <w:tblHeader/>
+        </w:trPr>
+        <w:tc>
+          <w:tcPr>
+            <w:tcW w:type="dxa" w:w="450"/>
+            <w:tcBorders>
+              <w:top w:val="single" w:color="CFD6E1" w:sz="4"/>
+              <w:left w:val="single" w:color="CFD6E1" w:sz="4"/>
+              <w:bottom w:val="single" w:color="CFD6E1" w:sz="4"/>
+              <w:right w:val="single" w:color="CFD6E1" w:sz="4"/>
+            </w:tcBorders>
+            <w:shd w:fill="DDE6FA" w:color="auto" w:val="clear"/>
+            <w:tcMar>
+              <w:top w:type="dxa" w:w="60"/>
+              <w:left w:type="dxa" w:w="100"/>
+              <w:bottom w:type="dxa" w:w="60"/>
+              <w:right w:type="dxa" w:w="100"/>
+            </w:tcMar>
+          </w:tcPr>
+          <w:p>
+            <w:pPr>
+              <w:spacing w:after="40"/>
+            </w:pPr>
+            <w:r>
+              <w:rPr>
+                <w:b/>
+                <w:bCs/>
+                <w:color w:val="1C2333"/>
+                <w:sz w:val="18"/>
+                <w:szCs w:val="18"/>
+              </w:rPr>
+              <w:t xml:space="preserve">#</w:t>
+            </w:r>
+          </w:p>
+        </w:tc>
+        <w:tc>
+          <w:tcPr>
+            <w:tcW w:type="dxa" w:w="2300"/>
+            <w:tcBorders>
+              <w:top w:val="single" w:color="CFD6E1" w:sz="4"/>
+              <w:left w:val="single" w:color="CFD6E1" w:sz="4"/>
+              <w:bottom w:val="single" w:color="CFD6E1" w:sz="4"/>
+              <w:right w:val="single" w:color="CFD6E1" w:sz="4"/>
+            </w:tcBorders>
+            <w:shd w:fill="DDE6FA" w:color="auto" w:val="clear"/>
+            <w:tcMar>
+              <w:top w:type="dxa" w:w="60"/>
+              <w:left w:type="dxa" w:w="100"/>
+              <w:bottom w:type="dxa" w:w="60"/>
+              <w:right w:type="dxa" w:w="100"/>
+            </w:tcMar>
+          </w:tcPr>
+          <w:p>
+            <w:pPr>
+              <w:spacing w:after="40"/>
+            </w:pPr>
+            <w:r>
+              <w:rPr>
+                <w:b/>
+                <w:bCs/>
+                <w:color w:val="1C2333"/>
+                <w:sz w:val="18"/>
+                <w:szCs w:val="18"/>
+              </w:rPr>
+              <w:t xml:space="preserve">Tema</w:t>
+            </w:r>
+          </w:p>
+        </w:tc>
+        <w:tc>
+          <w:tcPr>
+            <w:tcW w:type="dxa" w:w="3600"/>
+            <w:tcBorders>
+              <w:top w:val="single" w:color="CFD6E1" w:sz="4"/>
+              <w:left w:val="single" w:color="CFD6E1" w:sz="4"/>
+              <w:bottom w:val="single" w:color="CFD6E1" w:sz="4"/>
+              <w:right w:val="single" w:color="CFD6E1" w:sz="4"/>
+            </w:tcBorders>
+            <w:shd w:fill="DDE6FA" w:color="auto" w:val="clear"/>
+            <w:tcMar>
+              <w:top w:type="dxa" w:w="60"/>
+              <w:left w:type="dxa" w:w="100"/>
+              <w:bottom w:type="dxa" w:w="60"/>
+              <w:right w:type="dxa" w:w="100"/>
+            </w:tcMar>
+          </w:tcPr>
+          <w:p>
+            <w:pPr>
+              <w:spacing w:after="40"/>
+            </w:pPr>
+            <w:r>
+              <w:rPr>
+                <w:b/>
+                <w:bCs/>
+                <w:color w:val="1C2333"/>
+                <w:sz w:val="18"/>
+                <w:szCs w:val="18"/>
+              </w:rPr>
+              <w:t xml:space="preserve">Qué saber al final</w:t>
+            </w:r>
+          </w:p>
+        </w:tc>
+        <w:tc>
+          <w:tcPr>
+            <w:tcW w:type="dxa" w:w="3010"/>
+            <w:tcBorders>
+              <w:top w:val="single" w:color="CFD6E1" w:sz="4"/>
+              <w:left w:val="single" w:color="CFD6E1" w:sz="4"/>
+              <w:bottom w:val="single" w:color="CFD6E1" w:sz="4"/>
+              <w:right w:val="single" w:color="CFD6E1" w:sz="4"/>
+            </w:tcBorders>
+            <w:shd w:fill="DDE6FA" w:color="auto" w:val="clear"/>
+            <w:tcMar>
+              <w:top w:type="dxa" w:w="60"/>
+              <w:left w:type="dxa" w:w="100"/>
+              <w:bottom w:type="dxa" w:w="60"/>
+              <w:right w:type="dxa" w:w="100"/>
+            </w:tcMar>
+          </w:tcPr>
+          <w:p>
+            <w:pPr>
+              <w:spacing w:after="40"/>
+            </w:pPr>
+            <w:r>
+              <w:rPr>
+                <w:b/>
+                <w:bCs/>
+                <w:color w:val="1C2333"/>
+                <w:sz w:val="18"/>
+                <w:szCs w:val="18"/>
+              </w:rPr>
+              <w:t xml:space="preserve">Fuente gratuita</w:t>
+            </w:r>
+          </w:p>
+        </w:tc>
+      </w:tr>
+      <w:tr>
+        <w:tc>
+          <w:tcPr>
+            <w:tcW w:type="dxa" w:w="450"/>
+            <w:tcBorders>
+              <w:top w:val="single" w:color="CFD6E1" w:sz="4"/>
+              <w:left w:val="single" w:color="CFD6E1" w:sz="4"/>
+              <w:bottom w:val="single" w:color="CFD6E1" w:sz="4"/>
+              <w:right w:val="single" w:color="CFD6E1" w:sz="4"/>
+            </w:tcBorders>
+            <w:tcMar>
+              <w:top w:type="dxa" w:w="60"/>
+              <w:left w:type="dxa" w:w="100"/>
+              <w:bottom w:type="dxa" w:w="60"/>
+              <w:right w:type="dxa" w:w="100"/>
+            </w:tcMar>
+          </w:tcPr>
+          <w:p>
+            <w:pPr>
+              <w:spacing w:after="40"/>
+            </w:pPr>
+            <w:r>
+              <w:rPr>
+                <w:sz w:val="18"/>
+                <w:szCs w:val="18"/>
+              </w:rPr>
+              <w:t xml:space="preserve">1</w:t>
+            </w:r>
+          </w:p>
+        </w:tc>
+        <w:tc>
+          <w:tcPr>
+            <w:tcW w:type="dxa" w:w="2300"/>
+            <w:tcBorders>
+              <w:top w:val="single" w:color="CFD6E1" w:sz="4"/>
+              <w:left w:val="single" w:color="CFD6E1" w:sz="4"/>
+              <w:bottom w:val="single" w:color="CFD6E1" w:sz="4"/>
+              <w:right w:val="single" w:color="CFD6E1" w:sz="4"/>
+            </w:tcBorders>
+            <w:tcMar>
+              <w:top w:type="dxa" w:w="60"/>
+              <w:left w:type="dxa" w:w="100"/>
+              <w:bottom w:type="dxa" w:w="60"/>
+              <w:right w:type="dxa" w:w="100"/>
+            </w:tcMar>
+          </w:tcPr>
+          <w:p>
+            <w:pPr>
+              <w:spacing w:after="40"/>
+            </w:pPr>
+            <w:r>
+              <w:rPr>
+                <w:sz w:val="18"/>
+                <w:szCs w:val="18"/>
+              </w:rPr>
+              <w:t xml:space="preserve">RiC-CM: entidades, atributos y relaciones</w:t>
+            </w:r>
+          </w:p>
+        </w:tc>
+        <w:tc>
+          <w:tcPr>
+            <w:tcW w:type="dxa" w:w="3600"/>
+            <w:tcBorders>
+              <w:top w:val="single" w:color="CFD6E1" w:sz="4"/>
+              <w:left w:val="single" w:color="CFD6E1" w:sz="4"/>
+              <w:bottom w:val="single" w:color="CFD6E1" w:sz="4"/>
+              <w:right w:val="single" w:color="CFD6E1" w:sz="4"/>
+            </w:tcBorders>
+            <w:tcMar>
+              <w:top w:type="dxa" w:w="60"/>
+              <w:left w:type="dxa" w:w="100"/>
+              <w:bottom w:type="dxa" w:w="60"/>
+              <w:right w:type="dxa" w:w="100"/>
+            </w:tcMar>
+          </w:tcPr>
+          <w:p>
+            <w:pPr>
+              <w:spacing w:after="40"/>
+            </w:pPr>
+            <w:r>
+              <w:rPr>
+                <w:sz w:val="18"/>
+                <w:szCs w:val="18"/>
+              </w:rPr>
+              <w:t xml:space="preserve">Reconocer las 19 entidades en un documento real y nombrar sus relaciones con el código RiC-R.</w:t>
+            </w:r>
+          </w:p>
+        </w:tc>
+        <w:tc>
+          <w:tcPr>
+            <w:tcW w:type="dxa" w:w="3010"/>
+            <w:tcBorders>
+              <w:top w:val="single" w:color="CFD6E1" w:sz="4"/>
+              <w:left w:val="single" w:color="CFD6E1" w:sz="4"/>
+              <w:bottom w:val="single" w:color="CFD6E1" w:sz="4"/>
+              <w:right w:val="single" w:color="CFD6E1" w:sz="4"/>
+            </w:tcBorders>
+            <w:tcMar>
+              <w:top w:type="dxa" w:w="60"/>
+              <w:left w:type="dxa" w:w="100"/>
+              <w:bottom w:type="dxa" w:w="60"/>
+              <w:right w:type="dxa" w:w="100"/>
+            </w:tcMar>
+          </w:tcPr>
+          <w:p>
+            <w:pPr>
+              <w:spacing w:after="40"/>
+            </w:pPr>
+            <w:r>
+              <w:rPr>
+                <w:sz w:val="18"/>
+                <w:szCs w:val="18"/>
+              </w:rPr>
+              <w:t xml:space="preserve">Texto de RiC-CM 1.0 en el sitio del ICA (ica.org)</w:t>
+            </w:r>
+          </w:p>
+        </w:tc>
+      </w:tr>
+      <w:tr>
+        <w:tc>
+          <w:tcPr>
+            <w:tcW w:type="dxa" w:w="450"/>
+            <w:tcBorders>
+              <w:top w:val="single" w:color="CFD6E1" w:sz="4"/>
+              <w:left w:val="single" w:color="CFD6E1" w:sz="4"/>
+              <w:bottom w:val="single" w:color="CFD6E1" w:sz="4"/>
+              <w:right w:val="single" w:color="CFD6E1" w:sz="4"/>
+            </w:tcBorders>
+            <w:tcMar>
+              <w:top w:type="dxa" w:w="60"/>
+              <w:left w:type="dxa" w:w="100"/>
+              <w:bottom w:type="dxa" w:w="60"/>
+              <w:right w:type="dxa" w:w="100"/>
+            </w:tcMar>
+          </w:tcPr>
+          <w:p>
+            <w:pPr>
+              <w:spacing w:after="40"/>
+            </w:pPr>
+            <w:r>
+              <w:rPr>
+                <w:sz w:val="18"/>
+                <w:szCs w:val="18"/>
+              </w:rPr>
+              <w:t xml:space="preserve">2</w:t>
+            </w:r>
+          </w:p>
+        </w:tc>
+        <w:tc>
+          <w:tcPr>
+            <w:tcW w:type="dxa" w:w="2300"/>
+            <w:tcBorders>
+              <w:top w:val="single" w:color="CFD6E1" w:sz="4"/>
+              <w:left w:val="single" w:color="CFD6E1" w:sz="4"/>
+              <w:bottom w:val="single" w:color="CFD6E1" w:sz="4"/>
+              <w:right w:val="single" w:color="CFD6E1" w:sz="4"/>
+            </w:tcBorders>
+            <w:tcMar>
+              <w:top w:type="dxa" w:w="60"/>
+              <w:left w:type="dxa" w:w="100"/>
+              <w:bottom w:type="dxa" w:w="60"/>
+              <w:right w:type="dxa" w:w="100"/>
+            </w:tcMar>
+          </w:tcPr>
+          <w:p>
+            <w:pPr>
+              <w:spacing w:after="40"/>
+            </w:pPr>
+            <w:r>
+              <w:rPr>
+                <w:sz w:val="18"/>
+                <w:szCs w:val="18"/>
+              </w:rPr>
+              <w:t xml:space="preserve">Correspondencia ISAD(G) / ISAAR(CPF) → RiC</w:t>
+            </w:r>
+          </w:p>
+        </w:tc>
+        <w:tc>
+          <w:tcPr>
+            <w:tcW w:type="dxa" w:w="3600"/>
+            <w:tcBorders>
+              <w:top w:val="single" w:color="CFD6E1" w:sz="4"/>
+              <w:left w:val="single" w:color="CFD6E1" w:sz="4"/>
+              <w:bottom w:val="single" w:color="CFD6E1" w:sz="4"/>
+              <w:right w:val="single" w:color="CFD6E1" w:sz="4"/>
+            </w:tcBorders>
+            <w:tcMar>
+              <w:top w:type="dxa" w:w="60"/>
+              <w:left w:type="dxa" w:w="100"/>
+              <w:bottom w:type="dxa" w:w="60"/>
+              <w:right w:type="dxa" w:w="100"/>
+            </w:tcMar>
+          </w:tcPr>
+          <w:p>
+            <w:pPr>
+              <w:spacing w:after="40"/>
+            </w:pPr>
+            <w:r>
+              <w:rPr>
+                <w:sz w:val="18"/>
+                <w:szCs w:val="18"/>
+              </w:rPr>
+              <w:t xml:space="preserve">Pasar una ficha ISAD(G) y un registro ISAAR a entidades y relaciones RiC.</w:t>
+            </w:r>
+          </w:p>
+        </w:tc>
+        <w:tc>
+          <w:tcPr>
+            <w:tcW w:type="dxa" w:w="3010"/>
+            <w:tcBorders>
+              <w:top w:val="single" w:color="CFD6E1" w:sz="4"/>
+              <w:left w:val="single" w:color="CFD6E1" w:sz="4"/>
+              <w:bottom w:val="single" w:color="CFD6E1" w:sz="4"/>
+              <w:right w:val="single" w:color="CFD6E1" w:sz="4"/>
+            </w:tcBorders>
+            <w:tcMar>
+              <w:top w:type="dxa" w:w="60"/>
+              <w:left w:type="dxa" w:w="100"/>
+              <w:bottom w:type="dxa" w:w="60"/>
+              <w:right w:type="dxa" w:w="100"/>
+            </w:tcMar>
+          </w:tcPr>
+          <w:p>
+            <w:pPr>
+              <w:spacing w:after="40"/>
+            </w:pPr>
+            <w:r>
+              <w:rPr>
+                <w:sz w:val="18"/>
+                <w:szCs w:val="18"/>
+              </w:rPr>
+              <w:t xml:space="preserve">Comparar los elementos de ISAD(G) con los atributos de RiC-CM, con un fondo propio</w:t>
+            </w:r>
+          </w:p>
+        </w:tc>
+      </w:tr>
+      <w:tr>
+        <w:tc>
+          <w:tcPr>
+            <w:tcW w:type="dxa" w:w="450"/>
+            <w:tcBorders>
+              <w:top w:val="single" w:color="CFD6E1" w:sz="4"/>
+              <w:left w:val="single" w:color="CFD6E1" w:sz="4"/>
+              <w:bottom w:val="single" w:color="CFD6E1" w:sz="4"/>
+              <w:right w:val="single" w:color="CFD6E1" w:sz="4"/>
+            </w:tcBorders>
+            <w:tcMar>
+              <w:top w:type="dxa" w:w="60"/>
+              <w:left w:type="dxa" w:w="100"/>
+              <w:bottom w:type="dxa" w:w="60"/>
+              <w:right w:type="dxa" w:w="100"/>
+            </w:tcMar>
+          </w:tcPr>
+          <w:p>
+            <w:pPr>
+              <w:spacing w:after="40"/>
+            </w:pPr>
+            <w:r>
+              <w:rPr>
+                <w:sz w:val="18"/>
+                <w:szCs w:val="18"/>
+              </w:rPr>
+              <w:t xml:space="preserve">3</w:t>
+            </w:r>
+          </w:p>
+        </w:tc>
+        <w:tc>
+          <w:tcPr>
+            <w:tcW w:type="dxa" w:w="2300"/>
+            <w:tcBorders>
+              <w:top w:val="single" w:color="CFD6E1" w:sz="4"/>
+              <w:left w:val="single" w:color="CFD6E1" w:sz="4"/>
+              <w:bottom w:val="single" w:color="CFD6E1" w:sz="4"/>
+              <w:right w:val="single" w:color="CFD6E1" w:sz="4"/>
+            </w:tcBorders>
+            <w:tcMar>
+              <w:top w:type="dxa" w:w="60"/>
+              <w:left w:type="dxa" w:w="100"/>
+              <w:bottom w:type="dxa" w:w="60"/>
+              <w:right w:type="dxa" w:w="100"/>
+            </w:tcMar>
+          </w:tcPr>
+          <w:p>
+            <w:pPr>
+              <w:spacing w:after="40"/>
+            </w:pPr>
+            <w:r>
+              <w:rPr>
+                <w:sz w:val="18"/>
+                <w:szCs w:val="18"/>
+              </w:rPr>
+              <w:t xml:space="preserve">Datos enlazados: tripleta, URI, RDF, Turtle</w:t>
+            </w:r>
+          </w:p>
+        </w:tc>
+        <w:tc>
+          <w:tcPr>
+            <w:tcW w:type="dxa" w:w="3600"/>
+            <w:tcBorders>
+              <w:top w:val="single" w:color="CFD6E1" w:sz="4"/>
+              <w:left w:val="single" w:color="CFD6E1" w:sz="4"/>
+              <w:bottom w:val="single" w:color="CFD6E1" w:sz="4"/>
+              <w:right w:val="single" w:color="CFD6E1" w:sz="4"/>
+            </w:tcBorders>
+            <w:tcMar>
+              <w:top w:type="dxa" w:w="60"/>
+              <w:left w:type="dxa" w:w="100"/>
+              <w:bottom w:type="dxa" w:w="60"/>
+              <w:right w:type="dxa" w:w="100"/>
+            </w:tcMar>
+          </w:tcPr>
+          <w:p>
+            <w:pPr>
+              <w:spacing w:after="40"/>
+            </w:pPr>
+            <w:r>
+              <w:rPr>
+                <w:sz w:val="18"/>
+                <w:szCs w:val="18"/>
+              </w:rPr>
+              <w:t xml:space="preserve">Leer y escribir tripletas sencillas como las del ejemplo.</w:t>
+            </w:r>
+          </w:p>
+        </w:tc>
+        <w:tc>
+          <w:tcPr>
+            <w:tcW w:type="dxa" w:w="3010"/>
+            <w:tcBorders>
+              <w:top w:val="single" w:color="CFD6E1" w:sz="4"/>
+              <w:left w:val="single" w:color="CFD6E1" w:sz="4"/>
+              <w:bottom w:val="single" w:color="CFD6E1" w:sz="4"/>
+              <w:right w:val="single" w:color="CFD6E1" w:sz="4"/>
+            </w:tcBorders>
+            <w:tcMar>
+              <w:top w:type="dxa" w:w="60"/>
+              <w:left w:type="dxa" w:w="100"/>
+              <w:bottom w:type="dxa" w:w="60"/>
+              <w:right w:type="dxa" w:w="100"/>
+            </w:tcMar>
+          </w:tcPr>
+          <w:p>
+            <w:pPr>
+              <w:spacing w:after="40"/>
+            </w:pPr>
+            <w:r>
+              <w:rPr>
+                <w:sz w:val="18"/>
+                <w:szCs w:val="18"/>
+              </w:rPr>
+              <w:t xml:space="preserve">RDF 1.1 Primer del W3C (w3.org/TR/rdf11-primer)</w:t>
+            </w:r>
+          </w:p>
+        </w:tc>
+      </w:tr>
+      <w:tr>
+        <w:tc>
+          <w:tcPr>
+            <w:tcW w:type="dxa" w:w="450"/>
+            <w:tcBorders>
+              <w:top w:val="single" w:color="CFD6E1" w:sz="4"/>
+              <w:left w:val="single" w:color="CFD6E1" w:sz="4"/>
+              <w:bottom w:val="single" w:color="CFD6E1" w:sz="4"/>
+              <w:right w:val="single" w:color="CFD6E1" w:sz="4"/>
+            </w:tcBorders>
+            <w:tcMar>
+              <w:top w:type="dxa" w:w="60"/>
+              <w:left w:type="dxa" w:w="100"/>
+              <w:bottom w:type="dxa" w:w="60"/>
+              <w:right w:type="dxa" w:w="100"/>
+            </w:tcMar>
+          </w:tcPr>
+          <w:p>
+            <w:pPr>
+              <w:spacing w:after="40"/>
+            </w:pPr>
+            <w:r>
+              <w:rPr>
+                <w:sz w:val="18"/>
+                <w:szCs w:val="18"/>
+              </w:rPr>
+              <w:t xml:space="preserve">4</w:t>
+            </w:r>
+          </w:p>
+        </w:tc>
+        <w:tc>
+          <w:tcPr>
+            <w:tcW w:type="dxa" w:w="2300"/>
+            <w:tcBorders>
+              <w:top w:val="single" w:color="CFD6E1" w:sz="4"/>
+              <w:left w:val="single" w:color="CFD6E1" w:sz="4"/>
+              <w:bottom w:val="single" w:color="CFD6E1" w:sz="4"/>
+              <w:right w:val="single" w:color="CFD6E1" w:sz="4"/>
+            </w:tcBorders>
+            <w:tcMar>
+              <w:top w:type="dxa" w:w="60"/>
+              <w:left w:type="dxa" w:w="100"/>
+              <w:bottom w:type="dxa" w:w="60"/>
+              <w:right w:type="dxa" w:w="100"/>
+            </w:tcMar>
+          </w:tcPr>
+          <w:p>
+            <w:pPr>
+              <w:spacing w:after="40"/>
+            </w:pPr>
+            <w:r>
+              <w:rPr>
+                <w:sz w:val="18"/>
+                <w:szCs w:val="18"/>
+              </w:rPr>
+              <w:t xml:space="preserve">RiC-O: clases y propiedades</w:t>
+            </w:r>
+          </w:p>
+        </w:tc>
+        <w:tc>
+          <w:tcPr>
+            <w:tcW w:type="dxa" w:w="3600"/>
+            <w:tcBorders>
+              <w:top w:val="single" w:color="CFD6E1" w:sz="4"/>
+              <w:left w:val="single" w:color="CFD6E1" w:sz="4"/>
+              <w:bottom w:val="single" w:color="CFD6E1" w:sz="4"/>
+              <w:right w:val="single" w:color="CFD6E1" w:sz="4"/>
+            </w:tcBorders>
+            <w:tcMar>
+              <w:top w:type="dxa" w:w="60"/>
+              <w:left w:type="dxa" w:w="100"/>
+              <w:bottom w:type="dxa" w:w="60"/>
+              <w:right w:type="dxa" w:w="100"/>
+            </w:tcMar>
+          </w:tcPr>
+          <w:p>
+            <w:pPr>
+              <w:spacing w:after="40"/>
+            </w:pPr>
+            <w:r>
+              <w:rPr>
+                <w:sz w:val="18"/>
+                <w:szCs w:val="18"/>
+              </w:rPr>
+              <w:t xml:space="preserve">Buscar una clase o propiedad y entender su dominio y rango.</w:t>
+            </w:r>
+          </w:p>
+        </w:tc>
+        <w:tc>
+          <w:tcPr>
+            <w:tcW w:type="dxa" w:w="3010"/>
+            <w:tcBorders>
+              <w:top w:val="single" w:color="CFD6E1" w:sz="4"/>
+              <w:left w:val="single" w:color="CFD6E1" w:sz="4"/>
+              <w:bottom w:val="single" w:color="CFD6E1" w:sz="4"/>
+              <w:right w:val="single" w:color="CFD6E1" w:sz="4"/>
+            </w:tcBorders>
+            <w:tcMar>
+              <w:top w:type="dxa" w:w="60"/>
+              <w:left w:type="dxa" w:w="100"/>
+              <w:bottom w:type="dxa" w:w="60"/>
+              <w:right w:type="dxa" w:w="100"/>
+            </w:tcMar>
+          </w:tcPr>
+          <w:p>
+            <w:pPr>
+              <w:spacing w:after="40"/>
+            </w:pPr>
+            <w:r>
+              <w:rPr>
+                <w:sz w:val="18"/>
+                <w:szCs w:val="18"/>
+              </w:rPr>
+              <w:t xml:space="preserve">Documentación de RiC-O en github.com/ICA-EGAD/RiC-O</w:t>
+            </w:r>
+          </w:p>
+        </w:tc>
+      </w:tr>
+      <w:tr>
+        <w:tc>
+          <w:tcPr>
+            <w:tcW w:type="dxa" w:w="450"/>
+            <w:tcBorders>
+              <w:top w:val="single" w:color="CFD6E1" w:sz="4"/>
+              <w:left w:val="single" w:color="CFD6E1" w:sz="4"/>
+              <w:bottom w:val="single" w:color="CFD6E1" w:sz="4"/>
+              <w:right w:val="single" w:color="CFD6E1" w:sz="4"/>
+            </w:tcBorders>
+            <w:tcMar>
+              <w:top w:type="dxa" w:w="60"/>
+              <w:left w:type="dxa" w:w="100"/>
+              <w:bottom w:type="dxa" w:w="60"/>
+              <w:right w:type="dxa" w:w="100"/>
+            </w:tcMar>
+          </w:tcPr>
+          <w:p>
+            <w:pPr>
+              <w:spacing w:after="40"/>
+            </w:pPr>
+            <w:r>
+              <w:rPr>
+                <w:sz w:val="18"/>
+                <w:szCs w:val="18"/>
+              </w:rPr>
+              <w:t xml:space="preserve">5</w:t>
+            </w:r>
+          </w:p>
+        </w:tc>
+        <w:tc>
+          <w:tcPr>
+            <w:tcW w:type="dxa" w:w="2300"/>
+            <w:tcBorders>
+              <w:top w:val="single" w:color="CFD6E1" w:sz="4"/>
+              <w:left w:val="single" w:color="CFD6E1" w:sz="4"/>
+              <w:bottom w:val="single" w:color="CFD6E1" w:sz="4"/>
+              <w:right w:val="single" w:color="CFD6E1" w:sz="4"/>
+            </w:tcBorders>
+            <w:tcMar>
+              <w:top w:type="dxa" w:w="60"/>
+              <w:left w:type="dxa" w:w="100"/>
+              <w:bottom w:type="dxa" w:w="60"/>
+              <w:right w:type="dxa" w:w="100"/>
+            </w:tcMar>
+          </w:tcPr>
+          <w:p>
+            <w:pPr>
+              <w:spacing w:after="40"/>
+            </w:pPr>
+            <w:r>
+              <w:rPr>
+                <w:sz w:val="18"/>
+                <w:szCs w:val="18"/>
+              </w:rPr>
+              <w:t xml:space="preserve">SPARQL básico</w:t>
+            </w:r>
+          </w:p>
+        </w:tc>
+        <w:tc>
+          <w:tcPr>
+            <w:tcW w:type="dxa" w:w="3600"/>
+            <w:tcBorders>
+              <w:top w:val="single" w:color="CFD6E1" w:sz="4"/>
+              <w:left w:val="single" w:color="CFD6E1" w:sz="4"/>
+              <w:bottom w:val="single" w:color="CFD6E1" w:sz="4"/>
+              <w:right w:val="single" w:color="CFD6E1" w:sz="4"/>
+            </w:tcBorders>
+            <w:tcMar>
+              <w:top w:type="dxa" w:w="60"/>
+              <w:left w:type="dxa" w:w="100"/>
+              <w:bottom w:type="dxa" w:w="60"/>
+              <w:right w:type="dxa" w:w="100"/>
+            </w:tcMar>
+          </w:tcPr>
+          <w:p>
+            <w:pPr>
+              <w:spacing w:after="40"/>
+            </w:pPr>
+            <w:r>
+              <w:rPr>
+                <w:sz w:val="18"/>
+                <w:szCs w:val="18"/>
+              </w:rPr>
+              <w:t xml:space="preserve">Hacer preguntas al grafo («documentos producidos por…»).</w:t>
+            </w:r>
+          </w:p>
+        </w:tc>
+        <w:tc>
+          <w:tcPr>
+            <w:tcW w:type="dxa" w:w="3010"/>
+            <w:tcBorders>
+              <w:top w:val="single" w:color="CFD6E1" w:sz="4"/>
+              <w:left w:val="single" w:color="CFD6E1" w:sz="4"/>
+              <w:bottom w:val="single" w:color="CFD6E1" w:sz="4"/>
+              <w:right w:val="single" w:color="CFD6E1" w:sz="4"/>
+            </w:tcBorders>
+            <w:tcMar>
+              <w:top w:type="dxa" w:w="60"/>
+              <w:left w:type="dxa" w:w="100"/>
+              <w:bottom w:type="dxa" w:w="60"/>
+              <w:right w:type="dxa" w:w="100"/>
+            </w:tcMar>
+          </w:tcPr>
+          <w:p>
+            <w:pPr>
+              <w:spacing w:after="40"/>
+            </w:pPr>
+            <w:r>
+              <w:rPr>
+                <w:sz w:val="18"/>
+                <w:szCs w:val="18"/>
+              </w:rPr>
+              <w:t xml:space="preserve">Punto SPARQL de RICORA y la recomendación SPARQL 1.1 del W3C</w:t>
+            </w:r>
+          </w:p>
+        </w:tc>
+      </w:tr>
+      <w:tr>
+        <w:tc>
+          <w:tcPr>
+            <w:tcW w:type="dxa" w:w="450"/>
+            <w:tcBorders>
+              <w:top w:val="single" w:color="CFD6E1" w:sz="4"/>
+              <w:left w:val="single" w:color="CFD6E1" w:sz="4"/>
+              <w:bottom w:val="single" w:color="CFD6E1" w:sz="4"/>
+              <w:right w:val="single" w:color="CFD6E1" w:sz="4"/>
+            </w:tcBorders>
+            <w:tcMar>
+              <w:top w:type="dxa" w:w="60"/>
+              <w:left w:type="dxa" w:w="100"/>
+              <w:bottom w:type="dxa" w:w="60"/>
+              <w:right w:type="dxa" w:w="100"/>
+            </w:tcMar>
+          </w:tcPr>
+          <w:p>
+            <w:pPr>
+              <w:spacing w:after="40"/>
+            </w:pPr>
+            <w:r>
+              <w:rPr>
+                <w:sz w:val="18"/>
+                <w:szCs w:val="18"/>
+              </w:rPr>
+              <w:t xml:space="preserve">6</w:t>
+            </w:r>
+          </w:p>
+        </w:tc>
+        <w:tc>
+          <w:tcPr>
+            <w:tcW w:type="dxa" w:w="2300"/>
+            <w:tcBorders>
+              <w:top w:val="single" w:color="CFD6E1" w:sz="4"/>
+              <w:left w:val="single" w:color="CFD6E1" w:sz="4"/>
+              <w:bottom w:val="single" w:color="CFD6E1" w:sz="4"/>
+              <w:right w:val="single" w:color="CFD6E1" w:sz="4"/>
+            </w:tcBorders>
+            <w:tcMar>
+              <w:top w:type="dxa" w:w="60"/>
+              <w:left w:type="dxa" w:w="100"/>
+              <w:bottom w:type="dxa" w:w="60"/>
+              <w:right w:type="dxa" w:w="100"/>
+            </w:tcMar>
+          </w:tcPr>
+          <w:p>
+            <w:pPr>
+              <w:spacing w:after="40"/>
+            </w:pPr>
+            <w:r>
+              <w:rPr>
+                <w:sz w:val="18"/>
+                <w:szCs w:val="18"/>
+              </w:rPr>
+              <w:t xml:space="preserve">Vocabularios y normas de apoyo: SKOS, EDTF, ISO 639</w:t>
+            </w:r>
+          </w:p>
+        </w:tc>
+        <w:tc>
+          <w:tcPr>
+            <w:tcW w:type="dxa" w:w="3600"/>
+            <w:tcBorders>
+              <w:top w:val="single" w:color="CFD6E1" w:sz="4"/>
+              <w:left w:val="single" w:color="CFD6E1" w:sz="4"/>
+              <w:bottom w:val="single" w:color="CFD6E1" w:sz="4"/>
+              <w:right w:val="single" w:color="CFD6E1" w:sz="4"/>
+            </w:tcBorders>
+            <w:tcMar>
+              <w:top w:type="dxa" w:w="60"/>
+              <w:left w:type="dxa" w:w="100"/>
+              <w:bottom w:type="dxa" w:w="60"/>
+              <w:right w:type="dxa" w:w="100"/>
+            </w:tcMar>
+          </w:tcPr>
+          <w:p>
+            <w:pPr>
+              <w:spacing w:after="40"/>
+            </w:pPr>
+            <w:r>
+              <w:rPr>
+                <w:sz w:val="18"/>
+                <w:szCs w:val="18"/>
+              </w:rPr>
+              <w:t xml:space="preserve">Saber por qué una función es un concepto SKOS y una fecha «c. 1948» es 1948~.</w:t>
+            </w:r>
+          </w:p>
+        </w:tc>
+        <w:tc>
+          <w:tcPr>
+            <w:tcW w:type="dxa" w:w="3010"/>
+            <w:tcBorders>
+              <w:top w:val="single" w:color="CFD6E1" w:sz="4"/>
+              <w:left w:val="single" w:color="CFD6E1" w:sz="4"/>
+              <w:bottom w:val="single" w:color="CFD6E1" w:sz="4"/>
+              <w:right w:val="single" w:color="CFD6E1" w:sz="4"/>
+            </w:tcBorders>
+            <w:tcMar>
+              <w:top w:type="dxa" w:w="60"/>
+              <w:left w:type="dxa" w:w="100"/>
+              <w:bottom w:type="dxa" w:w="60"/>
+              <w:right w:type="dxa" w:w="100"/>
+            </w:tcMar>
+          </w:tcPr>
+          <w:p>
+            <w:pPr>
+              <w:spacing w:after="40"/>
+            </w:pPr>
+            <w:r>
+              <w:rPr>
+                <w:sz w:val="18"/>
+                <w:szCs w:val="18"/>
+              </w:rPr>
+              <w:t xml:space="preserve">EDTF en loc.gov/standards/datetime</w:t>
+            </w:r>
+          </w:p>
+        </w:tc>
+      </w:tr>
+      <w:tr>
+        <w:tc>
+          <w:tcPr>
+            <w:tcW w:type="dxa" w:w="450"/>
+            <w:tcBorders>
+              <w:top w:val="single" w:color="CFD6E1" w:sz="4"/>
+              <w:left w:val="single" w:color="CFD6E1" w:sz="4"/>
+              <w:bottom w:val="single" w:color="CFD6E1" w:sz="4"/>
+              <w:right w:val="single" w:color="CFD6E1" w:sz="4"/>
+            </w:tcBorders>
+            <w:tcMar>
+              <w:top w:type="dxa" w:w="60"/>
+              <w:left w:type="dxa" w:w="100"/>
+              <w:bottom w:type="dxa" w:w="60"/>
+              <w:right w:type="dxa" w:w="100"/>
+            </w:tcMar>
+          </w:tcPr>
+          <w:p>
+            <w:pPr>
+              <w:spacing w:after="40"/>
+            </w:pPr>
+            <w:r>
+              <w:rPr>
+                <w:sz w:val="18"/>
+                <w:szCs w:val="18"/>
+              </w:rPr>
+              <w:t xml:space="preserve">7</w:t>
+            </w:r>
+          </w:p>
+        </w:tc>
+        <w:tc>
+          <w:tcPr>
+            <w:tcW w:type="dxa" w:w="2300"/>
+            <w:tcBorders>
+              <w:top w:val="single" w:color="CFD6E1" w:sz="4"/>
+              <w:left w:val="single" w:color="CFD6E1" w:sz="4"/>
+              <w:bottom w:val="single" w:color="CFD6E1" w:sz="4"/>
+              <w:right w:val="single" w:color="CFD6E1" w:sz="4"/>
+            </w:tcBorders>
+            <w:tcMar>
+              <w:top w:type="dxa" w:w="60"/>
+              <w:left w:type="dxa" w:w="100"/>
+              <w:bottom w:type="dxa" w:w="60"/>
+              <w:right w:type="dxa" w:w="100"/>
+            </w:tcMar>
+          </w:tcPr>
+          <w:p>
+            <w:pPr>
+              <w:spacing w:after="40"/>
+            </w:pPr>
+            <w:r>
+              <w:rPr>
+                <w:sz w:val="18"/>
+                <w:szCs w:val="18"/>
+              </w:rPr>
+              <w:t xml:space="preserve">Validación (SHACL), en concepto</w:t>
+            </w:r>
+          </w:p>
+        </w:tc>
+        <w:tc>
+          <w:tcPr>
+            <w:tcW w:type="dxa" w:w="3600"/>
+            <w:tcBorders>
+              <w:top w:val="single" w:color="CFD6E1" w:sz="4"/>
+              <w:left w:val="single" w:color="CFD6E1" w:sz="4"/>
+              <w:bottom w:val="single" w:color="CFD6E1" w:sz="4"/>
+              <w:right w:val="single" w:color="CFD6E1" w:sz="4"/>
+            </w:tcBorders>
+            <w:tcMar>
+              <w:top w:type="dxa" w:w="60"/>
+              <w:left w:type="dxa" w:w="100"/>
+              <w:bottom w:type="dxa" w:w="60"/>
+              <w:right w:type="dxa" w:w="100"/>
+            </w:tcMar>
+          </w:tcPr>
+          <w:p>
+            <w:pPr>
+              <w:spacing w:after="40"/>
+            </w:pPr>
+            <w:r>
+              <w:rPr>
+                <w:sz w:val="18"/>
+                <w:szCs w:val="18"/>
+              </w:rPr>
+              <w:t xml:space="preserve">Entender qué significa «la exportación es conforme» y leer un informe de conformidad.</w:t>
+            </w:r>
+          </w:p>
+        </w:tc>
+        <w:tc>
+          <w:tcPr>
+            <w:tcW w:type="dxa" w:w="3010"/>
+            <w:tcBorders>
+              <w:top w:val="single" w:color="CFD6E1" w:sz="4"/>
+              <w:left w:val="single" w:color="CFD6E1" w:sz="4"/>
+              <w:bottom w:val="single" w:color="CFD6E1" w:sz="4"/>
+              <w:right w:val="single" w:color="CFD6E1" w:sz="4"/>
+            </w:tcBorders>
+            <w:tcMar>
+              <w:top w:type="dxa" w:w="60"/>
+              <w:left w:type="dxa" w:w="100"/>
+              <w:bottom w:type="dxa" w:w="60"/>
+              <w:right w:type="dxa" w:w="100"/>
+            </w:tcMar>
+          </w:tcPr>
+          <w:p>
+            <w:pPr>
+              <w:spacing w:after="40"/>
+            </w:pPr>
+            <w:r>
+              <w:rPr>
+                <w:sz w:val="18"/>
+                <w:szCs w:val="18"/>
+              </w:rPr>
+              <w:t xml:space="preserve">El informe de conformidad de RICORA (Instrumentos → Exportar)</w:t>
+            </w:r>
+          </w:p>
+        </w:tc>
+      </w:tr>
+    </w:tbl>
+    <w:p>
+      <w:pPr>
+        <w:spacing w:before="160"/>
+      </w:pPr>
+      <w:r>
+        <w:rPr>
+          <w:b/>
+          <w:bCs/>
+        </w:rPr>
+        <w:t xml:space="preserve">Ejercicio recomendado: </w:t>
+      </w:r>
+      <w:r>
+        <w:t xml:space="preserve">tome tres documentos reales de su trabajo de consultoría y dibújelos en papel como en el ejemplo A5, antes de describirlos en el sistema. Es la forma más rápida de pasar de pensar en árbol a pensar en red.</w:t>
+      </w:r>
+    </w:p>
+    <w:p>
+      <w:r>
+        <w:br w:type="page"/>
+      </w:r>
+    </w:p>
+    <w:p>
+      <w:pPr>
+        <w:spacing w:after="120" w:before="600"/>
+      </w:pPr>
+      <w:r>
+        <w:rPr>
+          <w:b/>
+          <w:bCs/>
+          <w:color w:val="2F5FD0"/>
+          <w:sz w:val="40"/>
+          <w:szCs w:val="40"/>
+        </w:rPr>
+        <w:t xml:space="preserve">Parte B · RICORA frente a RiC</w:t>
+      </w:r>
+    </w:p>
+    <w:p>
+      <w:pPr>
+        <w:spacing w:after="400"/>
+      </w:pPr>
+      <w:r>
+        <w:rPr>
+          <w:color w:val="5B6477"/>
+          <w:sz w:val="24"/>
+          <w:szCs w:val="24"/>
+        </w:rPr>
+        <w:t xml:space="preserve">Dónde está el sistema hoy, medido contra la ontología oficial, y qué le falta</w:t>
+      </w:r>
+    </w:p>
+    <w:p>
+      <w:pPr>
+        <w:pStyle w:val="Heading1"/>
+      </w:pPr>
+      <w:r>
+        <w:t xml:space="preserve">B1. Respuesta corta</w:t>
+      </w:r>
+    </w:p>
+    <w:p>
+      <w:pPr>
+        <w:spacing w:after="120" w:line="276"/>
+      </w:pPr>
+      <w:r>
+        <w:t xml:space="preserve">RICORA </w:t>
+      </w:r>
+      <w:r>
+        <w:rPr>
+          <w:b/>
+          <w:bCs/>
+        </w:rPr>
+        <w:t xml:space="preserve">produce RiC conforme</w:t>
+      </w:r>
+      <w:r>
+        <w:t xml:space="preserve">: todo lo que exporta existe en la ontología oficial, se valida contra el OWL y contra un perfil SHACL antes de salir, y cada descripción tiene una URI propia. Pero </w:t>
+      </w:r>
+      <w:r>
+        <w:rPr>
+          <w:b/>
+          <w:bCs/>
+        </w:rPr>
+        <w:t xml:space="preserve">todavía no es nativo en RiC</w:t>
+      </w:r>
+      <w:r>
+        <w:t xml:space="preserve">: por dentro sigue organizado como ISAD(G), por fondos y jerarquías, y el grafo RiC es una vista que se calcula al exportar.</w:t>
+      </w:r>
+    </w:p>
+    <w:p>
+      <w:pPr>
+        <w:spacing w:after="120" w:line="276"/>
+      </w:pPr>
+      <w:r>
+        <w:t xml:space="preserve">Las tres diferencias de fondo son:</w:t>
+      </w:r>
+    </w:p>
+    <w:p>
+      <w:pPr>
+        <w:pStyle w:val="ListParagraph"/>
+        <w:numPr>
+          <w:ilvl w:val="0"/>
+          <w:numId w:val="2"/>
+        </w:numPr>
+        <w:spacing w:after="60"/>
+      </w:pPr>
+      <w:r>
+        <w:rPr>
+          <w:b/>
+          <w:bCs/>
+        </w:rPr>
+        <w:t xml:space="preserve">No recibe RiC, solo lo emite</w:t>
+      </w:r>
+      <w:r>
+        <w:t xml:space="preserve"> (N1).</w:t>
+      </w:r>
+    </w:p>
+    <w:p>
+      <w:pPr>
+        <w:pStyle w:val="ListParagraph"/>
+        <w:numPr>
+          <w:ilvl w:val="0"/>
+          <w:numId w:val="2"/>
+        </w:numPr>
+        <w:spacing w:after="60"/>
+      </w:pPr>
+      <w:r>
+        <w:rPr>
+          <w:b/>
+          <w:bCs/>
+        </w:rPr>
+        <w:t xml:space="preserve">El fondo parte todo el sistema</w:t>
+      </w:r>
+      <w:r>
+        <w:t xml:space="preserve">: agentes, permisos y exportación (N2).</w:t>
+      </w:r>
+    </w:p>
+    <w:p>
+      <w:pPr>
+        <w:pStyle w:val="ListParagraph"/>
+        <w:numPr>
+          <w:ilvl w:val="0"/>
+          <w:numId w:val="2"/>
+        </w:numPr>
+        <w:spacing w:after="60"/>
+      </w:pPr>
+      <w:r>
+        <w:rPr>
+          <w:b/>
+          <w:bCs/>
+        </w:rPr>
         <w:t xml:space="preserve">El grafo no existe como tal</w:t>
       </w:r>
       <w:r>
@@ -256,7 +5121,7 @@
         <w:pStyle w:val="Heading1"/>
       </w:pPr>
       <w:r>
-        <w:t xml:space="preserve">2. Qué significa «nativo en RiC»</w:t>
+        <w:t xml:space="preserve">B2. Qué significa «nativo en RiC»</w:t>
       </w:r>
     </w:p>
     <w:p>
@@ -1019,7 +5884,7 @@
         <w:pStyle w:val="Heading1"/>
       </w:pPr>
       <w:r>
-        <w:t xml:space="preserve">3. Dónde está hoy: cifras medidas</w:t>
+        <w:t xml:space="preserve">B3. Dónde está hoy: cifras medidas</w:t>
       </w:r>
     </w:p>
     <w:p>
@@ -2014,7 +6879,7 @@
         <w:pStyle w:val="Heading1"/>
       </w:pPr>
       <w:r>
-        <w:t xml:space="preserve">4. Los atributos de RiC-CM que faltan</w:t>
+        <w:t xml:space="preserve">B4. Los atributos de RiC-CM que faltan</w:t>
       </w:r>
     </w:p>
     <w:tbl>
@@ -3712,7 +8577,7 @@
         <w:pStyle w:val="Heading1"/>
       </w:pPr>
       <w:r>
-        <w:t xml:space="preserve">5. Brechas y qué agregar</w:t>
+        <w:t xml:space="preserve">B5. Brechas y qué agregar</w:t>
       </w:r>
     </w:p>
     <w:p>
@@ -3930,7 +8795,7 @@
         <w:pStyle w:val="ListParagraph"/>
         <w:numPr>
           <w:ilvl w:val="0"/>
-          <w:numId w:val="3"/>
+          <w:numId w:val="4"/>
         </w:numPr>
         <w:spacing w:after="60"/>
       </w:pPr>
@@ -3943,7 +8808,7 @@
         <w:pStyle w:val="ListParagraph"/>
         <w:numPr>
           <w:ilvl w:val="0"/>
-          <w:numId w:val="3"/>
+          <w:numId w:val="4"/>
         </w:numPr>
         <w:spacing w:after="60"/>
       </w:pPr>
@@ -3956,7 +8821,7 @@
         <w:pStyle w:val="ListParagraph"/>
         <w:numPr>
           <w:ilvl w:val="0"/>
-          <w:numId w:val="3"/>
+          <w:numId w:val="4"/>
         </w:numPr>
         <w:spacing w:after="60"/>
       </w:pPr>
@@ -3969,7 +8834,7 @@
         <w:pStyle w:val="ListParagraph"/>
         <w:numPr>
           <w:ilvl w:val="0"/>
-          <w:numId w:val="3"/>
+          <w:numId w:val="4"/>
         </w:numPr>
         <w:spacing w:after="60"/>
       </w:pPr>
@@ -3982,7 +8847,7 @@
         <w:pStyle w:val="ListParagraph"/>
         <w:numPr>
           <w:ilvl w:val="0"/>
-          <w:numId w:val="3"/>
+          <w:numId w:val="4"/>
         </w:numPr>
         <w:spacing w:after="60"/>
       </w:pPr>
@@ -3995,7 +8860,7 @@
         <w:pStyle w:val="ListParagraph"/>
         <w:numPr>
           <w:ilvl w:val="0"/>
-          <w:numId w:val="3"/>
+          <w:numId w:val="4"/>
         </w:numPr>
         <w:spacing w:after="60"/>
       </w:pPr>
@@ -4225,7 +9090,7 @@
         <w:pStyle w:val="ListParagraph"/>
         <w:numPr>
           <w:ilvl w:val="0"/>
-          <w:numId w:val="4"/>
+          <w:numId w:val="5"/>
         </w:numPr>
         <w:spacing w:after="60"/>
       </w:pPr>
@@ -4238,7 +9103,7 @@
         <w:pStyle w:val="ListParagraph"/>
         <w:numPr>
           <w:ilvl w:val="0"/>
-          <w:numId w:val="4"/>
+          <w:numId w:val="5"/>
         </w:numPr>
         <w:spacing w:after="60"/>
       </w:pPr>
@@ -4251,7 +9116,7 @@
         <w:pStyle w:val="ListParagraph"/>
         <w:numPr>
           <w:ilvl w:val="0"/>
-          <w:numId w:val="4"/>
+          <w:numId w:val="5"/>
         </w:numPr>
         <w:spacing w:after="60"/>
       </w:pPr>
@@ -4264,7 +9129,7 @@
         <w:pStyle w:val="ListParagraph"/>
         <w:numPr>
           <w:ilvl w:val="0"/>
-          <w:numId w:val="4"/>
+          <w:numId w:val="5"/>
         </w:numPr>
         <w:spacing w:after="60"/>
       </w:pPr>
@@ -4494,7 +9359,7 @@
         <w:pStyle w:val="ListParagraph"/>
         <w:numPr>
           <w:ilvl w:val="0"/>
-          <w:numId w:val="5"/>
+          <w:numId w:val="6"/>
         </w:numPr>
         <w:spacing w:after="60"/>
       </w:pPr>
@@ -4507,7 +9372,7 @@
         <w:pStyle w:val="ListParagraph"/>
         <w:numPr>
           <w:ilvl w:val="0"/>
-          <w:numId w:val="5"/>
+          <w:numId w:val="6"/>
         </w:numPr>
         <w:spacing w:after="60"/>
       </w:pPr>
@@ -4520,7 +9385,7 @@
         <w:pStyle w:val="ListParagraph"/>
         <w:numPr>
           <w:ilvl w:val="0"/>
-          <w:numId w:val="5"/>
+          <w:numId w:val="6"/>
         </w:numPr>
         <w:spacing w:after="60"/>
       </w:pPr>
@@ -4715,7 +9580,7 @@
         <w:t xml:space="preserve">Qué falta. </w:t>
       </w:r>
       <w:r>
-        <w:t xml:space="preserve">El OWL de RiC-O 1.1 remite a 42 atributos (A01 a A45; no cita A06, A14 ni A16). RICORA cubre 29. Los 13 que faltan se listan en la tabla de la sección 4.</w:t>
+        <w:t xml:space="preserve">El OWL de RiC-O 1.1 remite a 42 atributos (A01 a A45; no cita A06, A14 ni A16). RICORA cubre 29. Los 13 que faltan se listan en la tabla de la sección B4.</w:t>
       </w:r>
     </w:p>
     <w:p>
@@ -4750,7 +9615,7 @@
         <w:pStyle w:val="ListParagraph"/>
         <w:numPr>
           <w:ilvl w:val="0"/>
-          <w:numId w:val="6"/>
+          <w:numId w:val="7"/>
         </w:numPr>
         <w:spacing w:after="60"/>
       </w:pPr>
@@ -4763,7 +9628,7 @@
         <w:pStyle w:val="ListParagraph"/>
         <w:numPr>
           <w:ilvl w:val="0"/>
-          <w:numId w:val="6"/>
+          <w:numId w:val="7"/>
         </w:numPr>
         <w:spacing w:after="60"/>
       </w:pPr>
@@ -4776,7 +9641,7 @@
         <w:pStyle w:val="ListParagraph"/>
         <w:numPr>
           <w:ilvl w:val="0"/>
-          <w:numId w:val="6"/>
+          <w:numId w:val="7"/>
         </w:numPr>
         <w:spacing w:after="60"/>
       </w:pPr>
@@ -5006,7 +9871,7 @@
         <w:pStyle w:val="ListParagraph"/>
         <w:numPr>
           <w:ilvl w:val="0"/>
-          <w:numId w:val="7"/>
+          <w:numId w:val="8"/>
         </w:numPr>
         <w:spacing w:after="60"/>
       </w:pPr>
@@ -5019,7 +9884,7 @@
         <w:pStyle w:val="ListParagraph"/>
         <w:numPr>
           <w:ilvl w:val="0"/>
-          <w:numId w:val="7"/>
+          <w:numId w:val="8"/>
         </w:numPr>
         <w:spacing w:after="60"/>
       </w:pPr>
@@ -5032,7 +9897,7 @@
         <w:pStyle w:val="ListParagraph"/>
         <w:numPr>
           <w:ilvl w:val="0"/>
-          <w:numId w:val="7"/>
+          <w:numId w:val="8"/>
         </w:numPr>
         <w:spacing w:after="60"/>
       </w:pPr>
@@ -5262,7 +10127,7 @@
         <w:pStyle w:val="ListParagraph"/>
         <w:numPr>
           <w:ilvl w:val="0"/>
-          <w:numId w:val="8"/>
+          <w:numId w:val="9"/>
         </w:numPr>
         <w:spacing w:after="60"/>
       </w:pPr>
@@ -5275,7 +10140,7 @@
         <w:pStyle w:val="ListParagraph"/>
         <w:numPr>
           <w:ilvl w:val="0"/>
-          <w:numId w:val="8"/>
+          <w:numId w:val="9"/>
         </w:numPr>
         <w:spacing w:after="60"/>
       </w:pPr>
@@ -5505,7 +10370,7 @@
         <w:pStyle w:val="ListParagraph"/>
         <w:numPr>
           <w:ilvl w:val="0"/>
-          <w:numId w:val="9"/>
+          <w:numId w:val="10"/>
         </w:numPr>
         <w:spacing w:after="60"/>
       </w:pPr>
@@ -5735,7 +10600,7 @@
         <w:pStyle w:val="ListParagraph"/>
         <w:numPr>
           <w:ilvl w:val="0"/>
-          <w:numId w:val="10"/>
+          <w:numId w:val="11"/>
         </w:numPr>
         <w:spacing w:after="60"/>
       </w:pPr>
@@ -5748,7 +10613,7 @@
         <w:pStyle w:val="ListParagraph"/>
         <w:numPr>
           <w:ilvl w:val="0"/>
-          <w:numId w:val="10"/>
+          <w:numId w:val="11"/>
         </w:numPr>
         <w:spacing w:after="60"/>
       </w:pPr>
@@ -5761,7 +10626,7 @@
         <w:pStyle w:val="ListParagraph"/>
         <w:numPr>
           <w:ilvl w:val="0"/>
-          <w:numId w:val="10"/>
+          <w:numId w:val="11"/>
         </w:numPr>
         <w:spacing w:after="60"/>
       </w:pPr>
@@ -5991,7 +10856,7 @@
         <w:pStyle w:val="ListParagraph"/>
         <w:numPr>
           <w:ilvl w:val="0"/>
-          <w:numId w:val="11"/>
+          <w:numId w:val="12"/>
         </w:numPr>
         <w:spacing w:after="60"/>
       </w:pPr>
@@ -6221,7 +11086,7 @@
         <w:pStyle w:val="ListParagraph"/>
         <w:numPr>
           <w:ilvl w:val="0"/>
-          <w:numId w:val="12"/>
+          <w:numId w:val="13"/>
         </w:numPr>
         <w:spacing w:after="60"/>
       </w:pPr>
@@ -6234,7 +11099,7 @@
         <w:pStyle w:val="ListParagraph"/>
         <w:numPr>
           <w:ilvl w:val="0"/>
-          <w:numId w:val="12"/>
+          <w:numId w:val="13"/>
         </w:numPr>
         <w:spacing w:after="60"/>
       </w:pPr>
@@ -6247,7 +11112,7 @@
         <w:pStyle w:val="ListParagraph"/>
         <w:numPr>
           <w:ilvl w:val="0"/>
-          <w:numId w:val="12"/>
+          <w:numId w:val="13"/>
         </w:numPr>
         <w:spacing w:after="60"/>
       </w:pPr>
@@ -6271,11 +11136,1204 @@
       </w:r>
     </w:p>
     <w:p>
+      <w:r>
+        <w:br w:type="page"/>
+      </w:r>
+    </w:p>
+    <w:p>
+      <w:pPr>
+        <w:spacing w:after="120" w:before="600"/>
+      </w:pPr>
+      <w:r>
+        <w:rPr>
+          <w:b/>
+          <w:bCs/>
+          <w:color w:val="2F5FD0"/>
+          <w:sz w:val="40"/>
+          <w:szCs w:val="40"/>
+        </w:rPr>
+        <w:t xml:space="preserve">Parte C · Cómo corregirlo</w:t>
+      </w:r>
+    </w:p>
+    <w:p>
+      <w:pPr>
+        <w:spacing w:after="400"/>
+      </w:pPr>
+      <w:r>
+        <w:rPr>
+          <w:color w:val="5B6477"/>
+          <w:sz w:val="24"/>
+          <w:szCs w:val="24"/>
+        </w:rPr>
+        <w:t xml:space="preserve">Cómo debería estar implementado, pieza por pieza, y en qué orden</w:t>
+      </w:r>
+    </w:p>
+    <w:p>
       <w:pPr>
         <w:pStyle w:val="Heading1"/>
       </w:pPr>
       <w:r>
-        <w:t xml:space="preserve">6. Hoja de ruta sugerida</w:t>
+        <w:t xml:space="preserve">C1. El cambio de fondo</w:t>
+      </w:r>
+    </w:p>
+    <w:p>
+      <w:pPr>
+        <w:spacing w:after="120" w:line="276"/>
+      </w:pPr>
+      <w:r>
+        <w:t xml:space="preserve">Hoy RICORA guarda los datos en </w:t>
+      </w:r>
+      <w:r>
+        <w:rPr>
+          <w:b/>
+          <w:bCs/>
+        </w:rPr>
+        <w:t xml:space="preserve">tablas organizadas por fondo</w:t>
+      </w:r>
+      <w:r>
+        <w:t xml:space="preserve"> y fabrica el grafo RiC </w:t>
+      </w:r>
+      <w:r>
+        <w:rPr>
+          <w:b/>
+          <w:bCs/>
+        </w:rPr>
+        <w:t xml:space="preserve">solo cuando exporta</w:t>
+      </w:r>
+      <w:r>
+        <w:t xml:space="preserve">. Ser nativo significa que el modelo RiC sea la forma en que el sistema guarda y piensa los datos. </w:t>
+      </w:r>
+      <w:r>
+        <w:rPr>
+          <w:b/>
+          <w:bCs/>
+        </w:rPr>
+        <w:t xml:space="preserve">No hay que rehacer el sistema</w:t>
+      </w:r>
+      <w:r>
+        <w:t xml:space="preserve">: las relaciones ya son datos propios y el mapeo único a RiC-O ya existe. Se corrigen tres piezas y se completa el resto dentro de lo que hay.</w:t>
+      </w:r>
+    </w:p>
+    <w:p>
+      <w:pPr>
+        <w:pStyle w:val="Heading2"/>
+      </w:pPr>
+      <w:r>
+        <w:t xml:space="preserve">Arquitectura objetivo</w:t>
+      </w:r>
+    </w:p>
+    <w:p>
+      <w:pPr>
+        <w:shd w:fill="F3F5F9" w:color="auto" w:val="clear"/>
+        <w:spacing w:after="0" w:line="240"/>
+      </w:pPr>
+      <w:r>
+        <w:rPr>
+          <w:rFonts w:ascii="Consolas" w:cs="Consolas" w:eastAsia="Consolas" w:hAnsi="Consolas"/>
+          <w:color w:val="1C2333"/>
+          <w:sz w:val="17"/>
+          <w:szCs w:val="17"/>
+        </w:rPr>
+        <w:t xml:space="preserve">                 ┌──────────── PostgreSQL (operación diaria) ─────────────┐</w:t>
+      </w:r>
+    </w:p>
+    <w:p>
+      <w:pPr>
+        <w:shd w:fill="F3F5F9" w:color="auto" w:val="clear"/>
+        <w:spacing w:after="0" w:line="240"/>
+      </w:pPr>
+      <w:r>
+        <w:rPr>
+          <w:rFonts w:ascii="Consolas" w:cs="Consolas" w:eastAsia="Consolas" w:hAnsi="Consolas"/>
+          <w:color w:val="1C2333"/>
+          <w:sz w:val="17"/>
+          <w:szCs w:val="17"/>
+        </w:rPr>
+        <w:t xml:space="preserve"> Ingesta,        │  entidades GLOBALES de la institución (no del fondo)    │</w:t>
+      </w:r>
+    </w:p>
+    <w:p>
+      <w:pPr>
+        <w:shd w:fill="F3F5F9" w:color="auto" w:val="clear"/>
+        <w:spacing w:after="0" w:line="240"/>
+      </w:pPr>
+      <w:r>
+        <w:rPr>
+          <w:rFonts w:ascii="Consolas" w:cs="Consolas" w:eastAsia="Consolas" w:hAnsi="Consolas"/>
+          <w:color w:val="1C2333"/>
+          <w:sz w:val="17"/>
+          <w:szCs w:val="17"/>
+        </w:rPr>
+        <w:t xml:space="preserve"> descripción  ─▶ │  relaciones con fuente, certeza y vigencia              │</w:t>
+      </w:r>
+    </w:p>
+    <w:p>
+      <w:pPr>
+        <w:shd w:fill="F3F5F9" w:color="auto" w:val="clear"/>
+        <w:spacing w:after="0" w:line="240"/>
+      </w:pPr>
+      <w:r>
+        <w:rPr>
+          <w:rFonts w:ascii="Consolas" w:cs="Consolas" w:eastAsia="Consolas" w:hAnsi="Consolas"/>
+          <w:color w:val="1C2333"/>
+          <w:sz w:val="17"/>
+          <w:szCs w:val="17"/>
+        </w:rPr>
+        <w:t xml:space="preserve"> vocabularios    │  bandeja «cambios_grafo» (misma transacción)            │</w:t>
+      </w:r>
+    </w:p>
+    <w:p>
+      <w:pPr>
+        <w:shd w:fill="F3F5F9" w:color="auto" w:val="clear"/>
+        <w:spacing w:after="0" w:line="240"/>
+      </w:pPr>
+      <w:r>
+        <w:rPr>
+          <w:rFonts w:ascii="Consolas" w:cs="Consolas" w:eastAsia="Consolas" w:hAnsi="Consolas"/>
+          <w:color w:val="1C2333"/>
+          <w:sz w:val="17"/>
+          <w:szCs w:val="17"/>
+        </w:rPr>
+        <w:t xml:space="preserve">                 └───────────────┬────────────────────────────────────────┘</w:t>
+      </w:r>
+    </w:p>
+    <w:p>
+      <w:pPr>
+        <w:shd w:fill="F3F5F9" w:color="auto" w:val="clear"/>
+        <w:spacing w:after="0" w:line="240"/>
+      </w:pPr>
+      <w:r>
+        <w:rPr>
+          <w:rFonts w:ascii="Consolas" w:cs="Consolas" w:eastAsia="Consolas" w:hAnsi="Consolas"/>
+          <w:color w:val="1C2333"/>
+          <w:sz w:val="17"/>
+          <w:szCs w:val="17"/>
+        </w:rPr>
+        <w:t xml:space="preserve">                                 │ el trabajador aplica los cambios</w:t>
+      </w:r>
+    </w:p>
+    <w:p>
+      <w:pPr>
+        <w:shd w:fill="F3F5F9" w:color="auto" w:val="clear"/>
+        <w:spacing w:after="0" w:line="240"/>
+      </w:pPr>
+      <w:r>
+        <w:rPr>
+          <w:rFonts w:ascii="Consolas" w:cs="Consolas" w:eastAsia="Consolas" w:hAnsi="Consolas"/>
+          <w:color w:val="1C2333"/>
+          <w:sz w:val="17"/>
+          <w:szCs w:val="17"/>
+        </w:rPr>
+        <w:t xml:space="preserve">                                 ▼</w:t>
+      </w:r>
+    </w:p>
+    <w:p>
+      <w:pPr>
+        <w:shd w:fill="F3F5F9" w:color="auto" w:val="clear"/>
+        <w:spacing w:after="0" w:line="240"/>
+      </w:pPr>
+      <w:r>
+        <w:rPr>
+          <w:rFonts w:ascii="Consolas" w:cs="Consolas" w:eastAsia="Consolas" w:hAnsi="Consolas"/>
+          <w:color w:val="1C2333"/>
+          <w:sz w:val="17"/>
+          <w:szCs w:val="17"/>
+        </w:rPr>
+        <w:t xml:space="preserve">                 ┌────────── Oxigraph (grafo RiC persistente) ─────────────┐</w:t>
+      </w:r>
+    </w:p>
+    <w:p>
+      <w:pPr>
+        <w:shd w:fill="F3F5F9" w:color="auto" w:val="clear"/>
+        <w:spacing w:after="0" w:line="240"/>
+      </w:pPr>
+      <w:r>
+        <w:rPr>
+          <w:rFonts w:ascii="Consolas" w:cs="Consolas" w:eastAsia="Consolas" w:hAnsi="Consolas"/>
+          <w:color w:val="1C2333"/>
+          <w:sz w:val="17"/>
+          <w:szCs w:val="17"/>
+        </w:rPr>
+        <w:t xml:space="preserve">                 │  un grafo con nombre por fondo + uno institucional      │</w:t>
+      </w:r>
+    </w:p>
+    <w:p>
+      <w:pPr>
+        <w:shd w:fill="F3F5F9" w:color="auto" w:val="clear"/>
+        <w:spacing w:after="0" w:line="240"/>
+      </w:pPr>
+      <w:r>
+        <w:rPr>
+          <w:rFonts w:ascii="Consolas" w:cs="Consolas" w:eastAsia="Consolas" w:hAnsi="Consolas"/>
+          <w:color w:val="1C2333"/>
+          <w:sz w:val="17"/>
+          <w:szCs w:val="17"/>
+        </w:rPr>
+        <w:t xml:space="preserve">                 │  SPARQL de todo el acervo con el filtro de Ley 1712     │</w:t>
+      </w:r>
+    </w:p>
+    <w:p>
+      <w:pPr>
+        <w:shd w:fill="F3F5F9" w:color="auto" w:val="clear"/>
+        <w:spacing w:after="0" w:line="240"/>
+      </w:pPr>
+      <w:r>
+        <w:rPr>
+          <w:rFonts w:ascii="Consolas" w:cs="Consolas" w:eastAsia="Consolas" w:hAnsi="Consolas"/>
+          <w:color w:val="1C2333"/>
+          <w:sz w:val="17"/>
+          <w:szCs w:val="17"/>
+        </w:rPr>
+        <w:t xml:space="preserve">                 └─────────────────────────────────────────────────────────┘</w:t>
+      </w:r>
+    </w:p>
+    <w:p>
+      <w:pPr>
+        <w:shd w:fill="F3F5F9" w:color="auto" w:val="clear"/>
+        <w:spacing w:after="0" w:line="240"/>
+      </w:pPr>
+      <w:r>
+        <w:rPr>
+          <w:rFonts w:ascii="Consolas" w:cs="Consolas" w:eastAsia="Consolas" w:hAnsi="Consolas"/>
+          <w:color w:val="1C2333"/>
+          <w:sz w:val="17"/>
+          <w:szCs w:val="17"/>
+        </w:rPr>
+        <w:t xml:space="preserve"> Importación ─▶ validar (OWL+SHACL) ─▶ zona de espera ─▶ conciliar ─▶ revisión humana ─▶ PostgreSQL</w:t>
+      </w:r>
+    </w:p>
+    <w:p>
+      <w:pPr>
+        <w:pStyle w:val="Heading1"/>
+      </w:pPr>
+      <w:r>
+        <w:t xml:space="preserve">C2. Pieza por pieza</w:t>
+      </w:r>
+    </w:p>
+    <w:p>
+      <w:pPr>
+        <w:pStyle w:val="Heading2"/>
+      </w:pPr>
+      <w:r>
+        <w:t xml:space="preserve">Agentes globales (N2) — el cambio principal</w:t>
+      </w:r>
+    </w:p>
+    <w:p>
+      <w:pPr>
+        <w:spacing w:after="120" w:line="276"/>
+      </w:pPr>
+      <w:r>
+        <w:rPr>
+          <w:b/>
+          <w:bCs/>
+        </w:rPr>
+        <w:t xml:space="preserve">Hoy: </w:t>
+      </w:r>
+      <w:r>
+        <w:t xml:space="preserve">el campo </w:t>
+      </w:r>
+      <w:r>
+        <w:rPr>
+          <w:rFonts w:ascii="Consolas" w:cs="Consolas" w:eastAsia="Consolas" w:hAnsi="Consolas"/>
+          <w:color w:val="93437F"/>
+          <w:sz w:val="20"/>
+          <w:szCs w:val="20"/>
+        </w:rPr>
+        <w:t xml:space="preserve">entidades_vocabulario.fondo_id</w:t>
+      </w:r>
+      <w:r>
+        <w:t xml:space="preserve"> es obligatorio; cada fondo tiene su propia «Alcaldía de Tunja».</w:t>
+      </w:r>
+    </w:p>
+    <w:p>
+      <w:pPr>
+        <w:spacing w:after="120" w:line="276"/>
+      </w:pPr>
+      <w:r>
+        <w:rPr>
+          <w:b/>
+          <w:bCs/>
+        </w:rPr>
+        <w:t xml:space="preserve">Cómo debe estar: </w:t>
+      </w:r>
+      <w:r>
+        <w:t xml:space="preserve">la entidad pertenece a la institución; </w:t>
+      </w:r>
+      <w:r>
+        <w:rPr>
+          <w:rFonts w:ascii="Consolas" w:cs="Consolas" w:eastAsia="Consolas" w:hAnsi="Consolas"/>
+          <w:color w:val="93437F"/>
+          <w:sz w:val="20"/>
+          <w:szCs w:val="20"/>
+        </w:rPr>
+        <w:t xml:space="preserve">fondo_id</w:t>
+      </w:r>
+      <w:r>
+        <w:t xml:space="preserve"> pasa a ser solo «fondo donde se registró por primera vez»; en qué fondos aparece se deduce de sus relaciones.</w:t>
+      </w:r>
+    </w:p>
+    <w:p>
+      <w:pPr>
+        <w:spacing w:after="120" w:line="276"/>
+      </w:pPr>
+      <w:r>
+        <w:rPr>
+          <w:b/>
+          <w:bCs/>
+        </w:rPr>
+        <w:t xml:space="preserve">Cómo se corrige:</w:t>
+      </w:r>
+    </w:p>
+    <w:p>
+      <w:pPr>
+        <w:pStyle w:val="ListParagraph"/>
+        <w:numPr>
+          <w:ilvl w:val="0"/>
+          <w:numId w:val="14"/>
+        </w:numPr>
+        <w:spacing w:after="60"/>
+      </w:pPr>
+      <w:r>
+        <w:t xml:space="preserve">Una migración de la base vuelve opcional </w:t>
+      </w:r>
+      <w:r>
+        <w:rPr>
+          <w:rFonts w:ascii="Consolas" w:cs="Consolas" w:eastAsia="Consolas" w:hAnsi="Consolas"/>
+          <w:color w:val="93437F"/>
+          <w:sz w:val="20"/>
+          <w:szCs w:val="20"/>
+        </w:rPr>
+        <w:t xml:space="preserve">fondo_id</w:t>
+      </w:r>
+      <w:r>
+        <w:t xml:space="preserve">.</w:t>
+      </w:r>
+    </w:p>
+    <w:p>
+      <w:pPr>
+        <w:pStyle w:val="ListParagraph"/>
+        <w:numPr>
+          <w:ilvl w:val="0"/>
+          <w:numId w:val="14"/>
+        </w:numPr>
+        <w:spacing w:after="60"/>
+      </w:pPr>
+      <w:r>
+        <w:t xml:space="preserve">Una tarea propone fusionar los duplicados entre fondos, con la fusión que ya conserva identificadores y URI; una persona aprueba cada una.</w:t>
+      </w:r>
+    </w:p>
+    <w:p>
+      <w:pPr>
+        <w:pStyle w:val="ListParagraph"/>
+        <w:numPr>
+          <w:ilvl w:val="0"/>
+          <w:numId w:val="14"/>
+        </w:numPr>
+        <w:spacing w:after="60"/>
+      </w:pPr>
+      <w:r>
+        <w:t xml:space="preserve">Permisos y exportación dejan de filtrar por fondo y filtran por «¿la cita algún documento visible?», la regla que ya existe para la Ley 1712 (</w:t>
+      </w:r>
+      <w:r>
+        <w:rPr>
+          <w:rFonts w:ascii="Consolas" w:cs="Consolas" w:eastAsia="Consolas" w:hAnsi="Consolas"/>
+          <w:color w:val="93437F"/>
+          <w:sz w:val="20"/>
+          <w:szCs w:val="20"/>
+        </w:rPr>
+        <w:t xml:space="preserve">_entidades_vedadas</w:t>
+      </w:r>
+      <w:r>
+        <w:t xml:space="preserve">).</w:t>
+      </w:r>
+    </w:p>
+    <w:p>
+      <w:pPr>
+        <w:spacing w:after="120" w:line="276"/>
+      </w:pPr>
+      <w:r>
+        <w:rPr>
+          <w:i/>
+          <w:iCs/>
+        </w:rPr>
+        <w:t xml:space="preserve">En RiC esto es lo correcto: el fondo es una Agrupación documental de tipo «Fonds», no el dueño de los agentes.</w:t>
+      </w:r>
+    </w:p>
+    <w:p>
+      <w:pPr>
+        <w:pStyle w:val="Heading2"/>
+      </w:pPr>
+      <w:r>
+        <w:t xml:space="preserve">Grafo persistente (N3)</w:t>
+      </w:r>
+    </w:p>
+    <w:p>
+      <w:pPr>
+        <w:spacing w:after="120" w:line="276"/>
+      </w:pPr>
+      <w:r>
+        <w:rPr>
+          <w:b/>
+          <w:bCs/>
+        </w:rPr>
+        <w:t xml:space="preserve">Hoy: </w:t>
+      </w:r>
+      <w:r>
+        <w:rPr>
+          <w:rFonts w:ascii="Consolas" w:cs="Consolas" w:eastAsia="Consolas" w:hAnsi="Consolas"/>
+          <w:color w:val="93437F"/>
+          <w:sz w:val="20"/>
+          <w:szCs w:val="20"/>
+        </w:rPr>
+        <w:t xml:space="preserve">exportacion_rico.exportar()</w:t>
+      </w:r>
+      <w:r>
+        <w:t xml:space="preserve"> recalcula todo en cada consulta.</w:t>
+      </w:r>
+    </w:p>
+    <w:p>
+      <w:pPr>
+        <w:spacing w:after="120" w:line="276"/>
+      </w:pPr>
+      <w:r>
+        <w:rPr>
+          <w:b/>
+          <w:bCs/>
+        </w:rPr>
+        <w:t xml:space="preserve">Cómo se corrige:</w:t>
+      </w:r>
+    </w:p>
+    <w:p>
+      <w:pPr>
+        <w:pStyle w:val="ListParagraph"/>
+        <w:numPr>
+          <w:ilvl w:val="0"/>
+          <w:numId w:val="15"/>
+        </w:numPr>
+        <w:spacing w:after="60"/>
+      </w:pPr>
+      <w:r>
+        <w:t xml:space="preserve">Cada publicación, corrección o fusión escribe una fila en la tabla </w:t>
+      </w:r>
+      <w:r>
+        <w:rPr>
+          <w:rFonts w:ascii="Consolas" w:cs="Consolas" w:eastAsia="Consolas" w:hAnsi="Consolas"/>
+          <w:color w:val="93437F"/>
+          <w:sz w:val="20"/>
+          <w:szCs w:val="20"/>
+        </w:rPr>
+        <w:t xml:space="preserve">cambios_grafo</w:t>
+      </w:r>
+      <w:r>
+        <w:t xml:space="preserve"> en la misma transacción: si se guardó en la base, el grafo se entera.</w:t>
+      </w:r>
+    </w:p>
+    <w:p>
+      <w:pPr>
+        <w:pStyle w:val="ListParagraph"/>
+        <w:numPr>
+          <w:ilvl w:val="0"/>
+          <w:numId w:val="15"/>
+        </w:numPr>
+        <w:spacing w:after="60"/>
+      </w:pPr>
+      <w:r>
+        <w:t xml:space="preserve">El trabajador (que ya existe) lee la bandeja y actualiza Oxigraph usando el mismo exportar() para el nodo cambiado: una sola fuente de verdad del mapeo.</w:t>
+      </w:r>
+    </w:p>
+    <w:p>
+      <w:pPr>
+        <w:pStyle w:val="ListParagraph"/>
+        <w:numPr>
+          <w:ilvl w:val="0"/>
+          <w:numId w:val="15"/>
+        </w:numPr>
+        <w:spacing w:after="60"/>
+      </w:pPr>
+      <w:r>
+        <w:t xml:space="preserve">Cada noche, una reconstrucción completa compara Oxigraph con la base y alerta si difieren.</w:t>
+      </w:r>
+    </w:p>
+    <w:p>
+      <w:pPr>
+        <w:pStyle w:val="Heading2"/>
+      </w:pPr>
+      <w:r>
+        <w:t xml:space="preserve">Importación (N1)</w:t>
+      </w:r>
+    </w:p>
+    <w:p>
+      <w:pPr>
+        <w:spacing w:after="120" w:line="276"/>
+      </w:pPr>
+      <w:r>
+        <w:rPr>
+          <w:b/>
+          <w:bCs/>
+        </w:rPr>
+        <w:t xml:space="preserve">Cómo debe estar — el camino inverso del mapeo, nunca directo a las tablas reales:</w:t>
+      </w:r>
+    </w:p>
+    <w:p>
+      <w:pPr>
+        <w:pStyle w:val="ListParagraph"/>
+        <w:numPr>
+          <w:ilvl w:val="0"/>
+          <w:numId w:val="16"/>
+        </w:numPr>
+        <w:spacing w:after="60"/>
+      </w:pPr>
+      <w:r>
+        <w:t xml:space="preserve">Leer el Turtle o JSON-LD y validarlo con el mismo OWL y SHACL de la exportación.</w:t>
+      </w:r>
+    </w:p>
+    <w:p>
+      <w:pPr>
+        <w:pStyle w:val="ListParagraph"/>
+        <w:numPr>
+          <w:ilvl w:val="0"/>
+          <w:numId w:val="16"/>
+        </w:numPr>
+        <w:spacing w:after="60"/>
+      </w:pPr>
+      <w:r>
+        <w:t xml:space="preserve">Cargarlo en una zona de espera (tablas de importación, separadas de las reales).</w:t>
+      </w:r>
+    </w:p>
+    <w:p>
+      <w:pPr>
+        <w:pStyle w:val="ListParagraph"/>
+        <w:numPr>
+          <w:ilvl w:val="0"/>
+          <w:numId w:val="16"/>
+        </w:numPr>
+        <w:spacing w:after="60"/>
+      </w:pPr>
+      <w:r>
+        <w:t xml:space="preserve">Conciliar con el vocabulario: por identificador externo (Wikidata, VIAF), luego owl:sameAs, luego parecido de nombre.</w:t>
+      </w:r>
+    </w:p>
+    <w:p>
+      <w:pPr>
+        <w:pStyle w:val="ListParagraph"/>
+        <w:numPr>
+          <w:ilvl w:val="0"/>
+          <w:numId w:val="16"/>
+        </w:numPr>
+        <w:spacing w:after="60"/>
+      </w:pPr>
+      <w:r>
+        <w:t xml:space="preserve">Mostrar el informe «se crearán X, se reutilizarán Y, se descartarán Z» y que una persona apruebe.</w:t>
+      </w:r>
+    </w:p>
+    <w:p>
+      <w:pPr>
+        <w:pStyle w:val="ListParagraph"/>
+        <w:numPr>
+          <w:ilvl w:val="0"/>
+          <w:numId w:val="16"/>
+        </w:numPr>
+        <w:spacing w:after="60"/>
+      </w:pPr>
+      <w:r>
+        <w:t xml:space="preserve">Escribir en las tablas reales con procedencia «importado de…».</w:t>
+      </w:r>
+    </w:p>
+    <w:p>
+      <w:pPr>
+        <w:spacing w:after="120" w:line="276"/>
+      </w:pPr>
+      <w:r>
+        <w:rPr>
+          <w:b/>
+          <w:bCs/>
+        </w:rPr>
+        <w:t xml:space="preserve">La prueba que lo demuestra: </w:t>
+      </w:r>
+      <w:r>
+        <w:t xml:space="preserve">exportar → importar en una base vacía → exportar da el mismo grafo.</w:t>
+      </w:r>
+    </w:p>
+    <w:p>
+      <w:pPr>
+        <w:pStyle w:val="Heading2"/>
+      </w:pPr>
+      <w:r>
+        <w:t xml:space="preserve">Lo que se completa sin tocar la arquitectura</w:t>
+      </w:r>
+    </w:p>
+    <w:p>
+      <w:pPr>
+        <w:pStyle w:val="ListParagraph"/>
+        <w:numPr>
+          <w:ilvl w:val="0"/>
+          <w:numId w:val="2"/>
+        </w:numPr>
+        <w:spacing w:after="60"/>
+      </w:pPr>
+      <w:r>
+        <w:rPr>
+          <w:b/>
+          <w:bCs/>
+        </w:rPr>
+        <w:t xml:space="preserve">Atributos (N4): </w:t>
+      </w:r>
+      <w:r>
+        <w:t xml:space="preserve">por cada uno, un vocabulario SKOS, un campo en el formulario, una línea en </w:t>
+      </w:r>
+      <w:r>
+        <w:rPr>
+          <w:rFonts w:ascii="Consolas" w:cs="Consolas" w:eastAsia="Consolas" w:hAnsi="Consolas"/>
+          <w:color w:val="93437F"/>
+          <w:sz w:val="20"/>
+          <w:szCs w:val="20"/>
+        </w:rPr>
+        <w:t xml:space="preserve">ric_o.py</w:t>
+      </w:r>
+      <w:r>
+        <w:t xml:space="preserve">, una forma SHACL y una prueba. Es el mismo patrón con el que ya se agregaron tipo de soporte y tipo de mandato.</w:t>
+      </w:r>
+    </w:p>
+    <w:p>
+      <w:pPr>
+        <w:pStyle w:val="ListParagraph"/>
+        <w:numPr>
+          <w:ilvl w:val="0"/>
+          <w:numId w:val="2"/>
+        </w:numPr>
+        <w:spacing w:after="60"/>
+      </w:pPr>
+      <w:r>
+        <w:rPr>
+          <w:b/>
+          <w:bCs/>
+        </w:rPr>
+        <w:t xml:space="preserve">Ciclo de vida (N5): </w:t>
+      </w:r>
+      <w:r>
+        <w:t xml:space="preserve">cada lote de transferencia se exporta como </w:t>
+      </w:r>
+      <w:r>
+        <w:rPr>
+          <w:rFonts w:ascii="Consolas" w:cs="Consolas" w:eastAsia="Consolas" w:hAnsi="Consolas"/>
+          <w:color w:val="93437F"/>
+          <w:sz w:val="20"/>
+          <w:szCs w:val="20"/>
+        </w:rPr>
+        <w:t xml:space="preserve">rico:Activity</w:t>
+      </w:r>
+      <w:r>
+        <w:t xml:space="preserve"> con remitente, receptor, fecha, documentos afectados y su acta; la eliminación por TRD, como actividad regulada por la regla de retención.</w:t>
+      </w:r>
+    </w:p>
+    <w:p>
+      <w:pPr>
+        <w:pStyle w:val="ListParagraph"/>
+        <w:numPr>
+          <w:ilvl w:val="0"/>
+          <w:numId w:val="2"/>
+        </w:numPr>
+        <w:spacing w:after="60"/>
+      </w:pPr>
+      <w:r>
+        <w:rPr>
+          <w:b/>
+          <w:bCs/>
+        </w:rPr>
+        <w:t xml:space="preserve">Instrumentos (N6): </w:t>
+      </w:r>
+      <w:r>
+        <w:t xml:space="preserve">cada FUID o guía firmada como </w:t>
+      </w:r>
+      <w:r>
+        <w:rPr>
+          <w:rFonts w:ascii="Consolas" w:cs="Consolas" w:eastAsia="Consolas" w:hAnsi="Consolas"/>
+          <w:color w:val="93437F"/>
+          <w:sz w:val="20"/>
+          <w:szCs w:val="20"/>
+        </w:rPr>
+        <w:t xml:space="preserve">rico:Record</w:t>
+      </w:r>
+      <w:r>
+        <w:t xml:space="preserve"> con </w:t>
+      </w:r>
+      <w:r>
+        <w:rPr>
+          <w:rFonts w:ascii="Consolas" w:cs="Consolas" w:eastAsia="Consolas" w:hAnsi="Consolas"/>
+          <w:color w:val="93437F"/>
+          <w:sz w:val="20"/>
+          <w:szCs w:val="20"/>
+        </w:rPr>
+        <w:t xml:space="preserve">describesOrDescribed</w:t>
+      </w:r>
+      <w:r>
+        <w:t xml:space="preserve"> hacia lo que describe.</w:t>
+      </w:r>
+    </w:p>
+    <w:p>
+      <w:pPr>
+        <w:pStyle w:val="ListParagraph"/>
+        <w:numPr>
+          <w:ilvl w:val="0"/>
+          <w:numId w:val="2"/>
+        </w:numPr>
+        <w:spacing w:after="60"/>
+      </w:pPr>
+      <w:r>
+        <w:rPr>
+          <w:b/>
+          <w:bCs/>
+        </w:rPr>
+        <w:t xml:space="preserve">Motor (N8): </w:t>
+      </w:r>
+      <w:r>
+        <w:t xml:space="preserve">roles autor y acumulador en las instrucciones, nueva versión etiquetada y su evaluación ciega.</w:t>
+      </w:r>
+    </w:p>
+    <w:p>
+      <w:pPr>
+        <w:pStyle w:val="ListParagraph"/>
+        <w:numPr>
+          <w:ilvl w:val="0"/>
+          <w:numId w:val="2"/>
+        </w:numPr>
+        <w:spacing w:after="60"/>
+      </w:pPr>
+      <w:r>
+        <w:rPr>
+          <w:b/>
+          <w:bCs/>
+        </w:rPr>
+        <w:t xml:space="preserve">Etiquetas (detalle): </w:t>
+      </w:r>
+      <w:r>
+        <w:t xml:space="preserve">alinear la interfaz con las etiquetas oficiales en español donde convenga (Puesto, Institución, Norma), o declarar la equivalencia en la ayuda.</w:t>
+      </w:r>
+    </w:p>
+    <w:p>
+      <w:pPr>
+        <w:pStyle w:val="Heading1"/>
+      </w:pPr>
+      <w:r>
+        <w:t xml:space="preserve">C3. Orden y consejo</w:t>
+      </w:r>
+    </w:p>
+    <w:tbl>
+      <w:tblPr>
+        <w:tblW w:type="dxa" w:w="9360"/>
+        <w:tblBorders>
+          <w:top w:val="single" w:color="auto" w:sz="4"/>
+          <w:left w:val="single" w:color="auto" w:sz="4"/>
+          <w:bottom w:val="single" w:color="auto" w:sz="4"/>
+          <w:right w:val="single" w:color="auto" w:sz="4"/>
+          <w:insideH w:val="single" w:color="auto" w:sz="4"/>
+          <w:insideV w:val="single" w:color="auto" w:sz="4"/>
+        </w:tblBorders>
+      </w:tblPr>
+      <w:tblGrid>
+        <w:gridCol w:w="900"/>
+        <w:gridCol w:w="2400"/>
+        <w:gridCol w:w="6060"/>
+      </w:tblGrid>
+      <w:tr>
+        <w:trPr>
+          <w:tblHeader/>
+        </w:trPr>
+        <w:tc>
+          <w:tcPr>
+            <w:tcW w:type="dxa" w:w="900"/>
+            <w:tcBorders>
+              <w:top w:val="single" w:color="CFD6E1" w:sz="4"/>
+              <w:left w:val="single" w:color="CFD6E1" w:sz="4"/>
+              <w:bottom w:val="single" w:color="CFD6E1" w:sz="4"/>
+              <w:right w:val="single" w:color="CFD6E1" w:sz="4"/>
+            </w:tcBorders>
+            <w:shd w:fill="DDE6FA" w:color="auto" w:val="clear"/>
+            <w:tcMar>
+              <w:top w:type="dxa" w:w="60"/>
+              <w:left w:type="dxa" w:w="100"/>
+              <w:bottom w:type="dxa" w:w="60"/>
+              <w:right w:type="dxa" w:w="100"/>
+            </w:tcMar>
+          </w:tcPr>
+          <w:p>
+            <w:pPr>
+              <w:spacing w:after="40"/>
+            </w:pPr>
+            <w:r>
+              <w:rPr>
+                <w:b/>
+                <w:bCs/>
+                <w:color w:val="1C2333"/>
+                <w:sz w:val="18"/>
+                <w:szCs w:val="18"/>
+              </w:rPr>
+              <w:t xml:space="preserve">Fase</w:t>
+            </w:r>
+          </w:p>
+        </w:tc>
+        <w:tc>
+          <w:tcPr>
+            <w:tcW w:type="dxa" w:w="2400"/>
+            <w:tcBorders>
+              <w:top w:val="single" w:color="CFD6E1" w:sz="4"/>
+              <w:left w:val="single" w:color="CFD6E1" w:sz="4"/>
+              <w:bottom w:val="single" w:color="CFD6E1" w:sz="4"/>
+              <w:right w:val="single" w:color="CFD6E1" w:sz="4"/>
+            </w:tcBorders>
+            <w:shd w:fill="DDE6FA" w:color="auto" w:val="clear"/>
+            <w:tcMar>
+              <w:top w:type="dxa" w:w="60"/>
+              <w:left w:type="dxa" w:w="100"/>
+              <w:bottom w:type="dxa" w:w="60"/>
+              <w:right w:type="dxa" w:w="100"/>
+            </w:tcMar>
+          </w:tcPr>
+          <w:p>
+            <w:pPr>
+              <w:spacing w:after="40"/>
+            </w:pPr>
+            <w:r>
+              <w:rPr>
+                <w:b/>
+                <w:bCs/>
+                <w:color w:val="1C2333"/>
+                <w:sz w:val="18"/>
+                <w:szCs w:val="18"/>
+              </w:rPr>
+              <w:t xml:space="preserve">Qué</w:t>
+            </w:r>
+          </w:p>
+        </w:tc>
+        <w:tc>
+          <w:tcPr>
+            <w:tcW w:type="dxa" w:w="6060"/>
+            <w:tcBorders>
+              <w:top w:val="single" w:color="CFD6E1" w:sz="4"/>
+              <w:left w:val="single" w:color="CFD6E1" w:sz="4"/>
+              <w:bottom w:val="single" w:color="CFD6E1" w:sz="4"/>
+              <w:right w:val="single" w:color="CFD6E1" w:sz="4"/>
+            </w:tcBorders>
+            <w:shd w:fill="DDE6FA" w:color="auto" w:val="clear"/>
+            <w:tcMar>
+              <w:top w:type="dxa" w:w="60"/>
+              <w:left w:type="dxa" w:w="100"/>
+              <w:bottom w:type="dxa" w:w="60"/>
+              <w:right w:type="dxa" w:w="100"/>
+            </w:tcMar>
+          </w:tcPr>
+          <w:p>
+            <w:pPr>
+              <w:spacing w:after="40"/>
+            </w:pPr>
+            <w:r>
+              <w:rPr>
+                <w:b/>
+                <w:bCs/>
+                <w:color w:val="1C2333"/>
+                <w:sz w:val="18"/>
+                <w:szCs w:val="18"/>
+              </w:rPr>
+              <w:t xml:space="preserve">Por qué en ese orden</w:t>
+            </w:r>
+          </w:p>
+        </w:tc>
+      </w:tr>
+      <w:tr>
+        <w:tc>
+          <w:tcPr>
+            <w:tcW w:type="dxa" w:w="900"/>
+            <w:tcBorders>
+              <w:top w:val="single" w:color="CFD6E1" w:sz="4"/>
+              <w:left w:val="single" w:color="CFD6E1" w:sz="4"/>
+              <w:bottom w:val="single" w:color="CFD6E1" w:sz="4"/>
+              <w:right w:val="single" w:color="CFD6E1" w:sz="4"/>
+            </w:tcBorders>
+            <w:tcMar>
+              <w:top w:type="dxa" w:w="60"/>
+              <w:left w:type="dxa" w:w="100"/>
+              <w:bottom w:type="dxa" w:w="60"/>
+              <w:right w:type="dxa" w:w="100"/>
+            </w:tcMar>
+          </w:tcPr>
+          <w:p>
+            <w:pPr>
+              <w:spacing w:after="40"/>
+            </w:pPr>
+            <w:r>
+              <w:rPr>
+                <w:b/>
+                <w:bCs/>
+                <w:sz w:val="18"/>
+                <w:szCs w:val="18"/>
+              </w:rPr>
+              <w:t xml:space="preserve">1</w:t>
+            </w:r>
+          </w:p>
+        </w:tc>
+        <w:tc>
+          <w:tcPr>
+            <w:tcW w:type="dxa" w:w="2400"/>
+            <w:tcBorders>
+              <w:top w:val="single" w:color="CFD6E1" w:sz="4"/>
+              <w:left w:val="single" w:color="CFD6E1" w:sz="4"/>
+              <w:bottom w:val="single" w:color="CFD6E1" w:sz="4"/>
+              <w:right w:val="single" w:color="CFD6E1" w:sz="4"/>
+            </w:tcBorders>
+            <w:tcMar>
+              <w:top w:type="dxa" w:w="60"/>
+              <w:left w:type="dxa" w:w="100"/>
+              <w:bottom w:type="dxa" w:w="60"/>
+              <w:right w:type="dxa" w:w="100"/>
+            </w:tcMar>
+          </w:tcPr>
+          <w:p>
+            <w:pPr>
+              <w:spacing w:after="40"/>
+            </w:pPr>
+            <w:r>
+              <w:rPr>
+                <w:sz w:val="18"/>
+                <w:szCs w:val="18"/>
+              </w:rPr>
+              <w:t xml:space="preserve">N4, N9, N7, N6</w:t>
+            </w:r>
+          </w:p>
+        </w:tc>
+        <w:tc>
+          <w:tcPr>
+            <w:tcW w:type="dxa" w:w="6060"/>
+            <w:tcBorders>
+              <w:top w:val="single" w:color="CFD6E1" w:sz="4"/>
+              <w:left w:val="single" w:color="CFD6E1" w:sz="4"/>
+              <w:bottom w:val="single" w:color="CFD6E1" w:sz="4"/>
+              <w:right w:val="single" w:color="CFD6E1" w:sz="4"/>
+            </w:tcBorders>
+            <w:tcMar>
+              <w:top w:type="dxa" w:w="60"/>
+              <w:left w:type="dxa" w:w="100"/>
+              <w:bottom w:type="dxa" w:w="60"/>
+              <w:right w:type="dxa" w:w="100"/>
+            </w:tcMar>
+          </w:tcPr>
+          <w:p>
+            <w:pPr>
+              <w:spacing w:after="40"/>
+            </w:pPr>
+            <w:r>
+              <w:rPr>
+                <w:sz w:val="18"/>
+                <w:szCs w:val="18"/>
+              </w:rPr>
+              <w:t xml:space="preserve">No toca la arquitectura; cobertura de atributos 42/42.</w:t>
+            </w:r>
+          </w:p>
+        </w:tc>
+      </w:tr>
+      <w:tr>
+        <w:tc>
+          <w:tcPr>
+            <w:tcW w:type="dxa" w:w="900"/>
+            <w:tcBorders>
+              <w:top w:val="single" w:color="CFD6E1" w:sz="4"/>
+              <w:left w:val="single" w:color="CFD6E1" w:sz="4"/>
+              <w:bottom w:val="single" w:color="CFD6E1" w:sz="4"/>
+              <w:right w:val="single" w:color="CFD6E1" w:sz="4"/>
+            </w:tcBorders>
+            <w:tcMar>
+              <w:top w:type="dxa" w:w="60"/>
+              <w:left w:type="dxa" w:w="100"/>
+              <w:bottom w:type="dxa" w:w="60"/>
+              <w:right w:type="dxa" w:w="100"/>
+            </w:tcMar>
+          </w:tcPr>
+          <w:p>
+            <w:pPr>
+              <w:spacing w:after="40"/>
+            </w:pPr>
+            <w:r>
+              <w:rPr>
+                <w:b/>
+                <w:bCs/>
+                <w:sz w:val="18"/>
+                <w:szCs w:val="18"/>
+              </w:rPr>
+              <w:t xml:space="preserve">2</w:t>
+            </w:r>
+          </w:p>
+        </w:tc>
+        <w:tc>
+          <w:tcPr>
+            <w:tcW w:type="dxa" w:w="2400"/>
+            <w:tcBorders>
+              <w:top w:val="single" w:color="CFD6E1" w:sz="4"/>
+              <w:left w:val="single" w:color="CFD6E1" w:sz="4"/>
+              <w:bottom w:val="single" w:color="CFD6E1" w:sz="4"/>
+              <w:right w:val="single" w:color="CFD6E1" w:sz="4"/>
+            </w:tcBorders>
+            <w:tcMar>
+              <w:top w:type="dxa" w:w="60"/>
+              <w:left w:type="dxa" w:w="100"/>
+              <w:bottom w:type="dxa" w:w="60"/>
+              <w:right w:type="dxa" w:w="100"/>
+            </w:tcMar>
+          </w:tcPr>
+          <w:p>
+            <w:pPr>
+              <w:spacing w:after="40"/>
+            </w:pPr>
+            <w:r>
+              <w:rPr>
+                <w:sz w:val="18"/>
+                <w:szCs w:val="18"/>
+              </w:rPr>
+              <w:t xml:space="preserve">N5, N8</w:t>
+            </w:r>
+          </w:p>
+        </w:tc>
+        <w:tc>
+          <w:tcPr>
+            <w:tcW w:type="dxa" w:w="6060"/>
+            <w:tcBorders>
+              <w:top w:val="single" w:color="CFD6E1" w:sz="4"/>
+              <w:left w:val="single" w:color="CFD6E1" w:sz="4"/>
+              <w:bottom w:val="single" w:color="CFD6E1" w:sz="4"/>
+              <w:right w:val="single" w:color="CFD6E1" w:sz="4"/>
+            </w:tcBorders>
+            <w:tcMar>
+              <w:top w:type="dxa" w:w="60"/>
+              <w:left w:type="dxa" w:w="100"/>
+              <w:bottom w:type="dxa" w:w="60"/>
+              <w:right w:type="dxa" w:w="100"/>
+            </w:tcMar>
+          </w:tcPr>
+          <w:p>
+            <w:pPr>
+              <w:spacing w:after="40"/>
+            </w:pPr>
+            <w:r>
+              <w:rPr>
+                <w:sz w:val="18"/>
+                <w:szCs w:val="18"/>
+              </w:rPr>
+              <w:t xml:space="preserve">La historia del documento y la IA quedan en RiC y se evalúan en la tesis.</w:t>
+            </w:r>
+          </w:p>
+        </w:tc>
+      </w:tr>
+      <w:tr>
+        <w:tc>
+          <w:tcPr>
+            <w:tcW w:type="dxa" w:w="900"/>
+            <w:tcBorders>
+              <w:top w:val="single" w:color="CFD6E1" w:sz="4"/>
+              <w:left w:val="single" w:color="CFD6E1" w:sz="4"/>
+              <w:bottom w:val="single" w:color="CFD6E1" w:sz="4"/>
+              <w:right w:val="single" w:color="CFD6E1" w:sz="4"/>
+            </w:tcBorders>
+            <w:tcMar>
+              <w:top w:type="dxa" w:w="60"/>
+              <w:left w:type="dxa" w:w="100"/>
+              <w:bottom w:type="dxa" w:w="60"/>
+              <w:right w:type="dxa" w:w="100"/>
+            </w:tcMar>
+          </w:tcPr>
+          <w:p>
+            <w:pPr>
+              <w:spacing w:after="40"/>
+            </w:pPr>
+            <w:r>
+              <w:rPr>
+                <w:b/>
+                <w:bCs/>
+                <w:sz w:val="18"/>
+                <w:szCs w:val="18"/>
+              </w:rPr>
+              <w:t xml:space="preserve">3</w:t>
+            </w:r>
+          </w:p>
+        </w:tc>
+        <w:tc>
+          <w:tcPr>
+            <w:tcW w:type="dxa" w:w="2400"/>
+            <w:tcBorders>
+              <w:top w:val="single" w:color="CFD6E1" w:sz="4"/>
+              <w:left w:val="single" w:color="CFD6E1" w:sz="4"/>
+              <w:bottom w:val="single" w:color="CFD6E1" w:sz="4"/>
+              <w:right w:val="single" w:color="CFD6E1" w:sz="4"/>
+            </w:tcBorders>
+            <w:tcMar>
+              <w:top w:type="dxa" w:w="60"/>
+              <w:left w:type="dxa" w:w="100"/>
+              <w:bottom w:type="dxa" w:w="60"/>
+              <w:right w:type="dxa" w:w="100"/>
+            </w:tcMar>
+          </w:tcPr>
+          <w:p>
+            <w:pPr>
+              <w:spacing w:after="40"/>
+            </w:pPr>
+            <w:r>
+              <w:rPr>
+                <w:sz w:val="18"/>
+                <w:szCs w:val="18"/>
+              </w:rPr>
+              <w:t xml:space="preserve">N2 → N3 → N1</w:t>
+            </w:r>
+          </w:p>
+        </w:tc>
+        <w:tc>
+          <w:tcPr>
+            <w:tcW w:type="dxa" w:w="6060"/>
+            <w:tcBorders>
+              <w:top w:val="single" w:color="CFD6E1" w:sz="4"/>
+              <w:left w:val="single" w:color="CFD6E1" w:sz="4"/>
+              <w:bottom w:val="single" w:color="CFD6E1" w:sz="4"/>
+              <w:right w:val="single" w:color="CFD6E1" w:sz="4"/>
+            </w:tcBorders>
+            <w:tcMar>
+              <w:top w:type="dxa" w:w="60"/>
+              <w:left w:type="dxa" w:w="100"/>
+              <w:bottom w:type="dxa" w:w="60"/>
+              <w:right w:type="dxa" w:w="100"/>
+            </w:tcMar>
+          </w:tcPr>
+          <w:p>
+            <w:pPr>
+              <w:spacing w:after="40"/>
+            </w:pPr>
+            <w:r>
+              <w:rPr>
+                <w:sz w:val="18"/>
+                <w:szCs w:val="18"/>
+              </w:rPr>
+              <w:t xml:space="preserve">Primero los agentes globales: el grafo y la importación dependen de ellos. Al revés, se rehace trabajo.</w:t>
+            </w:r>
+          </w:p>
+        </w:tc>
+      </w:tr>
+    </w:tbl>
+    <w:p>
+      <w:pPr>
+        <w:spacing w:before="160"/>
+      </w:pPr>
+      <w:r>
+        <w:rPr>
+          <w:b/>
+          <w:bCs/>
+        </w:rPr>
+        <w:t xml:space="preserve">Consejo: </w:t>
+      </w:r>
+      <w:r>
+        <w:t xml:space="preserve">la fase 3 es un cambio de arquitectura de varias semanas. Si la entrega de la tesis está cerca, conviene hacer las fases 1 y 2 —demostrables con pruebas— y dejar la 3 escrita como diseño, con el diagrama de C1. Así la tesis afirma «conforme con RiC y con un camino definido hacia lo nativo», que es defendible ante un jurado.</w:t>
+      </w:r>
+    </w:p>
+    <w:p>
+      <w:pPr>
+        <w:pStyle w:val="Heading1"/>
+      </w:pPr>
+      <w:r>
+        <w:t xml:space="preserve">C4. Hoja de ruta sugerida</w:t>
       </w:r>
     </w:p>
     <w:tbl>
@@ -6931,7 +12989,7 @@
         <w:pStyle w:val="Heading1"/>
       </w:pPr>
       <w:r>
-        <w:t xml:space="preserve">7. Decisiones que le corresponden a la autora</w:t>
+        <w:t xml:space="preserve">C5. Decisiones que le corresponden a la autora</w:t>
       </w:r>
     </w:p>
     <w:tbl>
@@ -7267,7 +13325,7 @@
                 <w:sz w:val="18"/>
                 <w:szCs w:val="18"/>
               </w:rPr>
-              <w:t xml:space="preserve">Si se afirma «nativo» sin la fase 3, un jurado lo puede refutar con la sección 2.</w:t>
+              <w:t xml:space="preserve">Si se afirma «nativo» sin la fase 3, un jurado lo puede refutar con la sección B2.</w:t>
             </w:r>
           </w:p>
         </w:tc>
@@ -8023,7 +14081,7 @@
         <w:pStyle w:val="Heading1"/>
       </w:pPr>
       <w:r>
-        <w:t xml:space="preserve">8. Lo que ya está bien y no hay que tocar</w:t>
+        <w:t xml:space="preserve">C6. Lo que ya está bien y no hay que tocar</w:t>
       </w:r>
     </w:p>
     <w:p>
@@ -8424,6 +14482,30 @@
     </w:lvlOverride>
   </w:num>
   <w:num w:numId="12">
+    <w:abstractNumId w:val="3"/>
+    <w:lvlOverride w:ilvl="0">
+      <w:startOverride w:val="1"/>
+    </w:lvlOverride>
+  </w:num>
+  <w:num w:numId="13">
+    <w:abstractNumId w:val="3"/>
+    <w:lvlOverride w:ilvl="0">
+      <w:startOverride w:val="1"/>
+    </w:lvlOverride>
+  </w:num>
+  <w:num w:numId="14">
+    <w:abstractNumId w:val="3"/>
+    <w:lvlOverride w:ilvl="0">
+      <w:startOverride w:val="1"/>
+    </w:lvlOverride>
+  </w:num>
+  <w:num w:numId="15">
+    <w:abstractNumId w:val="3"/>
+    <w:lvlOverride w:ilvl="0">
+      <w:startOverride w:val="1"/>
+    </w:lvlOverride>
+  </w:num>
+  <w:num w:numId="16">
     <w:abstractNumId w:val="3"/>
     <w:lvlOverride w:ilvl="0">
       <w:startOverride w:val="1"/>

--- a/documentacion/RICORA_de_conforme_a_nativo_en_RiC.docx
+++ b/documentacion/RICORA_de_conforme_a_nativo_en_RiC.docx
@@ -42,7 +42,7 @@
           <w:sz w:val="30"/>
           <w:szCs w:val="30"/>
         </w:rPr>
-        <w:t xml:space="preserve">Qué es RiC, qué le falta a RICORA y cómo corregirlo</w:t>
+        <w:t xml:space="preserve">Qué es RiC, qué le falta a RICORA, cómo corregirlo y cómo agregar cada faltante</w:t>
       </w:r>
     </w:p>
     <w:p>
@@ -14173,6 +14173,6026 @@
       </w:pPr>
       <w:r>
         <w:t xml:space="preserve">Filtro de la Ley 1712 aplicado igual en el catálogo, la guía, los datos abiertos, el RDF y el paquete de consulta.</w:t>
+      </w:r>
+    </w:p>
+    <w:p>
+      <w:r>
+        <w:br w:type="page"/>
+      </w:r>
+    </w:p>
+    <w:p>
+      <w:pPr>
+        <w:spacing w:after="120" w:before="600"/>
+      </w:pPr>
+      <w:r>
+        <w:rPr>
+          <w:b/>
+          <w:bCs/>
+          <w:color w:val="2F5FD0"/>
+          <w:sz w:val="40"/>
+          <w:szCs w:val="40"/>
+        </w:rPr>
+        <w:t xml:space="preserve">Parte D · Guía de implementación</w:t>
+      </w:r>
+    </w:p>
+    <w:p>
+      <w:pPr>
+        <w:spacing w:after="400"/>
+      </w:pPr>
+      <w:r>
+        <w:rPr>
+          <w:color w:val="5B6477"/>
+          <w:sz w:val="24"/>
+          <w:szCs w:val="24"/>
+        </w:rPr>
+        <w:t xml:space="preserve">Todo lo que falta y cómo agregarlo para que cumpla, archivo por archivo</w:t>
+      </w:r>
+    </w:p>
+    <w:p>
+      <w:pPr>
+        <w:pStyle w:val="Heading1"/>
+      </w:pPr>
+      <w:r>
+        <w:t xml:space="preserve">D1. Cómo usar esta guía</w:t>
+      </w:r>
+    </w:p>
+    <w:p>
+      <w:pPr>
+        <w:spacing w:after="120" w:line="276"/>
+      </w:pPr>
+      <w:r>
+        <w:t xml:space="preserve">Cada faltante tiene una receta: los archivos que se tocan, el cambio exacto y la prueba que demuestra que cumple. Una receta solo se da por terminada cuando las cuatro verificaciones de la sección D6 pasan en verde. Así se ha cerrado cada hallazgo anterior de la auditoría, y así lo exige el panel de hallazgos del propio sistema.</w:t>
+      </w:r>
+    </w:p>
+    <w:p>
+      <w:pPr>
+        <w:spacing w:after="120" w:line="276"/>
+      </w:pPr>
+      <w:r>
+        <w:rPr>
+          <w:b/>
+          <w:bCs/>
+        </w:rPr>
+        <w:t xml:space="preserve">Regla de oro: </w:t>
+      </w:r>
+      <w:r>
+        <w:t xml:space="preserve">ningún nombre de RiC-O se escribe de memoria. Primero se busca en el archivo oficial </w:t>
+      </w:r>
+      <w:r>
+        <w:rPr>
+          <w:rFonts w:ascii="Consolas" w:cs="Consolas" w:eastAsia="Consolas" w:hAnsi="Consolas"/>
+          <w:color w:val="93437F"/>
+          <w:sz w:val="20"/>
+          <w:szCs w:val="20"/>
+        </w:rPr>
+        <w:t xml:space="preserve">app/recursos/ric-o/RiC-O_1-1.rdf</w:t>
+      </w:r>
+      <w:r>
+        <w:t xml:space="preserve"> (clase, dominio y rango); después se agrega al mapeo único </w:t>
+      </w:r>
+      <w:r>
+        <w:rPr>
+          <w:rFonts w:ascii="Consolas" w:cs="Consolas" w:eastAsia="Consolas" w:hAnsi="Consolas"/>
+          <w:color w:val="93437F"/>
+          <w:sz w:val="20"/>
+          <w:szCs w:val="20"/>
+        </w:rPr>
+        <w:t xml:space="preserve">app/servicios/ric_o.py</w:t>
+      </w:r>
+      <w:r>
+        <w:t xml:space="preserve">. La prueba </w:t>
+      </w:r>
+      <w:r>
+        <w:rPr>
+          <w:rFonts w:ascii="Consolas" w:cs="Consolas" w:eastAsia="Consolas" w:hAnsi="Consolas"/>
+          <w:color w:val="93437F"/>
+          <w:sz w:val="20"/>
+          <w:szCs w:val="20"/>
+        </w:rPr>
+        <w:t xml:space="preserve">tests/test_ric_o.py</w:t>
+      </w:r>
+      <w:r>
+        <w:t xml:space="preserve"> rechaza cualquier nombre que no exista en el OWL.</w:t>
+      </w:r>
+    </w:p>
+    <w:p>
+      <w:pPr>
+        <w:pStyle w:val="Heading1"/>
+      </w:pPr>
+      <w:r>
+        <w:t xml:space="preserve">D2. La receta base, con un ejemplo completo</w:t>
+      </w:r>
+    </w:p>
+    <w:p>
+      <w:pPr>
+        <w:spacing w:after="120" w:line="276"/>
+      </w:pPr>
+      <w:r>
+        <w:t xml:space="preserve">Ejemplo: </w:t>
+      </w:r>
+      <w:r>
+        <w:rPr>
+          <w:b/>
+          <w:bCs/>
+        </w:rPr>
+        <w:t xml:space="preserve">A12 · Tipo de institución</w:t>
+      </w:r>
+      <w:r>
+        <w:t xml:space="preserve"> (rico:CorporateBodyType). Es el mismo patrón con el que ya está hecho el «estatuto jurídico», así que cada paso tiene un modelo a la vista en el código.</w:t>
+      </w:r>
+    </w:p>
+    <w:p>
+      <w:pPr>
+        <w:pStyle w:val="Heading3"/>
+      </w:pPr>
+      <w:r>
+        <w:t xml:space="preserve">Paso 1 · Base de datos: una migración</w:t>
+      </w:r>
+    </w:p>
+    <w:p>
+      <w:pPr>
+        <w:spacing w:after="120" w:line="276"/>
+      </w:pPr>
+      <w:r>
+        <w:t xml:space="preserve">Archivo nuevo </w:t>
+      </w:r>
+      <w:r>
+        <w:rPr>
+          <w:rFonts w:ascii="Consolas" w:cs="Consolas" w:eastAsia="Consolas" w:hAnsi="Consolas"/>
+          <w:color w:val="93437F"/>
+          <w:sz w:val="20"/>
+          <w:szCs w:val="20"/>
+        </w:rPr>
+        <w:t xml:space="preserve">alembic/versions/0031_tipo_institucion.py</w:t>
+      </w:r>
+      <w:r>
+        <w:t xml:space="preserve">:</w:t>
+      </w:r>
+    </w:p>
+    <w:p>
+      <w:pPr>
+        <w:shd w:fill="F3F5F9" w:color="auto" w:val="clear"/>
+        <w:spacing w:after="0" w:line="240"/>
+      </w:pPr>
+      <w:r>
+        <w:rPr>
+          <w:rFonts w:ascii="Consolas" w:cs="Consolas" w:eastAsia="Consolas" w:hAnsi="Consolas"/>
+          <w:color w:val="1C2333"/>
+          <w:sz w:val="17"/>
+          <w:szCs w:val="17"/>
+        </w:rPr>
+        <w:t xml:space="preserve">"""Tipo de institución (RiC-A12, rico:CorporateBodyType)."""</w:t>
+      </w:r>
+    </w:p>
+    <w:p>
+      <w:pPr>
+        <w:shd w:fill="F3F5F9" w:color="auto" w:val="clear"/>
+        <w:spacing w:after="0" w:line="240"/>
+      </w:pPr>
+      <w:r>
+        <w:rPr>
+          <w:rFonts w:ascii="Consolas" w:cs="Consolas" w:eastAsia="Consolas" w:hAnsi="Consolas"/>
+          <w:color w:val="1C2333"/>
+          <w:sz w:val="17"/>
+          <w:szCs w:val="17"/>
+        </w:rPr>
+        <w:t xml:space="preserve">from alembic import op</w:t>
+      </w:r>
+    </w:p>
+    <w:p>
+      <w:pPr>
+        <w:shd w:fill="F3F5F9" w:color="auto" w:val="clear"/>
+        <w:spacing w:after="0" w:line="240"/>
+      </w:pPr>
+      <w:r>
+        <w:rPr>
+          <w:rFonts w:ascii="Consolas" w:cs="Consolas" w:eastAsia="Consolas" w:hAnsi="Consolas"/>
+          <w:color w:val="1C2333"/>
+          <w:sz w:val="17"/>
+          <w:szCs w:val="17"/>
+        </w:rPr>
+        <w:t xml:space="preserve">import sqlalchemy as sa</w:t>
+      </w:r>
+    </w:p>
+    <w:p>
+      <w:pPr>
+        <w:shd w:fill="F3F5F9" w:color="auto" w:val="clear"/>
+        <w:spacing w:after="0" w:line="240"/>
+      </w:pPr>
+      <w:r>
+        <w:rPr>
+          <w:rFonts w:ascii="Consolas" w:cs="Consolas" w:eastAsia="Consolas" w:hAnsi="Consolas"/>
+          <w:color w:val="1C2333"/>
+          <w:sz w:val="17"/>
+          <w:szCs w:val="17"/>
+        </w:rPr>
+        <w:t xml:space="preserve"> </w:t>
+      </w:r>
+    </w:p>
+    <w:p>
+      <w:pPr>
+        <w:shd w:fill="F3F5F9" w:color="auto" w:val="clear"/>
+        <w:spacing w:after="0" w:line="240"/>
+      </w:pPr>
+      <w:r>
+        <w:rPr>
+          <w:rFonts w:ascii="Consolas" w:cs="Consolas" w:eastAsia="Consolas" w:hAnsi="Consolas"/>
+          <w:color w:val="1C2333"/>
+          <w:sz w:val="17"/>
+          <w:szCs w:val="17"/>
+        </w:rPr>
+        <w:t xml:space="preserve">revision = '0031'</w:t>
+      </w:r>
+    </w:p>
+    <w:p>
+      <w:pPr>
+        <w:shd w:fill="F3F5F9" w:color="auto" w:val="clear"/>
+        <w:spacing w:after="0" w:line="240"/>
+      </w:pPr>
+      <w:r>
+        <w:rPr>
+          <w:rFonts w:ascii="Consolas" w:cs="Consolas" w:eastAsia="Consolas" w:hAnsi="Consolas"/>
+          <w:color w:val="1C2333"/>
+          <w:sz w:val="17"/>
+          <w:szCs w:val="17"/>
+        </w:rPr>
+        <w:t xml:space="preserve">down_revision = '0030'</w:t>
+      </w:r>
+    </w:p>
+    <w:p>
+      <w:pPr>
+        <w:shd w:fill="F3F5F9" w:color="auto" w:val="clear"/>
+        <w:spacing w:after="0" w:line="240"/>
+      </w:pPr>
+      <w:r>
+        <w:rPr>
+          <w:rFonts w:ascii="Consolas" w:cs="Consolas" w:eastAsia="Consolas" w:hAnsi="Consolas"/>
+          <w:color w:val="1C2333"/>
+          <w:sz w:val="17"/>
+          <w:szCs w:val="17"/>
+        </w:rPr>
+        <w:t xml:space="preserve"> </w:t>
+      </w:r>
+    </w:p>
+    <w:p>
+      <w:pPr>
+        <w:shd w:fill="F3F5F9" w:color="auto" w:val="clear"/>
+        <w:spacing w:after="0" w:line="240"/>
+      </w:pPr>
+      <w:r>
+        <w:rPr>
+          <w:rFonts w:ascii="Consolas" w:cs="Consolas" w:eastAsia="Consolas" w:hAnsi="Consolas"/>
+          <w:color w:val="1C2333"/>
+          <w:sz w:val="17"/>
+          <w:szCs w:val="17"/>
+        </w:rPr>
+        <w:t xml:space="preserve">def upgrade() -&gt; None:</w:t>
+      </w:r>
+    </w:p>
+    <w:p>
+      <w:pPr>
+        <w:shd w:fill="F3F5F9" w:color="auto" w:val="clear"/>
+        <w:spacing w:after="0" w:line="240"/>
+      </w:pPr>
+      <w:r>
+        <w:rPr>
+          <w:rFonts w:ascii="Consolas" w:cs="Consolas" w:eastAsia="Consolas" w:hAnsi="Consolas"/>
+          <w:color w:val="1C2333"/>
+          <w:sz w:val="17"/>
+          <w:szCs w:val="17"/>
+        </w:rPr>
+        <w:t xml:space="preserve">    op.add_column('entidades_vocabulario',</w:t>
+      </w:r>
+    </w:p>
+    <w:p>
+      <w:pPr>
+        <w:shd w:fill="F3F5F9" w:color="auto" w:val="clear"/>
+        <w:spacing w:after="0" w:line="240"/>
+      </w:pPr>
+      <w:r>
+        <w:rPr>
+          <w:rFonts w:ascii="Consolas" w:cs="Consolas" w:eastAsia="Consolas" w:hAnsi="Consolas"/>
+          <w:color w:val="1C2333"/>
+          <w:sz w:val="17"/>
+          <w:szCs w:val="17"/>
+        </w:rPr>
+        <w:t xml:space="preserve">                  sa.Column('tipo_institucion', sa.String(40), nullable=True))</w:t>
+      </w:r>
+    </w:p>
+    <w:p>
+      <w:pPr>
+        <w:shd w:fill="F3F5F9" w:color="auto" w:val="clear"/>
+        <w:spacing w:after="0" w:line="240"/>
+      </w:pPr>
+      <w:r>
+        <w:rPr>
+          <w:rFonts w:ascii="Consolas" w:cs="Consolas" w:eastAsia="Consolas" w:hAnsi="Consolas"/>
+          <w:color w:val="1C2333"/>
+          <w:sz w:val="17"/>
+          <w:szCs w:val="17"/>
+        </w:rPr>
+        <w:t xml:space="preserve"> </w:t>
+      </w:r>
+    </w:p>
+    <w:p>
+      <w:pPr>
+        <w:shd w:fill="F3F5F9" w:color="auto" w:val="clear"/>
+        <w:spacing w:after="0" w:line="240"/>
+      </w:pPr>
+      <w:r>
+        <w:rPr>
+          <w:rFonts w:ascii="Consolas" w:cs="Consolas" w:eastAsia="Consolas" w:hAnsi="Consolas"/>
+          <w:color w:val="1C2333"/>
+          <w:sz w:val="17"/>
+          <w:szCs w:val="17"/>
+        </w:rPr>
+        <w:t xml:space="preserve">def downgrade() -&gt; None:</w:t>
+      </w:r>
+    </w:p>
+    <w:p>
+      <w:pPr>
+        <w:shd w:fill="F3F5F9" w:color="auto" w:val="clear"/>
+        <w:spacing w:after="0" w:line="240"/>
+      </w:pPr>
+      <w:r>
+        <w:rPr>
+          <w:rFonts w:ascii="Consolas" w:cs="Consolas" w:eastAsia="Consolas" w:hAnsi="Consolas"/>
+          <w:color w:val="1C2333"/>
+          <w:sz w:val="17"/>
+          <w:szCs w:val="17"/>
+        </w:rPr>
+        <w:t xml:space="preserve">    op.drop_column('entidades_vocabulario', 'tipo_institucion')</w:t>
+      </w:r>
+    </w:p>
+    <w:p>
+      <w:pPr>
+        <w:pStyle w:val="Heading3"/>
+      </w:pPr>
+      <w:r>
+        <w:t xml:space="preserve">Paso 2 · Modelo y lista controlada</w:t>
+      </w:r>
+    </w:p>
+    <w:p>
+      <w:pPr>
+        <w:spacing w:after="120" w:line="276"/>
+      </w:pPr>
+      <w:r>
+        <w:t xml:space="preserve">En </w:t>
+      </w:r>
+      <w:r>
+        <w:rPr>
+          <w:rFonts w:ascii="Consolas" w:cs="Consolas" w:eastAsia="Consolas" w:hAnsi="Consolas"/>
+          <w:color w:val="93437F"/>
+          <w:sz w:val="20"/>
+          <w:szCs w:val="20"/>
+        </w:rPr>
+        <w:t xml:space="preserve">app/models/descripcion.py</w:t>
+      </w:r>
+      <w:r>
+        <w:t xml:space="preserve">, junto a </w:t>
+      </w:r>
+      <w:r>
+        <w:rPr>
+          <w:rFonts w:ascii="Consolas" w:cs="Consolas" w:eastAsia="Consolas" w:hAnsi="Consolas"/>
+          <w:color w:val="93437F"/>
+          <w:sz w:val="20"/>
+          <w:szCs w:val="20"/>
+        </w:rPr>
+        <w:t xml:space="preserve">ESTATUTO_JURIDICO</w:t>
+      </w:r>
+      <w:r>
+        <w:t xml:space="preserve">, y la columna en </w:t>
+      </w:r>
+      <w:r>
+        <w:rPr>
+          <w:rFonts w:ascii="Consolas" w:cs="Consolas" w:eastAsia="Consolas" w:hAnsi="Consolas"/>
+          <w:color w:val="93437F"/>
+          <w:sz w:val="20"/>
+          <w:szCs w:val="20"/>
+        </w:rPr>
+        <w:t xml:space="preserve">EntidadVocabulario</w:t>
+      </w:r>
+      <w:r>
+        <w:t xml:space="preserve">:</w:t>
+      </w:r>
+    </w:p>
+    <w:p>
+      <w:pPr>
+        <w:shd w:fill="F3F5F9" w:color="auto" w:val="clear"/>
+        <w:spacing w:after="0" w:line="240"/>
+      </w:pPr>
+      <w:r>
+        <w:rPr>
+          <w:rFonts w:ascii="Consolas" w:cs="Consolas" w:eastAsia="Consolas" w:hAnsi="Consolas"/>
+          <w:color w:val="1C2333"/>
+          <w:sz w:val="17"/>
+          <w:szCs w:val="17"/>
+        </w:rPr>
+        <w:t xml:space="preserve">TIPO_INSTITUCION = ('entidad_territorial', 'establecimiento_publico', 'notaria',</w:t>
+      </w:r>
+    </w:p>
+    <w:p>
+      <w:pPr>
+        <w:shd w:fill="F3F5F9" w:color="auto" w:val="clear"/>
+        <w:spacing w:after="0" w:line="240"/>
+      </w:pPr>
+      <w:r>
+        <w:rPr>
+          <w:rFonts w:ascii="Consolas" w:cs="Consolas" w:eastAsia="Consolas" w:hAnsi="Consolas"/>
+          <w:color w:val="1C2333"/>
+          <w:sz w:val="17"/>
+          <w:szCs w:val="17"/>
+        </w:rPr>
+        <w:t xml:space="preserve">                    'junta_o_consejo', 'empresa', 'asociacion', 'comunidad_religiosa', 'otra')</w:t>
+      </w:r>
+    </w:p>
+    <w:p>
+      <w:pPr>
+        <w:shd w:fill="F3F5F9" w:color="auto" w:val="clear"/>
+        <w:spacing w:after="0" w:line="240"/>
+      </w:pPr>
+      <w:r>
+        <w:rPr>
+          <w:rFonts w:ascii="Consolas" w:cs="Consolas" w:eastAsia="Consolas" w:hAnsi="Consolas"/>
+          <w:color w:val="1C2333"/>
+          <w:sz w:val="17"/>
+          <w:szCs w:val="17"/>
+        </w:rPr>
+        <w:t xml:space="preserve">TIPO_INSTITUCION_NOMBRE = {'entidad_territorial': 'Entidad territorial', 'notaria': 'Notaría', ...}</w:t>
+      </w:r>
+    </w:p>
+    <w:p>
+      <w:pPr>
+        <w:shd w:fill="F3F5F9" w:color="auto" w:val="clear"/>
+        <w:spacing w:after="0" w:line="240"/>
+      </w:pPr>
+      <w:r>
+        <w:rPr>
+          <w:rFonts w:ascii="Consolas" w:cs="Consolas" w:eastAsia="Consolas" w:hAnsi="Consolas"/>
+          <w:color w:val="1C2333"/>
+          <w:sz w:val="17"/>
+          <w:szCs w:val="17"/>
+        </w:rPr>
+        <w:t xml:space="preserve"> </w:t>
+      </w:r>
+    </w:p>
+    <w:p>
+      <w:pPr>
+        <w:shd w:fill="F3F5F9" w:color="auto" w:val="clear"/>
+        <w:spacing w:after="0" w:line="240"/>
+      </w:pPr>
+      <w:r>
+        <w:rPr>
+          <w:rFonts w:ascii="Consolas" w:cs="Consolas" w:eastAsia="Consolas" w:hAnsi="Consolas"/>
+          <w:color w:val="1C2333"/>
+          <w:sz w:val="17"/>
+          <w:szCs w:val="17"/>
+        </w:rPr>
+        <w:t xml:space="preserve">    tipo_institucion = Column(String(40), nullable=True)  # RiC-A12</w:t>
+      </w:r>
+    </w:p>
+    <w:p>
+      <w:pPr>
+        <w:pStyle w:val="Heading3"/>
+      </w:pPr>
+      <w:r>
+        <w:t xml:space="preserve">Paso 3 · Campo editable y validación</w:t>
+      </w:r>
+    </w:p>
+    <w:p>
+      <w:pPr>
+        <w:spacing w:after="120" w:line="276"/>
+      </w:pPr>
+      <w:r>
+        <w:t xml:space="preserve">En </w:t>
+      </w:r>
+      <w:r>
+        <w:rPr>
+          <w:rFonts w:ascii="Consolas" w:cs="Consolas" w:eastAsia="Consolas" w:hAnsi="Consolas"/>
+          <w:color w:val="93437F"/>
+          <w:sz w:val="20"/>
+          <w:szCs w:val="20"/>
+        </w:rPr>
+        <w:t xml:space="preserve">app/servicios/autoridad.py</w:t>
+      </w:r>
+      <w:r>
+        <w:t xml:space="preserve">: agregar </w:t>
+      </w:r>
+      <w:r>
+        <w:rPr>
+          <w:rFonts w:ascii="Consolas" w:cs="Consolas" w:eastAsia="Consolas" w:hAnsi="Consolas"/>
+          <w:color w:val="93437F"/>
+          <w:sz w:val="20"/>
+          <w:szCs w:val="20"/>
+        </w:rPr>
+        <w:t xml:space="preserve">'tipo_institucion'</w:t>
+      </w:r>
+      <w:r>
+        <w:t xml:space="preserve"> a </w:t>
+      </w:r>
+      <w:r>
+        <w:rPr>
+          <w:rFonts w:ascii="Consolas" w:cs="Consolas" w:eastAsia="Consolas" w:hAnsi="Consolas"/>
+          <w:color w:val="93437F"/>
+          <w:sz w:val="20"/>
+          <w:szCs w:val="20"/>
+        </w:rPr>
+        <w:t xml:space="preserve">CAMPOS_AGENTE</w:t>
+      </w:r>
+      <w:r>
+        <w:t xml:space="preserve"> y a </w:t>
+      </w:r>
+      <w:r>
+        <w:rPr>
+          <w:rFonts w:ascii="Consolas" w:cs="Consolas" w:eastAsia="Consolas" w:hAnsi="Consolas"/>
+          <w:color w:val="93437F"/>
+          <w:sz w:val="20"/>
+          <w:szCs w:val="20"/>
+        </w:rPr>
+        <w:t xml:space="preserve">AREA_DESCRIPCION</w:t>
+      </w:r>
+      <w:r>
+        <w:t xml:space="preserve"> (cuenta para el nivel de detalle), y validarlo como el estatuto jurídico:</w:t>
+      </w:r>
+    </w:p>
+    <w:p>
+      <w:pPr>
+        <w:shd w:fill="F3F5F9" w:color="auto" w:val="clear"/>
+        <w:spacing w:after="0" w:line="240"/>
+      </w:pPr>
+      <w:r>
+        <w:rPr>
+          <w:rFonts w:ascii="Consolas" w:cs="Consolas" w:eastAsia="Consolas" w:hAnsi="Consolas"/>
+          <w:color w:val="1C2333"/>
+          <w:sz w:val="17"/>
+          <w:szCs w:val="17"/>
+        </w:rPr>
+        <w:t xml:space="preserve">        elif campo == 'tipo_institucion':</w:t>
+      </w:r>
+    </w:p>
+    <w:p>
+      <w:pPr>
+        <w:shd w:fill="F3F5F9" w:color="auto" w:val="clear"/>
+        <w:spacing w:after="0" w:line="240"/>
+      </w:pPr>
+      <w:r>
+        <w:rPr>
+          <w:rFonts w:ascii="Consolas" w:cs="Consolas" w:eastAsia="Consolas" w:hAnsi="Consolas"/>
+          <w:color w:val="1C2333"/>
+          <w:sz w:val="17"/>
+          <w:szCs w:val="17"/>
+        </w:rPr>
+        <w:t xml:space="preserve">            v = _texto(valor)</w:t>
+      </w:r>
+    </w:p>
+    <w:p>
+      <w:pPr>
+        <w:shd w:fill="F3F5F9" w:color="auto" w:val="clear"/>
+        <w:spacing w:after="0" w:line="240"/>
+      </w:pPr>
+      <w:r>
+        <w:rPr>
+          <w:rFonts w:ascii="Consolas" w:cs="Consolas" w:eastAsia="Consolas" w:hAnsi="Consolas"/>
+          <w:color w:val="1C2333"/>
+          <w:sz w:val="17"/>
+          <w:szCs w:val="17"/>
+        </w:rPr>
+        <w:t xml:space="preserve">            if v and (e.subtipo != 'entidad_corporativa' or v not in TIPO_INSTITUCION):</w:t>
+      </w:r>
+    </w:p>
+    <w:p>
+      <w:pPr>
+        <w:shd w:fill="F3F5F9" w:color="auto" w:val="clear"/>
+        <w:spacing w:after="0" w:line="240"/>
+      </w:pPr>
+      <w:r>
+        <w:rPr>
+          <w:rFonts w:ascii="Consolas" w:cs="Consolas" w:eastAsia="Consolas" w:hAnsi="Consolas"/>
+          <w:color w:val="1C2333"/>
+          <w:sz w:val="17"/>
+          <w:szCs w:val="17"/>
+        </w:rPr>
+        <w:t xml:space="preserve">                raise ErrorAutoridad('El tipo de institución es solo para instituciones, y de la lista.')</w:t>
+      </w:r>
+    </w:p>
+    <w:p>
+      <w:pPr>
+        <w:shd w:fill="F3F5F9" w:color="auto" w:val="clear"/>
+        <w:spacing w:after="0" w:line="240"/>
+      </w:pPr>
+      <w:r>
+        <w:rPr>
+          <w:rFonts w:ascii="Consolas" w:cs="Consolas" w:eastAsia="Consolas" w:hAnsi="Consolas"/>
+          <w:color w:val="1C2333"/>
+          <w:sz w:val="17"/>
+          <w:szCs w:val="17"/>
+        </w:rPr>
+        <w:t xml:space="preserve">            nuevos[campo] = v</w:t>
+      </w:r>
+    </w:p>
+    <w:p>
+      <w:pPr>
+        <w:pStyle w:val="Heading3"/>
+      </w:pPr>
+      <w:r>
+        <w:t xml:space="preserve">Paso 4 · Mapeo único a RiC-O (verificado en el OWL)</w:t>
+      </w:r>
+    </w:p>
+    <w:p>
+      <w:pPr>
+        <w:spacing w:after="120" w:line="276"/>
+      </w:pPr>
+      <w:r>
+        <w:t xml:space="preserve">En </w:t>
+      </w:r>
+      <w:r>
+        <w:rPr>
+          <w:rFonts w:ascii="Consolas" w:cs="Consolas" w:eastAsia="Consolas" w:hAnsi="Consolas"/>
+          <w:color w:val="93437F"/>
+          <w:sz w:val="20"/>
+          <w:szCs w:val="20"/>
+        </w:rPr>
+        <w:t xml:space="preserve">app/servicios/ric_o.py</w:t>
+      </w:r>
+      <w:r>
+        <w:t xml:space="preserve">, diccionario </w:t>
+      </w:r>
+      <w:r>
+        <w:rPr>
+          <w:rFonts w:ascii="Consolas" w:cs="Consolas" w:eastAsia="Consolas" w:hAnsi="Consolas"/>
+          <w:color w:val="93437F"/>
+          <w:sz w:val="20"/>
+          <w:szCs w:val="20"/>
+        </w:rPr>
+        <w:t xml:space="preserve">APOYO</w:t>
+      </w:r>
+      <w:r>
+        <w:t xml:space="preserve">. Dominio y rango comprobados: </w:t>
+      </w:r>
+      <w:r>
+        <w:rPr>
+          <w:rFonts w:ascii="Consolas" w:cs="Consolas" w:eastAsia="Consolas" w:hAnsi="Consolas"/>
+          <w:color w:val="93437F"/>
+          <w:sz w:val="20"/>
+          <w:szCs w:val="20"/>
+        </w:rPr>
+        <w:t xml:space="preserve">hasOrHadCorporateBodyType</w:t>
+      </w:r>
+      <w:r>
+        <w:t xml:space="preserve"> va de CorporateBody a CorporateBodyType.</w:t>
+      </w:r>
+    </w:p>
+    <w:p>
+      <w:pPr>
+        <w:shd w:fill="F3F5F9" w:color="auto" w:val="clear"/>
+        <w:spacing w:after="0" w:line="240"/>
+      </w:pPr>
+      <w:r>
+        <w:rPr>
+          <w:rFonts w:ascii="Consolas" w:cs="Consolas" w:eastAsia="Consolas" w:hAnsi="Consolas"/>
+          <w:color w:val="1C2333"/>
+          <w:sz w:val="17"/>
+          <w:szCs w:val="17"/>
+        </w:rPr>
+        <w:t xml:space="preserve">    'tipo_institucion': ('hasOrHadCorporateBodyType', ('CorporateBody',), 'CorporateBodyType'),</w:t>
+      </w:r>
+    </w:p>
+    <w:p>
+      <w:pPr>
+        <w:spacing w:after="120" w:line="276"/>
+      </w:pPr>
+      <w:r>
+        <w:t xml:space="preserve">Y agregar </w:t>
+      </w:r>
+      <w:r>
+        <w:rPr>
+          <w:rFonts w:ascii="Consolas" w:cs="Consolas" w:eastAsia="Consolas" w:hAnsi="Consolas"/>
+          <w:color w:val="93437F"/>
+          <w:sz w:val="20"/>
+          <w:szCs w:val="20"/>
+        </w:rPr>
+        <w:t xml:space="preserve">'CorporateBodyType'</w:t>
+      </w:r>
+      <w:r>
+        <w:t xml:space="preserve"> al conjunto de clases que comprueba </w:t>
+      </w:r>
+      <w:r>
+        <w:rPr>
+          <w:rFonts w:ascii="Consolas" w:cs="Consolas" w:eastAsia="Consolas" w:hAnsi="Consolas"/>
+          <w:color w:val="93437F"/>
+          <w:sz w:val="20"/>
+          <w:szCs w:val="20"/>
+        </w:rPr>
+        <w:t xml:space="preserve">verificar_contra_owl()</w:t>
+      </w:r>
+      <w:r>
+        <w:t xml:space="preserve">.</w:t>
+      </w:r>
+    </w:p>
+    <w:p>
+      <w:pPr>
+        <w:pStyle w:val="Heading3"/>
+      </w:pPr>
+      <w:r>
+        <w:t xml:space="preserve">Paso 5 · Exportación</w:t>
+      </w:r>
+    </w:p>
+    <w:p>
+      <w:pPr>
+        <w:spacing w:after="120" w:line="276"/>
+      </w:pPr>
+      <w:r>
+        <w:t xml:space="preserve">En </w:t>
+      </w:r>
+      <w:r>
+        <w:rPr>
+          <w:rFonts w:ascii="Consolas" w:cs="Consolas" w:eastAsia="Consolas" w:hAnsi="Consolas"/>
+          <w:color w:val="93437F"/>
+          <w:sz w:val="20"/>
+          <w:szCs w:val="20"/>
+        </w:rPr>
+        <w:t xml:space="preserve">app/servicios/exportacion_rico.py</w:t>
+      </w:r>
+      <w:r>
+        <w:t xml:space="preserve">, función </w:t>
+      </w:r>
+      <w:r>
+        <w:rPr>
+          <w:rFonts w:ascii="Consolas" w:cs="Consolas" w:eastAsia="Consolas" w:hAnsi="Consolas"/>
+          <w:color w:val="93437F"/>
+          <w:sz w:val="20"/>
+          <w:szCs w:val="20"/>
+        </w:rPr>
+        <w:t xml:space="preserve">_entidad</w:t>
+      </w:r>
+      <w:r>
+        <w:t xml:space="preserve">, al lado del estatuto jurídico:</w:t>
+      </w:r>
+    </w:p>
+    <w:p>
+      <w:pPr>
+        <w:shd w:fill="F3F5F9" w:color="auto" w:val="clear"/>
+        <w:spacing w:after="0" w:line="240"/>
+      </w:pPr>
+      <w:r>
+        <w:rPr>
+          <w:rFonts w:ascii="Consolas" w:cs="Consolas" w:eastAsia="Consolas" w:hAnsi="Consolas"/>
+          <w:color w:val="1C2333"/>
+          <w:sz w:val="17"/>
+          <w:szCs w:val="17"/>
+        </w:rPr>
+        <w:t xml:space="preserve">    if e.clase == 'agente' and e.tipo_institucion:</w:t>
+      </w:r>
+    </w:p>
+    <w:p>
+      <w:pPr>
+        <w:shd w:fill="F3F5F9" w:color="auto" w:val="clear"/>
+        <w:spacing w:after="0" w:line="240"/>
+      </w:pPr>
+      <w:r>
+        <w:rPr>
+          <w:rFonts w:ascii="Consolas" w:cs="Consolas" w:eastAsia="Consolas" w:hAnsi="Consolas"/>
+          <w:color w:val="1C2333"/>
+          <w:sz w:val="17"/>
+          <w:szCs w:val="17"/>
+        </w:rPr>
+        <w:t xml:space="preserve">        prop, clase_ap = _apoyo('tipo_institucion')</w:t>
+      </w:r>
+    </w:p>
+    <w:p>
+      <w:pPr>
+        <w:shd w:fill="F3F5F9" w:color="auto" w:val="clear"/>
+        <w:spacing w:after="0" w:line="240"/>
+      </w:pPr>
+      <w:r>
+        <w:rPr>
+          <w:rFonts w:ascii="Consolas" w:cs="Consolas" w:eastAsia="Consolas" w:hAnsi="Consolas"/>
+          <w:color w:val="1C2333"/>
+          <w:sz w:val="17"/>
+          <w:szCs w:val="17"/>
+        </w:rPr>
+        <w:t xml:space="preserve">        g.add((s, prop, _concepto(ex, 'tipo-de-institucion', e.tipo_institucion, clase_ap,</w:t>
+      </w:r>
+    </w:p>
+    <w:p>
+      <w:pPr>
+        <w:shd w:fill="F3F5F9" w:color="auto" w:val="clear"/>
+        <w:spacing w:after="0" w:line="240"/>
+      </w:pPr>
+      <w:r>
+        <w:rPr>
+          <w:rFonts w:ascii="Consolas" w:cs="Consolas" w:eastAsia="Consolas" w:hAnsi="Consolas"/>
+          <w:color w:val="1C2333"/>
+          <w:sz w:val="17"/>
+          <w:szCs w:val="17"/>
+        </w:rPr>
+        <w:t xml:space="preserve">                                  TIPO_INSTITUCION_NOMBRE[e.tipo_institucion])))</w:t>
+      </w:r>
+    </w:p>
+    <w:p>
+      <w:pPr>
+        <w:pStyle w:val="Heading3"/>
+      </w:pPr>
+      <w:r>
+        <w:t xml:space="preserve">Paso 6 · Perfil SHACL</w:t>
+      </w:r>
+    </w:p>
+    <w:p>
+      <w:pPr>
+        <w:spacing w:after="120" w:line="276"/>
+      </w:pPr>
+      <w:r>
+        <w:t xml:space="preserve">En </w:t>
+      </w:r>
+      <w:r>
+        <w:rPr>
+          <w:rFonts w:ascii="Consolas" w:cs="Consolas" w:eastAsia="Consolas" w:hAnsi="Consolas"/>
+          <w:color w:val="93437F"/>
+          <w:sz w:val="20"/>
+          <w:szCs w:val="20"/>
+        </w:rPr>
+        <w:t xml:space="preserve">app/recursos/ric-o/perfil-ricora.shacl.ttl</w:t>
+      </w:r>
+      <w:r>
+        <w:t xml:space="preserve">, en la forma del agente:</w:t>
+      </w:r>
+    </w:p>
+    <w:p>
+      <w:pPr>
+        <w:shd w:fill="F3F5F9" w:color="auto" w:val="clear"/>
+        <w:spacing w:after="0" w:line="240"/>
+      </w:pPr>
+      <w:r>
+        <w:rPr>
+          <w:rFonts w:ascii="Consolas" w:cs="Consolas" w:eastAsia="Consolas" w:hAnsi="Consolas"/>
+          <w:color w:val="1C2333"/>
+          <w:sz w:val="17"/>
+          <w:szCs w:val="17"/>
+        </w:rPr>
+        <w:t xml:space="preserve">    sh:property [ sh:path rico:hasOrHadCorporateBodyType ; sh:maxCount 1 ;</w:t>
+      </w:r>
+    </w:p>
+    <w:p>
+      <w:pPr>
+        <w:shd w:fill="F3F5F9" w:color="auto" w:val="clear"/>
+        <w:spacing w:after="0" w:line="240"/>
+      </w:pPr>
+      <w:r>
+        <w:rPr>
+          <w:rFonts w:ascii="Consolas" w:cs="Consolas" w:eastAsia="Consolas" w:hAnsi="Consolas"/>
+          <w:color w:val="1C2333"/>
+          <w:sz w:val="17"/>
+          <w:szCs w:val="17"/>
+        </w:rPr>
+        <w:t xml:space="preserve">                  sh:class rico:CorporateBodyType ] ;</w:t>
+      </w:r>
+    </w:p>
+    <w:p>
+      <w:pPr>
+        <w:pStyle w:val="Heading3"/>
+      </w:pPr>
+      <w:r>
+        <w:t xml:space="preserve">Paso 7 · Formulario</w:t>
+      </w:r>
+    </w:p>
+    <w:p>
+      <w:pPr>
+        <w:spacing w:after="120" w:line="276"/>
+      </w:pPr>
+      <w:r>
+        <w:t xml:space="preserve">En </w:t>
+      </w:r>
+      <w:r>
+        <w:rPr>
+          <w:rFonts w:ascii="Consolas" w:cs="Consolas" w:eastAsia="Consolas" w:hAnsi="Consolas"/>
+          <w:color w:val="93437F"/>
+          <w:sz w:val="20"/>
+          <w:szCs w:val="20"/>
+        </w:rPr>
+        <w:t xml:space="preserve">frontend/src/components/FichaAutoridad.tsx</w:t>
+      </w:r>
+      <w:r>
+        <w:t xml:space="preserve">, junto a «Estatuto jurídico»:</w:t>
+      </w:r>
+    </w:p>
+    <w:p>
+      <w:pPr>
+        <w:shd w:fill="F3F5F9" w:color="auto" w:val="clear"/>
+        <w:spacing w:after="0" w:line="240"/>
+      </w:pPr>
+      <w:r>
+        <w:rPr>
+          <w:rFonts w:ascii="Consolas" w:cs="Consolas" w:eastAsia="Consolas" w:hAnsi="Consolas"/>
+          <w:color w:val="1C2333"/>
+          <w:sz w:val="17"/>
+          <w:szCs w:val="17"/>
+        </w:rPr>
+        <w:t xml:space="preserve">const TIPO_INSTITUCION: Record&lt;string, string&gt; = { entidad_territorial: 'Entidad territorial',</w:t>
+      </w:r>
+    </w:p>
+    <w:p>
+      <w:pPr>
+        <w:shd w:fill="F3F5F9" w:color="auto" w:val="clear"/>
+        <w:spacing w:after="0" w:line="240"/>
+      </w:pPr>
+      <w:r>
+        <w:rPr>
+          <w:rFonts w:ascii="Consolas" w:cs="Consolas" w:eastAsia="Consolas" w:hAnsi="Consolas"/>
+          <w:color w:val="1C2333"/>
+          <w:sz w:val="17"/>
+          <w:szCs w:val="17"/>
+        </w:rPr>
+        <w:t xml:space="preserve">  establecimiento_publico: 'Establecimiento público', notaria: 'Notaría', /* … */ };</w:t>
+      </w:r>
+    </w:p>
+    <w:p>
+      <w:pPr>
+        <w:shd w:fill="F3F5F9" w:color="auto" w:val="clear"/>
+        <w:spacing w:after="0" w:line="240"/>
+      </w:pPr>
+      <w:r>
+        <w:rPr>
+          <w:rFonts w:ascii="Consolas" w:cs="Consolas" w:eastAsia="Consolas" w:hAnsi="Consolas"/>
+          <w:color w:val="1C2333"/>
+          <w:sz w:val="17"/>
+          <w:szCs w:val="17"/>
+        </w:rPr>
+        <w:t xml:space="preserve"> </w:t>
+      </w:r>
+    </w:p>
+    <w:p>
+      <w:pPr>
+        <w:shd w:fill="F3F5F9" w:color="auto" w:val="clear"/>
+        <w:spacing w:after="0" w:line="240"/>
+      </w:pPr>
+      <w:r>
+        <w:rPr>
+          <w:rFonts w:ascii="Consolas" w:cs="Consolas" w:eastAsia="Consolas" w:hAnsi="Consolas"/>
+          <w:color w:val="1C2333"/>
+          <w:sz w:val="17"/>
+          <w:szCs w:val="17"/>
+        </w:rPr>
+        <w:t xml:space="preserve">{corporativa &amp;&amp; &lt;ListaEditable etiqueta='Tipo de institución' campo='tipo_institucion'</w:t>
+      </w:r>
+    </w:p>
+    <w:p>
+      <w:pPr>
+        <w:shd w:fill="F3F5F9" w:color="auto" w:val="clear"/>
+        <w:spacing w:after="0" w:line="240"/>
+      </w:pPr>
+      <w:r>
+        <w:rPr>
+          <w:rFonts w:ascii="Consolas" w:cs="Consolas" w:eastAsia="Consolas" w:hAnsi="Consolas"/>
+          <w:color w:val="1C2333"/>
+          <w:sz w:val="17"/>
+          <w:szCs w:val="17"/>
+        </w:rPr>
+        <w:t xml:space="preserve">   valor={(f.campos.tipo_institucion as string) || null} opciones={TIPO_INSTITUCION} {...comun} /&gt;}</w:t>
+      </w:r>
+    </w:p>
+    <w:p>
+      <w:pPr>
+        <w:pStyle w:val="Heading3"/>
+      </w:pPr>
+      <w:r>
+        <w:t xml:space="preserve">Paso 8 · Prueba automática</w:t>
+      </w:r>
+    </w:p>
+    <w:p>
+      <w:pPr>
+        <w:spacing w:after="120" w:line="276"/>
+      </w:pPr>
+      <w:r>
+        <w:t xml:space="preserve">En </w:t>
+      </w:r>
+      <w:r>
+        <w:rPr>
+          <w:rFonts w:ascii="Consolas" w:cs="Consolas" w:eastAsia="Consolas" w:hAnsi="Consolas"/>
+          <w:color w:val="93437F"/>
+          <w:sz w:val="20"/>
+          <w:szCs w:val="20"/>
+        </w:rPr>
+        <w:t xml:space="preserve">tests/test_especializacion_ric.py</w:t>
+      </w:r>
+      <w:r>
+        <w:t xml:space="preserve"> (o un archivo nuevo), primero en rojo y luego en verde:</w:t>
+      </w:r>
+    </w:p>
+    <w:p>
+      <w:pPr>
+        <w:shd w:fill="F3F5F9" w:color="auto" w:val="clear"/>
+        <w:spacing w:after="0" w:line="240"/>
+      </w:pPr>
+      <w:r>
+        <w:rPr>
+          <w:rFonts w:ascii="Consolas" w:cs="Consolas" w:eastAsia="Consolas" w:hAnsi="Consolas"/>
+          <w:color w:val="1C2333"/>
+          <w:sz w:val="17"/>
+          <w:szCs w:val="17"/>
+        </w:rPr>
+        <w:t xml:space="preserve">def test_tipo_de_institucion_sale_como_corporate_body_type(cliente, db, fondo, archivista):</w:t>
+      </w:r>
+    </w:p>
+    <w:p>
+      <w:pPr>
+        <w:shd w:fill="F3F5F9" w:color="auto" w:val="clear"/>
+        <w:spacing w:after="0" w:line="240"/>
+      </w:pPr>
+      <w:r>
+        <w:rPr>
+          <w:rFonts w:ascii="Consolas" w:cs="Consolas" w:eastAsia="Consolas" w:hAnsi="Consolas"/>
+          <w:color w:val="1C2333"/>
+          <w:sz w:val="17"/>
+          <w:szCs w:val="17"/>
+        </w:rPr>
+        <w:t xml:space="preserve">    a = agente(db, fondo, 'Alcaldía de Tunja', 'entidad_corporativa')</w:t>
+      </w:r>
+    </w:p>
+    <w:p>
+      <w:pPr>
+        <w:shd w:fill="F3F5F9" w:color="auto" w:val="clear"/>
+        <w:spacing w:after="0" w:line="240"/>
+      </w:pPr>
+      <w:r>
+        <w:rPr>
+          <w:rFonts w:ascii="Consolas" w:cs="Consolas" w:eastAsia="Consolas" w:hAnsi="Consolas"/>
+          <w:color w:val="1C2333"/>
+          <w:sz w:val="17"/>
+          <w:szCs w:val="17"/>
+        </w:rPr>
+        <w:t xml:space="preserve">    r = cliente.patch(f'/api/vocabulario/{a.id}', headers=archivista,</w:t>
+      </w:r>
+    </w:p>
+    <w:p>
+      <w:pPr>
+        <w:shd w:fill="F3F5F9" w:color="auto" w:val="clear"/>
+        <w:spacing w:after="0" w:line="240"/>
+      </w:pPr>
+      <w:r>
+        <w:rPr>
+          <w:rFonts w:ascii="Consolas" w:cs="Consolas" w:eastAsia="Consolas" w:hAnsi="Consolas"/>
+          <w:color w:val="1C2333"/>
+          <w:sz w:val="17"/>
+          <w:szCs w:val="17"/>
+        </w:rPr>
+        <w:t xml:space="preserve">                      json={'tipo_institucion': 'entidad_territorial'})</w:t>
+      </w:r>
+    </w:p>
+    <w:p>
+      <w:pPr>
+        <w:shd w:fill="F3F5F9" w:color="auto" w:val="clear"/>
+        <w:spacing w:after="0" w:line="240"/>
+      </w:pPr>
+      <w:r>
+        <w:rPr>
+          <w:rFonts w:ascii="Consolas" w:cs="Consolas" w:eastAsia="Consolas" w:hAnsi="Consolas"/>
+          <w:color w:val="1C2333"/>
+          <w:sz w:val="17"/>
+          <w:szCs w:val="17"/>
+        </w:rPr>
+        <w:t xml:space="preserve">    assert r.status_code == 200</w:t>
+      </w:r>
+    </w:p>
+    <w:p>
+      <w:pPr>
+        <w:shd w:fill="F3F5F9" w:color="auto" w:val="clear"/>
+        <w:spacing w:after="0" w:line="240"/>
+      </w:pPr>
+      <w:r>
+        <w:rPr>
+          <w:rFonts w:ascii="Consolas" w:cs="Consolas" w:eastAsia="Consolas" w:hAnsi="Consolas"/>
+          <w:color w:val="1C2333"/>
+          <w:sz w:val="17"/>
+          <w:szCs w:val="17"/>
+        </w:rPr>
+        <w:t xml:space="preserve">    relacion(db, documento(db, fondo), a, 'has_creator')</w:t>
+      </w:r>
+    </w:p>
+    <w:p>
+      <w:pPr>
+        <w:shd w:fill="F3F5F9" w:color="auto" w:val="clear"/>
+        <w:spacing w:after="0" w:line="240"/>
+      </w:pPr>
+      <w:r>
+        <w:rPr>
+          <w:rFonts w:ascii="Consolas" w:cs="Consolas" w:eastAsia="Consolas" w:hAnsi="Consolas"/>
+          <w:color w:val="1C2333"/>
+          <w:sz w:val="17"/>
+          <w:szCs w:val="17"/>
+        </w:rPr>
+        <w:t xml:space="preserve">    g = exportar_conforme(db, fondo).grafo          # verifica OWL y SHACL</w:t>
+      </w:r>
+    </w:p>
+    <w:p>
+      <w:pPr>
+        <w:shd w:fill="F3F5F9" w:color="auto" w:val="clear"/>
+        <w:spacing w:after="0" w:line="240"/>
+      </w:pPr>
+      <w:r>
+        <w:rPr>
+          <w:rFonts w:ascii="Consolas" w:cs="Consolas" w:eastAsia="Consolas" w:hAnsi="Consolas"/>
+          <w:color w:val="1C2333"/>
+          <w:sz w:val="17"/>
+          <w:szCs w:val="17"/>
+        </w:rPr>
+        <w:t xml:space="preserve">    t = uno(g, u(a.id), RICO.hasOrHadCorporateBodyType)</w:t>
+      </w:r>
+    </w:p>
+    <w:p>
+      <w:pPr>
+        <w:shd w:fill="F3F5F9" w:color="auto" w:val="clear"/>
+        <w:spacing w:after="0" w:line="240"/>
+      </w:pPr>
+      <w:r>
+        <w:rPr>
+          <w:rFonts w:ascii="Consolas" w:cs="Consolas" w:eastAsia="Consolas" w:hAnsi="Consolas"/>
+          <w:color w:val="1C2333"/>
+          <w:sz w:val="17"/>
+          <w:szCs w:val="17"/>
+        </w:rPr>
+        <w:t xml:space="preserve">    assert (t, RDF.type, RICO.CorporateBodyType) in g</w:t>
+      </w:r>
+    </w:p>
+    <w:p>
+      <w:pPr>
+        <w:shd w:fill="F3F5F9" w:color="auto" w:val="clear"/>
+        <w:spacing w:after="0" w:line="240"/>
+      </w:pPr>
+      <w:r>
+        <w:rPr>
+          <w:rFonts w:ascii="Consolas" w:cs="Consolas" w:eastAsia="Consolas" w:hAnsi="Consolas"/>
+          <w:color w:val="1C2333"/>
+          <w:sz w:val="17"/>
+          <w:szCs w:val="17"/>
+        </w:rPr>
+        <w:t xml:space="preserve">    # Una persona no puede tener tipo de institución:</w:t>
+      </w:r>
+    </w:p>
+    <w:p>
+      <w:pPr>
+        <w:shd w:fill="F3F5F9" w:color="auto" w:val="clear"/>
+        <w:spacing w:after="0" w:line="240"/>
+      </w:pPr>
+      <w:r>
+        <w:rPr>
+          <w:rFonts w:ascii="Consolas" w:cs="Consolas" w:eastAsia="Consolas" w:hAnsi="Consolas"/>
+          <w:color w:val="1C2333"/>
+          <w:sz w:val="17"/>
+          <w:szCs w:val="17"/>
+        </w:rPr>
+        <w:t xml:space="preserve">    p = agente(db, fondo, 'Gaitán')</w:t>
+      </w:r>
+    </w:p>
+    <w:p>
+      <w:pPr>
+        <w:shd w:fill="F3F5F9" w:color="auto" w:val="clear"/>
+        <w:spacing w:after="0" w:line="240"/>
+      </w:pPr>
+      <w:r>
+        <w:rPr>
+          <w:rFonts w:ascii="Consolas" w:cs="Consolas" w:eastAsia="Consolas" w:hAnsi="Consolas"/>
+          <w:color w:val="1C2333"/>
+          <w:sz w:val="17"/>
+          <w:szCs w:val="17"/>
+        </w:rPr>
+        <w:t xml:space="preserve">    assert cliente.patch(f'/api/vocabulario/{p.id}', headers=archivista,</w:t>
+      </w:r>
+    </w:p>
+    <w:p>
+      <w:pPr>
+        <w:shd w:fill="F3F5F9" w:color="auto" w:val="clear"/>
+        <w:spacing w:after="0" w:line="240"/>
+      </w:pPr>
+      <w:r>
+        <w:rPr>
+          <w:rFonts w:ascii="Consolas" w:cs="Consolas" w:eastAsia="Consolas" w:hAnsi="Consolas"/>
+          <w:color w:val="1C2333"/>
+          <w:sz w:val="17"/>
+          <w:szCs w:val="17"/>
+        </w:rPr>
+        <w:t xml:space="preserve">                         json={'tipo_institucion': 'notaria'}).status_code == 422</w:t>
+      </w:r>
+    </w:p>
+    <w:p>
+      <w:pPr>
+        <w:pStyle w:val="Heading1"/>
+      </w:pPr>
+      <w:r>
+        <w:t xml:space="preserve">D3. Los 13 atributos: los datos de cada receta</w:t>
+      </w:r>
+    </w:p>
+    <w:p>
+      <w:pPr>
+        <w:spacing w:after="120" w:line="276"/>
+      </w:pPr>
+      <w:r>
+        <w:t xml:space="preserve">Cada fila aplica la receta D2 con sus propios valores. Lo marcado como «automático» no necesita formulario: el sistema ya conoce el dato.</w:t>
+      </w:r>
+    </w:p>
+    <w:tbl>
+      <w:tblPr>
+        <w:tblW w:type="dxa" w:w="9360"/>
+        <w:tblBorders>
+          <w:top w:val="single" w:color="auto" w:sz="4"/>
+          <w:left w:val="single" w:color="auto" w:sz="4"/>
+          <w:bottom w:val="single" w:color="auto" w:sz="4"/>
+          <w:right w:val="single" w:color="auto" w:sz="4"/>
+          <w:insideH w:val="single" w:color="auto" w:sz="4"/>
+          <w:insideV w:val="single" w:color="auto" w:sz="4"/>
+        </w:tblBorders>
+      </w:tblPr>
+      <w:tblGrid>
+        <w:gridCol w:w="1500"/>
+        <w:gridCol w:w="1850"/>
+        <w:gridCol w:w="2200"/>
+        <w:gridCol w:w="2210"/>
+        <w:gridCol w:w="1600"/>
+      </w:tblGrid>
+      <w:tr>
+        <w:trPr>
+          <w:tblHeader/>
+        </w:trPr>
+        <w:tc>
+          <w:tcPr>
+            <w:tcW w:type="dxa" w:w="1500"/>
+            <w:tcBorders>
+              <w:top w:val="single" w:color="CFD6E1" w:sz="4"/>
+              <w:left w:val="single" w:color="CFD6E1" w:sz="4"/>
+              <w:bottom w:val="single" w:color="CFD6E1" w:sz="4"/>
+              <w:right w:val="single" w:color="CFD6E1" w:sz="4"/>
+            </w:tcBorders>
+            <w:shd w:fill="DDE6FA" w:color="auto" w:val="clear"/>
+            <w:tcMar>
+              <w:top w:type="dxa" w:w="60"/>
+              <w:left w:type="dxa" w:w="100"/>
+              <w:bottom w:type="dxa" w:w="60"/>
+              <w:right w:type="dxa" w:w="100"/>
+            </w:tcMar>
+          </w:tcPr>
+          <w:p>
+            <w:pPr>
+              <w:spacing w:after="40"/>
+            </w:pPr>
+            <w:r>
+              <w:rPr>
+                <w:b/>
+                <w:bCs/>
+                <w:color w:val="1C2333"/>
+                <w:sz w:val="18"/>
+                <w:szCs w:val="18"/>
+              </w:rPr>
+              <w:t xml:space="preserve">Atributo</w:t>
+            </w:r>
+          </w:p>
+        </w:tc>
+        <w:tc>
+          <w:tcPr>
+            <w:tcW w:type="dxa" w:w="1850"/>
+            <w:tcBorders>
+              <w:top w:val="single" w:color="CFD6E1" w:sz="4"/>
+              <w:left w:val="single" w:color="CFD6E1" w:sz="4"/>
+              <w:bottom w:val="single" w:color="CFD6E1" w:sz="4"/>
+              <w:right w:val="single" w:color="CFD6E1" w:sz="4"/>
+            </w:tcBorders>
+            <w:shd w:fill="DDE6FA" w:color="auto" w:val="clear"/>
+            <w:tcMar>
+              <w:top w:type="dxa" w:w="60"/>
+              <w:left w:type="dxa" w:w="100"/>
+              <w:bottom w:type="dxa" w:w="60"/>
+              <w:right w:type="dxa" w:w="100"/>
+            </w:tcMar>
+          </w:tcPr>
+          <w:p>
+            <w:pPr>
+              <w:spacing w:after="40"/>
+            </w:pPr>
+            <w:r>
+              <w:rPr>
+                <w:b/>
+                <w:bCs/>
+                <w:color w:val="1C2333"/>
+                <w:sz w:val="18"/>
+                <w:szCs w:val="18"/>
+              </w:rPr>
+              <w:t xml:space="preserve">Columna nueva (tabla)</w:t>
+            </w:r>
+          </w:p>
+        </w:tc>
+        <w:tc>
+          <w:tcPr>
+            <w:tcW w:type="dxa" w:w="2200"/>
+            <w:tcBorders>
+              <w:top w:val="single" w:color="CFD6E1" w:sz="4"/>
+              <w:left w:val="single" w:color="CFD6E1" w:sz="4"/>
+              <w:bottom w:val="single" w:color="CFD6E1" w:sz="4"/>
+              <w:right w:val="single" w:color="CFD6E1" w:sz="4"/>
+            </w:tcBorders>
+            <w:shd w:fill="DDE6FA" w:color="auto" w:val="clear"/>
+            <w:tcMar>
+              <w:top w:type="dxa" w:w="60"/>
+              <w:left w:type="dxa" w:w="100"/>
+              <w:bottom w:type="dxa" w:w="60"/>
+              <w:right w:type="dxa" w:w="100"/>
+            </w:tcMar>
+          </w:tcPr>
+          <w:p>
+            <w:pPr>
+              <w:spacing w:after="40"/>
+            </w:pPr>
+            <w:r>
+              <w:rPr>
+                <w:b/>
+                <w:bCs/>
+                <w:color w:val="1C2333"/>
+                <w:sz w:val="18"/>
+                <w:szCs w:val="18"/>
+              </w:rPr>
+              <w:t xml:space="preserve">Propiedad RiC-O (dominio → clase)</w:t>
+            </w:r>
+          </w:p>
+        </w:tc>
+        <w:tc>
+          <w:tcPr>
+            <w:tcW w:type="dxa" w:w="2210"/>
+            <w:tcBorders>
+              <w:top w:val="single" w:color="CFD6E1" w:sz="4"/>
+              <w:left w:val="single" w:color="CFD6E1" w:sz="4"/>
+              <w:bottom w:val="single" w:color="CFD6E1" w:sz="4"/>
+              <w:right w:val="single" w:color="CFD6E1" w:sz="4"/>
+            </w:tcBorders>
+            <w:shd w:fill="DDE6FA" w:color="auto" w:val="clear"/>
+            <w:tcMar>
+              <w:top w:type="dxa" w:w="60"/>
+              <w:left w:type="dxa" w:w="100"/>
+              <w:bottom w:type="dxa" w:w="60"/>
+              <w:right w:type="dxa" w:w="100"/>
+            </w:tcMar>
+          </w:tcPr>
+          <w:p>
+            <w:pPr>
+              <w:spacing w:after="40"/>
+            </w:pPr>
+            <w:r>
+              <w:rPr>
+                <w:b/>
+                <w:bCs/>
+                <w:color w:val="1C2333"/>
+                <w:sz w:val="18"/>
+                <w:szCs w:val="18"/>
+              </w:rPr>
+              <w:t xml:space="preserve">Valores o fuente</w:t>
+            </w:r>
+          </w:p>
+        </w:tc>
+        <w:tc>
+          <w:tcPr>
+            <w:tcW w:type="dxa" w:w="1600"/>
+            <w:tcBorders>
+              <w:top w:val="single" w:color="CFD6E1" w:sz="4"/>
+              <w:left w:val="single" w:color="CFD6E1" w:sz="4"/>
+              <w:bottom w:val="single" w:color="CFD6E1" w:sz="4"/>
+              <w:right w:val="single" w:color="CFD6E1" w:sz="4"/>
+            </w:tcBorders>
+            <w:shd w:fill="DDE6FA" w:color="auto" w:val="clear"/>
+            <w:tcMar>
+              <w:top w:type="dxa" w:w="60"/>
+              <w:left w:type="dxa" w:w="100"/>
+              <w:bottom w:type="dxa" w:w="60"/>
+              <w:right w:type="dxa" w:w="100"/>
+            </w:tcMar>
+          </w:tcPr>
+          <w:p>
+            <w:pPr>
+              <w:spacing w:after="40"/>
+            </w:pPr>
+            <w:r>
+              <w:rPr>
+                <w:b/>
+                <w:bCs/>
+                <w:color w:val="1C2333"/>
+                <w:sz w:val="18"/>
+                <w:szCs w:val="18"/>
+              </w:rPr>
+              <w:t xml:space="preserve">Dónde se captura</w:t>
+            </w:r>
+          </w:p>
+        </w:tc>
+      </w:tr>
+      <w:tr>
+        <w:tc>
+          <w:tcPr>
+            <w:tcW w:type="dxa" w:w="1500"/>
+            <w:tcBorders>
+              <w:top w:val="single" w:color="CFD6E1" w:sz="4"/>
+              <w:left w:val="single" w:color="CFD6E1" w:sz="4"/>
+              <w:bottom w:val="single" w:color="CFD6E1" w:sz="4"/>
+              <w:right w:val="single" w:color="CFD6E1" w:sz="4"/>
+            </w:tcBorders>
+            <w:tcMar>
+              <w:top w:type="dxa" w:w="60"/>
+              <w:left w:type="dxa" w:w="100"/>
+              <w:bottom w:type="dxa" w:w="60"/>
+              <w:right w:type="dxa" w:w="100"/>
+            </w:tcMar>
+          </w:tcPr>
+          <w:p>
+            <w:pPr>
+              <w:spacing w:after="40"/>
+            </w:pPr>
+            <w:r>
+              <w:rPr>
+                <w:b/>
+                <w:bCs/>
+                <w:sz w:val="18"/>
+                <w:szCs w:val="18"/>
+              </w:rPr>
+              <w:t xml:space="preserve">A12 Tipo de institución</w:t>
+            </w:r>
+          </w:p>
+        </w:tc>
+        <w:tc>
+          <w:tcPr>
+            <w:tcW w:type="dxa" w:w="1850"/>
+            <w:tcBorders>
+              <w:top w:val="single" w:color="CFD6E1" w:sz="4"/>
+              <w:left w:val="single" w:color="CFD6E1" w:sz="4"/>
+              <w:bottom w:val="single" w:color="CFD6E1" w:sz="4"/>
+              <w:right w:val="single" w:color="CFD6E1" w:sz="4"/>
+            </w:tcBorders>
+            <w:tcMar>
+              <w:top w:type="dxa" w:w="60"/>
+              <w:left w:type="dxa" w:w="100"/>
+              <w:bottom w:type="dxa" w:w="60"/>
+              <w:right w:type="dxa" w:w="100"/>
+            </w:tcMar>
+          </w:tcPr>
+          <w:p>
+            <w:pPr>
+              <w:spacing w:after="40"/>
+            </w:pPr>
+            <w:r>
+              <w:rPr>
+                <w:sz w:val="18"/>
+                <w:szCs w:val="18"/>
+              </w:rPr>
+              <w:t xml:space="preserve">tipo_institucion (entidades_vocabulario)</w:t>
+            </w:r>
+          </w:p>
+        </w:tc>
+        <w:tc>
+          <w:tcPr>
+            <w:tcW w:type="dxa" w:w="2200"/>
+            <w:tcBorders>
+              <w:top w:val="single" w:color="CFD6E1" w:sz="4"/>
+              <w:left w:val="single" w:color="CFD6E1" w:sz="4"/>
+              <w:bottom w:val="single" w:color="CFD6E1" w:sz="4"/>
+              <w:right w:val="single" w:color="CFD6E1" w:sz="4"/>
+            </w:tcBorders>
+            <w:tcMar>
+              <w:top w:type="dxa" w:w="60"/>
+              <w:left w:type="dxa" w:w="100"/>
+              <w:bottom w:type="dxa" w:w="60"/>
+              <w:right w:type="dxa" w:w="100"/>
+            </w:tcMar>
+          </w:tcPr>
+          <w:p>
+            <w:pPr>
+              <w:spacing w:after="40"/>
+            </w:pPr>
+            <w:r>
+              <w:rPr>
+                <w:sz w:val="18"/>
+                <w:szCs w:val="18"/>
+              </w:rPr>
+              <w:t xml:space="preserve">hasOrHadCorporateBodyType (CorporateBody → CorporateBodyType)</w:t>
+            </w:r>
+          </w:p>
+        </w:tc>
+        <w:tc>
+          <w:tcPr>
+            <w:tcW w:type="dxa" w:w="2210"/>
+            <w:tcBorders>
+              <w:top w:val="single" w:color="CFD6E1" w:sz="4"/>
+              <w:left w:val="single" w:color="CFD6E1" w:sz="4"/>
+              <w:bottom w:val="single" w:color="CFD6E1" w:sz="4"/>
+              <w:right w:val="single" w:color="CFD6E1" w:sz="4"/>
+            </w:tcBorders>
+            <w:tcMar>
+              <w:top w:type="dxa" w:w="60"/>
+              <w:left w:type="dxa" w:w="100"/>
+              <w:bottom w:type="dxa" w:w="60"/>
+              <w:right w:type="dxa" w:w="100"/>
+            </w:tcMar>
+          </w:tcPr>
+          <w:p>
+            <w:pPr>
+              <w:spacing w:after="40"/>
+            </w:pPr>
+            <w:r>
+              <w:rPr>
+                <w:sz w:val="18"/>
+                <w:szCs w:val="18"/>
+              </w:rPr>
+              <w:t xml:space="preserve">Entidad territorial, establecimiento público, notaría, junta, empresa, asociación, comunidad religiosa, otra</w:t>
+            </w:r>
+          </w:p>
+        </w:tc>
+        <w:tc>
+          <w:tcPr>
+            <w:tcW w:type="dxa" w:w="1600"/>
+            <w:tcBorders>
+              <w:top w:val="single" w:color="CFD6E1" w:sz="4"/>
+              <w:left w:val="single" w:color="CFD6E1" w:sz="4"/>
+              <w:bottom w:val="single" w:color="CFD6E1" w:sz="4"/>
+              <w:right w:val="single" w:color="CFD6E1" w:sz="4"/>
+            </w:tcBorders>
+            <w:tcMar>
+              <w:top w:type="dxa" w:w="60"/>
+              <w:left w:type="dxa" w:w="100"/>
+              <w:bottom w:type="dxa" w:w="60"/>
+              <w:right w:type="dxa" w:w="100"/>
+            </w:tcMar>
+          </w:tcPr>
+          <w:p>
+            <w:pPr>
+              <w:spacing w:after="40"/>
+            </w:pPr>
+            <w:r>
+              <w:rPr>
+                <w:sz w:val="18"/>
+                <w:szCs w:val="18"/>
+              </w:rPr>
+              <w:t xml:space="preserve">Ficha de la institución</w:t>
+            </w:r>
+          </w:p>
+        </w:tc>
+      </w:tr>
+      <w:tr>
+        <w:tc>
+          <w:tcPr>
+            <w:tcW w:type="dxa" w:w="1500"/>
+            <w:tcBorders>
+              <w:top w:val="single" w:color="CFD6E1" w:sz="4"/>
+              <w:left w:val="single" w:color="CFD6E1" w:sz="4"/>
+              <w:bottom w:val="single" w:color="CFD6E1" w:sz="4"/>
+              <w:right w:val="single" w:color="CFD6E1" w:sz="4"/>
+            </w:tcBorders>
+            <w:tcMar>
+              <w:top w:type="dxa" w:w="60"/>
+              <w:left w:type="dxa" w:w="100"/>
+              <w:bottom w:type="dxa" w:w="60"/>
+              <w:right w:type="dxa" w:w="100"/>
+            </w:tcMar>
+          </w:tcPr>
+          <w:p>
+            <w:pPr>
+              <w:spacing w:after="40"/>
+            </w:pPr>
+            <w:r>
+              <w:rPr>
+                <w:b/>
+                <w:bCs/>
+                <w:sz w:val="18"/>
+                <w:szCs w:val="18"/>
+              </w:rPr>
+              <w:t xml:space="preserve">A20 Tipo de familia</w:t>
+            </w:r>
+          </w:p>
+        </w:tc>
+        <w:tc>
+          <w:tcPr>
+            <w:tcW w:type="dxa" w:w="1850"/>
+            <w:tcBorders>
+              <w:top w:val="single" w:color="CFD6E1" w:sz="4"/>
+              <w:left w:val="single" w:color="CFD6E1" w:sz="4"/>
+              <w:bottom w:val="single" w:color="CFD6E1" w:sz="4"/>
+              <w:right w:val="single" w:color="CFD6E1" w:sz="4"/>
+            </w:tcBorders>
+            <w:tcMar>
+              <w:top w:type="dxa" w:w="60"/>
+              <w:left w:type="dxa" w:w="100"/>
+              <w:bottom w:type="dxa" w:w="60"/>
+              <w:right w:type="dxa" w:w="100"/>
+            </w:tcMar>
+          </w:tcPr>
+          <w:p>
+            <w:pPr>
+              <w:spacing w:after="40"/>
+            </w:pPr>
+            <w:r>
+              <w:rPr>
+                <w:sz w:val="18"/>
+                <w:szCs w:val="18"/>
+              </w:rPr>
+              <w:t xml:space="preserve">tipo_familia (entidades_vocabulario)</w:t>
+            </w:r>
+          </w:p>
+        </w:tc>
+        <w:tc>
+          <w:tcPr>
+            <w:tcW w:type="dxa" w:w="2200"/>
+            <w:tcBorders>
+              <w:top w:val="single" w:color="CFD6E1" w:sz="4"/>
+              <w:left w:val="single" w:color="CFD6E1" w:sz="4"/>
+              <w:bottom w:val="single" w:color="CFD6E1" w:sz="4"/>
+              <w:right w:val="single" w:color="CFD6E1" w:sz="4"/>
+            </w:tcBorders>
+            <w:tcMar>
+              <w:top w:type="dxa" w:w="60"/>
+              <w:left w:type="dxa" w:w="100"/>
+              <w:bottom w:type="dxa" w:w="60"/>
+              <w:right w:type="dxa" w:w="100"/>
+            </w:tcMar>
+          </w:tcPr>
+          <w:p>
+            <w:pPr>
+              <w:spacing w:after="40"/>
+            </w:pPr>
+            <w:r>
+              <w:rPr>
+                <w:sz w:val="18"/>
+                <w:szCs w:val="18"/>
+              </w:rPr>
+              <w:t xml:space="preserve">hasFamilyType (Family → FamilyType)</w:t>
+            </w:r>
+          </w:p>
+        </w:tc>
+        <w:tc>
+          <w:tcPr>
+            <w:tcW w:type="dxa" w:w="2210"/>
+            <w:tcBorders>
+              <w:top w:val="single" w:color="CFD6E1" w:sz="4"/>
+              <w:left w:val="single" w:color="CFD6E1" w:sz="4"/>
+              <w:bottom w:val="single" w:color="CFD6E1" w:sz="4"/>
+              <w:right w:val="single" w:color="CFD6E1" w:sz="4"/>
+            </w:tcBorders>
+            <w:tcMar>
+              <w:top w:type="dxa" w:w="60"/>
+              <w:left w:type="dxa" w:w="100"/>
+              <w:bottom w:type="dxa" w:w="60"/>
+              <w:right w:type="dxa" w:w="100"/>
+            </w:tcMar>
+          </w:tcPr>
+          <w:p>
+            <w:pPr>
+              <w:spacing w:after="40"/>
+            </w:pPr>
+            <w:r>
+              <w:rPr>
+                <w:sz w:val="18"/>
+                <w:szCs w:val="18"/>
+              </w:rPr>
+              <w:t xml:space="preserve">Nuclear, extensa, linaje, clan, otra</w:t>
+            </w:r>
+          </w:p>
+        </w:tc>
+        <w:tc>
+          <w:tcPr>
+            <w:tcW w:type="dxa" w:w="1600"/>
+            <w:tcBorders>
+              <w:top w:val="single" w:color="CFD6E1" w:sz="4"/>
+              <w:left w:val="single" w:color="CFD6E1" w:sz="4"/>
+              <w:bottom w:val="single" w:color="CFD6E1" w:sz="4"/>
+              <w:right w:val="single" w:color="CFD6E1" w:sz="4"/>
+            </w:tcBorders>
+            <w:tcMar>
+              <w:top w:type="dxa" w:w="60"/>
+              <w:left w:type="dxa" w:w="100"/>
+              <w:bottom w:type="dxa" w:w="60"/>
+              <w:right w:type="dxa" w:w="100"/>
+            </w:tcMar>
+          </w:tcPr>
+          <w:p>
+            <w:pPr>
+              <w:spacing w:after="40"/>
+            </w:pPr>
+            <w:r>
+              <w:rPr>
+                <w:sz w:val="18"/>
+                <w:szCs w:val="18"/>
+              </w:rPr>
+              <w:t xml:space="preserve">Ficha de la familia</w:t>
+            </w:r>
+          </w:p>
+        </w:tc>
+      </w:tr>
+      <w:tr>
+        <w:tc>
+          <w:tcPr>
+            <w:tcW w:type="dxa" w:w="1500"/>
+            <w:tcBorders>
+              <w:top w:val="single" w:color="CFD6E1" w:sz="4"/>
+              <w:left w:val="single" w:color="CFD6E1" w:sz="4"/>
+              <w:bottom w:val="single" w:color="CFD6E1" w:sz="4"/>
+              <w:right w:val="single" w:color="CFD6E1" w:sz="4"/>
+            </w:tcBorders>
+            <w:tcMar>
+              <w:top w:type="dxa" w:w="60"/>
+              <w:left w:type="dxa" w:w="100"/>
+              <w:bottom w:type="dxa" w:w="60"/>
+              <w:right w:type="dxa" w:w="100"/>
+            </w:tcMar>
+          </w:tcPr>
+          <w:p>
+            <w:pPr>
+              <w:spacing w:after="40"/>
+            </w:pPr>
+            <w:r>
+              <w:rPr>
+                <w:b/>
+                <w:bCs/>
+                <w:sz w:val="18"/>
+                <w:szCs w:val="18"/>
+              </w:rPr>
+              <w:t xml:space="preserve">A30 Ocupación</w:t>
+            </w:r>
+          </w:p>
+        </w:tc>
+        <w:tc>
+          <w:tcPr>
+            <w:tcW w:type="dxa" w:w="1850"/>
+            <w:tcBorders>
+              <w:top w:val="single" w:color="CFD6E1" w:sz="4"/>
+              <w:left w:val="single" w:color="CFD6E1" w:sz="4"/>
+              <w:bottom w:val="single" w:color="CFD6E1" w:sz="4"/>
+              <w:right w:val="single" w:color="CFD6E1" w:sz="4"/>
+            </w:tcBorders>
+            <w:tcMar>
+              <w:top w:type="dxa" w:w="60"/>
+              <w:left w:type="dxa" w:w="100"/>
+              <w:bottom w:type="dxa" w:w="60"/>
+              <w:right w:type="dxa" w:w="100"/>
+            </w:tcMar>
+          </w:tcPr>
+          <w:p>
+            <w:pPr>
+              <w:spacing w:after="40"/>
+            </w:pPr>
+            <w:r>
+              <w:rPr>
+                <w:sz w:val="18"/>
+                <w:szCs w:val="18"/>
+              </w:rPr>
+              <w:t xml:space="preserve">tabla ocupaciones_agente (varias por persona, con vigencia EDTF)</w:t>
+            </w:r>
+          </w:p>
+        </w:tc>
+        <w:tc>
+          <w:tcPr>
+            <w:tcW w:type="dxa" w:w="2200"/>
+            <w:tcBorders>
+              <w:top w:val="single" w:color="CFD6E1" w:sz="4"/>
+              <w:left w:val="single" w:color="CFD6E1" w:sz="4"/>
+              <w:bottom w:val="single" w:color="CFD6E1" w:sz="4"/>
+              <w:right w:val="single" w:color="CFD6E1" w:sz="4"/>
+            </w:tcBorders>
+            <w:tcMar>
+              <w:top w:type="dxa" w:w="60"/>
+              <w:left w:type="dxa" w:w="100"/>
+              <w:bottom w:type="dxa" w:w="60"/>
+              <w:right w:type="dxa" w:w="100"/>
+            </w:tcMar>
+          </w:tcPr>
+          <w:p>
+            <w:pPr>
+              <w:spacing w:after="40"/>
+            </w:pPr>
+            <w:r>
+              <w:rPr>
+                <w:sz w:val="18"/>
+                <w:szCs w:val="18"/>
+              </w:rPr>
+              <w:t xml:space="preserve">hasOrHadOccupationOfType (Person → OccupationType)</w:t>
+            </w:r>
+          </w:p>
+        </w:tc>
+        <w:tc>
+          <w:tcPr>
+            <w:tcW w:type="dxa" w:w="2210"/>
+            <w:tcBorders>
+              <w:top w:val="single" w:color="CFD6E1" w:sz="4"/>
+              <w:left w:val="single" w:color="CFD6E1" w:sz="4"/>
+              <w:bottom w:val="single" w:color="CFD6E1" w:sz="4"/>
+              <w:right w:val="single" w:color="CFD6E1" w:sz="4"/>
+            </w:tcBorders>
+            <w:tcMar>
+              <w:top w:type="dxa" w:w="60"/>
+              <w:left w:type="dxa" w:w="100"/>
+              <w:bottom w:type="dxa" w:w="60"/>
+              <w:right w:type="dxa" w:w="100"/>
+            </w:tcMar>
+          </w:tcPr>
+          <w:p>
+            <w:pPr>
+              <w:spacing w:after="40"/>
+            </w:pPr>
+            <w:r>
+              <w:rPr>
+                <w:sz w:val="18"/>
+                <w:szCs w:val="18"/>
+              </w:rPr>
+              <w:t xml:space="preserve">Lista abierta SKOS del fondo (escribano, abogado, comerciante…)</w:t>
+            </w:r>
+          </w:p>
+        </w:tc>
+        <w:tc>
+          <w:tcPr>
+            <w:tcW w:type="dxa" w:w="1600"/>
+            <w:tcBorders>
+              <w:top w:val="single" w:color="CFD6E1" w:sz="4"/>
+              <w:left w:val="single" w:color="CFD6E1" w:sz="4"/>
+              <w:bottom w:val="single" w:color="CFD6E1" w:sz="4"/>
+              <w:right w:val="single" w:color="CFD6E1" w:sz="4"/>
+            </w:tcBorders>
+            <w:tcMar>
+              <w:top w:type="dxa" w:w="60"/>
+              <w:left w:type="dxa" w:w="100"/>
+              <w:bottom w:type="dxa" w:w="60"/>
+              <w:right w:type="dxa" w:w="100"/>
+            </w:tcMar>
+          </w:tcPr>
+          <w:p>
+            <w:pPr>
+              <w:spacing w:after="40"/>
+            </w:pPr>
+            <w:r>
+              <w:rPr>
+                <w:sz w:val="18"/>
+                <w:szCs w:val="18"/>
+              </w:rPr>
+              <w:t xml:space="preserve">Ficha de la persona</w:t>
+            </w:r>
+          </w:p>
+        </w:tc>
+      </w:tr>
+      <w:tr>
+        <w:tc>
+          <w:tcPr>
+            <w:tcW w:type="dxa" w:w="1500"/>
+            <w:tcBorders>
+              <w:top w:val="single" w:color="CFD6E1" w:sz="4"/>
+              <w:left w:val="single" w:color="CFD6E1" w:sz="4"/>
+              <w:bottom w:val="single" w:color="CFD6E1" w:sz="4"/>
+              <w:right w:val="single" w:color="CFD6E1" w:sz="4"/>
+            </w:tcBorders>
+            <w:tcMar>
+              <w:top w:type="dxa" w:w="60"/>
+              <w:left w:type="dxa" w:w="100"/>
+              <w:bottom w:type="dxa" w:w="60"/>
+              <w:right w:type="dxa" w:w="100"/>
+            </w:tcMar>
+          </w:tcPr>
+          <w:p>
+            <w:pPr>
+              <w:spacing w:after="40"/>
+            </w:pPr>
+            <w:r>
+              <w:rPr>
+                <w:b/>
+                <w:bCs/>
+                <w:sz w:val="18"/>
+                <w:szCs w:val="18"/>
+              </w:rPr>
+              <w:t xml:space="preserve">A15 Grupo demográfico</w:t>
+            </w:r>
+          </w:p>
+        </w:tc>
+        <w:tc>
+          <w:tcPr>
+            <w:tcW w:type="dxa" w:w="1850"/>
+            <w:tcBorders>
+              <w:top w:val="single" w:color="CFD6E1" w:sz="4"/>
+              <w:left w:val="single" w:color="CFD6E1" w:sz="4"/>
+              <w:bottom w:val="single" w:color="CFD6E1" w:sz="4"/>
+              <w:right w:val="single" w:color="CFD6E1" w:sz="4"/>
+            </w:tcBorders>
+            <w:tcMar>
+              <w:top w:type="dxa" w:w="60"/>
+              <w:left w:type="dxa" w:w="100"/>
+              <w:bottom w:type="dxa" w:w="60"/>
+              <w:right w:type="dxa" w:w="100"/>
+            </w:tcMar>
+          </w:tcPr>
+          <w:p>
+            <w:pPr>
+              <w:spacing w:after="40"/>
+            </w:pPr>
+            <w:r>
+              <w:rPr>
+                <w:sz w:val="18"/>
+                <w:szCs w:val="18"/>
+              </w:rPr>
+              <w:t xml:space="preserve">grupo_demografico (entidades_vocabulario)</w:t>
+            </w:r>
+          </w:p>
+        </w:tc>
+        <w:tc>
+          <w:tcPr>
+            <w:tcW w:type="dxa" w:w="2200"/>
+            <w:tcBorders>
+              <w:top w:val="single" w:color="CFD6E1" w:sz="4"/>
+              <w:left w:val="single" w:color="CFD6E1" w:sz="4"/>
+              <w:bottom w:val="single" w:color="CFD6E1" w:sz="4"/>
+              <w:right w:val="single" w:color="CFD6E1" w:sz="4"/>
+            </w:tcBorders>
+            <w:tcMar>
+              <w:top w:type="dxa" w:w="60"/>
+              <w:left w:type="dxa" w:w="100"/>
+              <w:bottom w:type="dxa" w:w="60"/>
+              <w:right w:type="dxa" w:w="100"/>
+            </w:tcMar>
+          </w:tcPr>
+          <w:p>
+            <w:pPr>
+              <w:spacing w:after="40"/>
+            </w:pPr>
+            <w:r>
+              <w:rPr>
+                <w:sz w:val="18"/>
+                <w:szCs w:val="18"/>
+              </w:rPr>
+              <w:t xml:space="preserve">hasOrHadDemographicGroup (Person, Group → DemographicGroup)</w:t>
+            </w:r>
+          </w:p>
+        </w:tc>
+        <w:tc>
+          <w:tcPr>
+            <w:tcW w:type="dxa" w:w="2210"/>
+            <w:tcBorders>
+              <w:top w:val="single" w:color="CFD6E1" w:sz="4"/>
+              <w:left w:val="single" w:color="CFD6E1" w:sz="4"/>
+              <w:bottom w:val="single" w:color="CFD6E1" w:sz="4"/>
+              <w:right w:val="single" w:color="CFD6E1" w:sz="4"/>
+            </w:tcBorders>
+            <w:tcMar>
+              <w:top w:type="dxa" w:w="60"/>
+              <w:left w:type="dxa" w:w="100"/>
+              <w:bottom w:type="dxa" w:w="60"/>
+              <w:right w:type="dxa" w:w="100"/>
+            </w:tcMar>
+          </w:tcPr>
+          <w:p>
+            <w:pPr>
+              <w:spacing w:after="40"/>
+            </w:pPr>
+            <w:r>
+              <w:rPr>
+                <w:sz w:val="18"/>
+                <w:szCs w:val="18"/>
+              </w:rPr>
+              <w:t xml:space="preserve">Lista SKOS. Es un dato sensible (Ley 1581 de 2012): solo si el documento lo justifica, y nunca en lo público</w:t>
+            </w:r>
+          </w:p>
+        </w:tc>
+        <w:tc>
+          <w:tcPr>
+            <w:tcW w:type="dxa" w:w="1600"/>
+            <w:tcBorders>
+              <w:top w:val="single" w:color="CFD6E1" w:sz="4"/>
+              <w:left w:val="single" w:color="CFD6E1" w:sz="4"/>
+              <w:bottom w:val="single" w:color="CFD6E1" w:sz="4"/>
+              <w:right w:val="single" w:color="CFD6E1" w:sz="4"/>
+            </w:tcBorders>
+            <w:tcMar>
+              <w:top w:type="dxa" w:w="60"/>
+              <w:left w:type="dxa" w:w="100"/>
+              <w:bottom w:type="dxa" w:w="60"/>
+              <w:right w:type="dxa" w:w="100"/>
+            </w:tcMar>
+          </w:tcPr>
+          <w:p>
+            <w:pPr>
+              <w:spacing w:after="40"/>
+            </w:pPr>
+            <w:r>
+              <w:rPr>
+                <w:sz w:val="18"/>
+                <w:szCs w:val="18"/>
+              </w:rPr>
+              <w:t xml:space="preserve">Ficha de la persona o el grupo</w:t>
+            </w:r>
+          </w:p>
+        </w:tc>
+      </w:tr>
+      <w:tr>
+        <w:tc>
+          <w:tcPr>
+            <w:tcW w:type="dxa" w:w="1500"/>
+            <w:tcBorders>
+              <w:top w:val="single" w:color="CFD6E1" w:sz="4"/>
+              <w:left w:val="single" w:color="CFD6E1" w:sz="4"/>
+              <w:bottom w:val="single" w:color="CFD6E1" w:sz="4"/>
+              <w:right w:val="single" w:color="CFD6E1" w:sz="4"/>
+            </w:tcBorders>
+            <w:tcMar>
+              <w:top w:type="dxa" w:w="60"/>
+              <w:left w:type="dxa" w:w="100"/>
+              <w:bottom w:type="dxa" w:w="60"/>
+              <w:right w:type="dxa" w:w="100"/>
+            </w:tcMar>
+          </w:tcPr>
+          <w:p>
+            <w:pPr>
+              <w:spacing w:after="40"/>
+            </w:pPr>
+            <w:r>
+              <w:rPr>
+                <w:b/>
+                <w:bCs/>
+                <w:sz w:val="18"/>
+                <w:szCs w:val="18"/>
+              </w:rPr>
+              <w:t xml:space="preserve">A18 Tipo de evento</w:t>
+            </w:r>
+          </w:p>
+        </w:tc>
+        <w:tc>
+          <w:tcPr>
+            <w:tcW w:type="dxa" w:w="1850"/>
+            <w:tcBorders>
+              <w:top w:val="single" w:color="CFD6E1" w:sz="4"/>
+              <w:left w:val="single" w:color="CFD6E1" w:sz="4"/>
+              <w:bottom w:val="single" w:color="CFD6E1" w:sz="4"/>
+              <w:right w:val="single" w:color="CFD6E1" w:sz="4"/>
+            </w:tcBorders>
+            <w:tcMar>
+              <w:top w:type="dxa" w:w="60"/>
+              <w:left w:type="dxa" w:w="100"/>
+              <w:bottom w:type="dxa" w:w="60"/>
+              <w:right w:type="dxa" w:w="100"/>
+            </w:tcMar>
+          </w:tcPr>
+          <w:p>
+            <w:pPr>
+              <w:spacing w:after="40"/>
+            </w:pPr>
+            <w:r>
+              <w:rPr>
+                <w:sz w:val="18"/>
+                <w:szCs w:val="18"/>
+              </w:rPr>
+              <w:t xml:space="preserve">ninguna: ya existe Hito.tipo</w:t>
+            </w:r>
+          </w:p>
+        </w:tc>
+        <w:tc>
+          <w:tcPr>
+            <w:tcW w:type="dxa" w:w="2200"/>
+            <w:tcBorders>
+              <w:top w:val="single" w:color="CFD6E1" w:sz="4"/>
+              <w:left w:val="single" w:color="CFD6E1" w:sz="4"/>
+              <w:bottom w:val="single" w:color="CFD6E1" w:sz="4"/>
+              <w:right w:val="single" w:color="CFD6E1" w:sz="4"/>
+            </w:tcBorders>
+            <w:tcMar>
+              <w:top w:type="dxa" w:w="60"/>
+              <w:left w:type="dxa" w:w="100"/>
+              <w:bottom w:type="dxa" w:w="60"/>
+              <w:right w:type="dxa" w:w="100"/>
+            </w:tcMar>
+          </w:tcPr>
+          <w:p>
+            <w:pPr>
+              <w:spacing w:after="40"/>
+            </w:pPr>
+            <w:r>
+              <w:rPr>
+                <w:sz w:val="18"/>
+                <w:szCs w:val="18"/>
+              </w:rPr>
+              <w:t xml:space="preserve">hasEventType (Event → EventType)</w:t>
+            </w:r>
+          </w:p>
+        </w:tc>
+        <w:tc>
+          <w:tcPr>
+            <w:tcW w:type="dxa" w:w="2210"/>
+            <w:tcBorders>
+              <w:top w:val="single" w:color="CFD6E1" w:sz="4"/>
+              <w:left w:val="single" w:color="CFD6E1" w:sz="4"/>
+              <w:bottom w:val="single" w:color="CFD6E1" w:sz="4"/>
+              <w:right w:val="single" w:color="CFD6E1" w:sz="4"/>
+            </w:tcBorders>
+            <w:tcMar>
+              <w:top w:type="dxa" w:w="60"/>
+              <w:left w:type="dxa" w:w="100"/>
+              <w:bottom w:type="dxa" w:w="60"/>
+              <w:right w:type="dxa" w:w="100"/>
+            </w:tcMar>
+          </w:tcPr>
+          <w:p>
+            <w:pPr>
+              <w:spacing w:after="40"/>
+            </w:pPr>
+            <w:r>
+              <w:rPr>
+                <w:sz w:val="18"/>
+                <w:szCs w:val="18"/>
+              </w:rPr>
+              <w:t xml:space="preserve">Automático: creación, reforma, traslado, supresión, otro</w:t>
+            </w:r>
+          </w:p>
+        </w:tc>
+        <w:tc>
+          <w:tcPr>
+            <w:tcW w:type="dxa" w:w="1600"/>
+            <w:tcBorders>
+              <w:top w:val="single" w:color="CFD6E1" w:sz="4"/>
+              <w:left w:val="single" w:color="CFD6E1" w:sz="4"/>
+              <w:bottom w:val="single" w:color="CFD6E1" w:sz="4"/>
+              <w:right w:val="single" w:color="CFD6E1" w:sz="4"/>
+            </w:tcBorders>
+            <w:tcMar>
+              <w:top w:type="dxa" w:w="60"/>
+              <w:left w:type="dxa" w:w="100"/>
+              <w:bottom w:type="dxa" w:w="60"/>
+              <w:right w:type="dxa" w:w="100"/>
+            </w:tcMar>
+          </w:tcPr>
+          <w:p>
+            <w:pPr>
+              <w:spacing w:after="40"/>
+            </w:pPr>
+            <w:r>
+              <w:rPr>
+                <w:sz w:val="18"/>
+                <w:szCs w:val="18"/>
+              </w:rPr>
+              <w:t xml:space="preserve">Ya se captura en los hitos</w:t>
+            </w:r>
+          </w:p>
+        </w:tc>
+      </w:tr>
+      <w:tr>
+        <w:tc>
+          <w:tcPr>
+            <w:tcW w:type="dxa" w:w="1500"/>
+            <w:tcBorders>
+              <w:top w:val="single" w:color="CFD6E1" w:sz="4"/>
+              <w:left w:val="single" w:color="CFD6E1" w:sz="4"/>
+              <w:bottom w:val="single" w:color="CFD6E1" w:sz="4"/>
+              <w:right w:val="single" w:color="CFD6E1" w:sz="4"/>
+            </w:tcBorders>
+            <w:tcMar>
+              <w:top w:type="dxa" w:w="60"/>
+              <w:left w:type="dxa" w:w="100"/>
+              <w:bottom w:type="dxa" w:w="60"/>
+              <w:right w:type="dxa" w:w="100"/>
+            </w:tcMar>
+          </w:tcPr>
+          <w:p>
+            <w:pPr>
+              <w:spacing w:after="40"/>
+            </w:pPr>
+            <w:r>
+              <w:rPr>
+                <w:b/>
+                <w:bCs/>
+                <w:sz w:val="18"/>
+                <w:szCs w:val="18"/>
+              </w:rPr>
+              <w:t xml:space="preserve">A10 Tipo de contenido</w:t>
+            </w:r>
+          </w:p>
+        </w:tc>
+        <w:tc>
+          <w:tcPr>
+            <w:tcW w:type="dxa" w:w="1850"/>
+            <w:tcBorders>
+              <w:top w:val="single" w:color="CFD6E1" w:sz="4"/>
+              <w:left w:val="single" w:color="CFD6E1" w:sz="4"/>
+              <w:bottom w:val="single" w:color="CFD6E1" w:sz="4"/>
+              <w:right w:val="single" w:color="CFD6E1" w:sz="4"/>
+            </w:tcBorders>
+            <w:tcMar>
+              <w:top w:type="dxa" w:w="60"/>
+              <w:left w:type="dxa" w:w="100"/>
+              <w:bottom w:type="dxa" w:w="60"/>
+              <w:right w:type="dxa" w:w="100"/>
+            </w:tcMar>
+          </w:tcPr>
+          <w:p>
+            <w:pPr>
+              <w:spacing w:after="40"/>
+            </w:pPr>
+            <w:r>
+              <w:rPr>
+                <w:sz w:val="18"/>
+                <w:szCs w:val="18"/>
+              </w:rPr>
+              <w:t xml:space="preserve">tipo_contenido (recursos_documentales)</w:t>
+            </w:r>
+          </w:p>
+        </w:tc>
+        <w:tc>
+          <w:tcPr>
+            <w:tcW w:type="dxa" w:w="2200"/>
+            <w:tcBorders>
+              <w:top w:val="single" w:color="CFD6E1" w:sz="4"/>
+              <w:left w:val="single" w:color="CFD6E1" w:sz="4"/>
+              <w:bottom w:val="single" w:color="CFD6E1" w:sz="4"/>
+              <w:right w:val="single" w:color="CFD6E1" w:sz="4"/>
+            </w:tcBorders>
+            <w:tcMar>
+              <w:top w:type="dxa" w:w="60"/>
+              <w:left w:type="dxa" w:w="100"/>
+              <w:bottom w:type="dxa" w:w="60"/>
+              <w:right w:type="dxa" w:w="100"/>
+            </w:tcMar>
+          </w:tcPr>
+          <w:p>
+            <w:pPr>
+              <w:spacing w:after="40"/>
+            </w:pPr>
+            <w:r>
+              <w:rPr>
+                <w:sz w:val="18"/>
+                <w:szCs w:val="18"/>
+              </w:rPr>
+              <w:t xml:space="preserve">hasContentOfType (Record, RecordPart → ContentType)</w:t>
+            </w:r>
+          </w:p>
+        </w:tc>
+        <w:tc>
+          <w:tcPr>
+            <w:tcW w:type="dxa" w:w="2210"/>
+            <w:tcBorders>
+              <w:top w:val="single" w:color="CFD6E1" w:sz="4"/>
+              <w:left w:val="single" w:color="CFD6E1" w:sz="4"/>
+              <w:bottom w:val="single" w:color="CFD6E1" w:sz="4"/>
+              <w:right w:val="single" w:color="CFD6E1" w:sz="4"/>
+            </w:tcBorders>
+            <w:tcMar>
+              <w:top w:type="dxa" w:w="60"/>
+              <w:left w:type="dxa" w:w="100"/>
+              <w:bottom w:type="dxa" w:w="60"/>
+              <w:right w:type="dxa" w:w="100"/>
+            </w:tcMar>
+          </w:tcPr>
+          <w:p>
+            <w:pPr>
+              <w:spacing w:after="40"/>
+            </w:pPr>
+            <w:r>
+              <w:rPr>
+                <w:sz w:val="18"/>
+                <w:szCs w:val="18"/>
+              </w:rPr>
+              <w:t xml:space="preserve">Texto, imagen fija, cartográfico, sonoro, audiovisual, mixto</w:t>
+            </w:r>
+          </w:p>
+        </w:tc>
+        <w:tc>
+          <w:tcPr>
+            <w:tcW w:type="dxa" w:w="1600"/>
+            <w:tcBorders>
+              <w:top w:val="single" w:color="CFD6E1" w:sz="4"/>
+              <w:left w:val="single" w:color="CFD6E1" w:sz="4"/>
+              <w:bottom w:val="single" w:color="CFD6E1" w:sz="4"/>
+              <w:right w:val="single" w:color="CFD6E1" w:sz="4"/>
+            </w:tcBorders>
+            <w:tcMar>
+              <w:top w:type="dxa" w:w="60"/>
+              <w:left w:type="dxa" w:w="100"/>
+              <w:bottom w:type="dxa" w:w="60"/>
+              <w:right w:type="dxa" w:w="100"/>
+            </w:tcMar>
+          </w:tcPr>
+          <w:p>
+            <w:pPr>
+              <w:spacing w:after="40"/>
+            </w:pPr>
+            <w:r>
+              <w:rPr>
+                <w:sz w:val="18"/>
+                <w:szCs w:val="18"/>
+              </w:rPr>
+              <w:t xml:space="preserve">Descripción</w:t>
+            </w:r>
+          </w:p>
+        </w:tc>
+      </w:tr>
+      <w:tr>
+        <w:tc>
+          <w:tcPr>
+            <w:tcW w:type="dxa" w:w="1500"/>
+            <w:tcBorders>
+              <w:top w:val="single" w:color="CFD6E1" w:sz="4"/>
+              <w:left w:val="single" w:color="CFD6E1" w:sz="4"/>
+              <w:bottom w:val="single" w:color="CFD6E1" w:sz="4"/>
+              <w:right w:val="single" w:color="CFD6E1" w:sz="4"/>
+            </w:tcBorders>
+            <w:tcMar>
+              <w:top w:type="dxa" w:w="60"/>
+              <w:left w:type="dxa" w:w="100"/>
+              <w:bottom w:type="dxa" w:w="60"/>
+              <w:right w:type="dxa" w:w="100"/>
+            </w:tcMar>
+          </w:tcPr>
+          <w:p>
+            <w:pPr>
+              <w:spacing w:after="40"/>
+            </w:pPr>
+            <w:r>
+              <w:rPr>
+                <w:b/>
+                <w:bCs/>
+                <w:sz w:val="18"/>
+                <w:szCs w:val="18"/>
+              </w:rPr>
+              <w:t xml:space="preserve">A39 Estado (tradición documental)</w:t>
+            </w:r>
+          </w:p>
+        </w:tc>
+        <w:tc>
+          <w:tcPr>
+            <w:tcW w:type="dxa" w:w="1850"/>
+            <w:tcBorders>
+              <w:top w:val="single" w:color="CFD6E1" w:sz="4"/>
+              <w:left w:val="single" w:color="CFD6E1" w:sz="4"/>
+              <w:bottom w:val="single" w:color="CFD6E1" w:sz="4"/>
+              <w:right w:val="single" w:color="CFD6E1" w:sz="4"/>
+            </w:tcBorders>
+            <w:tcMar>
+              <w:top w:type="dxa" w:w="60"/>
+              <w:left w:type="dxa" w:w="100"/>
+              <w:bottom w:type="dxa" w:w="60"/>
+              <w:right w:type="dxa" w:w="100"/>
+            </w:tcMar>
+          </w:tcPr>
+          <w:p>
+            <w:pPr>
+              <w:spacing w:after="40"/>
+            </w:pPr>
+            <w:r>
+              <w:rPr>
+                <w:sz w:val="18"/>
+                <w:szCs w:val="18"/>
+              </w:rPr>
+              <w:t xml:space="preserve">tradicion_documental (recursos_documentales)</w:t>
+            </w:r>
+          </w:p>
+        </w:tc>
+        <w:tc>
+          <w:tcPr>
+            <w:tcW w:type="dxa" w:w="2200"/>
+            <w:tcBorders>
+              <w:top w:val="single" w:color="CFD6E1" w:sz="4"/>
+              <w:left w:val="single" w:color="CFD6E1" w:sz="4"/>
+              <w:bottom w:val="single" w:color="CFD6E1" w:sz="4"/>
+              <w:right w:val="single" w:color="CFD6E1" w:sz="4"/>
+            </w:tcBorders>
+            <w:tcMar>
+              <w:top w:type="dxa" w:w="60"/>
+              <w:left w:type="dxa" w:w="100"/>
+              <w:bottom w:type="dxa" w:w="60"/>
+              <w:right w:type="dxa" w:w="100"/>
+            </w:tcMar>
+          </w:tcPr>
+          <w:p>
+            <w:pPr>
+              <w:spacing w:after="40"/>
+            </w:pPr>
+            <w:r>
+              <w:rPr>
+                <w:sz w:val="18"/>
+                <w:szCs w:val="18"/>
+              </w:rPr>
+              <w:t xml:space="preserve">hasRecordState (Record, RecordPart → RecordState)</w:t>
+            </w:r>
+          </w:p>
+        </w:tc>
+        <w:tc>
+          <w:tcPr>
+            <w:tcW w:type="dxa" w:w="2210"/>
+            <w:tcBorders>
+              <w:top w:val="single" w:color="CFD6E1" w:sz="4"/>
+              <w:left w:val="single" w:color="CFD6E1" w:sz="4"/>
+              <w:bottom w:val="single" w:color="CFD6E1" w:sz="4"/>
+              <w:right w:val="single" w:color="CFD6E1" w:sz="4"/>
+            </w:tcBorders>
+            <w:tcMar>
+              <w:top w:type="dxa" w:w="60"/>
+              <w:left w:type="dxa" w:w="100"/>
+              <w:bottom w:type="dxa" w:w="60"/>
+              <w:right w:type="dxa" w:w="100"/>
+            </w:tcMar>
+          </w:tcPr>
+          <w:p>
+            <w:pPr>
+              <w:spacing w:after="40"/>
+            </w:pPr>
+            <w:r>
+              <w:rPr>
+                <w:sz w:val="18"/>
+                <w:szCs w:val="18"/>
+              </w:rPr>
+              <w:t xml:space="preserve">Original, copia, copia autenticada, borrador, minuta</w:t>
+            </w:r>
+          </w:p>
+        </w:tc>
+        <w:tc>
+          <w:tcPr>
+            <w:tcW w:type="dxa" w:w="1600"/>
+            <w:tcBorders>
+              <w:top w:val="single" w:color="CFD6E1" w:sz="4"/>
+              <w:left w:val="single" w:color="CFD6E1" w:sz="4"/>
+              <w:bottom w:val="single" w:color="CFD6E1" w:sz="4"/>
+              <w:right w:val="single" w:color="CFD6E1" w:sz="4"/>
+            </w:tcBorders>
+            <w:tcMar>
+              <w:top w:type="dxa" w:w="60"/>
+              <w:left w:type="dxa" w:w="100"/>
+              <w:bottom w:type="dxa" w:w="60"/>
+              <w:right w:type="dxa" w:w="100"/>
+            </w:tcMar>
+          </w:tcPr>
+          <w:p>
+            <w:pPr>
+              <w:spacing w:after="40"/>
+            </w:pPr>
+            <w:r>
+              <w:rPr>
+                <w:sz w:val="18"/>
+                <w:szCs w:val="18"/>
+              </w:rPr>
+              <w:t xml:space="preserve">Descripción</w:t>
+            </w:r>
+          </w:p>
+        </w:tc>
+      </w:tr>
+      <w:tr>
+        <w:tc>
+          <w:tcPr>
+            <w:tcW w:type="dxa" w:w="1500"/>
+            <w:tcBorders>
+              <w:top w:val="single" w:color="CFD6E1" w:sz="4"/>
+              <w:left w:val="single" w:color="CFD6E1" w:sz="4"/>
+              <w:bottom w:val="single" w:color="CFD6E1" w:sz="4"/>
+              <w:right w:val="single" w:color="CFD6E1" w:sz="4"/>
+            </w:tcBorders>
+            <w:tcMar>
+              <w:top w:type="dxa" w:w="60"/>
+              <w:left w:type="dxa" w:w="100"/>
+              <w:bottom w:type="dxa" w:w="60"/>
+              <w:right w:type="dxa" w:w="100"/>
+            </w:tcMar>
+          </w:tcPr>
+          <w:p>
+            <w:pPr>
+              <w:spacing w:after="40"/>
+            </w:pPr>
+            <w:r>
+              <w:rPr>
+                <w:b/>
+                <w:bCs/>
+                <w:sz w:val="18"/>
+                <w:szCs w:val="18"/>
+              </w:rPr>
+              <w:t xml:space="preserve">A07 Clasificación</w:t>
+            </w:r>
+          </w:p>
+        </w:tc>
+        <w:tc>
+          <w:tcPr>
+            <w:tcW w:type="dxa" w:w="1850"/>
+            <w:tcBorders>
+              <w:top w:val="single" w:color="CFD6E1" w:sz="4"/>
+              <w:left w:val="single" w:color="CFD6E1" w:sz="4"/>
+              <w:bottom w:val="single" w:color="CFD6E1" w:sz="4"/>
+              <w:right w:val="single" w:color="CFD6E1" w:sz="4"/>
+            </w:tcBorders>
+            <w:tcMar>
+              <w:top w:type="dxa" w:w="60"/>
+              <w:left w:type="dxa" w:w="100"/>
+              <w:bottom w:type="dxa" w:w="60"/>
+              <w:right w:type="dxa" w:w="100"/>
+            </w:tcMar>
+          </w:tcPr>
+          <w:p>
+            <w:pPr>
+              <w:spacing w:after="40"/>
+            </w:pPr>
+            <w:r>
+              <w:rPr>
+                <w:sz w:val="18"/>
+                <w:szCs w:val="18"/>
+              </w:rPr>
+              <w:t xml:space="preserve">ninguna: sale de la serie y la TRD</w:t>
+            </w:r>
+          </w:p>
+        </w:tc>
+        <w:tc>
+          <w:tcPr>
+            <w:tcW w:type="dxa" w:w="2200"/>
+            <w:tcBorders>
+              <w:top w:val="single" w:color="CFD6E1" w:sz="4"/>
+              <w:left w:val="single" w:color="CFD6E1" w:sz="4"/>
+              <w:bottom w:val="single" w:color="CFD6E1" w:sz="4"/>
+              <w:right w:val="single" w:color="CFD6E1" w:sz="4"/>
+            </w:tcBorders>
+            <w:tcMar>
+              <w:top w:type="dxa" w:w="60"/>
+              <w:left w:type="dxa" w:w="100"/>
+              <w:bottom w:type="dxa" w:w="60"/>
+              <w:right w:type="dxa" w:w="100"/>
+            </w:tcMar>
+          </w:tcPr>
+          <w:p>
+            <w:pPr>
+              <w:spacing w:after="40"/>
+            </w:pPr>
+            <w:r>
+              <w:rPr>
+                <w:sz w:val="18"/>
+                <w:szCs w:val="18"/>
+              </w:rPr>
+              <w:t xml:space="preserve">classification (RecordResource, texto)</w:t>
+            </w:r>
+          </w:p>
+        </w:tc>
+        <w:tc>
+          <w:tcPr>
+            <w:tcW w:type="dxa" w:w="2210"/>
+            <w:tcBorders>
+              <w:top w:val="single" w:color="CFD6E1" w:sz="4"/>
+              <w:left w:val="single" w:color="CFD6E1" w:sz="4"/>
+              <w:bottom w:val="single" w:color="CFD6E1" w:sz="4"/>
+              <w:right w:val="single" w:color="CFD6E1" w:sz="4"/>
+            </w:tcBorders>
+            <w:tcMar>
+              <w:top w:type="dxa" w:w="60"/>
+              <w:left w:type="dxa" w:w="100"/>
+              <w:bottom w:type="dxa" w:w="60"/>
+              <w:right w:type="dxa" w:w="100"/>
+            </w:tcMar>
+          </w:tcPr>
+          <w:p>
+            <w:pPr>
+              <w:spacing w:after="40"/>
+            </w:pPr>
+            <w:r>
+              <w:rPr>
+                <w:sz w:val="18"/>
+                <w:szCs w:val="18"/>
+              </w:rPr>
+              <w:t xml:space="preserve">Automático: código de clasificación de la serie o subserie</w:t>
+            </w:r>
+          </w:p>
+        </w:tc>
+        <w:tc>
+          <w:tcPr>
+            <w:tcW w:type="dxa" w:w="1600"/>
+            <w:tcBorders>
+              <w:top w:val="single" w:color="CFD6E1" w:sz="4"/>
+              <w:left w:val="single" w:color="CFD6E1" w:sz="4"/>
+              <w:bottom w:val="single" w:color="CFD6E1" w:sz="4"/>
+              <w:right w:val="single" w:color="CFD6E1" w:sz="4"/>
+            </w:tcBorders>
+            <w:tcMar>
+              <w:top w:type="dxa" w:w="60"/>
+              <w:left w:type="dxa" w:w="100"/>
+              <w:bottom w:type="dxa" w:w="60"/>
+              <w:right w:type="dxa" w:w="100"/>
+            </w:tcMar>
+          </w:tcPr>
+          <w:p>
+            <w:pPr>
+              <w:spacing w:after="40"/>
+            </w:pPr>
+            <w:r>
+              <w:rPr>
+                <w:sz w:val="18"/>
+                <w:szCs w:val="18"/>
+              </w:rPr>
+              <w:t xml:space="preserve">Ya existe en la TRD</w:t>
+            </w:r>
+          </w:p>
+        </w:tc>
+      </w:tr>
+      <w:tr>
+        <w:tc>
+          <w:tcPr>
+            <w:tcW w:type="dxa" w:w="1500"/>
+            <w:tcBorders>
+              <w:top w:val="single" w:color="CFD6E1" w:sz="4"/>
+              <w:left w:val="single" w:color="CFD6E1" w:sz="4"/>
+              <w:bottom w:val="single" w:color="CFD6E1" w:sz="4"/>
+              <w:right w:val="single" w:color="CFD6E1" w:sz="4"/>
+            </w:tcBorders>
+            <w:tcMar>
+              <w:top w:type="dxa" w:w="60"/>
+              <w:left w:type="dxa" w:w="100"/>
+              <w:bottom w:type="dxa" w:w="60"/>
+              <w:right w:type="dxa" w:w="100"/>
+            </w:tcMar>
+          </w:tcPr>
+          <w:p>
+            <w:pPr>
+              <w:spacing w:after="40"/>
+            </w:pPr>
+            <w:r>
+              <w:rPr>
+                <w:b/>
+                <w:bCs/>
+                <w:sz w:val="18"/>
+                <w:szCs w:val="18"/>
+              </w:rPr>
+              <w:t xml:space="preserve">A24 Integridad (completitud)</w:t>
+            </w:r>
+          </w:p>
+        </w:tc>
+        <w:tc>
+          <w:tcPr>
+            <w:tcW w:type="dxa" w:w="1850"/>
+            <w:tcBorders>
+              <w:top w:val="single" w:color="CFD6E1" w:sz="4"/>
+              <w:left w:val="single" w:color="CFD6E1" w:sz="4"/>
+              <w:bottom w:val="single" w:color="CFD6E1" w:sz="4"/>
+              <w:right w:val="single" w:color="CFD6E1" w:sz="4"/>
+            </w:tcBorders>
+            <w:tcMar>
+              <w:top w:type="dxa" w:w="60"/>
+              <w:left w:type="dxa" w:w="100"/>
+              <w:bottom w:type="dxa" w:w="60"/>
+              <w:right w:type="dxa" w:w="100"/>
+            </w:tcMar>
+          </w:tcPr>
+          <w:p>
+            <w:pPr>
+              <w:spacing w:after="40"/>
+            </w:pPr>
+            <w:r>
+              <w:rPr>
+                <w:sz w:val="18"/>
+                <w:szCs w:val="18"/>
+              </w:rPr>
+              <w:t xml:space="preserve">integridad (recursos_documentales)</w:t>
+            </w:r>
+          </w:p>
+        </w:tc>
+        <w:tc>
+          <w:tcPr>
+            <w:tcW w:type="dxa" w:w="2200"/>
+            <w:tcBorders>
+              <w:top w:val="single" w:color="CFD6E1" w:sz="4"/>
+              <w:left w:val="single" w:color="CFD6E1" w:sz="4"/>
+              <w:bottom w:val="single" w:color="CFD6E1" w:sz="4"/>
+              <w:right w:val="single" w:color="CFD6E1" w:sz="4"/>
+            </w:tcBorders>
+            <w:tcMar>
+              <w:top w:type="dxa" w:w="60"/>
+              <w:left w:type="dxa" w:w="100"/>
+              <w:bottom w:type="dxa" w:w="60"/>
+              <w:right w:type="dxa" w:w="100"/>
+            </w:tcMar>
+          </w:tcPr>
+          <w:p>
+            <w:pPr>
+              <w:spacing w:after="40"/>
+            </w:pPr>
+            <w:r>
+              <w:rPr>
+                <w:sz w:val="18"/>
+                <w:szCs w:val="18"/>
+              </w:rPr>
+              <w:t xml:space="preserve">integrityNote (RecordResource, texto)</w:t>
+            </w:r>
+          </w:p>
+        </w:tc>
+        <w:tc>
+          <w:tcPr>
+            <w:tcW w:type="dxa" w:w="2210"/>
+            <w:tcBorders>
+              <w:top w:val="single" w:color="CFD6E1" w:sz="4"/>
+              <w:left w:val="single" w:color="CFD6E1" w:sz="4"/>
+              <w:bottom w:val="single" w:color="CFD6E1" w:sz="4"/>
+              <w:right w:val="single" w:color="CFD6E1" w:sz="4"/>
+            </w:tcBorders>
+            <w:tcMar>
+              <w:top w:type="dxa" w:w="60"/>
+              <w:left w:type="dxa" w:w="100"/>
+              <w:bottom w:type="dxa" w:w="60"/>
+              <w:right w:type="dxa" w:w="100"/>
+            </w:tcMar>
+          </w:tcPr>
+          <w:p>
+            <w:pPr>
+              <w:spacing w:after="40"/>
+            </w:pPr>
+            <w:r>
+              <w:rPr>
+                <w:sz w:val="18"/>
+                <w:szCs w:val="18"/>
+              </w:rPr>
+              <w:t xml:space="preserve">Texto: «faltan los folios 12 a 15», «expediente completo»</w:t>
+            </w:r>
+          </w:p>
+        </w:tc>
+        <w:tc>
+          <w:tcPr>
+            <w:tcW w:type="dxa" w:w="1600"/>
+            <w:tcBorders>
+              <w:top w:val="single" w:color="CFD6E1" w:sz="4"/>
+              <w:left w:val="single" w:color="CFD6E1" w:sz="4"/>
+              <w:bottom w:val="single" w:color="CFD6E1" w:sz="4"/>
+              <w:right w:val="single" w:color="CFD6E1" w:sz="4"/>
+            </w:tcBorders>
+            <w:tcMar>
+              <w:top w:type="dxa" w:w="60"/>
+              <w:left w:type="dxa" w:w="100"/>
+              <w:bottom w:type="dxa" w:w="60"/>
+              <w:right w:type="dxa" w:w="100"/>
+            </w:tcMar>
+          </w:tcPr>
+          <w:p>
+            <w:pPr>
+              <w:spacing w:after="40"/>
+            </w:pPr>
+            <w:r>
+              <w:rPr>
+                <w:sz w:val="18"/>
+                <w:szCs w:val="18"/>
+              </w:rPr>
+              <w:t xml:space="preserve">Descripción, junto a folios</w:t>
+            </w:r>
+          </w:p>
+        </w:tc>
+      </w:tr>
+      <w:tr>
+        <w:tc>
+          <w:tcPr>
+            <w:tcW w:type="dxa" w:w="1500"/>
+            <w:tcBorders>
+              <w:top w:val="single" w:color="CFD6E1" w:sz="4"/>
+              <w:left w:val="single" w:color="CFD6E1" w:sz="4"/>
+              <w:bottom w:val="single" w:color="CFD6E1" w:sz="4"/>
+              <w:right w:val="single" w:color="CFD6E1" w:sz="4"/>
+            </w:tcBorders>
+            <w:tcMar>
+              <w:top w:type="dxa" w:w="60"/>
+              <w:left w:type="dxa" w:w="100"/>
+              <w:bottom w:type="dxa" w:w="60"/>
+              <w:right w:type="dxa" w:w="100"/>
+            </w:tcMar>
+          </w:tcPr>
+          <w:p>
+            <w:pPr>
+              <w:spacing w:after="40"/>
+            </w:pPr>
+            <w:r>
+              <w:rPr>
+                <w:b/>
+                <w:bCs/>
+                <w:sz w:val="18"/>
+                <w:szCs w:val="18"/>
+              </w:rPr>
+              <w:t xml:space="preserve">A33 Técnica de producción</w:t>
+            </w:r>
+          </w:p>
+        </w:tc>
+        <w:tc>
+          <w:tcPr>
+            <w:tcW w:type="dxa" w:w="1850"/>
+            <w:tcBorders>
+              <w:top w:val="single" w:color="CFD6E1" w:sz="4"/>
+              <w:left w:val="single" w:color="CFD6E1" w:sz="4"/>
+              <w:bottom w:val="single" w:color="CFD6E1" w:sz="4"/>
+              <w:right w:val="single" w:color="CFD6E1" w:sz="4"/>
+            </w:tcBorders>
+            <w:tcMar>
+              <w:top w:type="dxa" w:w="60"/>
+              <w:left w:type="dxa" w:w="100"/>
+              <w:bottom w:type="dxa" w:w="60"/>
+              <w:right w:type="dxa" w:w="100"/>
+            </w:tcMar>
+          </w:tcPr>
+          <w:p>
+            <w:pPr>
+              <w:spacing w:after="40"/>
+            </w:pPr>
+            <w:r>
+              <w:rPr>
+                <w:sz w:val="18"/>
+                <w:szCs w:val="18"/>
+              </w:rPr>
+              <w:t xml:space="preserve">tecnica_produccion (instanciaciones)</w:t>
+            </w:r>
+          </w:p>
+        </w:tc>
+        <w:tc>
+          <w:tcPr>
+            <w:tcW w:type="dxa" w:w="2200"/>
+            <w:tcBorders>
+              <w:top w:val="single" w:color="CFD6E1" w:sz="4"/>
+              <w:left w:val="single" w:color="CFD6E1" w:sz="4"/>
+              <w:bottom w:val="single" w:color="CFD6E1" w:sz="4"/>
+              <w:right w:val="single" w:color="CFD6E1" w:sz="4"/>
+            </w:tcBorders>
+            <w:tcMar>
+              <w:top w:type="dxa" w:w="60"/>
+              <w:left w:type="dxa" w:w="100"/>
+              <w:bottom w:type="dxa" w:w="60"/>
+              <w:right w:type="dxa" w:w="100"/>
+            </w:tcMar>
+          </w:tcPr>
+          <w:p>
+            <w:pPr>
+              <w:spacing w:after="40"/>
+            </w:pPr>
+            <w:r>
+              <w:rPr>
+                <w:sz w:val="18"/>
+                <w:szCs w:val="18"/>
+              </w:rPr>
+              <w:t xml:space="preserve">hasProductionTechniqueType (Instantiation → ProductionTechniqueType)</w:t>
+            </w:r>
+          </w:p>
+        </w:tc>
+        <w:tc>
+          <w:tcPr>
+            <w:tcW w:type="dxa" w:w="2210"/>
+            <w:tcBorders>
+              <w:top w:val="single" w:color="CFD6E1" w:sz="4"/>
+              <w:left w:val="single" w:color="CFD6E1" w:sz="4"/>
+              <w:bottom w:val="single" w:color="CFD6E1" w:sz="4"/>
+              <w:right w:val="single" w:color="CFD6E1" w:sz="4"/>
+            </w:tcBorders>
+            <w:tcMar>
+              <w:top w:type="dxa" w:w="60"/>
+              <w:left w:type="dxa" w:w="100"/>
+              <w:bottom w:type="dxa" w:w="60"/>
+              <w:right w:type="dxa" w:w="100"/>
+            </w:tcMar>
+          </w:tcPr>
+          <w:p>
+            <w:pPr>
+              <w:spacing w:after="40"/>
+            </w:pPr>
+            <w:r>
+              <w:rPr>
+                <w:sz w:val="18"/>
+                <w:szCs w:val="18"/>
+              </w:rPr>
+              <w:t xml:space="preserve">Manuscrito, mecanografiado, impreso, fotocopia, digitalizado, nacido digital</w:t>
+            </w:r>
+          </w:p>
+        </w:tc>
+        <w:tc>
+          <w:tcPr>
+            <w:tcW w:type="dxa" w:w="1600"/>
+            <w:tcBorders>
+              <w:top w:val="single" w:color="CFD6E1" w:sz="4"/>
+              <w:left w:val="single" w:color="CFD6E1" w:sz="4"/>
+              <w:bottom w:val="single" w:color="CFD6E1" w:sz="4"/>
+              <w:right w:val="single" w:color="CFD6E1" w:sz="4"/>
+            </w:tcBorders>
+            <w:tcMar>
+              <w:top w:type="dxa" w:w="60"/>
+              <w:left w:type="dxa" w:w="100"/>
+              <w:bottom w:type="dxa" w:w="60"/>
+              <w:right w:type="dxa" w:w="100"/>
+            </w:tcMar>
+          </w:tcPr>
+          <w:p>
+            <w:pPr>
+              <w:spacing w:after="40"/>
+            </w:pPr>
+            <w:r>
+              <w:rPr>
+                <w:sz w:val="18"/>
+                <w:szCs w:val="18"/>
+              </w:rPr>
+              <w:t xml:space="preserve">Original físico; en lo digital, automático</w:t>
+            </w:r>
+          </w:p>
+        </w:tc>
+      </w:tr>
+      <w:tr>
+        <w:tc>
+          <w:tcPr>
+            <w:tcW w:type="dxa" w:w="1500"/>
+            <w:tcBorders>
+              <w:top w:val="single" w:color="CFD6E1" w:sz="4"/>
+              <w:left w:val="single" w:color="CFD6E1" w:sz="4"/>
+              <w:bottom w:val="single" w:color="CFD6E1" w:sz="4"/>
+              <w:right w:val="single" w:color="CFD6E1" w:sz="4"/>
+            </w:tcBorders>
+            <w:tcMar>
+              <w:top w:type="dxa" w:w="60"/>
+              <w:left w:type="dxa" w:w="100"/>
+              <w:bottom w:type="dxa" w:w="60"/>
+              <w:right w:type="dxa" w:w="100"/>
+            </w:tcMar>
+          </w:tcPr>
+          <w:p>
+            <w:pPr>
+              <w:spacing w:after="40"/>
+            </w:pPr>
+            <w:r>
+              <w:rPr>
+                <w:b/>
+                <w:bCs/>
+                <w:sz w:val="18"/>
+                <w:szCs w:val="18"/>
+              </w:rPr>
+              <w:t xml:space="preserve">A37 Tipo de representación</w:t>
+            </w:r>
+          </w:p>
+        </w:tc>
+        <w:tc>
+          <w:tcPr>
+            <w:tcW w:type="dxa" w:w="1850"/>
+            <w:tcBorders>
+              <w:top w:val="single" w:color="CFD6E1" w:sz="4"/>
+              <w:left w:val="single" w:color="CFD6E1" w:sz="4"/>
+              <w:bottom w:val="single" w:color="CFD6E1" w:sz="4"/>
+              <w:right w:val="single" w:color="CFD6E1" w:sz="4"/>
+            </w:tcBorders>
+            <w:tcMar>
+              <w:top w:type="dxa" w:w="60"/>
+              <w:left w:type="dxa" w:w="100"/>
+              <w:bottom w:type="dxa" w:w="60"/>
+              <w:right w:type="dxa" w:w="100"/>
+            </w:tcMar>
+          </w:tcPr>
+          <w:p>
+            <w:pPr>
+              <w:spacing w:after="40"/>
+            </w:pPr>
+            <w:r>
+              <w:rPr>
+                <w:sz w:val="18"/>
+                <w:szCs w:val="18"/>
+              </w:rPr>
+              <w:t xml:space="preserve">ninguna</w:t>
+            </w:r>
+          </w:p>
+        </w:tc>
+        <w:tc>
+          <w:tcPr>
+            <w:tcW w:type="dxa" w:w="2200"/>
+            <w:tcBorders>
+              <w:top w:val="single" w:color="CFD6E1" w:sz="4"/>
+              <w:left w:val="single" w:color="CFD6E1" w:sz="4"/>
+              <w:bottom w:val="single" w:color="CFD6E1" w:sz="4"/>
+              <w:right w:val="single" w:color="CFD6E1" w:sz="4"/>
+            </w:tcBorders>
+            <w:tcMar>
+              <w:top w:type="dxa" w:w="60"/>
+              <w:left w:type="dxa" w:w="100"/>
+              <w:bottom w:type="dxa" w:w="60"/>
+              <w:right w:type="dxa" w:w="100"/>
+            </w:tcMar>
+          </w:tcPr>
+          <w:p>
+            <w:pPr>
+              <w:spacing w:after="40"/>
+            </w:pPr>
+            <w:r>
+              <w:rPr>
+                <w:sz w:val="18"/>
+                <w:szCs w:val="18"/>
+              </w:rPr>
+              <w:t xml:space="preserve">hasRepresentationType (Instantiation → RepresentationType)</w:t>
+            </w:r>
+          </w:p>
+        </w:tc>
+        <w:tc>
+          <w:tcPr>
+            <w:tcW w:type="dxa" w:w="2210"/>
+            <w:tcBorders>
+              <w:top w:val="single" w:color="CFD6E1" w:sz="4"/>
+              <w:left w:val="single" w:color="CFD6E1" w:sz="4"/>
+              <w:bottom w:val="single" w:color="CFD6E1" w:sz="4"/>
+              <w:right w:val="single" w:color="CFD6E1" w:sz="4"/>
+            </w:tcBorders>
+            <w:tcMar>
+              <w:top w:type="dxa" w:w="60"/>
+              <w:left w:type="dxa" w:w="100"/>
+              <w:bottom w:type="dxa" w:w="60"/>
+              <w:right w:type="dxa" w:w="100"/>
+            </w:tcMar>
+          </w:tcPr>
+          <w:p>
+            <w:pPr>
+              <w:spacing w:after="40"/>
+            </w:pPr>
+            <w:r>
+              <w:rPr>
+                <w:sz w:val="18"/>
+                <w:szCs w:val="18"/>
+              </w:rPr>
+              <w:t xml:space="preserve">Automático: analógica si es el original físico; digital en los demás</w:t>
+            </w:r>
+          </w:p>
+        </w:tc>
+        <w:tc>
+          <w:tcPr>
+            <w:tcW w:type="dxa" w:w="1600"/>
+            <w:tcBorders>
+              <w:top w:val="single" w:color="CFD6E1" w:sz="4"/>
+              <w:left w:val="single" w:color="CFD6E1" w:sz="4"/>
+              <w:bottom w:val="single" w:color="CFD6E1" w:sz="4"/>
+              <w:right w:val="single" w:color="CFD6E1" w:sz="4"/>
+            </w:tcBorders>
+            <w:tcMar>
+              <w:top w:type="dxa" w:w="60"/>
+              <w:left w:type="dxa" w:w="100"/>
+              <w:bottom w:type="dxa" w:w="60"/>
+              <w:right w:type="dxa" w:w="100"/>
+            </w:tcMar>
+          </w:tcPr>
+          <w:p>
+            <w:pPr>
+              <w:spacing w:after="40"/>
+            </w:pPr>
+            <w:r>
+              <w:rPr>
+                <w:sz w:val="18"/>
+                <w:szCs w:val="18"/>
+              </w:rPr>
+              <w:t xml:space="preserve">No necesita formulario</w:t>
+            </w:r>
+          </w:p>
+        </w:tc>
+      </w:tr>
+      <w:tr>
+        <w:tc>
+          <w:tcPr>
+            <w:tcW w:type="dxa" w:w="1500"/>
+            <w:tcBorders>
+              <w:top w:val="single" w:color="CFD6E1" w:sz="4"/>
+              <w:left w:val="single" w:color="CFD6E1" w:sz="4"/>
+              <w:bottom w:val="single" w:color="CFD6E1" w:sz="4"/>
+              <w:right w:val="single" w:color="CFD6E1" w:sz="4"/>
+            </w:tcBorders>
+            <w:tcMar>
+              <w:top w:type="dxa" w:w="60"/>
+              <w:left w:type="dxa" w:w="100"/>
+              <w:bottom w:type="dxa" w:w="60"/>
+              <w:right w:type="dxa" w:w="100"/>
+            </w:tcMar>
+          </w:tcPr>
+          <w:p>
+            <w:pPr>
+              <w:spacing w:after="40"/>
+            </w:pPr>
+            <w:r>
+              <w:rPr>
+                <w:b/>
+                <w:bCs/>
+                <w:sz w:val="18"/>
+                <w:szCs w:val="18"/>
+              </w:rPr>
+              <w:t xml:space="preserve">A04 Extensión del soporte</w:t>
+            </w:r>
+          </w:p>
+        </w:tc>
+        <w:tc>
+          <w:tcPr>
+            <w:tcW w:type="dxa" w:w="1850"/>
+            <w:tcBorders>
+              <w:top w:val="single" w:color="CFD6E1" w:sz="4"/>
+              <w:left w:val="single" w:color="CFD6E1" w:sz="4"/>
+              <w:bottom w:val="single" w:color="CFD6E1" w:sz="4"/>
+              <w:right w:val="single" w:color="CFD6E1" w:sz="4"/>
+            </w:tcBorders>
+            <w:tcMar>
+              <w:top w:type="dxa" w:w="60"/>
+              <w:left w:type="dxa" w:w="100"/>
+              <w:bottom w:type="dxa" w:w="60"/>
+              <w:right w:type="dxa" w:w="100"/>
+            </w:tcMar>
+          </w:tcPr>
+          <w:p>
+            <w:pPr>
+              <w:spacing w:after="40"/>
+            </w:pPr>
+            <w:r>
+              <w:rPr>
+                <w:sz w:val="18"/>
+                <w:szCs w:val="18"/>
+              </w:rPr>
+              <w:t xml:space="preserve">unidades_fisicas, dimensiones (instanciaciones)</w:t>
+            </w:r>
+          </w:p>
+        </w:tc>
+        <w:tc>
+          <w:tcPr>
+            <w:tcW w:type="dxa" w:w="2200"/>
+            <w:tcBorders>
+              <w:top w:val="single" w:color="CFD6E1" w:sz="4"/>
+              <w:left w:val="single" w:color="CFD6E1" w:sz="4"/>
+              <w:bottom w:val="single" w:color="CFD6E1" w:sz="4"/>
+              <w:right w:val="single" w:color="CFD6E1" w:sz="4"/>
+            </w:tcBorders>
+            <w:tcMar>
+              <w:top w:type="dxa" w:w="60"/>
+              <w:left w:type="dxa" w:w="100"/>
+              <w:bottom w:type="dxa" w:w="60"/>
+              <w:right w:type="dxa" w:w="100"/>
+            </w:tcMar>
+          </w:tcPr>
+          <w:p>
+            <w:pPr>
+              <w:spacing w:after="40"/>
+            </w:pPr>
+            <w:r>
+              <w:rPr>
+                <w:sz w:val="18"/>
+                <w:szCs w:val="18"/>
+              </w:rPr>
+              <w:t xml:space="preserve">hasExtent → CarrierExtent con quantity y unitOfMeasurement</w:t>
+            </w:r>
+          </w:p>
+        </w:tc>
+        <w:tc>
+          <w:tcPr>
+            <w:tcW w:type="dxa" w:w="2210"/>
+            <w:tcBorders>
+              <w:top w:val="single" w:color="CFD6E1" w:sz="4"/>
+              <w:left w:val="single" w:color="CFD6E1" w:sz="4"/>
+              <w:bottom w:val="single" w:color="CFD6E1" w:sz="4"/>
+              <w:right w:val="single" w:color="CFD6E1" w:sz="4"/>
+            </w:tcBorders>
+            <w:tcMar>
+              <w:top w:type="dxa" w:w="60"/>
+              <w:left w:type="dxa" w:w="100"/>
+              <w:bottom w:type="dxa" w:w="60"/>
+              <w:right w:type="dxa" w:w="100"/>
+            </w:tcMar>
+          </w:tcPr>
+          <w:p>
+            <w:pPr>
+              <w:spacing w:after="40"/>
+            </w:pPr>
+            <w:r>
+              <w:rPr>
+                <w:sz w:val="18"/>
+                <w:szCs w:val="18"/>
+              </w:rPr>
+              <w:t xml:space="preserve">Número de hojas o unidades y medidas (por ejemplo, 21,5 × 33 cm)</w:t>
+            </w:r>
+          </w:p>
+        </w:tc>
+        <w:tc>
+          <w:tcPr>
+            <w:tcW w:type="dxa" w:w="1600"/>
+            <w:tcBorders>
+              <w:top w:val="single" w:color="CFD6E1" w:sz="4"/>
+              <w:left w:val="single" w:color="CFD6E1" w:sz="4"/>
+              <w:bottom w:val="single" w:color="CFD6E1" w:sz="4"/>
+              <w:right w:val="single" w:color="CFD6E1" w:sz="4"/>
+            </w:tcBorders>
+            <w:tcMar>
+              <w:top w:type="dxa" w:w="60"/>
+              <w:left w:type="dxa" w:w="100"/>
+              <w:bottom w:type="dxa" w:w="60"/>
+              <w:right w:type="dxa" w:w="100"/>
+            </w:tcMar>
+          </w:tcPr>
+          <w:p>
+            <w:pPr>
+              <w:spacing w:after="40"/>
+            </w:pPr>
+            <w:r>
+              <w:rPr>
+                <w:sz w:val="18"/>
+                <w:szCs w:val="18"/>
+              </w:rPr>
+              <w:t xml:space="preserve">Original físico</w:t>
+            </w:r>
+          </w:p>
+        </w:tc>
+      </w:tr>
+      <w:tr>
+        <w:tc>
+          <w:tcPr>
+            <w:tcW w:type="dxa" w:w="1500"/>
+            <w:tcBorders>
+              <w:top w:val="single" w:color="CFD6E1" w:sz="4"/>
+              <w:left w:val="single" w:color="CFD6E1" w:sz="4"/>
+              <w:bottom w:val="single" w:color="CFD6E1" w:sz="4"/>
+              <w:right w:val="single" w:color="CFD6E1" w:sz="4"/>
+            </w:tcBorders>
+            <w:tcMar>
+              <w:top w:type="dxa" w:w="60"/>
+              <w:left w:type="dxa" w:w="100"/>
+              <w:bottom w:type="dxa" w:w="60"/>
+              <w:right w:type="dxa" w:w="100"/>
+            </w:tcMar>
+          </w:tcPr>
+          <w:p>
+            <w:pPr>
+              <w:spacing w:after="40"/>
+            </w:pPr>
+            <w:r>
+              <w:rPr>
+                <w:b/>
+                <w:bCs/>
+                <w:sz w:val="18"/>
+                <w:szCs w:val="18"/>
+              </w:rPr>
+              <w:t xml:space="preserve">A27 Ubicación de un lugar</w:t>
+            </w:r>
+          </w:p>
+        </w:tc>
+        <w:tc>
+          <w:tcPr>
+            <w:tcW w:type="dxa" w:w="1850"/>
+            <w:tcBorders>
+              <w:top w:val="single" w:color="CFD6E1" w:sz="4"/>
+              <w:left w:val="single" w:color="CFD6E1" w:sz="4"/>
+              <w:bottom w:val="single" w:color="CFD6E1" w:sz="4"/>
+              <w:right w:val="single" w:color="CFD6E1" w:sz="4"/>
+            </w:tcBorders>
+            <w:tcMar>
+              <w:top w:type="dxa" w:w="60"/>
+              <w:left w:type="dxa" w:w="100"/>
+              <w:bottom w:type="dxa" w:w="60"/>
+              <w:right w:type="dxa" w:w="100"/>
+            </w:tcMar>
+          </w:tcPr>
+          <w:p>
+            <w:pPr>
+              <w:spacing w:after="40"/>
+            </w:pPr>
+            <w:r>
+              <w:rPr>
+                <w:sz w:val="18"/>
+                <w:szCs w:val="18"/>
+              </w:rPr>
+              <w:t xml:space="preserve">direccion (entidades_vocabulario)</w:t>
+            </w:r>
+          </w:p>
+        </w:tc>
+        <w:tc>
+          <w:tcPr>
+            <w:tcW w:type="dxa" w:w="2200"/>
+            <w:tcBorders>
+              <w:top w:val="single" w:color="CFD6E1" w:sz="4"/>
+              <w:left w:val="single" w:color="CFD6E1" w:sz="4"/>
+              <w:bottom w:val="single" w:color="CFD6E1" w:sz="4"/>
+              <w:right w:val="single" w:color="CFD6E1" w:sz="4"/>
+            </w:tcBorders>
+            <w:tcMar>
+              <w:top w:type="dxa" w:w="60"/>
+              <w:left w:type="dxa" w:w="100"/>
+              <w:bottom w:type="dxa" w:w="60"/>
+              <w:right w:type="dxa" w:w="100"/>
+            </w:tcMar>
+          </w:tcPr>
+          <w:p>
+            <w:pPr>
+              <w:spacing w:after="40"/>
+            </w:pPr>
+            <w:r>
+              <w:rPr>
+                <w:sz w:val="18"/>
+                <w:szCs w:val="18"/>
+              </w:rPr>
+              <w:t xml:space="preserve">location (Place, texto)</w:t>
+            </w:r>
+          </w:p>
+        </w:tc>
+        <w:tc>
+          <w:tcPr>
+            <w:tcW w:type="dxa" w:w="2210"/>
+            <w:tcBorders>
+              <w:top w:val="single" w:color="CFD6E1" w:sz="4"/>
+              <w:left w:val="single" w:color="CFD6E1" w:sz="4"/>
+              <w:bottom w:val="single" w:color="CFD6E1" w:sz="4"/>
+              <w:right w:val="single" w:color="CFD6E1" w:sz="4"/>
+            </w:tcBorders>
+            <w:tcMar>
+              <w:top w:type="dxa" w:w="60"/>
+              <w:left w:type="dxa" w:w="100"/>
+              <w:bottom w:type="dxa" w:w="60"/>
+              <w:right w:type="dxa" w:w="100"/>
+            </w:tcMar>
+          </w:tcPr>
+          <w:p>
+            <w:pPr>
+              <w:spacing w:after="40"/>
+            </w:pPr>
+            <w:r>
+              <w:rPr>
+                <w:sz w:val="18"/>
+                <w:szCs w:val="18"/>
+              </w:rPr>
+              <w:t xml:space="preserve">Dirección o delimitación del lugar</w:t>
+            </w:r>
+          </w:p>
+        </w:tc>
+        <w:tc>
+          <w:tcPr>
+            <w:tcW w:type="dxa" w:w="1600"/>
+            <w:tcBorders>
+              <w:top w:val="single" w:color="CFD6E1" w:sz="4"/>
+              <w:left w:val="single" w:color="CFD6E1" w:sz="4"/>
+              <w:bottom w:val="single" w:color="CFD6E1" w:sz="4"/>
+              <w:right w:val="single" w:color="CFD6E1" w:sz="4"/>
+            </w:tcBorders>
+            <w:tcMar>
+              <w:top w:type="dxa" w:w="60"/>
+              <w:left w:type="dxa" w:w="100"/>
+              <w:bottom w:type="dxa" w:w="60"/>
+              <w:right w:type="dxa" w:w="100"/>
+            </w:tcMar>
+          </w:tcPr>
+          <w:p>
+            <w:pPr>
+              <w:spacing w:after="40"/>
+            </w:pPr>
+            <w:r>
+              <w:rPr>
+                <w:sz w:val="18"/>
+                <w:szCs w:val="18"/>
+              </w:rPr>
+              <w:t xml:space="preserve">Ficha ampliada del lugar</w:t>
+            </w:r>
+          </w:p>
+        </w:tc>
+      </w:tr>
+    </w:tbl>
+    <w:p>
+      <w:pPr>
+        <w:spacing w:before="120"/>
+      </w:pPr>
+      <w:r>
+        <w:rPr>
+          <w:b/>
+          <w:bCs/>
+        </w:rPr>
+        <w:t xml:space="preserve">Dos trampas que la receta evita: </w:t>
+      </w:r>
+      <w:r>
+        <w:t xml:space="preserve">«Location» (A27) es de un Lugar, no del documento ni de la caja; «Estado» (A39) es la tradición documental del documento, no el estado de la ficha (borrador o publicada).</w:t>
+      </w:r>
+    </w:p>
+    <w:p>
+      <w:pPr>
+        <w:pStyle w:val="Heading1"/>
+      </w:pPr>
+      <w:r>
+        <w:t xml:space="preserve">D4. Recetas del resto de faltantes</w:t>
+      </w:r>
+    </w:p>
+    <w:p>
+      <w:pPr>
+        <w:pStyle w:val="Heading2"/>
+      </w:pPr>
+      <w:r>
+        <w:t xml:space="preserve">N9 · Calendario en la fecha expresada</w:t>
+      </w:r>
+    </w:p>
+    <w:p>
+      <w:pPr>
+        <w:pStyle w:val="ListParagraph"/>
+        <w:numPr>
+          <w:ilvl w:val="0"/>
+          <w:numId w:val="17"/>
+        </w:numPr>
+        <w:spacing w:after="60"/>
+      </w:pPr>
+      <w:r>
+        <w:t xml:space="preserve">En </w:t>
+      </w:r>
+      <w:r>
+        <w:rPr>
+          <w:rFonts w:ascii="Consolas" w:cs="Consolas" w:eastAsia="Consolas" w:hAnsi="Consolas"/>
+          <w:color w:val="93437F"/>
+          <w:sz w:val="20"/>
+          <w:szCs w:val="20"/>
+        </w:rPr>
+        <w:t xml:space="preserve">exportacion_rico._fecha</w:t>
+      </w:r>
+      <w:r>
+        <w:t xml:space="preserve">: si </w:t>
+      </w:r>
+      <w:r>
+        <w:rPr>
+          <w:rFonts w:ascii="Consolas" w:cs="Consolas" w:eastAsia="Consolas" w:hAnsi="Consolas"/>
+          <w:color w:val="93437F"/>
+          <w:sz w:val="20"/>
+          <w:szCs w:val="20"/>
+        </w:rPr>
+        <w:t xml:space="preserve">f.calendario</w:t>
+      </w:r>
+      <w:r>
+        <w:t xml:space="preserve"> no es gregoriano, escribir la expresión con su calendario —«8 de marzo de 1548 (calendario juliano)»— y no escribir forma normalizada.</w:t>
+      </w:r>
+    </w:p>
+    <w:p>
+      <w:pPr>
+        <w:pStyle w:val="ListParagraph"/>
+        <w:numPr>
+          <w:ilvl w:val="0"/>
+          <w:numId w:val="17"/>
+        </w:numPr>
+        <w:spacing w:after="60"/>
+      </w:pPr>
+      <w:r>
+        <w:t xml:space="preserve">Quitar el conteo «calendario distinto del gregoriano» de </w:t>
+      </w:r>
+      <w:r>
+        <w:rPr>
+          <w:rFonts w:ascii="Consolas" w:cs="Consolas" w:eastAsia="Consolas" w:hAnsi="Consolas"/>
+          <w:color w:val="93437F"/>
+          <w:sz w:val="20"/>
+          <w:szCs w:val="20"/>
+        </w:rPr>
+        <w:t xml:space="preserve">omitidas</w:t>
+      </w:r>
+      <w:r>
+        <w:t xml:space="preserve">.</w:t>
+      </w:r>
+    </w:p>
+    <w:p>
+      <w:pPr>
+        <w:pStyle w:val="ListParagraph"/>
+        <w:numPr>
+          <w:ilvl w:val="0"/>
+          <w:numId w:val="17"/>
+        </w:numPr>
+        <w:spacing w:after="60"/>
+      </w:pPr>
+      <w:r>
+        <w:t xml:space="preserve">Ajustar </w:t>
+      </w:r>
+      <w:r>
+        <w:rPr>
+          <w:rFonts w:ascii="Consolas" w:cs="Consolas" w:eastAsia="Consolas" w:hAnsi="Consolas"/>
+          <w:color w:val="93437F"/>
+          <w:sz w:val="20"/>
+          <w:szCs w:val="20"/>
+        </w:rPr>
+        <w:t xml:space="preserve">tests/test_exportacion_rico.py::test_no_sale_nada_interno…</w:t>
+      </w:r>
+      <w:r>
+        <w:t xml:space="preserve">, que hoy exige que «juliano» no salga: es una decisión que cambia y debe quedar escrita.</w:t>
+      </w:r>
+    </w:p>
+    <w:p>
+      <w:pPr>
+        <w:pStyle w:val="Heading2"/>
+      </w:pPr>
+      <w:r>
+        <w:t xml:space="preserve">N7 · Un documento en otra agrupación con su propio orden (rico:Proxy)</w:t>
+      </w:r>
+    </w:p>
+    <w:p>
+      <w:pPr>
+        <w:pStyle w:val="ListParagraph"/>
+        <w:numPr>
+          <w:ilvl w:val="0"/>
+          <w:numId w:val="18"/>
+        </w:numPr>
+        <w:spacing w:after="60"/>
+      </w:pPr>
+      <w:r>
+        <w:t xml:space="preserve">Migración: columna </w:t>
+      </w:r>
+      <w:r>
+        <w:rPr>
+          <w:rFonts w:ascii="Consolas" w:cs="Consolas" w:eastAsia="Consolas" w:hAnsi="Consolas"/>
+          <w:color w:val="93437F"/>
+          <w:sz w:val="20"/>
+          <w:szCs w:val="20"/>
+        </w:rPr>
+        <w:t xml:space="preserve">posicion</w:t>
+      </w:r>
+      <w:r>
+        <w:t xml:space="preserve"> (entero) en la relación de inclusión adicional (CM-21).</w:t>
+      </w:r>
+    </w:p>
+    <w:p>
+      <w:pPr>
+        <w:pStyle w:val="ListParagraph"/>
+        <w:numPr>
+          <w:ilvl w:val="0"/>
+          <w:numId w:val="18"/>
+        </w:numPr>
+        <w:spacing w:after="60"/>
+      </w:pPr>
+      <w:r>
+        <w:t xml:space="preserve">Exportación: por cada inclusión adicional, un nodo </w:t>
+      </w:r>
+      <w:r>
+        <w:rPr>
+          <w:rFonts w:ascii="Consolas" w:cs="Consolas" w:eastAsia="Consolas" w:hAnsi="Consolas"/>
+          <w:color w:val="93437F"/>
+          <w:sz w:val="20"/>
+          <w:szCs w:val="20"/>
+        </w:rPr>
+        <w:t xml:space="preserve">rico:Proxy</w:t>
+      </w:r>
+      <w:r>
+        <w:t xml:space="preserve"> con </w:t>
+      </w:r>
+      <w:r>
+        <w:rPr>
+          <w:rFonts w:ascii="Consolas" w:cs="Consolas" w:eastAsia="Consolas" w:hAnsi="Consolas"/>
+          <w:color w:val="93437F"/>
+          <w:sz w:val="20"/>
+          <w:szCs w:val="20"/>
+        </w:rPr>
+        <w:t xml:space="preserve">proxyFor</w:t>
+      </w:r>
+      <w:r>
+        <w:t xml:space="preserve"> (el documento), </w:t>
+      </w:r>
+      <w:r>
+        <w:rPr>
+          <w:rFonts w:ascii="Consolas" w:cs="Consolas" w:eastAsia="Consolas" w:hAnsi="Consolas"/>
+          <w:color w:val="93437F"/>
+          <w:sz w:val="20"/>
+          <w:szCs w:val="20"/>
+        </w:rPr>
+        <w:t xml:space="preserve">proxyIn</w:t>
+      </w:r>
+      <w:r>
+        <w:t xml:space="preserve"> (la agrupación) y </w:t>
+      </w:r>
+      <w:r>
+        <w:rPr>
+          <w:rFonts w:ascii="Consolas" w:cs="Consolas" w:eastAsia="Consolas" w:hAnsi="Consolas"/>
+          <w:color w:val="93437F"/>
+          <w:sz w:val="20"/>
+          <w:szCs w:val="20"/>
+        </w:rPr>
+        <w:t xml:space="preserve">rankInSequence</w:t>
+      </w:r>
+      <w:r>
+        <w:t xml:space="preserve"> (la posición).</w:t>
+      </w:r>
+    </w:p>
+    <w:p>
+      <w:pPr>
+        <w:pStyle w:val="ListParagraph"/>
+        <w:numPr>
+          <w:ilvl w:val="0"/>
+          <w:numId w:val="18"/>
+        </w:numPr>
+        <w:spacing w:after="60"/>
+      </w:pPr>
+      <w:r>
+        <w:t xml:space="preserve">SHACL: forma para </w:t>
+      </w:r>
+      <w:r>
+        <w:rPr>
+          <w:rFonts w:ascii="Consolas" w:cs="Consolas" w:eastAsia="Consolas" w:hAnsi="Consolas"/>
+          <w:color w:val="93437F"/>
+          <w:sz w:val="20"/>
+          <w:szCs w:val="20"/>
+        </w:rPr>
+        <w:t xml:space="preserve">rico:Proxy</w:t>
+      </w:r>
+      <w:r>
+        <w:t xml:space="preserve"> con proxyFor y proxyIn obligatorios. Prueba: el mismo documento con orden 3 en un expediente y 7 en otro.</w:t>
+      </w:r>
+    </w:p>
+    <w:p>
+      <w:pPr>
+        <w:pStyle w:val="Heading2"/>
+      </w:pPr>
+      <w:r>
+        <w:t xml:space="preserve">N6 · Los instrumentos como documentos</w:t>
+      </w:r>
+    </w:p>
+    <w:p>
+      <w:pPr>
+        <w:pStyle w:val="ListParagraph"/>
+        <w:numPr>
+          <w:ilvl w:val="0"/>
+          <w:numId w:val="19"/>
+        </w:numPr>
+        <w:spacing w:after="60"/>
+      </w:pPr>
+      <w:r>
+        <w:t xml:space="preserve">Al firmar un FUID o generar una guía, registrar un </w:t>
+      </w:r>
+      <w:r>
+        <w:rPr>
+          <w:rFonts w:ascii="Consolas" w:cs="Consolas" w:eastAsia="Consolas" w:hAnsi="Consolas"/>
+          <w:color w:val="93437F"/>
+          <w:sz w:val="20"/>
+          <w:szCs w:val="20"/>
+        </w:rPr>
+        <w:t xml:space="preserve">RecursoDocumental</w:t>
+      </w:r>
+      <w:r>
+        <w:t xml:space="preserve"> de nivel unidad documental con forma documental «Inventario documental» o «Guía», autor (quien firma) y fecha.</w:t>
+      </w:r>
+    </w:p>
+    <w:p>
+      <w:pPr>
+        <w:pStyle w:val="ListParagraph"/>
+        <w:numPr>
+          <w:ilvl w:val="0"/>
+          <w:numId w:val="19"/>
+        </w:numPr>
+        <w:spacing w:after="60"/>
+      </w:pPr>
+      <w:r>
+        <w:t xml:space="preserve">Relación nueva en el mapeo: </w:t>
+      </w:r>
+      <w:r>
+        <w:rPr>
+          <w:rFonts w:ascii="Consolas" w:cs="Consolas" w:eastAsia="Consolas" w:hAnsi="Consolas"/>
+          <w:color w:val="93437F"/>
+          <w:sz w:val="20"/>
+          <w:szCs w:val="20"/>
+        </w:rPr>
+        <w:t xml:space="preserve">describes_or_described</w:t>
+      </w:r>
+      <w:r>
+        <w:t xml:space="preserve"> → </w:t>
+      </w:r>
+      <w:r>
+        <w:rPr>
+          <w:rFonts w:ascii="Consolas" w:cs="Consolas" w:eastAsia="Consolas" w:hAnsi="Consolas"/>
+          <w:color w:val="93437F"/>
+          <w:sz w:val="20"/>
+          <w:szCs w:val="20"/>
+        </w:rPr>
+        <w:t xml:space="preserve">rico:describesOrDescribed</w:t>
+      </w:r>
+      <w:r>
+        <w:t xml:space="preserve"> (RecordResource → cualquier cosa), hacia cada agrupación que describe.</w:t>
+      </w:r>
+    </w:p>
+    <w:p>
+      <w:pPr>
+        <w:pStyle w:val="ListParagraph"/>
+        <w:numPr>
+          <w:ilvl w:val="0"/>
+          <w:numId w:val="19"/>
+        </w:numPr>
+        <w:spacing w:after="60"/>
+      </w:pPr>
+      <w:r>
+        <w:t xml:space="preserve">Cada nueva versión del instrumento precede a la anterior (</w:t>
+      </w:r>
+      <w:r>
+        <w:rPr>
+          <w:rFonts w:ascii="Consolas" w:cs="Consolas" w:eastAsia="Consolas" w:hAnsi="Consolas"/>
+          <w:color w:val="93437F"/>
+          <w:sz w:val="20"/>
+          <w:szCs w:val="20"/>
+        </w:rPr>
+        <w:t xml:space="preserve">precedes_or_preceded</w:t>
+      </w:r>
+      <w:r>
+        <w:t xml:space="preserve">). Prueba: el grafo responde qué inventario describía un expediente en una fecha.</w:t>
+      </w:r>
+    </w:p>
+    <w:p>
+      <w:pPr>
+        <w:pStyle w:val="Heading2"/>
+      </w:pPr>
+      <w:r>
+        <w:t xml:space="preserve">N5 · Transferencias y disposición como actividades RiC</w:t>
+      </w:r>
+    </w:p>
+    <w:p>
+      <w:pPr>
+        <w:pStyle w:val="ListParagraph"/>
+        <w:numPr>
+          <w:ilvl w:val="0"/>
+          <w:numId w:val="20"/>
+        </w:numPr>
+        <w:spacing w:after="60"/>
+      </w:pPr>
+      <w:r>
+        <w:t xml:space="preserve">Exportación de cada lote confirmado (</w:t>
+      </w:r>
+      <w:r>
+        <w:rPr>
+          <w:rFonts w:ascii="Consolas" w:cs="Consolas" w:eastAsia="Consolas" w:hAnsi="Consolas"/>
+          <w:color w:val="93437F"/>
+          <w:sz w:val="20"/>
+          <w:szCs w:val="20"/>
+        </w:rPr>
+        <w:t xml:space="preserve">app/models/lote.py</w:t>
+      </w:r>
+      <w:r>
+        <w:t xml:space="preserve">) como </w:t>
+      </w:r>
+      <w:r>
+        <w:rPr>
+          <w:rFonts w:ascii="Consolas" w:cs="Consolas" w:eastAsia="Consolas" w:hAnsi="Consolas"/>
+          <w:color w:val="93437F"/>
+          <w:sz w:val="20"/>
+          <w:szCs w:val="20"/>
+        </w:rPr>
+        <w:t xml:space="preserve">rico:Activity</w:t>
+      </w:r>
+      <w:r>
+        <w:t xml:space="preserve"> con tipo «Transferencia documental», fecha del acuse, </w:t>
+      </w:r>
+      <w:r>
+        <w:rPr>
+          <w:rFonts w:ascii="Consolas" w:cs="Consolas" w:eastAsia="Consolas" w:hAnsi="Consolas"/>
+          <w:color w:val="93437F"/>
+          <w:sz w:val="20"/>
+          <w:szCs w:val="20"/>
+        </w:rPr>
+        <w:t xml:space="preserve">isOrWasPerformedBy</w:t>
+      </w:r>
+      <w:r>
+        <w:t xml:space="preserve"> hacia remitente y receptor, y </w:t>
+      </w:r>
+      <w:r>
+        <w:rPr>
+          <w:rFonts w:ascii="Consolas" w:cs="Consolas" w:eastAsia="Consolas" w:hAnsi="Consolas"/>
+          <w:color w:val="93437F"/>
+          <w:sz w:val="20"/>
+          <w:szCs w:val="20"/>
+        </w:rPr>
+        <w:t xml:space="preserve">affectsOrAffected</w:t>
+      </w:r>
+      <w:r>
+        <w:t xml:space="preserve"> hacia cada documento del lote.</w:t>
+      </w:r>
+    </w:p>
+    <w:p>
+      <w:pPr>
+        <w:pStyle w:val="ListParagraph"/>
+        <w:numPr>
+          <w:ilvl w:val="0"/>
+          <w:numId w:val="20"/>
+        </w:numPr>
+        <w:spacing w:after="60"/>
+      </w:pPr>
+      <w:r>
+        <w:t xml:space="preserve">El acta escaneada del lote como documento que </w:t>
+      </w:r>
+      <w:r>
+        <w:rPr>
+          <w:rFonts w:ascii="Consolas" w:cs="Consolas" w:eastAsia="Consolas" w:hAnsi="Consolas"/>
+          <w:color w:val="93437F"/>
+          <w:sz w:val="20"/>
+          <w:szCs w:val="20"/>
+        </w:rPr>
+        <w:t xml:space="preserve">documents</w:t>
+      </w:r>
+      <w:r>
+        <w:t xml:space="preserve"> (documenta) la actividad.</w:t>
+      </w:r>
+    </w:p>
+    <w:p>
+      <w:pPr>
+        <w:pStyle w:val="ListParagraph"/>
+        <w:numPr>
+          <w:ilvl w:val="0"/>
+          <w:numId w:val="20"/>
+        </w:numPr>
+        <w:spacing w:after="60"/>
+      </w:pPr>
+      <w:r>
+        <w:t xml:space="preserve">La disposición final ejecutada (eliminación o conservación según la TRD) como actividad regulada por la regla de retención (</w:t>
+      </w:r>
+      <w:r>
+        <w:rPr>
+          <w:rFonts w:ascii="Consolas" w:cs="Consolas" w:eastAsia="Consolas" w:hAnsi="Consolas"/>
+          <w:color w:val="93437F"/>
+          <w:sz w:val="20"/>
+          <w:szCs w:val="20"/>
+        </w:rPr>
+        <w:t xml:space="preserve">regulatesOrRegulated</w:t>
+      </w:r>
+      <w:r>
+        <w:t xml:space="preserve">).</w:t>
+      </w:r>
+    </w:p>
+    <w:p>
+      <w:pPr>
+        <w:pStyle w:val="ListParagraph"/>
+        <w:numPr>
+          <w:ilvl w:val="0"/>
+          <w:numId w:val="20"/>
+        </w:numPr>
+        <w:spacing w:after="60"/>
+      </w:pPr>
+      <w:r>
+        <w:t xml:space="preserve">Prueba: una consulta SPARQL responde «quién transfirió esta serie, cuándo y con qué acta».</w:t>
+      </w:r>
+    </w:p>
+    <w:p>
+      <w:pPr>
+        <w:pStyle w:val="Heading2"/>
+      </w:pPr>
+      <w:r>
+        <w:t xml:space="preserve">N8 · El motor de análisis consciente de RiC</w:t>
+      </w:r>
+    </w:p>
+    <w:p>
+      <w:pPr>
+        <w:pStyle w:val="ListParagraph"/>
+        <w:numPr>
+          <w:ilvl w:val="0"/>
+          <w:numId w:val="21"/>
+        </w:numPr>
+        <w:spacing w:after="60"/>
+      </w:pPr>
+      <w:r>
+        <w:t xml:space="preserve">En </w:t>
+      </w:r>
+      <w:r>
+        <w:rPr>
+          <w:rFonts w:ascii="Consolas" w:cs="Consolas" w:eastAsia="Consolas" w:hAnsi="Consolas"/>
+          <w:color w:val="93437F"/>
+          <w:sz w:val="20"/>
+          <w:szCs w:val="20"/>
+        </w:rPr>
+        <w:t xml:space="preserve">app/servicios/motor.py</w:t>
+      </w:r>
+      <w:r>
+        <w:t xml:space="preserve">: agregar «autor» y «acumulador» a </w:t>
+      </w:r>
+      <w:r>
+        <w:rPr>
+          <w:rFonts w:ascii="Consolas" w:cs="Consolas" w:eastAsia="Consolas" w:hAnsi="Consolas"/>
+          <w:color w:val="93437F"/>
+          <w:sz w:val="20"/>
+          <w:szCs w:val="20"/>
+        </w:rPr>
+        <w:t xml:space="preserve">ROLES_AGENTE</w:t>
+      </w:r>
+      <w:r>
+        <w:t xml:space="preserve"> y a las instrucciones, con la regla de RiC-O (autor: solo persona, grupo o puesto).</w:t>
+      </w:r>
+    </w:p>
+    <w:p>
+      <w:pPr>
+        <w:pStyle w:val="ListParagraph"/>
+        <w:numPr>
+          <w:ilvl w:val="0"/>
+          <w:numId w:val="21"/>
+        </w:numPr>
+        <w:spacing w:after="60"/>
+      </w:pPr>
+      <w:r>
+        <w:t xml:space="preserve">Subir la versión de las instrucciones y etiquetarla en Auditoría → Versiones de la instrucción.</w:t>
+      </w:r>
+    </w:p>
+    <w:p>
+      <w:pPr>
+        <w:pStyle w:val="ListParagraph"/>
+        <w:numPr>
+          <w:ilvl w:val="0"/>
+          <w:numId w:val="21"/>
+        </w:numPr>
+        <w:spacing w:after="60"/>
+      </w:pPr>
+      <w:r>
+        <w:t xml:space="preserve">Correr la evaluación ciega con la nueva versión y comparar precisión y exhaustividad por rol con la anterior.</w:t>
+      </w:r>
+    </w:p>
+    <w:p>
+      <w:pPr>
+        <w:pStyle w:val="Heading2"/>
+      </w:pPr>
+      <w:r>
+        <w:t xml:space="preserve">N10 · Publicación estable</w:t>
+      </w:r>
+    </w:p>
+    <w:p>
+      <w:pPr>
+        <w:pStyle w:val="ListParagraph"/>
+        <w:numPr>
+          <w:ilvl w:val="0"/>
+          <w:numId w:val="22"/>
+        </w:numPr>
+        <w:spacing w:after="60"/>
+      </w:pPr>
+      <w:r>
+        <w:t xml:space="preserve">Dominio propio y HTTPS en el servidor (Caddy ya lo gestiona si hay dominio).</w:t>
+      </w:r>
+    </w:p>
+    <w:p>
+      <w:pPr>
+        <w:pStyle w:val="ListParagraph"/>
+        <w:numPr>
+          <w:ilvl w:val="0"/>
+          <w:numId w:val="22"/>
+        </w:numPr>
+        <w:spacing w:after="60"/>
+      </w:pPr>
+      <w:r>
+        <w:t xml:space="preserve">Fijar la base de URI en Instrumentos → URI públicas (el sistema exige dominio y pide confirmación para cambiarla).</w:t>
+      </w:r>
+    </w:p>
+    <w:p>
+      <w:pPr>
+        <w:pStyle w:val="ListParagraph"/>
+        <w:numPr>
+          <w:ilvl w:val="0"/>
+          <w:numId w:val="22"/>
+        </w:numPr>
+        <w:spacing w:after="60"/>
+      </w:pPr>
+      <w:r>
+        <w:t xml:space="preserve">Encender los datos abiertos solo después de tener HTTPS. No cargar documentos con reserva legal antes de eso.</w:t>
+      </w:r>
+    </w:p>
+    <w:p>
+      <w:pPr>
+        <w:pStyle w:val="Heading2"/>
+      </w:pPr>
+      <w:r>
+        <w:t xml:space="preserve">N2 · Agentes de la institución (no del fondo)</w:t>
+      </w:r>
+    </w:p>
+    <w:p>
+      <w:pPr>
+        <w:spacing w:after="120" w:line="276"/>
+      </w:pPr>
+      <w:r>
+        <w:rPr>
+          <w:b/>
+          <w:bCs/>
+        </w:rPr>
+        <w:t xml:space="preserve">Migración:</w:t>
+      </w:r>
+    </w:p>
+    <w:p>
+      <w:pPr>
+        <w:shd w:fill="F3F5F9" w:color="auto" w:val="clear"/>
+        <w:spacing w:after="0" w:line="240"/>
+      </w:pPr>
+      <w:r>
+        <w:rPr>
+          <w:rFonts w:ascii="Consolas" w:cs="Consolas" w:eastAsia="Consolas" w:hAnsi="Consolas"/>
+          <w:color w:val="1C2333"/>
+          <w:sz w:val="17"/>
+          <w:szCs w:val="17"/>
+        </w:rPr>
+        <w:t xml:space="preserve">def upgrade() -&gt; None:</w:t>
+      </w:r>
+    </w:p>
+    <w:p>
+      <w:pPr>
+        <w:shd w:fill="F3F5F9" w:color="auto" w:val="clear"/>
+        <w:spacing w:after="0" w:line="240"/>
+      </w:pPr>
+      <w:r>
+        <w:rPr>
+          <w:rFonts w:ascii="Consolas" w:cs="Consolas" w:eastAsia="Consolas" w:hAnsi="Consolas"/>
+          <w:color w:val="1C2333"/>
+          <w:sz w:val="17"/>
+          <w:szCs w:val="17"/>
+        </w:rPr>
+        <w:t xml:space="preserve">    op.alter_column('entidades_vocabulario', 'fondo_id', nullable=True)</w:t>
+      </w:r>
+    </w:p>
+    <w:p>
+      <w:pPr>
+        <w:shd w:fill="F3F5F9" w:color="auto" w:val="clear"/>
+        <w:spacing w:after="0" w:line="240"/>
+      </w:pPr>
+      <w:r>
+        <w:rPr>
+          <w:rFonts w:ascii="Consolas" w:cs="Consolas" w:eastAsia="Consolas" w:hAnsi="Consolas"/>
+          <w:color w:val="1C2333"/>
+          <w:sz w:val="17"/>
+          <w:szCs w:val="17"/>
+        </w:rPr>
+        <w:t xml:space="preserve">    op.add_column('entidades_vocabulario',</w:t>
+      </w:r>
+    </w:p>
+    <w:p>
+      <w:pPr>
+        <w:shd w:fill="F3F5F9" w:color="auto" w:val="clear"/>
+        <w:spacing w:after="0" w:line="240"/>
+      </w:pPr>
+      <w:r>
+        <w:rPr>
+          <w:rFonts w:ascii="Consolas" w:cs="Consolas" w:eastAsia="Consolas" w:hAnsi="Consolas"/>
+          <w:color w:val="1C2333"/>
+          <w:sz w:val="17"/>
+          <w:szCs w:val="17"/>
+        </w:rPr>
+        <w:t xml:space="preserve">                  sa.Column('fondo_origen_id', postgresql.UUID(as_uuid=True), nullable=True))</w:t>
+      </w:r>
+    </w:p>
+    <w:p>
+      <w:pPr>
+        <w:shd w:fill="F3F5F9" w:color="auto" w:val="clear"/>
+        <w:spacing w:after="0" w:line="240"/>
+      </w:pPr>
+      <w:r>
+        <w:rPr>
+          <w:rFonts w:ascii="Consolas" w:cs="Consolas" w:eastAsia="Consolas" w:hAnsi="Consolas"/>
+          <w:color w:val="1C2333"/>
+          <w:sz w:val="17"/>
+          <w:szCs w:val="17"/>
+        </w:rPr>
+        <w:t xml:space="preserve">    op.execute('UPDATE entidades_vocabulario SET fondo_origen_id = fondo_id')</w:t>
+      </w:r>
+    </w:p>
+    <w:p>
+      <w:pPr>
+        <w:pStyle w:val="ListParagraph"/>
+        <w:numPr>
+          <w:ilvl w:val="0"/>
+          <w:numId w:val="23"/>
+        </w:numPr>
+        <w:spacing w:after="60"/>
+      </w:pPr>
+      <w:r>
+        <w:t xml:space="preserve">Cambiar las consultas que filtran </w:t>
+      </w:r>
+      <w:r>
+        <w:rPr>
+          <w:rFonts w:ascii="Consolas" w:cs="Consolas" w:eastAsia="Consolas" w:hAnsi="Consolas"/>
+          <w:color w:val="93437F"/>
+          <w:sz w:val="20"/>
+          <w:szCs w:val="20"/>
+        </w:rPr>
+        <w:t xml:space="preserve">EntidadVocabulario.fondo_id == fondo_id</w:t>
+      </w:r>
+      <w:r>
+        <w:t xml:space="preserve"> por «citada por un documento del fondo» (las de vocabulario, exportación y grafo).</w:t>
+      </w:r>
+    </w:p>
+    <w:p>
+      <w:pPr>
+        <w:pStyle w:val="ListParagraph"/>
+        <w:numPr>
+          <w:ilvl w:val="0"/>
+          <w:numId w:val="23"/>
+        </w:numPr>
+        <w:spacing w:after="60"/>
+      </w:pPr>
+      <w:r>
+        <w:t xml:space="preserve">Tarea de fusión entre fondos: la detección de duplicados existente, sin el filtro de fondo, con aprobación humana de cada par.</w:t>
+      </w:r>
+    </w:p>
+    <w:p>
+      <w:pPr>
+        <w:pStyle w:val="ListParagraph"/>
+        <w:numPr>
+          <w:ilvl w:val="0"/>
+          <w:numId w:val="23"/>
+        </w:numPr>
+        <w:spacing w:after="60"/>
+      </w:pPr>
+      <w:r>
+        <w:t xml:space="preserve">Verificar que la regla de la Ley 1712 (</w:t>
+      </w:r>
+      <w:r>
+        <w:rPr>
+          <w:rFonts w:ascii="Consolas" w:cs="Consolas" w:eastAsia="Consolas" w:hAnsi="Consolas"/>
+          <w:color w:val="93437F"/>
+          <w:sz w:val="20"/>
+          <w:szCs w:val="20"/>
+        </w:rPr>
+        <w:t xml:space="preserve">_entidades_vedadas</w:t>
+      </w:r>
+      <w:r>
+        <w:t xml:space="preserve">) siga ocultando un agente que solo cite lo reservado de cualquier fondo.</w:t>
+      </w:r>
+    </w:p>
+    <w:p>
+      <w:pPr>
+        <w:pStyle w:val="ListParagraph"/>
+        <w:numPr>
+          <w:ilvl w:val="0"/>
+          <w:numId w:val="23"/>
+        </w:numPr>
+        <w:spacing w:after="60"/>
+      </w:pPr>
+      <w:r>
+        <w:t xml:space="preserve">Prueba: el mismo agente citado desde dos fondos tiene una sola URI.</w:t>
+      </w:r>
+    </w:p>
+    <w:p>
+      <w:pPr>
+        <w:pStyle w:val="Heading2"/>
+      </w:pPr>
+      <w:r>
+        <w:t xml:space="preserve">N3 · Grafo persistente con Oxigraph</w:t>
+      </w:r>
+    </w:p>
+    <w:p>
+      <w:pPr>
+        <w:spacing w:after="120" w:line="276"/>
+      </w:pPr>
+      <w:r>
+        <w:rPr>
+          <w:b/>
+          <w:bCs/>
+        </w:rPr>
+        <w:t xml:space="preserve">Servicio nuevo en docker-compose.yml (gratuito; verificar la versión al instalar):</w:t>
+      </w:r>
+    </w:p>
+    <w:p>
+      <w:pPr>
+        <w:shd w:fill="F3F5F9" w:color="auto" w:val="clear"/>
+        <w:spacing w:after="0" w:line="240"/>
+      </w:pPr>
+      <w:r>
+        <w:rPr>
+          <w:rFonts w:ascii="Consolas" w:cs="Consolas" w:eastAsia="Consolas" w:hAnsi="Consolas"/>
+          <w:color w:val="1C2333"/>
+          <w:sz w:val="17"/>
+          <w:szCs w:val="17"/>
+        </w:rPr>
+        <w:t xml:space="preserve">  grafo:</w:t>
+      </w:r>
+    </w:p>
+    <w:p>
+      <w:pPr>
+        <w:shd w:fill="F3F5F9" w:color="auto" w:val="clear"/>
+        <w:spacing w:after="0" w:line="240"/>
+      </w:pPr>
+      <w:r>
+        <w:rPr>
+          <w:rFonts w:ascii="Consolas" w:cs="Consolas" w:eastAsia="Consolas" w:hAnsi="Consolas"/>
+          <w:color w:val="1C2333"/>
+          <w:sz w:val="17"/>
+          <w:szCs w:val="17"/>
+        </w:rPr>
+        <w:t xml:space="preserve">    image: ghcr.io/oxigraph/oxigraph:latest</w:t>
+      </w:r>
+    </w:p>
+    <w:p>
+      <w:pPr>
+        <w:shd w:fill="F3F5F9" w:color="auto" w:val="clear"/>
+        <w:spacing w:after="0" w:line="240"/>
+      </w:pPr>
+      <w:r>
+        <w:rPr>
+          <w:rFonts w:ascii="Consolas" w:cs="Consolas" w:eastAsia="Consolas" w:hAnsi="Consolas"/>
+          <w:color w:val="1C2333"/>
+          <w:sz w:val="17"/>
+          <w:szCs w:val="17"/>
+        </w:rPr>
+        <w:t xml:space="preserve">    command: serve --location /data --bind 0.0.0.0:7878</w:t>
+      </w:r>
+    </w:p>
+    <w:p>
+      <w:pPr>
+        <w:shd w:fill="F3F5F9" w:color="auto" w:val="clear"/>
+        <w:spacing w:after="0" w:line="240"/>
+      </w:pPr>
+      <w:r>
+        <w:rPr>
+          <w:rFonts w:ascii="Consolas" w:cs="Consolas" w:eastAsia="Consolas" w:hAnsi="Consolas"/>
+          <w:color w:val="1C2333"/>
+          <w:sz w:val="17"/>
+          <w:szCs w:val="17"/>
+        </w:rPr>
+        <w:t xml:space="preserve">    volumes: ["grafo:/data"]</w:t>
+      </w:r>
+    </w:p>
+    <w:p>
+      <w:pPr>
+        <w:shd w:fill="F3F5F9" w:color="auto" w:val="clear"/>
+        <w:spacing w:after="0" w:line="240"/>
+      </w:pPr>
+      <w:r>
+        <w:rPr>
+          <w:rFonts w:ascii="Consolas" w:cs="Consolas" w:eastAsia="Consolas" w:hAnsi="Consolas"/>
+          <w:color w:val="1C2333"/>
+          <w:sz w:val="17"/>
+          <w:szCs w:val="17"/>
+        </w:rPr>
+        <w:t xml:space="preserve">    restart: unless-stopped</w:t>
+      </w:r>
+    </w:p>
+    <w:p>
+      <w:pPr>
+        <w:spacing w:after="120" w:line="276"/>
+      </w:pPr>
+      <w:r>
+        <w:rPr>
+          <w:b/>
+          <w:bCs/>
+        </w:rPr>
+        <w:t xml:space="preserve">Bandeja de cambios (misma transacción que la publicación):</w:t>
+      </w:r>
+    </w:p>
+    <w:p>
+      <w:pPr>
+        <w:shd w:fill="F3F5F9" w:color="auto" w:val="clear"/>
+        <w:spacing w:after="0" w:line="240"/>
+      </w:pPr>
+      <w:r>
+        <w:rPr>
+          <w:rFonts w:ascii="Consolas" w:cs="Consolas" w:eastAsia="Consolas" w:hAnsi="Consolas"/>
+          <w:color w:val="1C2333"/>
+          <w:sz w:val="17"/>
+          <w:szCs w:val="17"/>
+        </w:rPr>
+        <w:t xml:space="preserve">CREATE TABLE cambios_grafo (</w:t>
+      </w:r>
+    </w:p>
+    <w:p>
+      <w:pPr>
+        <w:shd w:fill="F3F5F9" w:color="auto" w:val="clear"/>
+        <w:spacing w:after="0" w:line="240"/>
+      </w:pPr>
+      <w:r>
+        <w:rPr>
+          <w:rFonts w:ascii="Consolas" w:cs="Consolas" w:eastAsia="Consolas" w:hAnsi="Consolas"/>
+          <w:color w:val="1C2333"/>
+          <w:sz w:val="17"/>
+          <w:szCs w:val="17"/>
+        </w:rPr>
+        <w:t xml:space="preserve">    id BIGSERIAL PRIMARY KEY,</w:t>
+      </w:r>
+    </w:p>
+    <w:p>
+      <w:pPr>
+        <w:shd w:fill="F3F5F9" w:color="auto" w:val="clear"/>
+        <w:spacing w:after="0" w:line="240"/>
+      </w:pPr>
+      <w:r>
+        <w:rPr>
+          <w:rFonts w:ascii="Consolas" w:cs="Consolas" w:eastAsia="Consolas" w:hAnsi="Consolas"/>
+          <w:color w:val="1C2333"/>
+          <w:sz w:val="17"/>
+          <w:szCs w:val="17"/>
+        </w:rPr>
+        <w:t xml:space="preserve">    fondo_id UUID NOT NULL,</w:t>
+      </w:r>
+    </w:p>
+    <w:p>
+      <w:pPr>
+        <w:shd w:fill="F3F5F9" w:color="auto" w:val="clear"/>
+        <w:spacing w:after="0" w:line="240"/>
+      </w:pPr>
+      <w:r>
+        <w:rPr>
+          <w:rFonts w:ascii="Consolas" w:cs="Consolas" w:eastAsia="Consolas" w:hAnsi="Consolas"/>
+          <w:color w:val="1C2333"/>
+          <w:sz w:val="17"/>
+          <w:szCs w:val="17"/>
+        </w:rPr>
+        <w:t xml:space="preserve">    nodo_id UUID NOT NULL,</w:t>
+      </w:r>
+    </w:p>
+    <w:p>
+      <w:pPr>
+        <w:shd w:fill="F3F5F9" w:color="auto" w:val="clear"/>
+        <w:spacing w:after="0" w:line="240"/>
+      </w:pPr>
+      <w:r>
+        <w:rPr>
+          <w:rFonts w:ascii="Consolas" w:cs="Consolas" w:eastAsia="Consolas" w:hAnsi="Consolas"/>
+          <w:color w:val="1C2333"/>
+          <w:sz w:val="17"/>
+          <w:szCs w:val="17"/>
+        </w:rPr>
+        <w:t xml:space="preserve">    creado_en TIMESTAMPTZ NOT NULL DEFAULT now(),</w:t>
+      </w:r>
+    </w:p>
+    <w:p>
+      <w:pPr>
+        <w:shd w:fill="F3F5F9" w:color="auto" w:val="clear"/>
+        <w:spacing w:after="0" w:line="240"/>
+      </w:pPr>
+      <w:r>
+        <w:rPr>
+          <w:rFonts w:ascii="Consolas" w:cs="Consolas" w:eastAsia="Consolas" w:hAnsi="Consolas"/>
+          <w:color w:val="1C2333"/>
+          <w:sz w:val="17"/>
+          <w:szCs w:val="17"/>
+        </w:rPr>
+        <w:t xml:space="preserve">    aplicado_en TIMESTAMPTZ</w:t>
+      </w:r>
+    </w:p>
+    <w:p>
+      <w:pPr>
+        <w:shd w:fill="F3F5F9" w:color="auto" w:val="clear"/>
+        <w:spacing w:after="0" w:line="240"/>
+      </w:pPr>
+      <w:r>
+        <w:rPr>
+          <w:rFonts w:ascii="Consolas" w:cs="Consolas" w:eastAsia="Consolas" w:hAnsi="Consolas"/>
+          <w:color w:val="1C2333"/>
+          <w:sz w:val="17"/>
+          <w:szCs w:val="17"/>
+        </w:rPr>
+        <w:t xml:space="preserve">);</w:t>
+      </w:r>
+    </w:p>
+    <w:p>
+      <w:pPr>
+        <w:pStyle w:val="ListParagraph"/>
+        <w:numPr>
+          <w:ilvl w:val="0"/>
+          <w:numId w:val="24"/>
+        </w:numPr>
+        <w:spacing w:after="60"/>
+      </w:pPr>
+      <w:r>
+        <w:t xml:space="preserve">El trabajador lee las filas sin aplicar, recalcula la descripción del nodo con </w:t>
+      </w:r>
+      <w:r>
+        <w:rPr>
+          <w:rFonts w:ascii="Consolas" w:cs="Consolas" w:eastAsia="Consolas" w:hAnsi="Consolas"/>
+          <w:color w:val="93437F"/>
+          <w:sz w:val="20"/>
+          <w:szCs w:val="20"/>
+        </w:rPr>
+        <w:t xml:space="preserve">exportacion_rico.descripcion_de()</w:t>
+      </w:r>
+      <w:r>
+        <w:t xml:space="preserve"> y la reemplaza en el grafo con nombre del fondo (SPARQL Update).</w:t>
+      </w:r>
+    </w:p>
+    <w:p>
+      <w:pPr>
+        <w:pStyle w:val="ListParagraph"/>
+        <w:numPr>
+          <w:ilvl w:val="0"/>
+          <w:numId w:val="24"/>
+        </w:numPr>
+        <w:spacing w:after="60"/>
+      </w:pPr>
+      <w:r>
+        <w:t xml:space="preserve">Cada noche, reconstrucción completa y comparación; alerta si difieren.</w:t>
+      </w:r>
+    </w:p>
+    <w:p>
+      <w:pPr>
+        <w:pStyle w:val="ListParagraph"/>
+        <w:numPr>
+          <w:ilvl w:val="0"/>
+          <w:numId w:val="24"/>
+        </w:numPr>
+        <w:spacing w:after="60"/>
+      </w:pPr>
+      <w:r>
+        <w:t xml:space="preserve">El punto SPARQL público pasa a consultar Oxigraph, conservando el filtro de lo público.</w:t>
+      </w:r>
+    </w:p>
+    <w:p>
+      <w:pPr>
+        <w:pStyle w:val="Heading2"/>
+      </w:pPr>
+      <w:r>
+        <w:t xml:space="preserve">N1 · Importación</w:t>
+      </w:r>
+    </w:p>
+    <w:p>
+      <w:pPr>
+        <w:shd w:fill="F3F5F9" w:color="auto" w:val="clear"/>
+        <w:spacing w:after="0" w:line="240"/>
+      </w:pPr>
+      <w:r>
+        <w:rPr>
+          <w:rFonts w:ascii="Consolas" w:cs="Consolas" w:eastAsia="Consolas" w:hAnsi="Consolas"/>
+          <w:color w:val="1C2333"/>
+          <w:sz w:val="17"/>
+          <w:szCs w:val="17"/>
+        </w:rPr>
+        <w:t xml:space="preserve">def importar(archivo, fondo, usuario):</w:t>
+      </w:r>
+    </w:p>
+    <w:p>
+      <w:pPr>
+        <w:shd w:fill="F3F5F9" w:color="auto" w:val="clear"/>
+        <w:spacing w:after="0" w:line="240"/>
+      </w:pPr>
+      <w:r>
+        <w:rPr>
+          <w:rFonts w:ascii="Consolas" w:cs="Consolas" w:eastAsia="Consolas" w:hAnsi="Consolas"/>
+          <w:color w:val="1C2333"/>
+          <w:sz w:val="17"/>
+          <w:szCs w:val="17"/>
+        </w:rPr>
+        <w:t xml:space="preserve">    g = Graph().parse(archivo)                       # Turtle o JSON-LD</w:t>
+      </w:r>
+    </w:p>
+    <w:p>
+      <w:pPr>
+        <w:shd w:fill="F3F5F9" w:color="auto" w:val="clear"/>
+        <w:spacing w:after="0" w:line="240"/>
+      </w:pPr>
+      <w:r>
+        <w:rPr>
+          <w:rFonts w:ascii="Consolas" w:cs="Consolas" w:eastAsia="Consolas" w:hAnsi="Consolas"/>
+          <w:color w:val="1C2333"/>
+          <w:sz w:val="17"/>
+          <w:szCs w:val="17"/>
+        </w:rPr>
+        <w:t xml:space="preserve">    if conformidad_rico.verificar_owl(g) or not conformidad_rico.validar_shacl(g)['conforme']:</w:t>
+      </w:r>
+    </w:p>
+    <w:p>
+      <w:pPr>
+        <w:shd w:fill="F3F5F9" w:color="auto" w:val="clear"/>
+        <w:spacing w:after="0" w:line="240"/>
+      </w:pPr>
+      <w:r>
+        <w:rPr>
+          <w:rFonts w:ascii="Consolas" w:cs="Consolas" w:eastAsia="Consolas" w:hAnsi="Consolas"/>
+          <w:color w:val="1C2333"/>
+          <w:sz w:val="17"/>
+          <w:szCs w:val="17"/>
+        </w:rPr>
+        <w:t xml:space="preserve">        raise ErrorImportacion('No es RiC-O conforme: ver informe.')</w:t>
+      </w:r>
+    </w:p>
+    <w:p>
+      <w:pPr>
+        <w:shd w:fill="F3F5F9" w:color="auto" w:val="clear"/>
+        <w:spacing w:after="0" w:line="240"/>
+      </w:pPr>
+      <w:r>
+        <w:rPr>
+          <w:rFonts w:ascii="Consolas" w:cs="Consolas" w:eastAsia="Consolas" w:hAnsi="Consolas"/>
+          <w:color w:val="1C2333"/>
+          <w:sz w:val="17"/>
+          <w:szCs w:val="17"/>
+        </w:rPr>
+        <w:t xml:space="preserve">    propuesta = mapeo_inverso(g)                     # ric_o.py leído al revés</w:t>
+      </w:r>
+    </w:p>
+    <w:p>
+      <w:pPr>
+        <w:shd w:fill="F3F5F9" w:color="auto" w:val="clear"/>
+        <w:spacing w:after="0" w:line="240"/>
+      </w:pPr>
+      <w:r>
+        <w:rPr>
+          <w:rFonts w:ascii="Consolas" w:cs="Consolas" w:eastAsia="Consolas" w:hAnsi="Consolas"/>
+          <w:color w:val="1C2333"/>
+          <w:sz w:val="17"/>
+          <w:szCs w:val="17"/>
+        </w:rPr>
+        <w:t xml:space="preserve">    propuesta = conciliar(propuesta, fondo)          # identificador externo, sameAs, nombre</w:t>
+      </w:r>
+    </w:p>
+    <w:p>
+      <w:pPr>
+        <w:shd w:fill="F3F5F9" w:color="auto" w:val="clear"/>
+        <w:spacing w:after="0" w:line="240"/>
+      </w:pPr>
+      <w:r>
+        <w:rPr>
+          <w:rFonts w:ascii="Consolas" w:cs="Consolas" w:eastAsia="Consolas" w:hAnsi="Consolas"/>
+          <w:color w:val="1C2333"/>
+          <w:sz w:val="17"/>
+          <w:szCs w:val="17"/>
+        </w:rPr>
+        <w:t xml:space="preserve">    return guardar_en_espera(propuesta, usuario)     # una persona revisa y aprueba</w:t>
+      </w:r>
+    </w:p>
+    <w:p>
+      <w:pPr>
+        <w:pStyle w:val="ListParagraph"/>
+        <w:numPr>
+          <w:ilvl w:val="0"/>
+          <w:numId w:val="25"/>
+        </w:numPr>
+        <w:spacing w:after="60"/>
+      </w:pPr>
+      <w:r>
+        <w:t xml:space="preserve">Pantalla de revisión: qué se crea, qué se reutiliza y qué se descarta, con aprobación por bloque.</w:t>
+      </w:r>
+    </w:p>
+    <w:p>
+      <w:pPr>
+        <w:pStyle w:val="ListParagraph"/>
+        <w:numPr>
+          <w:ilvl w:val="0"/>
+          <w:numId w:val="25"/>
+        </w:numPr>
+        <w:spacing w:after="60"/>
+      </w:pPr>
+      <w:r>
+        <w:t xml:space="preserve">Al aprobar, escribir con origen «importado» y la fuente en la auditoría.</w:t>
+      </w:r>
+    </w:p>
+    <w:p>
+      <w:pPr>
+        <w:pStyle w:val="ListParagraph"/>
+        <w:numPr>
+          <w:ilvl w:val="0"/>
+          <w:numId w:val="25"/>
+        </w:numPr>
+        <w:spacing w:after="60"/>
+      </w:pPr>
+      <w:r>
+        <w:t xml:space="preserve">Prueba de ida y vuelta: exportar → importar en una base vacía → exportar da un grafo isomorfo.</w:t>
+      </w:r>
+    </w:p>
+    <w:p>
+      <w:pPr>
+        <w:pStyle w:val="Heading1"/>
+      </w:pPr>
+      <w:r>
+        <w:t xml:space="preserve">D5. Lista de verificación de cumplimiento</w:t>
+      </w:r>
+    </w:p>
+    <w:tbl>
+      <w:tblPr>
+        <w:tblW w:type="dxa" w:w="9360"/>
+        <w:tblBorders>
+          <w:top w:val="single" w:color="auto" w:sz="4"/>
+          <w:left w:val="single" w:color="auto" w:sz="4"/>
+          <w:bottom w:val="single" w:color="auto" w:sz="4"/>
+          <w:right w:val="single" w:color="auto" w:sz="4"/>
+          <w:insideH w:val="single" w:color="auto" w:sz="4"/>
+          <w:insideV w:val="single" w:color="auto" w:sz="4"/>
+        </w:tblBorders>
+      </w:tblPr>
+      <w:tblGrid>
+        <w:gridCol w:w="500"/>
+        <w:gridCol w:w="2200"/>
+        <w:gridCol w:w="6660"/>
+      </w:tblGrid>
+      <w:tr>
+        <w:trPr>
+          <w:tblHeader/>
+        </w:trPr>
+        <w:tc>
+          <w:tcPr>
+            <w:tcW w:type="dxa" w:w="500"/>
+            <w:tcBorders>
+              <w:top w:val="single" w:color="CFD6E1" w:sz="4"/>
+              <w:left w:val="single" w:color="CFD6E1" w:sz="4"/>
+              <w:bottom w:val="single" w:color="CFD6E1" w:sz="4"/>
+              <w:right w:val="single" w:color="CFD6E1" w:sz="4"/>
+            </w:tcBorders>
+            <w:shd w:fill="DDE6FA" w:color="auto" w:val="clear"/>
+            <w:tcMar>
+              <w:top w:type="dxa" w:w="60"/>
+              <w:left w:type="dxa" w:w="100"/>
+              <w:bottom w:type="dxa" w:w="60"/>
+              <w:right w:type="dxa" w:w="100"/>
+            </w:tcMar>
+          </w:tcPr>
+          <w:p>
+            <w:pPr>
+              <w:spacing w:after="40"/>
+            </w:pPr>
+            <w:r>
+              <w:rPr>
+                <w:b/>
+                <w:bCs/>
+                <w:color w:val="1C2333"/>
+                <w:sz w:val="18"/>
+                <w:szCs w:val="18"/>
+              </w:rPr>
+              <w:t xml:space="preserve">☐</w:t>
+            </w:r>
+          </w:p>
+        </w:tc>
+        <w:tc>
+          <w:tcPr>
+            <w:tcW w:type="dxa" w:w="2200"/>
+            <w:tcBorders>
+              <w:top w:val="single" w:color="CFD6E1" w:sz="4"/>
+              <w:left w:val="single" w:color="CFD6E1" w:sz="4"/>
+              <w:bottom w:val="single" w:color="CFD6E1" w:sz="4"/>
+              <w:right w:val="single" w:color="CFD6E1" w:sz="4"/>
+            </w:tcBorders>
+            <w:shd w:fill="DDE6FA" w:color="auto" w:val="clear"/>
+            <w:tcMar>
+              <w:top w:type="dxa" w:w="60"/>
+              <w:left w:type="dxa" w:w="100"/>
+              <w:bottom w:type="dxa" w:w="60"/>
+              <w:right w:type="dxa" w:w="100"/>
+            </w:tcMar>
+          </w:tcPr>
+          <w:p>
+            <w:pPr>
+              <w:spacing w:after="40"/>
+            </w:pPr>
+            <w:r>
+              <w:rPr>
+                <w:b/>
+                <w:bCs/>
+                <w:color w:val="1C2333"/>
+                <w:sz w:val="18"/>
+                <w:szCs w:val="18"/>
+              </w:rPr>
+              <w:t xml:space="preserve">Faltante</w:t>
+            </w:r>
+          </w:p>
+        </w:tc>
+        <w:tc>
+          <w:tcPr>
+            <w:tcW w:type="dxa" w:w="6660"/>
+            <w:tcBorders>
+              <w:top w:val="single" w:color="CFD6E1" w:sz="4"/>
+              <w:left w:val="single" w:color="CFD6E1" w:sz="4"/>
+              <w:bottom w:val="single" w:color="CFD6E1" w:sz="4"/>
+              <w:right w:val="single" w:color="CFD6E1" w:sz="4"/>
+            </w:tcBorders>
+            <w:shd w:fill="DDE6FA" w:color="auto" w:val="clear"/>
+            <w:tcMar>
+              <w:top w:type="dxa" w:w="60"/>
+              <w:left w:type="dxa" w:w="100"/>
+              <w:bottom w:type="dxa" w:w="60"/>
+              <w:right w:type="dxa" w:w="100"/>
+            </w:tcMar>
+          </w:tcPr>
+          <w:p>
+            <w:pPr>
+              <w:spacing w:after="40"/>
+            </w:pPr>
+            <w:r>
+              <w:rPr>
+                <w:b/>
+                <w:bCs/>
+                <w:color w:val="1C2333"/>
+                <w:sz w:val="18"/>
+                <w:szCs w:val="18"/>
+              </w:rPr>
+              <w:t xml:space="preserve">Se cumple cuando…</w:t>
+            </w:r>
+          </w:p>
+        </w:tc>
+      </w:tr>
+      <w:tr>
+        <w:tc>
+          <w:tcPr>
+            <w:tcW w:type="dxa" w:w="500"/>
+            <w:tcBorders>
+              <w:top w:val="single" w:color="CFD6E1" w:sz="4"/>
+              <w:left w:val="single" w:color="CFD6E1" w:sz="4"/>
+              <w:bottom w:val="single" w:color="CFD6E1" w:sz="4"/>
+              <w:right w:val="single" w:color="CFD6E1" w:sz="4"/>
+            </w:tcBorders>
+            <w:tcMar>
+              <w:top w:type="dxa" w:w="60"/>
+              <w:left w:type="dxa" w:w="100"/>
+              <w:bottom w:type="dxa" w:w="60"/>
+              <w:right w:type="dxa" w:w="100"/>
+            </w:tcMar>
+          </w:tcPr>
+          <w:p>
+            <w:pPr>
+              <w:spacing w:after="40"/>
+            </w:pPr>
+            <w:r>
+              <w:rPr>
+                <w:sz w:val="18"/>
+                <w:szCs w:val="18"/>
+              </w:rPr>
+              <w:t xml:space="preserve">☐</w:t>
+            </w:r>
+          </w:p>
+        </w:tc>
+        <w:tc>
+          <w:tcPr>
+            <w:tcW w:type="dxa" w:w="2200"/>
+            <w:tcBorders>
+              <w:top w:val="single" w:color="CFD6E1" w:sz="4"/>
+              <w:left w:val="single" w:color="CFD6E1" w:sz="4"/>
+              <w:bottom w:val="single" w:color="CFD6E1" w:sz="4"/>
+              <w:right w:val="single" w:color="CFD6E1" w:sz="4"/>
+            </w:tcBorders>
+            <w:tcMar>
+              <w:top w:type="dxa" w:w="60"/>
+              <w:left w:type="dxa" w:w="100"/>
+              <w:bottom w:type="dxa" w:w="60"/>
+              <w:right w:type="dxa" w:w="100"/>
+            </w:tcMar>
+          </w:tcPr>
+          <w:p>
+            <w:pPr>
+              <w:spacing w:after="40"/>
+            </w:pPr>
+            <w:r>
+              <w:rPr>
+                <w:sz w:val="18"/>
+                <w:szCs w:val="18"/>
+              </w:rPr>
+              <w:t xml:space="preserve">A12, A20, A30, A15</w:t>
+            </w:r>
+          </w:p>
+        </w:tc>
+        <w:tc>
+          <w:tcPr>
+            <w:tcW w:type="dxa" w:w="6660"/>
+            <w:tcBorders>
+              <w:top w:val="single" w:color="CFD6E1" w:sz="4"/>
+              <w:left w:val="single" w:color="CFD6E1" w:sz="4"/>
+              <w:bottom w:val="single" w:color="CFD6E1" w:sz="4"/>
+              <w:right w:val="single" w:color="CFD6E1" w:sz="4"/>
+            </w:tcBorders>
+            <w:tcMar>
+              <w:top w:type="dxa" w:w="60"/>
+              <w:left w:type="dxa" w:w="100"/>
+              <w:bottom w:type="dxa" w:w="60"/>
+              <w:right w:type="dxa" w:w="100"/>
+            </w:tcMar>
+          </w:tcPr>
+          <w:p>
+            <w:pPr>
+              <w:spacing w:after="40"/>
+            </w:pPr>
+            <w:r>
+              <w:rPr>
+                <w:sz w:val="18"/>
+                <w:szCs w:val="18"/>
+              </w:rPr>
+              <w:t xml:space="preserve">Cada tipo sale como su clase RiC-O y una persona no puede recibir el tipo de una institución.</w:t>
+            </w:r>
+          </w:p>
+        </w:tc>
+      </w:tr>
+      <w:tr>
+        <w:tc>
+          <w:tcPr>
+            <w:tcW w:type="dxa" w:w="500"/>
+            <w:tcBorders>
+              <w:top w:val="single" w:color="CFD6E1" w:sz="4"/>
+              <w:left w:val="single" w:color="CFD6E1" w:sz="4"/>
+              <w:bottom w:val="single" w:color="CFD6E1" w:sz="4"/>
+              <w:right w:val="single" w:color="CFD6E1" w:sz="4"/>
+            </w:tcBorders>
+            <w:tcMar>
+              <w:top w:type="dxa" w:w="60"/>
+              <w:left w:type="dxa" w:w="100"/>
+              <w:bottom w:type="dxa" w:w="60"/>
+              <w:right w:type="dxa" w:w="100"/>
+            </w:tcMar>
+          </w:tcPr>
+          <w:p>
+            <w:pPr>
+              <w:spacing w:after="40"/>
+            </w:pPr>
+            <w:r>
+              <w:rPr>
+                <w:sz w:val="18"/>
+                <w:szCs w:val="18"/>
+              </w:rPr>
+              <w:t xml:space="preserve">☐</w:t>
+            </w:r>
+          </w:p>
+        </w:tc>
+        <w:tc>
+          <w:tcPr>
+            <w:tcW w:type="dxa" w:w="2200"/>
+            <w:tcBorders>
+              <w:top w:val="single" w:color="CFD6E1" w:sz="4"/>
+              <w:left w:val="single" w:color="CFD6E1" w:sz="4"/>
+              <w:bottom w:val="single" w:color="CFD6E1" w:sz="4"/>
+              <w:right w:val="single" w:color="CFD6E1" w:sz="4"/>
+            </w:tcBorders>
+            <w:tcMar>
+              <w:top w:type="dxa" w:w="60"/>
+              <w:left w:type="dxa" w:w="100"/>
+              <w:bottom w:type="dxa" w:w="60"/>
+              <w:right w:type="dxa" w:w="100"/>
+            </w:tcMar>
+          </w:tcPr>
+          <w:p>
+            <w:pPr>
+              <w:spacing w:after="40"/>
+            </w:pPr>
+            <w:r>
+              <w:rPr>
+                <w:sz w:val="18"/>
+                <w:szCs w:val="18"/>
+              </w:rPr>
+              <w:t xml:space="preserve">A18, A07, A37</w:t>
+            </w:r>
+          </w:p>
+        </w:tc>
+        <w:tc>
+          <w:tcPr>
+            <w:tcW w:type="dxa" w:w="6660"/>
+            <w:tcBorders>
+              <w:top w:val="single" w:color="CFD6E1" w:sz="4"/>
+              <w:left w:val="single" w:color="CFD6E1" w:sz="4"/>
+              <w:bottom w:val="single" w:color="CFD6E1" w:sz="4"/>
+              <w:right w:val="single" w:color="CFD6E1" w:sz="4"/>
+            </w:tcBorders>
+            <w:tcMar>
+              <w:top w:type="dxa" w:w="60"/>
+              <w:left w:type="dxa" w:w="100"/>
+              <w:bottom w:type="dxa" w:w="60"/>
+              <w:right w:type="dxa" w:w="100"/>
+            </w:tcMar>
+          </w:tcPr>
+          <w:p>
+            <w:pPr>
+              <w:spacing w:after="40"/>
+            </w:pPr>
+            <w:r>
+              <w:rPr>
+                <w:sz w:val="18"/>
+                <w:szCs w:val="18"/>
+              </w:rPr>
+              <w:t xml:space="preserve">Salen solos, sin formulario, en toda exportación que los tenga.</w:t>
+            </w:r>
+          </w:p>
+        </w:tc>
+      </w:tr>
+      <w:tr>
+        <w:tc>
+          <w:tcPr>
+            <w:tcW w:type="dxa" w:w="500"/>
+            <w:tcBorders>
+              <w:top w:val="single" w:color="CFD6E1" w:sz="4"/>
+              <w:left w:val="single" w:color="CFD6E1" w:sz="4"/>
+              <w:bottom w:val="single" w:color="CFD6E1" w:sz="4"/>
+              <w:right w:val="single" w:color="CFD6E1" w:sz="4"/>
+            </w:tcBorders>
+            <w:tcMar>
+              <w:top w:type="dxa" w:w="60"/>
+              <w:left w:type="dxa" w:w="100"/>
+              <w:bottom w:type="dxa" w:w="60"/>
+              <w:right w:type="dxa" w:w="100"/>
+            </w:tcMar>
+          </w:tcPr>
+          <w:p>
+            <w:pPr>
+              <w:spacing w:after="40"/>
+            </w:pPr>
+            <w:r>
+              <w:rPr>
+                <w:sz w:val="18"/>
+                <w:szCs w:val="18"/>
+              </w:rPr>
+              <w:t xml:space="preserve">☐</w:t>
+            </w:r>
+          </w:p>
+        </w:tc>
+        <w:tc>
+          <w:tcPr>
+            <w:tcW w:type="dxa" w:w="2200"/>
+            <w:tcBorders>
+              <w:top w:val="single" w:color="CFD6E1" w:sz="4"/>
+              <w:left w:val="single" w:color="CFD6E1" w:sz="4"/>
+              <w:bottom w:val="single" w:color="CFD6E1" w:sz="4"/>
+              <w:right w:val="single" w:color="CFD6E1" w:sz="4"/>
+            </w:tcBorders>
+            <w:tcMar>
+              <w:top w:type="dxa" w:w="60"/>
+              <w:left w:type="dxa" w:w="100"/>
+              <w:bottom w:type="dxa" w:w="60"/>
+              <w:right w:type="dxa" w:w="100"/>
+            </w:tcMar>
+          </w:tcPr>
+          <w:p>
+            <w:pPr>
+              <w:spacing w:after="40"/>
+            </w:pPr>
+            <w:r>
+              <w:rPr>
+                <w:sz w:val="18"/>
+                <w:szCs w:val="18"/>
+              </w:rPr>
+              <w:t xml:space="preserve">A10, A39, A24</w:t>
+            </w:r>
+          </w:p>
+        </w:tc>
+        <w:tc>
+          <w:tcPr>
+            <w:tcW w:type="dxa" w:w="6660"/>
+            <w:tcBorders>
+              <w:top w:val="single" w:color="CFD6E1" w:sz="4"/>
+              <w:left w:val="single" w:color="CFD6E1" w:sz="4"/>
+              <w:bottom w:val="single" w:color="CFD6E1" w:sz="4"/>
+              <w:right w:val="single" w:color="CFD6E1" w:sz="4"/>
+            </w:tcBorders>
+            <w:tcMar>
+              <w:top w:type="dxa" w:w="60"/>
+              <w:left w:type="dxa" w:w="100"/>
+              <w:bottom w:type="dxa" w:w="60"/>
+              <w:right w:type="dxa" w:w="100"/>
+            </w:tcMar>
+          </w:tcPr>
+          <w:p>
+            <w:pPr>
+              <w:spacing w:after="40"/>
+            </w:pPr>
+            <w:r>
+              <w:rPr>
+                <w:sz w:val="18"/>
+                <w:szCs w:val="18"/>
+              </w:rPr>
+              <w:t xml:space="preserve">Se capturan al describir y salen en la descripción del documento.</w:t>
+            </w:r>
+          </w:p>
+        </w:tc>
+      </w:tr>
+      <w:tr>
+        <w:tc>
+          <w:tcPr>
+            <w:tcW w:type="dxa" w:w="500"/>
+            <w:tcBorders>
+              <w:top w:val="single" w:color="CFD6E1" w:sz="4"/>
+              <w:left w:val="single" w:color="CFD6E1" w:sz="4"/>
+              <w:bottom w:val="single" w:color="CFD6E1" w:sz="4"/>
+              <w:right w:val="single" w:color="CFD6E1" w:sz="4"/>
+            </w:tcBorders>
+            <w:tcMar>
+              <w:top w:type="dxa" w:w="60"/>
+              <w:left w:type="dxa" w:w="100"/>
+              <w:bottom w:type="dxa" w:w="60"/>
+              <w:right w:type="dxa" w:w="100"/>
+            </w:tcMar>
+          </w:tcPr>
+          <w:p>
+            <w:pPr>
+              <w:spacing w:after="40"/>
+            </w:pPr>
+            <w:r>
+              <w:rPr>
+                <w:sz w:val="18"/>
+                <w:szCs w:val="18"/>
+              </w:rPr>
+              <w:t xml:space="preserve">☐</w:t>
+            </w:r>
+          </w:p>
+        </w:tc>
+        <w:tc>
+          <w:tcPr>
+            <w:tcW w:type="dxa" w:w="2200"/>
+            <w:tcBorders>
+              <w:top w:val="single" w:color="CFD6E1" w:sz="4"/>
+              <w:left w:val="single" w:color="CFD6E1" w:sz="4"/>
+              <w:bottom w:val="single" w:color="CFD6E1" w:sz="4"/>
+              <w:right w:val="single" w:color="CFD6E1" w:sz="4"/>
+            </w:tcBorders>
+            <w:tcMar>
+              <w:top w:type="dxa" w:w="60"/>
+              <w:left w:type="dxa" w:w="100"/>
+              <w:bottom w:type="dxa" w:w="60"/>
+              <w:right w:type="dxa" w:w="100"/>
+            </w:tcMar>
+          </w:tcPr>
+          <w:p>
+            <w:pPr>
+              <w:spacing w:after="40"/>
+            </w:pPr>
+            <w:r>
+              <w:rPr>
+                <w:sz w:val="18"/>
+                <w:szCs w:val="18"/>
+              </w:rPr>
+              <w:t xml:space="preserve">A33, A04</w:t>
+            </w:r>
+          </w:p>
+        </w:tc>
+        <w:tc>
+          <w:tcPr>
+            <w:tcW w:type="dxa" w:w="6660"/>
+            <w:tcBorders>
+              <w:top w:val="single" w:color="CFD6E1" w:sz="4"/>
+              <w:left w:val="single" w:color="CFD6E1" w:sz="4"/>
+              <w:bottom w:val="single" w:color="CFD6E1" w:sz="4"/>
+              <w:right w:val="single" w:color="CFD6E1" w:sz="4"/>
+            </w:tcBorders>
+            <w:tcMar>
+              <w:top w:type="dxa" w:w="60"/>
+              <w:left w:type="dxa" w:w="100"/>
+              <w:bottom w:type="dxa" w:w="60"/>
+              <w:right w:type="dxa" w:w="100"/>
+            </w:tcMar>
+          </w:tcPr>
+          <w:p>
+            <w:pPr>
+              <w:spacing w:after="40"/>
+            </w:pPr>
+            <w:r>
+              <w:rPr>
+                <w:sz w:val="18"/>
+                <w:szCs w:val="18"/>
+              </w:rPr>
+              <w:t xml:space="preserve">Salen en la instanciación del original físico, con cantidad y unidad.</w:t>
+            </w:r>
+          </w:p>
+        </w:tc>
+      </w:tr>
+      <w:tr>
+        <w:tc>
+          <w:tcPr>
+            <w:tcW w:type="dxa" w:w="500"/>
+            <w:tcBorders>
+              <w:top w:val="single" w:color="CFD6E1" w:sz="4"/>
+              <w:left w:val="single" w:color="CFD6E1" w:sz="4"/>
+              <w:bottom w:val="single" w:color="CFD6E1" w:sz="4"/>
+              <w:right w:val="single" w:color="CFD6E1" w:sz="4"/>
+            </w:tcBorders>
+            <w:tcMar>
+              <w:top w:type="dxa" w:w="60"/>
+              <w:left w:type="dxa" w:w="100"/>
+              <w:bottom w:type="dxa" w:w="60"/>
+              <w:right w:type="dxa" w:w="100"/>
+            </w:tcMar>
+          </w:tcPr>
+          <w:p>
+            <w:pPr>
+              <w:spacing w:after="40"/>
+            </w:pPr>
+            <w:r>
+              <w:rPr>
+                <w:sz w:val="18"/>
+                <w:szCs w:val="18"/>
+              </w:rPr>
+              <w:t xml:space="preserve">☐</w:t>
+            </w:r>
+          </w:p>
+        </w:tc>
+        <w:tc>
+          <w:tcPr>
+            <w:tcW w:type="dxa" w:w="2200"/>
+            <w:tcBorders>
+              <w:top w:val="single" w:color="CFD6E1" w:sz="4"/>
+              <w:left w:val="single" w:color="CFD6E1" w:sz="4"/>
+              <w:bottom w:val="single" w:color="CFD6E1" w:sz="4"/>
+              <w:right w:val="single" w:color="CFD6E1" w:sz="4"/>
+            </w:tcBorders>
+            <w:tcMar>
+              <w:top w:type="dxa" w:w="60"/>
+              <w:left w:type="dxa" w:w="100"/>
+              <w:bottom w:type="dxa" w:w="60"/>
+              <w:right w:type="dxa" w:w="100"/>
+            </w:tcMar>
+          </w:tcPr>
+          <w:p>
+            <w:pPr>
+              <w:spacing w:after="40"/>
+            </w:pPr>
+            <w:r>
+              <w:rPr>
+                <w:sz w:val="18"/>
+                <w:szCs w:val="18"/>
+              </w:rPr>
+              <w:t xml:space="preserve">A27</w:t>
+            </w:r>
+          </w:p>
+        </w:tc>
+        <w:tc>
+          <w:tcPr>
+            <w:tcW w:type="dxa" w:w="6660"/>
+            <w:tcBorders>
+              <w:top w:val="single" w:color="CFD6E1" w:sz="4"/>
+              <w:left w:val="single" w:color="CFD6E1" w:sz="4"/>
+              <w:bottom w:val="single" w:color="CFD6E1" w:sz="4"/>
+              <w:right w:val="single" w:color="CFD6E1" w:sz="4"/>
+            </w:tcBorders>
+            <w:tcMar>
+              <w:top w:type="dxa" w:w="60"/>
+              <w:left w:type="dxa" w:w="100"/>
+              <w:bottom w:type="dxa" w:w="60"/>
+              <w:right w:type="dxa" w:w="100"/>
+            </w:tcMar>
+          </w:tcPr>
+          <w:p>
+            <w:pPr>
+              <w:spacing w:after="40"/>
+            </w:pPr>
+            <w:r>
+              <w:rPr>
+                <w:sz w:val="18"/>
+                <w:szCs w:val="18"/>
+              </w:rPr>
+              <w:t xml:space="preserve">Sale en el Lugar, nunca en el documento.</w:t>
+            </w:r>
+          </w:p>
+        </w:tc>
+      </w:tr>
+      <w:tr>
+        <w:tc>
+          <w:tcPr>
+            <w:tcW w:type="dxa" w:w="500"/>
+            <w:tcBorders>
+              <w:top w:val="single" w:color="CFD6E1" w:sz="4"/>
+              <w:left w:val="single" w:color="CFD6E1" w:sz="4"/>
+              <w:bottom w:val="single" w:color="CFD6E1" w:sz="4"/>
+              <w:right w:val="single" w:color="CFD6E1" w:sz="4"/>
+            </w:tcBorders>
+            <w:tcMar>
+              <w:top w:type="dxa" w:w="60"/>
+              <w:left w:type="dxa" w:w="100"/>
+              <w:bottom w:type="dxa" w:w="60"/>
+              <w:right w:type="dxa" w:w="100"/>
+            </w:tcMar>
+          </w:tcPr>
+          <w:p>
+            <w:pPr>
+              <w:spacing w:after="40"/>
+            </w:pPr>
+            <w:r>
+              <w:rPr>
+                <w:sz w:val="18"/>
+                <w:szCs w:val="18"/>
+              </w:rPr>
+              <w:t xml:space="preserve">☐</w:t>
+            </w:r>
+          </w:p>
+        </w:tc>
+        <w:tc>
+          <w:tcPr>
+            <w:tcW w:type="dxa" w:w="2200"/>
+            <w:tcBorders>
+              <w:top w:val="single" w:color="CFD6E1" w:sz="4"/>
+              <w:left w:val="single" w:color="CFD6E1" w:sz="4"/>
+              <w:bottom w:val="single" w:color="CFD6E1" w:sz="4"/>
+              <w:right w:val="single" w:color="CFD6E1" w:sz="4"/>
+            </w:tcBorders>
+            <w:tcMar>
+              <w:top w:type="dxa" w:w="60"/>
+              <w:left w:type="dxa" w:w="100"/>
+              <w:bottom w:type="dxa" w:w="60"/>
+              <w:right w:type="dxa" w:w="100"/>
+            </w:tcMar>
+          </w:tcPr>
+          <w:p>
+            <w:pPr>
+              <w:spacing w:after="40"/>
+            </w:pPr>
+            <w:r>
+              <w:rPr>
+                <w:sz w:val="18"/>
+                <w:szCs w:val="18"/>
+              </w:rPr>
+              <w:t xml:space="preserve">N9 Calendario</w:t>
+            </w:r>
+          </w:p>
+        </w:tc>
+        <w:tc>
+          <w:tcPr>
+            <w:tcW w:type="dxa" w:w="6660"/>
+            <w:tcBorders>
+              <w:top w:val="single" w:color="CFD6E1" w:sz="4"/>
+              <w:left w:val="single" w:color="CFD6E1" w:sz="4"/>
+              <w:bottom w:val="single" w:color="CFD6E1" w:sz="4"/>
+              <w:right w:val="single" w:color="CFD6E1" w:sz="4"/>
+            </w:tcBorders>
+            <w:tcMar>
+              <w:top w:type="dxa" w:w="60"/>
+              <w:left w:type="dxa" w:w="100"/>
+              <w:bottom w:type="dxa" w:w="60"/>
+              <w:right w:type="dxa" w:w="100"/>
+            </w:tcMar>
+          </w:tcPr>
+          <w:p>
+            <w:pPr>
+              <w:spacing w:after="40"/>
+            </w:pPr>
+            <w:r>
+              <w:rPr>
+                <w:sz w:val="18"/>
+                <w:szCs w:val="18"/>
+              </w:rPr>
+              <w:t xml:space="preserve">Ninguna fecha omitida por su calendario.</w:t>
+            </w:r>
+          </w:p>
+        </w:tc>
+      </w:tr>
+      <w:tr>
+        <w:tc>
+          <w:tcPr>
+            <w:tcW w:type="dxa" w:w="500"/>
+            <w:tcBorders>
+              <w:top w:val="single" w:color="CFD6E1" w:sz="4"/>
+              <w:left w:val="single" w:color="CFD6E1" w:sz="4"/>
+              <w:bottom w:val="single" w:color="CFD6E1" w:sz="4"/>
+              <w:right w:val="single" w:color="CFD6E1" w:sz="4"/>
+            </w:tcBorders>
+            <w:tcMar>
+              <w:top w:type="dxa" w:w="60"/>
+              <w:left w:type="dxa" w:w="100"/>
+              <w:bottom w:type="dxa" w:w="60"/>
+              <w:right w:type="dxa" w:w="100"/>
+            </w:tcMar>
+          </w:tcPr>
+          <w:p>
+            <w:pPr>
+              <w:spacing w:after="40"/>
+            </w:pPr>
+            <w:r>
+              <w:rPr>
+                <w:sz w:val="18"/>
+                <w:szCs w:val="18"/>
+              </w:rPr>
+              <w:t xml:space="preserve">☐</w:t>
+            </w:r>
+          </w:p>
+        </w:tc>
+        <w:tc>
+          <w:tcPr>
+            <w:tcW w:type="dxa" w:w="2200"/>
+            <w:tcBorders>
+              <w:top w:val="single" w:color="CFD6E1" w:sz="4"/>
+              <w:left w:val="single" w:color="CFD6E1" w:sz="4"/>
+              <w:bottom w:val="single" w:color="CFD6E1" w:sz="4"/>
+              <w:right w:val="single" w:color="CFD6E1" w:sz="4"/>
+            </w:tcBorders>
+            <w:tcMar>
+              <w:top w:type="dxa" w:w="60"/>
+              <w:left w:type="dxa" w:w="100"/>
+              <w:bottom w:type="dxa" w:w="60"/>
+              <w:right w:type="dxa" w:w="100"/>
+            </w:tcMar>
+          </w:tcPr>
+          <w:p>
+            <w:pPr>
+              <w:spacing w:after="40"/>
+            </w:pPr>
+            <w:r>
+              <w:rPr>
+                <w:sz w:val="18"/>
+                <w:szCs w:val="18"/>
+              </w:rPr>
+              <w:t xml:space="preserve">N7 Proxy</w:t>
+            </w:r>
+          </w:p>
+        </w:tc>
+        <w:tc>
+          <w:tcPr>
+            <w:tcW w:type="dxa" w:w="6660"/>
+            <w:tcBorders>
+              <w:top w:val="single" w:color="CFD6E1" w:sz="4"/>
+              <w:left w:val="single" w:color="CFD6E1" w:sz="4"/>
+              <w:bottom w:val="single" w:color="CFD6E1" w:sz="4"/>
+              <w:right w:val="single" w:color="CFD6E1" w:sz="4"/>
+            </w:tcBorders>
+            <w:tcMar>
+              <w:top w:type="dxa" w:w="60"/>
+              <w:left w:type="dxa" w:w="100"/>
+              <w:bottom w:type="dxa" w:w="60"/>
+              <w:right w:type="dxa" w:w="100"/>
+            </w:tcMar>
+          </w:tcPr>
+          <w:p>
+            <w:pPr>
+              <w:spacing w:after="40"/>
+            </w:pPr>
+            <w:r>
+              <w:rPr>
+                <w:sz w:val="18"/>
+                <w:szCs w:val="18"/>
+              </w:rPr>
+              <w:t xml:space="preserve">Un documento tiene un orden propio en cada agrupación.</w:t>
+            </w:r>
+          </w:p>
+        </w:tc>
+      </w:tr>
+      <w:tr>
+        <w:tc>
+          <w:tcPr>
+            <w:tcW w:type="dxa" w:w="500"/>
+            <w:tcBorders>
+              <w:top w:val="single" w:color="CFD6E1" w:sz="4"/>
+              <w:left w:val="single" w:color="CFD6E1" w:sz="4"/>
+              <w:bottom w:val="single" w:color="CFD6E1" w:sz="4"/>
+              <w:right w:val="single" w:color="CFD6E1" w:sz="4"/>
+            </w:tcBorders>
+            <w:tcMar>
+              <w:top w:type="dxa" w:w="60"/>
+              <w:left w:type="dxa" w:w="100"/>
+              <w:bottom w:type="dxa" w:w="60"/>
+              <w:right w:type="dxa" w:w="100"/>
+            </w:tcMar>
+          </w:tcPr>
+          <w:p>
+            <w:pPr>
+              <w:spacing w:after="40"/>
+            </w:pPr>
+            <w:r>
+              <w:rPr>
+                <w:sz w:val="18"/>
+                <w:szCs w:val="18"/>
+              </w:rPr>
+              <w:t xml:space="preserve">☐</w:t>
+            </w:r>
+          </w:p>
+        </w:tc>
+        <w:tc>
+          <w:tcPr>
+            <w:tcW w:type="dxa" w:w="2200"/>
+            <w:tcBorders>
+              <w:top w:val="single" w:color="CFD6E1" w:sz="4"/>
+              <w:left w:val="single" w:color="CFD6E1" w:sz="4"/>
+              <w:bottom w:val="single" w:color="CFD6E1" w:sz="4"/>
+              <w:right w:val="single" w:color="CFD6E1" w:sz="4"/>
+            </w:tcBorders>
+            <w:tcMar>
+              <w:top w:type="dxa" w:w="60"/>
+              <w:left w:type="dxa" w:w="100"/>
+              <w:bottom w:type="dxa" w:w="60"/>
+              <w:right w:type="dxa" w:w="100"/>
+            </w:tcMar>
+          </w:tcPr>
+          <w:p>
+            <w:pPr>
+              <w:spacing w:after="40"/>
+            </w:pPr>
+            <w:r>
+              <w:rPr>
+                <w:sz w:val="18"/>
+                <w:szCs w:val="18"/>
+              </w:rPr>
+              <w:t xml:space="preserve">N6 Instrumentos</w:t>
+            </w:r>
+          </w:p>
+        </w:tc>
+        <w:tc>
+          <w:tcPr>
+            <w:tcW w:type="dxa" w:w="6660"/>
+            <w:tcBorders>
+              <w:top w:val="single" w:color="CFD6E1" w:sz="4"/>
+              <w:left w:val="single" w:color="CFD6E1" w:sz="4"/>
+              <w:bottom w:val="single" w:color="CFD6E1" w:sz="4"/>
+              <w:right w:val="single" w:color="CFD6E1" w:sz="4"/>
+            </w:tcBorders>
+            <w:tcMar>
+              <w:top w:type="dxa" w:w="60"/>
+              <w:left w:type="dxa" w:w="100"/>
+              <w:bottom w:type="dxa" w:w="60"/>
+              <w:right w:type="dxa" w:w="100"/>
+            </w:tcMar>
+          </w:tcPr>
+          <w:p>
+            <w:pPr>
+              <w:spacing w:after="40"/>
+            </w:pPr>
+            <w:r>
+              <w:rPr>
+                <w:sz w:val="18"/>
+                <w:szCs w:val="18"/>
+              </w:rPr>
+              <w:t xml:space="preserve">El grafo responde qué instrumento describía un expediente en una fecha.</w:t>
+            </w:r>
+          </w:p>
+        </w:tc>
+      </w:tr>
+      <w:tr>
+        <w:tc>
+          <w:tcPr>
+            <w:tcW w:type="dxa" w:w="500"/>
+            <w:tcBorders>
+              <w:top w:val="single" w:color="CFD6E1" w:sz="4"/>
+              <w:left w:val="single" w:color="CFD6E1" w:sz="4"/>
+              <w:bottom w:val="single" w:color="CFD6E1" w:sz="4"/>
+              <w:right w:val="single" w:color="CFD6E1" w:sz="4"/>
+            </w:tcBorders>
+            <w:tcMar>
+              <w:top w:type="dxa" w:w="60"/>
+              <w:left w:type="dxa" w:w="100"/>
+              <w:bottom w:type="dxa" w:w="60"/>
+              <w:right w:type="dxa" w:w="100"/>
+            </w:tcMar>
+          </w:tcPr>
+          <w:p>
+            <w:pPr>
+              <w:spacing w:after="40"/>
+            </w:pPr>
+            <w:r>
+              <w:rPr>
+                <w:sz w:val="18"/>
+                <w:szCs w:val="18"/>
+              </w:rPr>
+              <w:t xml:space="preserve">☐</w:t>
+            </w:r>
+          </w:p>
+        </w:tc>
+        <w:tc>
+          <w:tcPr>
+            <w:tcW w:type="dxa" w:w="2200"/>
+            <w:tcBorders>
+              <w:top w:val="single" w:color="CFD6E1" w:sz="4"/>
+              <w:left w:val="single" w:color="CFD6E1" w:sz="4"/>
+              <w:bottom w:val="single" w:color="CFD6E1" w:sz="4"/>
+              <w:right w:val="single" w:color="CFD6E1" w:sz="4"/>
+            </w:tcBorders>
+            <w:tcMar>
+              <w:top w:type="dxa" w:w="60"/>
+              <w:left w:type="dxa" w:w="100"/>
+              <w:bottom w:type="dxa" w:w="60"/>
+              <w:right w:type="dxa" w:w="100"/>
+            </w:tcMar>
+          </w:tcPr>
+          <w:p>
+            <w:pPr>
+              <w:spacing w:after="40"/>
+            </w:pPr>
+            <w:r>
+              <w:rPr>
+                <w:sz w:val="18"/>
+                <w:szCs w:val="18"/>
+              </w:rPr>
+              <w:t xml:space="preserve">N5 Ciclo de vida</w:t>
+            </w:r>
+          </w:p>
+        </w:tc>
+        <w:tc>
+          <w:tcPr>
+            <w:tcW w:type="dxa" w:w="6660"/>
+            <w:tcBorders>
+              <w:top w:val="single" w:color="CFD6E1" w:sz="4"/>
+              <w:left w:val="single" w:color="CFD6E1" w:sz="4"/>
+              <w:bottom w:val="single" w:color="CFD6E1" w:sz="4"/>
+              <w:right w:val="single" w:color="CFD6E1" w:sz="4"/>
+            </w:tcBorders>
+            <w:tcMar>
+              <w:top w:type="dxa" w:w="60"/>
+              <w:left w:type="dxa" w:w="100"/>
+              <w:bottom w:type="dxa" w:w="60"/>
+              <w:right w:type="dxa" w:w="100"/>
+            </w:tcMar>
+          </w:tcPr>
+          <w:p>
+            <w:pPr>
+              <w:spacing w:after="40"/>
+            </w:pPr>
+            <w:r>
+              <w:rPr>
+                <w:sz w:val="18"/>
+                <w:szCs w:val="18"/>
+              </w:rPr>
+              <w:t xml:space="preserve">El grafo responde quién transfirió una serie, cuándo y con qué acta.</w:t>
+            </w:r>
+          </w:p>
+        </w:tc>
+      </w:tr>
+      <w:tr>
+        <w:tc>
+          <w:tcPr>
+            <w:tcW w:type="dxa" w:w="500"/>
+            <w:tcBorders>
+              <w:top w:val="single" w:color="CFD6E1" w:sz="4"/>
+              <w:left w:val="single" w:color="CFD6E1" w:sz="4"/>
+              <w:bottom w:val="single" w:color="CFD6E1" w:sz="4"/>
+              <w:right w:val="single" w:color="CFD6E1" w:sz="4"/>
+            </w:tcBorders>
+            <w:tcMar>
+              <w:top w:type="dxa" w:w="60"/>
+              <w:left w:type="dxa" w:w="100"/>
+              <w:bottom w:type="dxa" w:w="60"/>
+              <w:right w:type="dxa" w:w="100"/>
+            </w:tcMar>
+          </w:tcPr>
+          <w:p>
+            <w:pPr>
+              <w:spacing w:after="40"/>
+            </w:pPr>
+            <w:r>
+              <w:rPr>
+                <w:sz w:val="18"/>
+                <w:szCs w:val="18"/>
+              </w:rPr>
+              <w:t xml:space="preserve">☐</w:t>
+            </w:r>
+          </w:p>
+        </w:tc>
+        <w:tc>
+          <w:tcPr>
+            <w:tcW w:type="dxa" w:w="2200"/>
+            <w:tcBorders>
+              <w:top w:val="single" w:color="CFD6E1" w:sz="4"/>
+              <w:left w:val="single" w:color="CFD6E1" w:sz="4"/>
+              <w:bottom w:val="single" w:color="CFD6E1" w:sz="4"/>
+              <w:right w:val="single" w:color="CFD6E1" w:sz="4"/>
+            </w:tcBorders>
+            <w:tcMar>
+              <w:top w:type="dxa" w:w="60"/>
+              <w:left w:type="dxa" w:w="100"/>
+              <w:bottom w:type="dxa" w:w="60"/>
+              <w:right w:type="dxa" w:w="100"/>
+            </w:tcMar>
+          </w:tcPr>
+          <w:p>
+            <w:pPr>
+              <w:spacing w:after="40"/>
+            </w:pPr>
+            <w:r>
+              <w:rPr>
+                <w:sz w:val="18"/>
+                <w:szCs w:val="18"/>
+              </w:rPr>
+              <w:t xml:space="preserve">N8 Motor</w:t>
+            </w:r>
+          </w:p>
+        </w:tc>
+        <w:tc>
+          <w:tcPr>
+            <w:tcW w:type="dxa" w:w="6660"/>
+            <w:tcBorders>
+              <w:top w:val="single" w:color="CFD6E1" w:sz="4"/>
+              <w:left w:val="single" w:color="CFD6E1" w:sz="4"/>
+              <w:bottom w:val="single" w:color="CFD6E1" w:sz="4"/>
+              <w:right w:val="single" w:color="CFD6E1" w:sz="4"/>
+            </w:tcBorders>
+            <w:tcMar>
+              <w:top w:type="dxa" w:w="60"/>
+              <w:left w:type="dxa" w:w="100"/>
+              <w:bottom w:type="dxa" w:w="60"/>
+              <w:right w:type="dxa" w:w="100"/>
+            </w:tcMar>
+          </w:tcPr>
+          <w:p>
+            <w:pPr>
+              <w:spacing w:after="40"/>
+            </w:pPr>
+            <w:r>
+              <w:rPr>
+                <w:sz w:val="18"/>
+                <w:szCs w:val="18"/>
+              </w:rPr>
+              <w:t xml:space="preserve">La evaluación ciega mide autor y acumulador.</w:t>
+            </w:r>
+          </w:p>
+        </w:tc>
+      </w:tr>
+      <w:tr>
+        <w:tc>
+          <w:tcPr>
+            <w:tcW w:type="dxa" w:w="500"/>
+            <w:tcBorders>
+              <w:top w:val="single" w:color="CFD6E1" w:sz="4"/>
+              <w:left w:val="single" w:color="CFD6E1" w:sz="4"/>
+              <w:bottom w:val="single" w:color="CFD6E1" w:sz="4"/>
+              <w:right w:val="single" w:color="CFD6E1" w:sz="4"/>
+            </w:tcBorders>
+            <w:tcMar>
+              <w:top w:type="dxa" w:w="60"/>
+              <w:left w:type="dxa" w:w="100"/>
+              <w:bottom w:type="dxa" w:w="60"/>
+              <w:right w:type="dxa" w:w="100"/>
+            </w:tcMar>
+          </w:tcPr>
+          <w:p>
+            <w:pPr>
+              <w:spacing w:after="40"/>
+            </w:pPr>
+            <w:r>
+              <w:rPr>
+                <w:sz w:val="18"/>
+                <w:szCs w:val="18"/>
+              </w:rPr>
+              <w:t xml:space="preserve">☐</w:t>
+            </w:r>
+          </w:p>
+        </w:tc>
+        <w:tc>
+          <w:tcPr>
+            <w:tcW w:type="dxa" w:w="2200"/>
+            <w:tcBorders>
+              <w:top w:val="single" w:color="CFD6E1" w:sz="4"/>
+              <w:left w:val="single" w:color="CFD6E1" w:sz="4"/>
+              <w:bottom w:val="single" w:color="CFD6E1" w:sz="4"/>
+              <w:right w:val="single" w:color="CFD6E1" w:sz="4"/>
+            </w:tcBorders>
+            <w:tcMar>
+              <w:top w:type="dxa" w:w="60"/>
+              <w:left w:type="dxa" w:w="100"/>
+              <w:bottom w:type="dxa" w:w="60"/>
+              <w:right w:type="dxa" w:w="100"/>
+            </w:tcMar>
+          </w:tcPr>
+          <w:p>
+            <w:pPr>
+              <w:spacing w:after="40"/>
+            </w:pPr>
+            <w:r>
+              <w:rPr>
+                <w:sz w:val="18"/>
+                <w:szCs w:val="18"/>
+              </w:rPr>
+              <w:t xml:space="preserve">N10 Publicación</w:t>
+            </w:r>
+          </w:p>
+        </w:tc>
+        <w:tc>
+          <w:tcPr>
+            <w:tcW w:type="dxa" w:w="6660"/>
+            <w:tcBorders>
+              <w:top w:val="single" w:color="CFD6E1" w:sz="4"/>
+              <w:left w:val="single" w:color="CFD6E1" w:sz="4"/>
+              <w:bottom w:val="single" w:color="CFD6E1" w:sz="4"/>
+              <w:right w:val="single" w:color="CFD6E1" w:sz="4"/>
+            </w:tcBorders>
+            <w:tcMar>
+              <w:top w:type="dxa" w:w="60"/>
+              <w:left w:type="dxa" w:w="100"/>
+              <w:bottom w:type="dxa" w:w="60"/>
+              <w:right w:type="dxa" w:w="100"/>
+            </w:tcMar>
+          </w:tcPr>
+          <w:p>
+            <w:pPr>
+              <w:spacing w:after="40"/>
+            </w:pPr>
+            <w:r>
+              <w:rPr>
+                <w:sz w:val="18"/>
+                <w:szCs w:val="18"/>
+              </w:rPr>
+              <w:t xml:space="preserve">Las URI siguen resolviendo tras un cambio de servidor.</w:t>
+            </w:r>
+          </w:p>
+        </w:tc>
+      </w:tr>
+      <w:tr>
+        <w:tc>
+          <w:tcPr>
+            <w:tcW w:type="dxa" w:w="500"/>
+            <w:tcBorders>
+              <w:top w:val="single" w:color="CFD6E1" w:sz="4"/>
+              <w:left w:val="single" w:color="CFD6E1" w:sz="4"/>
+              <w:bottom w:val="single" w:color="CFD6E1" w:sz="4"/>
+              <w:right w:val="single" w:color="CFD6E1" w:sz="4"/>
+            </w:tcBorders>
+            <w:tcMar>
+              <w:top w:type="dxa" w:w="60"/>
+              <w:left w:type="dxa" w:w="100"/>
+              <w:bottom w:type="dxa" w:w="60"/>
+              <w:right w:type="dxa" w:w="100"/>
+            </w:tcMar>
+          </w:tcPr>
+          <w:p>
+            <w:pPr>
+              <w:spacing w:after="40"/>
+            </w:pPr>
+            <w:r>
+              <w:rPr>
+                <w:sz w:val="18"/>
+                <w:szCs w:val="18"/>
+              </w:rPr>
+              <w:t xml:space="preserve">☐</w:t>
+            </w:r>
+          </w:p>
+        </w:tc>
+        <w:tc>
+          <w:tcPr>
+            <w:tcW w:type="dxa" w:w="2200"/>
+            <w:tcBorders>
+              <w:top w:val="single" w:color="CFD6E1" w:sz="4"/>
+              <w:left w:val="single" w:color="CFD6E1" w:sz="4"/>
+              <w:bottom w:val="single" w:color="CFD6E1" w:sz="4"/>
+              <w:right w:val="single" w:color="CFD6E1" w:sz="4"/>
+            </w:tcBorders>
+            <w:tcMar>
+              <w:top w:type="dxa" w:w="60"/>
+              <w:left w:type="dxa" w:w="100"/>
+              <w:bottom w:type="dxa" w:w="60"/>
+              <w:right w:type="dxa" w:w="100"/>
+            </w:tcMar>
+          </w:tcPr>
+          <w:p>
+            <w:pPr>
+              <w:spacing w:after="40"/>
+            </w:pPr>
+            <w:r>
+              <w:rPr>
+                <w:sz w:val="18"/>
+                <w:szCs w:val="18"/>
+              </w:rPr>
+              <w:t xml:space="preserve">N2 Agentes</w:t>
+            </w:r>
+          </w:p>
+        </w:tc>
+        <w:tc>
+          <w:tcPr>
+            <w:tcW w:type="dxa" w:w="6660"/>
+            <w:tcBorders>
+              <w:top w:val="single" w:color="CFD6E1" w:sz="4"/>
+              <w:left w:val="single" w:color="CFD6E1" w:sz="4"/>
+              <w:bottom w:val="single" w:color="CFD6E1" w:sz="4"/>
+              <w:right w:val="single" w:color="CFD6E1" w:sz="4"/>
+            </w:tcBorders>
+            <w:tcMar>
+              <w:top w:type="dxa" w:w="60"/>
+              <w:left w:type="dxa" w:w="100"/>
+              <w:bottom w:type="dxa" w:w="60"/>
+              <w:right w:type="dxa" w:w="100"/>
+            </w:tcMar>
+          </w:tcPr>
+          <w:p>
+            <w:pPr>
+              <w:spacing w:after="40"/>
+            </w:pPr>
+            <w:r>
+              <w:rPr>
+                <w:sz w:val="18"/>
+                <w:szCs w:val="18"/>
+              </w:rPr>
+              <w:t xml:space="preserve">Un agente en dos fondos tiene una sola URI y no revela lo reservado.</w:t>
+            </w:r>
+          </w:p>
+        </w:tc>
+      </w:tr>
+      <w:tr>
+        <w:tc>
+          <w:tcPr>
+            <w:tcW w:type="dxa" w:w="500"/>
+            <w:tcBorders>
+              <w:top w:val="single" w:color="CFD6E1" w:sz="4"/>
+              <w:left w:val="single" w:color="CFD6E1" w:sz="4"/>
+              <w:bottom w:val="single" w:color="CFD6E1" w:sz="4"/>
+              <w:right w:val="single" w:color="CFD6E1" w:sz="4"/>
+            </w:tcBorders>
+            <w:tcMar>
+              <w:top w:type="dxa" w:w="60"/>
+              <w:left w:type="dxa" w:w="100"/>
+              <w:bottom w:type="dxa" w:w="60"/>
+              <w:right w:type="dxa" w:w="100"/>
+            </w:tcMar>
+          </w:tcPr>
+          <w:p>
+            <w:pPr>
+              <w:spacing w:after="40"/>
+            </w:pPr>
+            <w:r>
+              <w:rPr>
+                <w:sz w:val="18"/>
+                <w:szCs w:val="18"/>
+              </w:rPr>
+              <w:t xml:space="preserve">☐</w:t>
+            </w:r>
+          </w:p>
+        </w:tc>
+        <w:tc>
+          <w:tcPr>
+            <w:tcW w:type="dxa" w:w="2200"/>
+            <w:tcBorders>
+              <w:top w:val="single" w:color="CFD6E1" w:sz="4"/>
+              <w:left w:val="single" w:color="CFD6E1" w:sz="4"/>
+              <w:bottom w:val="single" w:color="CFD6E1" w:sz="4"/>
+              <w:right w:val="single" w:color="CFD6E1" w:sz="4"/>
+            </w:tcBorders>
+            <w:tcMar>
+              <w:top w:type="dxa" w:w="60"/>
+              <w:left w:type="dxa" w:w="100"/>
+              <w:bottom w:type="dxa" w:w="60"/>
+              <w:right w:type="dxa" w:w="100"/>
+            </w:tcMar>
+          </w:tcPr>
+          <w:p>
+            <w:pPr>
+              <w:spacing w:after="40"/>
+            </w:pPr>
+            <w:r>
+              <w:rPr>
+                <w:sz w:val="18"/>
+                <w:szCs w:val="18"/>
+              </w:rPr>
+              <w:t xml:space="preserve">N3 Grafo</w:t>
+            </w:r>
+          </w:p>
+        </w:tc>
+        <w:tc>
+          <w:tcPr>
+            <w:tcW w:type="dxa" w:w="6660"/>
+            <w:tcBorders>
+              <w:top w:val="single" w:color="CFD6E1" w:sz="4"/>
+              <w:left w:val="single" w:color="CFD6E1" w:sz="4"/>
+              <w:bottom w:val="single" w:color="CFD6E1" w:sz="4"/>
+              <w:right w:val="single" w:color="CFD6E1" w:sz="4"/>
+            </w:tcBorders>
+            <w:tcMar>
+              <w:top w:type="dxa" w:w="60"/>
+              <w:left w:type="dxa" w:w="100"/>
+              <w:bottom w:type="dxa" w:w="60"/>
+              <w:right w:type="dxa" w:w="100"/>
+            </w:tcMar>
+          </w:tcPr>
+          <w:p>
+            <w:pPr>
+              <w:spacing w:after="40"/>
+            </w:pPr>
+            <w:r>
+              <w:rPr>
+                <w:sz w:val="18"/>
+                <w:szCs w:val="18"/>
+              </w:rPr>
+              <w:t xml:space="preserve">SPARQL entre fondos en menos de 2 s, sin lo reservado.</w:t>
+            </w:r>
+          </w:p>
+        </w:tc>
+      </w:tr>
+      <w:tr>
+        <w:tc>
+          <w:tcPr>
+            <w:tcW w:type="dxa" w:w="500"/>
+            <w:tcBorders>
+              <w:top w:val="single" w:color="CFD6E1" w:sz="4"/>
+              <w:left w:val="single" w:color="CFD6E1" w:sz="4"/>
+              <w:bottom w:val="single" w:color="CFD6E1" w:sz="4"/>
+              <w:right w:val="single" w:color="CFD6E1" w:sz="4"/>
+            </w:tcBorders>
+            <w:tcMar>
+              <w:top w:type="dxa" w:w="60"/>
+              <w:left w:type="dxa" w:w="100"/>
+              <w:bottom w:type="dxa" w:w="60"/>
+              <w:right w:type="dxa" w:w="100"/>
+            </w:tcMar>
+          </w:tcPr>
+          <w:p>
+            <w:pPr>
+              <w:spacing w:after="40"/>
+            </w:pPr>
+            <w:r>
+              <w:rPr>
+                <w:sz w:val="18"/>
+                <w:szCs w:val="18"/>
+              </w:rPr>
+              <w:t xml:space="preserve">☐</w:t>
+            </w:r>
+          </w:p>
+        </w:tc>
+        <w:tc>
+          <w:tcPr>
+            <w:tcW w:type="dxa" w:w="2200"/>
+            <w:tcBorders>
+              <w:top w:val="single" w:color="CFD6E1" w:sz="4"/>
+              <w:left w:val="single" w:color="CFD6E1" w:sz="4"/>
+              <w:bottom w:val="single" w:color="CFD6E1" w:sz="4"/>
+              <w:right w:val="single" w:color="CFD6E1" w:sz="4"/>
+            </w:tcBorders>
+            <w:tcMar>
+              <w:top w:type="dxa" w:w="60"/>
+              <w:left w:type="dxa" w:w="100"/>
+              <w:bottom w:type="dxa" w:w="60"/>
+              <w:right w:type="dxa" w:w="100"/>
+            </w:tcMar>
+          </w:tcPr>
+          <w:p>
+            <w:pPr>
+              <w:spacing w:after="40"/>
+            </w:pPr>
+            <w:r>
+              <w:rPr>
+                <w:sz w:val="18"/>
+                <w:szCs w:val="18"/>
+              </w:rPr>
+              <w:t xml:space="preserve">N1 Importación</w:t>
+            </w:r>
+          </w:p>
+        </w:tc>
+        <w:tc>
+          <w:tcPr>
+            <w:tcW w:type="dxa" w:w="6660"/>
+            <w:tcBorders>
+              <w:top w:val="single" w:color="CFD6E1" w:sz="4"/>
+              <w:left w:val="single" w:color="CFD6E1" w:sz="4"/>
+              <w:bottom w:val="single" w:color="CFD6E1" w:sz="4"/>
+              <w:right w:val="single" w:color="CFD6E1" w:sz="4"/>
+            </w:tcBorders>
+            <w:tcMar>
+              <w:top w:type="dxa" w:w="60"/>
+              <w:left w:type="dxa" w:w="100"/>
+              <w:bottom w:type="dxa" w:w="60"/>
+              <w:right w:type="dxa" w:w="100"/>
+            </w:tcMar>
+          </w:tcPr>
+          <w:p>
+            <w:pPr>
+              <w:spacing w:after="40"/>
+            </w:pPr>
+            <w:r>
+              <w:rPr>
+                <w:sz w:val="18"/>
+                <w:szCs w:val="18"/>
+              </w:rPr>
+              <w:t xml:space="preserve">Ida y vuelta isomorfa.</w:t>
+            </w:r>
+          </w:p>
+        </w:tc>
+      </w:tr>
+    </w:tbl>
+    <w:p>
+      <w:pPr>
+        <w:pStyle w:val="Heading1"/>
+      </w:pPr>
+      <w:r>
+        <w:t xml:space="preserve">D6. Cómo comprobar el cumplimiento después de cada cambio</w:t>
+      </w:r>
+    </w:p>
+    <w:p>
+      <w:pPr>
+        <w:pStyle w:val="ListParagraph"/>
+        <w:numPr>
+          <w:ilvl w:val="0"/>
+          <w:numId w:val="26"/>
+        </w:numPr>
+        <w:spacing w:after="60"/>
+      </w:pPr>
+      <w:r>
+        <w:rPr>
+          <w:b/>
+          <w:bCs/>
+        </w:rPr>
+        <w:t xml:space="preserve">El mapeo contra el OWL: </w:t>
+      </w:r>
+      <w:r>
+        <w:rPr>
+          <w:rFonts w:ascii="Consolas" w:cs="Consolas" w:eastAsia="Consolas" w:hAnsi="Consolas"/>
+          <w:color w:val="93437F"/>
+          <w:sz w:val="20"/>
+          <w:szCs w:val="20"/>
+        </w:rPr>
+        <w:t xml:space="preserve">pytest tests/test_ric_o.py</w:t>
+      </w:r>
+      <w:r>
+        <w:t xml:space="preserve"> (ningún nombre inventado, dominios y rangos correctos).</w:t>
+      </w:r>
+    </w:p>
+    <w:p>
+      <w:pPr>
+        <w:pStyle w:val="ListParagraph"/>
+        <w:numPr>
+          <w:ilvl w:val="0"/>
+          <w:numId w:val="26"/>
+        </w:numPr>
+        <w:spacing w:after="60"/>
+      </w:pPr>
+      <w:r>
+        <w:rPr>
+          <w:b/>
+          <w:bCs/>
+        </w:rPr>
+        <w:t xml:space="preserve">La exportación contra el OWL y el perfil SHACL: </w:t>
+      </w:r>
+      <w:r>
+        <w:rPr>
+          <w:rFonts w:ascii="Consolas" w:cs="Consolas" w:eastAsia="Consolas" w:hAnsi="Consolas"/>
+          <w:color w:val="93437F"/>
+          <w:sz w:val="20"/>
+          <w:szCs w:val="20"/>
+        </w:rPr>
+        <w:t xml:space="preserve">pytest tests/test_exportacion_rico.py tests/test_especializacion_ric.py</w:t>
+      </w:r>
+      <w:r>
+        <w:t xml:space="preserve">.</w:t>
+      </w:r>
+    </w:p>
+    <w:p>
+      <w:pPr>
+        <w:pStyle w:val="ListParagraph"/>
+        <w:numPr>
+          <w:ilvl w:val="0"/>
+          <w:numId w:val="26"/>
+        </w:numPr>
+        <w:spacing w:after="60"/>
+      </w:pPr>
+      <w:r>
+        <w:rPr>
+          <w:b/>
+          <w:bCs/>
+        </w:rPr>
+        <w:t xml:space="preserve">Toda la batería: </w:t>
+      </w:r>
+      <w:r>
+        <w:rPr>
+          <w:rFonts w:ascii="Consolas" w:cs="Consolas" w:eastAsia="Consolas" w:hAnsi="Consolas"/>
+          <w:color w:val="93437F"/>
+          <w:sz w:val="20"/>
+          <w:szCs w:val="20"/>
+        </w:rPr>
+        <w:t xml:space="preserve">pytest</w:t>
+      </w:r>
+      <w:r>
+        <w:t xml:space="preserve"> (más de 480 pruebas). Nada se sube si una falla.</w:t>
+      </w:r>
+    </w:p>
+    <w:p>
+      <w:pPr>
+        <w:pStyle w:val="ListParagraph"/>
+        <w:numPr>
+          <w:ilvl w:val="0"/>
+          <w:numId w:val="26"/>
+        </w:numPr>
+        <w:spacing w:after="60"/>
+      </w:pPr>
+      <w:r>
+        <w:rPr>
+          <w:b/>
+          <w:bCs/>
+        </w:rPr>
+        <w:t xml:space="preserve">El informe de conformidad en la aplicación: </w:t>
+      </w:r>
+      <w:r>
+        <w:t xml:space="preserve">Instrumentos → Exportar RiC-O → «Conforme», sin problemas OWL ni SHACL.</w:t>
+      </w:r>
+    </w:p>
+    <w:p>
+      <w:pPr>
+        <w:pStyle w:val="ListParagraph"/>
+        <w:numPr>
+          <w:ilvl w:val="0"/>
+          <w:numId w:val="26"/>
+        </w:numPr>
+        <w:spacing w:after="60"/>
+      </w:pPr>
+      <w:r>
+        <w:rPr>
+          <w:b/>
+          <w:bCs/>
+        </w:rPr>
+        <w:t xml:space="preserve">La cobertura: </w:t>
+      </w:r>
+      <w:r>
+        <w:t xml:space="preserve">repetir la medición del anexo y comparar con la tabla B3. La meta de la fase 1 es 42 de 42 atributos.</w:t>
       </w:r>
     </w:p>
     <w:p>
@@ -14506,6 +20526,66 @@
     </w:lvlOverride>
   </w:num>
   <w:num w:numId="16">
+    <w:abstractNumId w:val="3"/>
+    <w:lvlOverride w:ilvl="0">
+      <w:startOverride w:val="1"/>
+    </w:lvlOverride>
+  </w:num>
+  <w:num w:numId="17">
+    <w:abstractNumId w:val="3"/>
+    <w:lvlOverride w:ilvl="0">
+      <w:startOverride w:val="1"/>
+    </w:lvlOverride>
+  </w:num>
+  <w:num w:numId="18">
+    <w:abstractNumId w:val="3"/>
+    <w:lvlOverride w:ilvl="0">
+      <w:startOverride w:val="1"/>
+    </w:lvlOverride>
+  </w:num>
+  <w:num w:numId="19">
+    <w:abstractNumId w:val="3"/>
+    <w:lvlOverride w:ilvl="0">
+      <w:startOverride w:val="1"/>
+    </w:lvlOverride>
+  </w:num>
+  <w:num w:numId="20">
+    <w:abstractNumId w:val="3"/>
+    <w:lvlOverride w:ilvl="0">
+      <w:startOverride w:val="1"/>
+    </w:lvlOverride>
+  </w:num>
+  <w:num w:numId="21">
+    <w:abstractNumId w:val="3"/>
+    <w:lvlOverride w:ilvl="0">
+      <w:startOverride w:val="1"/>
+    </w:lvlOverride>
+  </w:num>
+  <w:num w:numId="22">
+    <w:abstractNumId w:val="3"/>
+    <w:lvlOverride w:ilvl="0">
+      <w:startOverride w:val="1"/>
+    </w:lvlOverride>
+  </w:num>
+  <w:num w:numId="23">
+    <w:abstractNumId w:val="3"/>
+    <w:lvlOverride w:ilvl="0">
+      <w:startOverride w:val="1"/>
+    </w:lvlOverride>
+  </w:num>
+  <w:num w:numId="24">
+    <w:abstractNumId w:val="3"/>
+    <w:lvlOverride w:ilvl="0">
+      <w:startOverride w:val="1"/>
+    </w:lvlOverride>
+  </w:num>
+  <w:num w:numId="25">
+    <w:abstractNumId w:val="3"/>
+    <w:lvlOverride w:ilvl="0">
+      <w:startOverride w:val="1"/>
+    </w:lvlOverride>
+  </w:num>
+  <w:num w:numId="26">
     <w:abstractNumId w:val="3"/>
     <w:lvlOverride w:ilvl="0">
       <w:startOverride w:val="1"/>
